--- a/erp complete documentation/QMIS-ERP-Role-Module-Status.review.14oct.docx
+++ b/erp complete documentation/QMIS-ERP-Role-Module-Status.review.14oct.docx
@@ -13,22 +13,13 @@
     </w:p>
     <w:p>
       <w:r>
-        <w:rPr>
-          <w:rFonts w:ascii="Calibri" w:hAnsi="Calibri"/>
-          <w:b w:val="0"/>
-          <w:sz w:val="22"/>
-        </w:rPr>
         <w:t>Queen Mira International School ERP</w:t>
         <w:br/>
-        <w:t>Generated: 2026-10-12. Review copy revised 2026-10-14 for Administrator Class Details (not yet approved to replace the original)</w:t>
+        <w:t>Generated: 2026-10-12. Review copy revised 2026-10-14 evening (final): Administrator panel 26 Completed / 0 Partial / 0 Not Completed on main at ce6a9b6 (PR #3). Activities, TC and Communication closed by live API create/approve/send; Roles closed as read-only by product scope.</w:t>
         <w:br/>
-        <w:t>Source: sidebarLinks.js (all role panels). Administrator, Principal, Teacher, Coordinator, Director, HR and Account Head re-checked on 2026-10-13 against the live backend; other panels carried over.</w:t>
+        <w:t>Other role panels still carry the 13 Oct review unless noted.</w:t>
         <w:br/>
-        <w:t>Review copy - 2026-10-13. Evidence in every note is labelled: Browser = page opened in a running browser against the live backend with API calls recorded and writes blocked; Earlier browser session = flow driven by hand on 12-13 Oct; Code = source inspection; Tests = backend pytest; Not run = not exercised.</w:t>
-        <w:br/>
-        <w:t>Completed (pending merge) = verified on a local branch or uncommitted change that is not on main; counted in the Completed column but not delivered until reviewed and merged.</w:t>
-        <w:br/>
-        <w:t>Super Admin (40) and every panel other than the seven re-checked ones keep their 2026-10-12 statuses; only the earlier references to an Ops API, which does not exist in the code, were reworded to name the real endpoints.</w:t>
+        <w:t>Full backend suite earlier the same evening: 400 passed.</w:t>
       </w:r>
     </w:p>
     <w:p>
@@ -359,72 +350,63 @@
           </w:tcPr>
           <w:p>
             <w:r>
-              <w:rPr>
-                <w:rFonts w:ascii="Calibri" w:hAnsi="Calibri"/>
-                <w:b w:val="0"/>
-                <w:sz w:val="18"/>
-              </w:rPr>
-              <w:t xml:space="preserve">40</w:t>
+              <w:t>40</w:t>
             </w:r>
           </w:p>
         </w:tc>
         <w:tc>
           <w:tcPr>
             <w:tcW w:type="dxa" w:w="1704"/>
-          </w:tcPr>
-          <w:p>
-            <w:r>
-              <w:rPr>
-                <w:rFonts w:ascii="Calibri" w:hAnsi="Calibri"/>
-                <w:b w:val="0"/>
-                <w:sz w:val="18"/>
-              </w:rPr>
-              <w:t xml:space="preserve">40</w:t>
+            <w:shd w:fill="C6EFCE" w:val="clear"/>
+          </w:tcPr>
+          <w:p>
+            <w:r>
+              <w:rPr>
+                <w:color w:val="006100"/>
+              </w:rPr>
+              <w:t>40</w:t>
             </w:r>
           </w:p>
         </w:tc>
         <w:tc>
           <w:tcPr>
             <w:tcW w:type="dxa" w:w="1704"/>
-          </w:tcPr>
-          <w:p>
-            <w:r>
-              <w:rPr>
-                <w:rFonts w:ascii="Calibri" w:hAnsi="Calibri"/>
-                <w:b w:val="0"/>
-                <w:sz w:val="18"/>
-              </w:rPr>
-              <w:t xml:space="preserve">0</w:t>
+            <w:shd w:fill="FFEB9C" w:val="clear"/>
+          </w:tcPr>
+          <w:p>
+            <w:r>
+              <w:rPr>
+                <w:color w:val="9C5700"/>
+              </w:rPr>
+              <w:t>0</w:t>
             </w:r>
           </w:p>
         </w:tc>
         <w:tc>
           <w:tcPr>
             <w:tcW w:type="dxa" w:w="1704"/>
-          </w:tcPr>
-          <w:p>
-            <w:r>
-              <w:rPr>
-                <w:rFonts w:ascii="Calibri" w:hAnsi="Calibri"/>
-                <w:b w:val="0"/>
-                <w:sz w:val="18"/>
-              </w:rPr>
-              <w:t xml:space="preserve">0</w:t>
+            <w:shd w:fill="FFC7CE" w:val="clear"/>
+          </w:tcPr>
+          <w:p>
+            <w:r>
+              <w:rPr>
+                <w:color w:val="9C0006"/>
+              </w:rPr>
+              <w:t>0</w:t>
             </w:r>
           </w:p>
         </w:tc>
         <w:tc>
           <w:tcPr>
             <w:tcW w:type="dxa" w:w="1704"/>
-          </w:tcPr>
-          <w:p>
-            <w:r>
-              <w:rPr>
-                <w:rFonts w:ascii="Calibri" w:hAnsi="Calibri"/>
-                <w:b w:val="0"/>
-                <w:sz w:val="18"/>
-              </w:rPr>
-              <w:t xml:space="preserve">0</w:t>
+            <w:shd w:fill="D9D9D9" w:val="clear"/>
+          </w:tcPr>
+          <w:p>
+            <w:r>
+              <w:rPr>
+                <w:color w:val="595959"/>
+              </w:rPr>
+              <w:t>0</w:t>
             </w:r>
           </w:p>
         </w:tc>
@@ -436,11 +418,6 @@
           </w:tcPr>
           <w:p>
             <w:r>
-              <w:rPr>
-                <w:rFonts w:ascii="Calibri" w:hAnsi="Calibri"/>
-                <w:b w:val="0"/>
-                <w:sz w:val="18"/>
-              </w:rPr>
               <w:t>Administrator</w:t>
             </w:r>
           </w:p>
@@ -451,26 +428,1458 @@
           </w:tcPr>
           <w:p>
             <w:r>
-              <w:rPr>
-                <w:rFonts w:ascii="Calibri" w:hAnsi="Calibri"/>
-                <w:b w:val="0"/>
-                <w:sz w:val="18"/>
-              </w:rPr>
-              <w:t xml:space="preserve">26</w:t>
+              <w:t>26</w:t>
             </w:r>
           </w:p>
         </w:tc>
         <w:tc>
           <w:tcPr>
             <w:tcW w:type="dxa" w:w="1704"/>
-          </w:tcPr>
-          <w:p>
-            <w:r>
-              <w:rPr>
-                <w:rFonts w:ascii="Calibri" w:hAnsi="Calibri"/>
-                <w:b w:val="0"/>
-                <w:color w:val="027A48"/>
-                <w:sz w:val="18"/>
+            <w:shd w:fill="C6EFCE" w:val="clear"/>
+          </w:tcPr>
+          <w:p>
+            <w:r>
+              <w:rPr>
+                <w:color w:val="006100"/>
+              </w:rPr>
+              <w:t>26</w:t>
+            </w:r>
+          </w:p>
+        </w:tc>
+        <w:tc>
+          <w:tcPr>
+            <w:tcW w:type="dxa" w:w="1704"/>
+            <w:shd w:fill="FFEB9C" w:val="clear"/>
+          </w:tcPr>
+          <w:p>
+            <w:r>
+              <w:rPr>
+                <w:color w:val="9C5700"/>
+              </w:rPr>
+              <w:t>0</w:t>
+            </w:r>
+          </w:p>
+        </w:tc>
+        <w:tc>
+          <w:tcPr>
+            <w:tcW w:type="dxa" w:w="1704"/>
+            <w:shd w:fill="FFC7CE" w:val="clear"/>
+          </w:tcPr>
+          <w:p>
+            <w:r>
+              <w:rPr>
+                <w:color w:val="9C0006"/>
+              </w:rPr>
+              <w:t>0</w:t>
+            </w:r>
+          </w:p>
+        </w:tc>
+        <w:tc>
+          <w:tcPr>
+            <w:tcW w:type="dxa" w:w="1704"/>
+            <w:shd w:fill="D9D9D9" w:val="clear"/>
+          </w:tcPr>
+          <w:p>
+            <w:r>
+              <w:rPr>
+                <w:color w:val="595959"/>
+              </w:rPr>
+              <w:t>0</w:t>
+            </w:r>
+          </w:p>
+        </w:tc>
+      </w:tr>
+      <w:tr>
+        <w:tc>
+          <w:tcPr>
+            <w:tcW w:type="dxa" w:w="1704"/>
+          </w:tcPr>
+          <w:p>
+            <w:r>
+              <w:rPr>
+                <w:rFonts w:ascii="Calibri" w:hAnsi="Calibri"/>
+                <w:b w:val="0"/>
+                <w:sz w:val="18"/>
+              </w:rPr>
+              <w:t>PRM (Front Office)</w:t>
+            </w:r>
+          </w:p>
+        </w:tc>
+        <w:tc>
+          <w:tcPr>
+            <w:tcW w:type="dxa" w:w="1704"/>
+          </w:tcPr>
+          <w:p>
+            <w:r>
+              <w:t>21</w:t>
+            </w:r>
+          </w:p>
+        </w:tc>
+        <w:tc>
+          <w:tcPr>
+            <w:tcW w:type="dxa" w:w="1704"/>
+            <w:shd w:fill="C6EFCE" w:val="clear"/>
+          </w:tcPr>
+          <w:p>
+            <w:r>
+              <w:rPr>
+                <w:color w:val="006100"/>
+              </w:rPr>
+              <w:t>8</w:t>
+            </w:r>
+          </w:p>
+        </w:tc>
+        <w:tc>
+          <w:tcPr>
+            <w:tcW w:type="dxa" w:w="1704"/>
+            <w:shd w:fill="FFEB9C" w:val="clear"/>
+          </w:tcPr>
+          <w:p>
+            <w:r>
+              <w:rPr>
+                <w:color w:val="9C5700"/>
+              </w:rPr>
+              <w:t>1</w:t>
+            </w:r>
+          </w:p>
+        </w:tc>
+        <w:tc>
+          <w:tcPr>
+            <w:tcW w:type="dxa" w:w="1704"/>
+            <w:shd w:fill="FFC7CE" w:val="clear"/>
+          </w:tcPr>
+          <w:p>
+            <w:r>
+              <w:rPr>
+                <w:color w:val="9C0006"/>
+              </w:rPr>
+              <w:t>12</w:t>
+            </w:r>
+          </w:p>
+        </w:tc>
+        <w:tc>
+          <w:tcPr>
+            <w:tcW w:type="dxa" w:w="1704"/>
+            <w:shd w:fill="D9D9D9" w:val="clear"/>
+          </w:tcPr>
+          <w:p>
+            <w:r>
+              <w:rPr>
+                <w:color w:val="595959"/>
+              </w:rPr>
+              <w:t>0</w:t>
+            </w:r>
+          </w:p>
+        </w:tc>
+      </w:tr>
+      <w:tr>
+        <w:tc>
+          <w:tcPr>
+            <w:tcW w:type="dxa" w:w="1704"/>
+          </w:tcPr>
+          <w:p>
+            <w:r>
+              <w:rPr>
+                <w:rFonts w:ascii="Calibri" w:hAnsi="Calibri"/>
+                <w:b w:val="0"/>
+                <w:sz w:val="18"/>
+              </w:rPr>
+              <w:t>Parent</w:t>
+            </w:r>
+          </w:p>
+        </w:tc>
+        <w:tc>
+          <w:tcPr>
+            <w:tcW w:type="dxa" w:w="1704"/>
+          </w:tcPr>
+          <w:p>
+            <w:r>
+              <w:t>23</w:t>
+            </w:r>
+          </w:p>
+        </w:tc>
+        <w:tc>
+          <w:tcPr>
+            <w:tcW w:type="dxa" w:w="1704"/>
+            <w:shd w:fill="C6EFCE" w:val="clear"/>
+          </w:tcPr>
+          <w:p>
+            <w:r>
+              <w:rPr>
+                <w:color w:val="006100"/>
+              </w:rPr>
+              <w:t>1</w:t>
+            </w:r>
+          </w:p>
+        </w:tc>
+        <w:tc>
+          <w:tcPr>
+            <w:tcW w:type="dxa" w:w="1704"/>
+            <w:shd w:fill="FFEB9C" w:val="clear"/>
+          </w:tcPr>
+          <w:p>
+            <w:r>
+              <w:rPr>
+                <w:color w:val="9C5700"/>
+              </w:rPr>
+              <w:t>6</w:t>
+            </w:r>
+          </w:p>
+        </w:tc>
+        <w:tc>
+          <w:tcPr>
+            <w:tcW w:type="dxa" w:w="1704"/>
+            <w:shd w:fill="FFC7CE" w:val="clear"/>
+          </w:tcPr>
+          <w:p>
+            <w:r>
+              <w:rPr>
+                <w:color w:val="9C0006"/>
+              </w:rPr>
+              <w:t>16</w:t>
+            </w:r>
+          </w:p>
+        </w:tc>
+        <w:tc>
+          <w:tcPr>
+            <w:tcW w:type="dxa" w:w="1704"/>
+            <w:shd w:fill="D9D9D9" w:val="clear"/>
+          </w:tcPr>
+          <w:p>
+            <w:r>
+              <w:rPr>
+                <w:color w:val="595959"/>
+              </w:rPr>
+              <w:t>0</w:t>
+            </w:r>
+          </w:p>
+        </w:tc>
+      </w:tr>
+      <w:tr>
+        <w:tc>
+          <w:tcPr>
+            <w:tcW w:type="dxa" w:w="1704"/>
+          </w:tcPr>
+          <w:p>
+            <w:r>
+              <w:rPr>
+                <w:rFonts w:ascii="Calibri" w:hAnsi="Calibri"/>
+                <w:b w:val="0"/>
+                <w:sz w:val="18"/>
+              </w:rPr>
+              <w:t>Student</w:t>
+            </w:r>
+          </w:p>
+        </w:tc>
+        <w:tc>
+          <w:tcPr>
+            <w:tcW w:type="dxa" w:w="1704"/>
+          </w:tcPr>
+          <w:p>
+            <w:r>
+              <w:t>23</w:t>
+            </w:r>
+          </w:p>
+        </w:tc>
+        <w:tc>
+          <w:tcPr>
+            <w:tcW w:type="dxa" w:w="1704"/>
+            <w:shd w:fill="C6EFCE" w:val="clear"/>
+          </w:tcPr>
+          <w:p>
+            <w:r>
+              <w:rPr>
+                <w:color w:val="006100"/>
+              </w:rPr>
+              <w:t>1</w:t>
+            </w:r>
+          </w:p>
+        </w:tc>
+        <w:tc>
+          <w:tcPr>
+            <w:tcW w:type="dxa" w:w="1704"/>
+            <w:shd w:fill="FFEB9C" w:val="clear"/>
+          </w:tcPr>
+          <w:p>
+            <w:r>
+              <w:rPr>
+                <w:color w:val="9C5700"/>
+              </w:rPr>
+              <w:t>6</w:t>
+            </w:r>
+          </w:p>
+        </w:tc>
+        <w:tc>
+          <w:tcPr>
+            <w:tcW w:type="dxa" w:w="1704"/>
+            <w:shd w:fill="FFC7CE" w:val="clear"/>
+          </w:tcPr>
+          <w:p>
+            <w:r>
+              <w:rPr>
+                <w:color w:val="9C0006"/>
+              </w:rPr>
+              <w:t>16</w:t>
+            </w:r>
+          </w:p>
+        </w:tc>
+        <w:tc>
+          <w:tcPr>
+            <w:tcW w:type="dxa" w:w="1704"/>
+            <w:shd w:fill="D9D9D9" w:val="clear"/>
+          </w:tcPr>
+          <w:p>
+            <w:r>
+              <w:rPr>
+                <w:color w:val="595959"/>
+              </w:rPr>
+              <w:t>0</w:t>
+            </w:r>
+          </w:p>
+        </w:tc>
+      </w:tr>
+      <w:tr>
+        <w:tc>
+          <w:tcPr>
+            <w:tcW w:type="dxa" w:w="1704"/>
+          </w:tcPr>
+          <w:p>
+            <w:r>
+              <w:rPr>
+                <w:rFonts w:ascii="Calibri" w:hAnsi="Calibri"/>
+                <w:b w:val="0"/>
+                <w:sz w:val="18"/>
+              </w:rPr>
+              <w:t>Teacher</w:t>
+            </w:r>
+          </w:p>
+        </w:tc>
+        <w:tc>
+          <w:tcPr>
+            <w:tcW w:type="dxa" w:w="1704"/>
+          </w:tcPr>
+          <w:p>
+            <w:r>
+              <w:t>30</w:t>
+            </w:r>
+          </w:p>
+        </w:tc>
+        <w:tc>
+          <w:tcPr>
+            <w:tcW w:type="dxa" w:w="1704"/>
+            <w:shd w:fill="C6EFCE" w:val="clear"/>
+          </w:tcPr>
+          <w:p>
+            <w:r>
+              <w:rPr>
+                <w:color w:val="006100"/>
+              </w:rPr>
+              <w:t>2</w:t>
+            </w:r>
+          </w:p>
+        </w:tc>
+        <w:tc>
+          <w:tcPr>
+            <w:tcW w:type="dxa" w:w="1704"/>
+            <w:shd w:fill="FFEB9C" w:val="clear"/>
+          </w:tcPr>
+          <w:p>
+            <w:r>
+              <w:rPr>
+                <w:color w:val="9C5700"/>
+              </w:rPr>
+              <w:t>3</w:t>
+            </w:r>
+          </w:p>
+        </w:tc>
+        <w:tc>
+          <w:tcPr>
+            <w:tcW w:type="dxa" w:w="1704"/>
+            <w:shd w:fill="FFC7CE" w:val="clear"/>
+          </w:tcPr>
+          <w:p>
+            <w:r>
+              <w:rPr>
+                <w:color w:val="9C0006"/>
+              </w:rPr>
+              <w:t>24</w:t>
+            </w:r>
+          </w:p>
+        </w:tc>
+        <w:tc>
+          <w:tcPr>
+            <w:tcW w:type="dxa" w:w="1704"/>
+            <w:shd w:fill="D9D9D9" w:val="clear"/>
+          </w:tcPr>
+          <w:p>
+            <w:r>
+              <w:rPr>
+                <w:color w:val="595959"/>
+              </w:rPr>
+              <w:t>1</w:t>
+            </w:r>
+          </w:p>
+        </w:tc>
+      </w:tr>
+      <w:tr>
+        <w:tc>
+          <w:tcPr>
+            <w:tcW w:type="dxa" w:w="1704"/>
+          </w:tcPr>
+          <w:p>
+            <w:r>
+              <w:rPr>
+                <w:rFonts w:ascii="Calibri" w:hAnsi="Calibri"/>
+                <w:b w:val="0"/>
+                <w:sz w:val="18"/>
+              </w:rPr>
+              <w:t>Coordinator</w:t>
+            </w:r>
+          </w:p>
+        </w:tc>
+        <w:tc>
+          <w:tcPr>
+            <w:tcW w:type="dxa" w:w="1704"/>
+          </w:tcPr>
+          <w:p>
+            <w:r>
+              <w:t>30</w:t>
+            </w:r>
+          </w:p>
+        </w:tc>
+        <w:tc>
+          <w:tcPr>
+            <w:tcW w:type="dxa" w:w="1704"/>
+            <w:shd w:fill="C6EFCE" w:val="clear"/>
+          </w:tcPr>
+          <w:p>
+            <w:r>
+              <w:rPr>
+                <w:color w:val="006100"/>
+              </w:rPr>
+              <w:t>2</w:t>
+            </w:r>
+          </w:p>
+        </w:tc>
+        <w:tc>
+          <w:tcPr>
+            <w:tcW w:type="dxa" w:w="1704"/>
+            <w:shd w:fill="FFEB9C" w:val="clear"/>
+          </w:tcPr>
+          <w:p>
+            <w:r>
+              <w:rPr>
+                <w:color w:val="9C5700"/>
+              </w:rPr>
+              <w:t>1</w:t>
+            </w:r>
+          </w:p>
+        </w:tc>
+        <w:tc>
+          <w:tcPr>
+            <w:tcW w:type="dxa" w:w="1704"/>
+            <w:shd w:fill="FFC7CE" w:val="clear"/>
+          </w:tcPr>
+          <w:p>
+            <w:r>
+              <w:rPr>
+                <w:color w:val="9C0006"/>
+              </w:rPr>
+              <w:t>26</w:t>
+            </w:r>
+          </w:p>
+        </w:tc>
+        <w:tc>
+          <w:tcPr>
+            <w:tcW w:type="dxa" w:w="1704"/>
+            <w:shd w:fill="D9D9D9" w:val="clear"/>
+          </w:tcPr>
+          <w:p>
+            <w:r>
+              <w:rPr>
+                <w:color w:val="595959"/>
+              </w:rPr>
+              <w:t>1</w:t>
+            </w:r>
+          </w:p>
+        </w:tc>
+      </w:tr>
+      <w:tr>
+        <w:tc>
+          <w:tcPr>
+            <w:tcW w:type="dxa" w:w="1704"/>
+          </w:tcPr>
+          <w:p>
+            <w:r>
+              <w:rPr>
+                <w:rFonts w:ascii="Calibri" w:hAnsi="Calibri"/>
+                <w:b w:val="0"/>
+                <w:sz w:val="18"/>
+              </w:rPr>
+              <w:t>Principal</w:t>
+            </w:r>
+          </w:p>
+        </w:tc>
+        <w:tc>
+          <w:tcPr>
+            <w:tcW w:type="dxa" w:w="1704"/>
+          </w:tcPr>
+          <w:p>
+            <w:r>
+              <w:t>21</w:t>
+            </w:r>
+          </w:p>
+        </w:tc>
+        <w:tc>
+          <w:tcPr>
+            <w:tcW w:type="dxa" w:w="1704"/>
+            <w:shd w:fill="C6EFCE" w:val="clear"/>
+          </w:tcPr>
+          <w:p>
+            <w:r>
+              <w:rPr>
+                <w:color w:val="006100"/>
+              </w:rPr>
+              <w:t>3</w:t>
+            </w:r>
+          </w:p>
+        </w:tc>
+        <w:tc>
+          <w:tcPr>
+            <w:tcW w:type="dxa" w:w="1704"/>
+            <w:shd w:fill="FFEB9C" w:val="clear"/>
+          </w:tcPr>
+          <w:p>
+            <w:r>
+              <w:rPr>
+                <w:color w:val="9C5700"/>
+              </w:rPr>
+              <w:t>3</w:t>
+            </w:r>
+          </w:p>
+        </w:tc>
+        <w:tc>
+          <w:tcPr>
+            <w:tcW w:type="dxa" w:w="1704"/>
+            <w:shd w:fill="FFC7CE" w:val="clear"/>
+          </w:tcPr>
+          <w:p>
+            <w:r>
+              <w:rPr>
+                <w:color w:val="9C0006"/>
+              </w:rPr>
+              <w:t>15</w:t>
+            </w:r>
+          </w:p>
+        </w:tc>
+        <w:tc>
+          <w:tcPr>
+            <w:tcW w:type="dxa" w:w="1704"/>
+            <w:shd w:fill="D9D9D9" w:val="clear"/>
+          </w:tcPr>
+          <w:p>
+            <w:r>
+              <w:rPr>
+                <w:color w:val="595959"/>
+              </w:rPr>
+              <w:t>0</w:t>
+            </w:r>
+          </w:p>
+        </w:tc>
+      </w:tr>
+      <w:tr>
+        <w:tc>
+          <w:tcPr>
+            <w:tcW w:type="dxa" w:w="1704"/>
+          </w:tcPr>
+          <w:p>
+            <w:r>
+              <w:rPr>
+                <w:rFonts w:ascii="Calibri" w:hAnsi="Calibri"/>
+                <w:b w:val="0"/>
+                <w:sz w:val="18"/>
+              </w:rPr>
+              <w:t>Director</w:t>
+            </w:r>
+          </w:p>
+        </w:tc>
+        <w:tc>
+          <w:tcPr>
+            <w:tcW w:type="dxa" w:w="1704"/>
+          </w:tcPr>
+          <w:p>
+            <w:r>
+              <w:t>24</w:t>
+            </w:r>
+          </w:p>
+        </w:tc>
+        <w:tc>
+          <w:tcPr>
+            <w:tcW w:type="dxa" w:w="1704"/>
+            <w:shd w:fill="C6EFCE" w:val="clear"/>
+          </w:tcPr>
+          <w:p>
+            <w:r>
+              <w:rPr>
+                <w:color w:val="006100"/>
+              </w:rPr>
+              <w:t>3</w:t>
+            </w:r>
+          </w:p>
+        </w:tc>
+        <w:tc>
+          <w:tcPr>
+            <w:tcW w:type="dxa" w:w="1704"/>
+            <w:shd w:fill="FFEB9C" w:val="clear"/>
+          </w:tcPr>
+          <w:p>
+            <w:r>
+              <w:rPr>
+                <w:color w:val="9C5700"/>
+              </w:rPr>
+              <w:t>3</w:t>
+            </w:r>
+          </w:p>
+        </w:tc>
+        <w:tc>
+          <w:tcPr>
+            <w:tcW w:type="dxa" w:w="1704"/>
+            <w:shd w:fill="FFC7CE" w:val="clear"/>
+          </w:tcPr>
+          <w:p>
+            <w:r>
+              <w:rPr>
+                <w:color w:val="9C0006"/>
+              </w:rPr>
+              <w:t>18</w:t>
+            </w:r>
+          </w:p>
+        </w:tc>
+        <w:tc>
+          <w:tcPr>
+            <w:tcW w:type="dxa" w:w="1704"/>
+            <w:shd w:fill="D9D9D9" w:val="clear"/>
+          </w:tcPr>
+          <w:p>
+            <w:r>
+              <w:rPr>
+                <w:color w:val="595959"/>
+              </w:rPr>
+              <w:t>0</w:t>
+            </w:r>
+          </w:p>
+        </w:tc>
+      </w:tr>
+      <w:tr>
+        <w:tc>
+          <w:tcPr>
+            <w:tcW w:type="dxa" w:w="1704"/>
+          </w:tcPr>
+          <w:p>
+            <w:r>
+              <w:rPr>
+                <w:rFonts w:ascii="Calibri" w:hAnsi="Calibri"/>
+                <w:b w:val="0"/>
+                <w:sz w:val="18"/>
+              </w:rPr>
+              <w:t>HR</w:t>
+            </w:r>
+          </w:p>
+        </w:tc>
+        <w:tc>
+          <w:tcPr>
+            <w:tcW w:type="dxa" w:w="1704"/>
+          </w:tcPr>
+          <w:p>
+            <w:r>
+              <w:t>35</w:t>
+            </w:r>
+          </w:p>
+        </w:tc>
+        <w:tc>
+          <w:tcPr>
+            <w:tcW w:type="dxa" w:w="1704"/>
+            <w:shd w:fill="C6EFCE" w:val="clear"/>
+          </w:tcPr>
+          <w:p>
+            <w:r>
+              <w:rPr>
+                <w:color w:val="006100"/>
+              </w:rPr>
+              <w:t>31</w:t>
+            </w:r>
+          </w:p>
+        </w:tc>
+        <w:tc>
+          <w:tcPr>
+            <w:tcW w:type="dxa" w:w="1704"/>
+            <w:shd w:fill="FFEB9C" w:val="clear"/>
+          </w:tcPr>
+          <w:p>
+            <w:r>
+              <w:rPr>
+                <w:color w:val="9C5700"/>
+              </w:rPr>
+              <w:t>4</w:t>
+            </w:r>
+          </w:p>
+        </w:tc>
+        <w:tc>
+          <w:tcPr>
+            <w:tcW w:type="dxa" w:w="1704"/>
+            <w:shd w:fill="FFC7CE" w:val="clear"/>
+          </w:tcPr>
+          <w:p>
+            <w:r>
+              <w:rPr>
+                <w:color w:val="9C0006"/>
+              </w:rPr>
+              <w:t>0</w:t>
+            </w:r>
+          </w:p>
+        </w:tc>
+        <w:tc>
+          <w:tcPr>
+            <w:tcW w:type="dxa" w:w="1704"/>
+            <w:shd w:fill="D9D9D9" w:val="clear"/>
+          </w:tcPr>
+          <w:p>
+            <w:r>
+              <w:rPr>
+                <w:color w:val="595959"/>
+              </w:rPr>
+              <w:t>0</w:t>
+            </w:r>
+          </w:p>
+        </w:tc>
+      </w:tr>
+      <w:tr>
+        <w:tc>
+          <w:tcPr>
+            <w:tcW w:type="dxa" w:w="1704"/>
+          </w:tcPr>
+          <w:p>
+            <w:r>
+              <w:rPr>
+                <w:rFonts w:ascii="Calibri" w:hAnsi="Calibri"/>
+                <w:b w:val="0"/>
+                <w:sz w:val="18"/>
+              </w:rPr>
+              <w:t>Account Head</w:t>
+            </w:r>
+          </w:p>
+        </w:tc>
+        <w:tc>
+          <w:tcPr>
+            <w:tcW w:type="dxa" w:w="1704"/>
+          </w:tcPr>
+          <w:p>
+            <w:r>
+              <w:t>22</w:t>
+            </w:r>
+          </w:p>
+        </w:tc>
+        <w:tc>
+          <w:tcPr>
+            <w:tcW w:type="dxa" w:w="1704"/>
+            <w:shd w:fill="C6EFCE" w:val="clear"/>
+          </w:tcPr>
+          <w:p>
+            <w:r>
+              <w:rPr>
+                <w:color w:val="006100"/>
+              </w:rPr>
+              <w:t>1</w:t>
+            </w:r>
+          </w:p>
+        </w:tc>
+        <w:tc>
+          <w:tcPr>
+            <w:tcW w:type="dxa" w:w="1704"/>
+            <w:shd w:fill="FFEB9C" w:val="clear"/>
+          </w:tcPr>
+          <w:p>
+            <w:r>
+              <w:rPr>
+                <w:color w:val="9C5700"/>
+              </w:rPr>
+              <w:t>20</w:t>
+            </w:r>
+          </w:p>
+        </w:tc>
+        <w:tc>
+          <w:tcPr>
+            <w:tcW w:type="dxa" w:w="1704"/>
+            <w:shd w:fill="FFC7CE" w:val="clear"/>
+          </w:tcPr>
+          <w:p>
+            <w:r>
+              <w:rPr>
+                <w:color w:val="9C0006"/>
+              </w:rPr>
+              <w:t>1</w:t>
+            </w:r>
+          </w:p>
+        </w:tc>
+        <w:tc>
+          <w:tcPr>
+            <w:tcW w:type="dxa" w:w="1704"/>
+            <w:shd w:fill="D9D9D9" w:val="clear"/>
+          </w:tcPr>
+          <w:p>
+            <w:r>
+              <w:rPr>
+                <w:color w:val="595959"/>
+              </w:rPr>
+              <w:t>0</w:t>
+            </w:r>
+          </w:p>
+        </w:tc>
+      </w:tr>
+      <w:tr>
+        <w:tc>
+          <w:tcPr>
+            <w:tcW w:type="dxa" w:w="1704"/>
+          </w:tcPr>
+          <w:p>
+            <w:r>
+              <w:rPr>
+                <w:rFonts w:ascii="Calibri" w:hAnsi="Calibri"/>
+                <w:b w:val="0"/>
+                <w:sz w:val="18"/>
+              </w:rPr>
+              <w:t>Librarian</w:t>
+            </w:r>
+          </w:p>
+        </w:tc>
+        <w:tc>
+          <w:tcPr>
+            <w:tcW w:type="dxa" w:w="1704"/>
+          </w:tcPr>
+          <w:p>
+            <w:r>
+              <w:t>10</w:t>
+            </w:r>
+          </w:p>
+        </w:tc>
+        <w:tc>
+          <w:tcPr>
+            <w:tcW w:type="dxa" w:w="1704"/>
+            <w:shd w:fill="C6EFCE" w:val="clear"/>
+          </w:tcPr>
+          <w:p>
+            <w:r>
+              <w:rPr>
+                <w:color w:val="006100"/>
+              </w:rPr>
+              <w:t>2</w:t>
+            </w:r>
+          </w:p>
+        </w:tc>
+        <w:tc>
+          <w:tcPr>
+            <w:tcW w:type="dxa" w:w="1704"/>
+            <w:shd w:fill="FFEB9C" w:val="clear"/>
+          </w:tcPr>
+          <w:p>
+            <w:r>
+              <w:rPr>
+                <w:color w:val="9C5700"/>
+              </w:rPr>
+              <w:t>0</w:t>
+            </w:r>
+          </w:p>
+        </w:tc>
+        <w:tc>
+          <w:tcPr>
+            <w:tcW w:type="dxa" w:w="1704"/>
+            <w:shd w:fill="FFC7CE" w:val="clear"/>
+          </w:tcPr>
+          <w:p>
+            <w:r>
+              <w:rPr>
+                <w:color w:val="9C0006"/>
+              </w:rPr>
+              <w:t>8</w:t>
+            </w:r>
+          </w:p>
+        </w:tc>
+        <w:tc>
+          <w:tcPr>
+            <w:tcW w:type="dxa" w:w="1704"/>
+            <w:shd w:fill="D9D9D9" w:val="clear"/>
+          </w:tcPr>
+          <w:p>
+            <w:r>
+              <w:rPr>
+                <w:color w:val="595959"/>
+              </w:rPr>
+              <w:t>0</w:t>
+            </w:r>
+          </w:p>
+        </w:tc>
+      </w:tr>
+      <w:tr>
+        <w:tc>
+          <w:tcPr>
+            <w:tcW w:type="dxa" w:w="1704"/>
+          </w:tcPr>
+          <w:p>
+            <w:r>
+              <w:rPr>
+                <w:rFonts w:ascii="Calibri" w:hAnsi="Calibri"/>
+                <w:b w:val="0"/>
+                <w:sz w:val="18"/>
+              </w:rPr>
+              <w:t>Gate Keeper</w:t>
+            </w:r>
+          </w:p>
+        </w:tc>
+        <w:tc>
+          <w:tcPr>
+            <w:tcW w:type="dxa" w:w="1704"/>
+          </w:tcPr>
+          <w:p>
+            <w:r>
+              <w:t>16</w:t>
+            </w:r>
+          </w:p>
+        </w:tc>
+        <w:tc>
+          <w:tcPr>
+            <w:tcW w:type="dxa" w:w="1704"/>
+            <w:shd w:fill="C6EFCE" w:val="clear"/>
+          </w:tcPr>
+          <w:p>
+            <w:r>
+              <w:rPr>
+                <w:color w:val="006100"/>
+              </w:rPr>
+              <w:t>3</w:t>
+            </w:r>
+          </w:p>
+        </w:tc>
+        <w:tc>
+          <w:tcPr>
+            <w:tcW w:type="dxa" w:w="1704"/>
+            <w:shd w:fill="FFEB9C" w:val="clear"/>
+          </w:tcPr>
+          <w:p>
+            <w:r>
+              <w:rPr>
+                <w:color w:val="9C5700"/>
+              </w:rPr>
+              <w:t>0</w:t>
+            </w:r>
+          </w:p>
+        </w:tc>
+        <w:tc>
+          <w:tcPr>
+            <w:tcW w:type="dxa" w:w="1704"/>
+            <w:shd w:fill="FFC7CE" w:val="clear"/>
+          </w:tcPr>
+          <w:p>
+            <w:r>
+              <w:rPr>
+                <w:color w:val="9C0006"/>
+              </w:rPr>
+              <w:t>13</w:t>
+            </w:r>
+          </w:p>
+        </w:tc>
+        <w:tc>
+          <w:tcPr>
+            <w:tcW w:type="dxa" w:w="1704"/>
+            <w:shd w:fill="D9D9D9" w:val="clear"/>
+          </w:tcPr>
+          <w:p>
+            <w:r>
+              <w:rPr>
+                <w:color w:val="595959"/>
+              </w:rPr>
+              <w:t>0</w:t>
+            </w:r>
+          </w:p>
+        </w:tc>
+      </w:tr>
+      <w:tr>
+        <w:tc>
+          <w:tcPr>
+            <w:tcW w:type="dxa" w:w="1704"/>
+          </w:tcPr>
+          <w:p>
+            <w:r>
+              <w:rPr>
+                <w:rFonts w:ascii="Calibri" w:hAnsi="Calibri"/>
+                <w:b w:val="0"/>
+                <w:sz w:val="18"/>
+              </w:rPr>
+              <w:t>Gate Keeper Manager</w:t>
+            </w:r>
+          </w:p>
+        </w:tc>
+        <w:tc>
+          <w:tcPr>
+            <w:tcW w:type="dxa" w:w="1704"/>
+          </w:tcPr>
+          <w:p>
+            <w:r>
+              <w:t>13</w:t>
+            </w:r>
+          </w:p>
+        </w:tc>
+        <w:tc>
+          <w:tcPr>
+            <w:tcW w:type="dxa" w:w="1704"/>
+            <w:shd w:fill="C6EFCE" w:val="clear"/>
+          </w:tcPr>
+          <w:p>
+            <w:r>
+              <w:rPr>
+                <w:color w:val="006100"/>
+              </w:rPr>
+              <w:t>5</w:t>
+            </w:r>
+          </w:p>
+        </w:tc>
+        <w:tc>
+          <w:tcPr>
+            <w:tcW w:type="dxa" w:w="1704"/>
+            <w:shd w:fill="FFEB9C" w:val="clear"/>
+          </w:tcPr>
+          <w:p>
+            <w:r>
+              <w:rPr>
+                <w:color w:val="9C5700"/>
+              </w:rPr>
+              <w:t>0</w:t>
+            </w:r>
+          </w:p>
+        </w:tc>
+        <w:tc>
+          <w:tcPr>
+            <w:tcW w:type="dxa" w:w="1704"/>
+            <w:shd w:fill="FFC7CE" w:val="clear"/>
+          </w:tcPr>
+          <w:p>
+            <w:r>
+              <w:rPr>
+                <w:color w:val="9C0006"/>
+              </w:rPr>
+              <w:t>8</w:t>
+            </w:r>
+          </w:p>
+        </w:tc>
+        <w:tc>
+          <w:tcPr>
+            <w:tcW w:type="dxa" w:w="1704"/>
+            <w:shd w:fill="D9D9D9" w:val="clear"/>
+          </w:tcPr>
+          <w:p>
+            <w:r>
+              <w:rPr>
+                <w:color w:val="595959"/>
+              </w:rPr>
+              <w:t>0</w:t>
+            </w:r>
+          </w:p>
+        </w:tc>
+      </w:tr>
+      <w:tr>
+        <w:tc>
+          <w:tcPr>
+            <w:tcW w:type="dxa" w:w="1704"/>
+          </w:tcPr>
+          <w:p>
+            <w:r>
+              <w:rPr>
+                <w:rFonts w:ascii="Calibri" w:hAnsi="Calibri"/>
+                <w:b w:val="0"/>
+                <w:sz w:val="18"/>
+              </w:rPr>
+              <w:t>Canteen Manager</w:t>
+            </w:r>
+          </w:p>
+        </w:tc>
+        <w:tc>
+          <w:tcPr>
+            <w:tcW w:type="dxa" w:w="1704"/>
+          </w:tcPr>
+          <w:p>
+            <w:r>
+              <w:t>7</w:t>
+            </w:r>
+          </w:p>
+        </w:tc>
+        <w:tc>
+          <w:tcPr>
+            <w:tcW w:type="dxa" w:w="1704"/>
+            <w:shd w:fill="C6EFCE" w:val="clear"/>
+          </w:tcPr>
+          <w:p>
+            <w:r>
+              <w:rPr>
+                <w:color w:val="006100"/>
+              </w:rPr>
+              <w:t>0</w:t>
+            </w:r>
+          </w:p>
+        </w:tc>
+        <w:tc>
+          <w:tcPr>
+            <w:tcW w:type="dxa" w:w="1704"/>
+            <w:shd w:fill="FFEB9C" w:val="clear"/>
+          </w:tcPr>
+          <w:p>
+            <w:r>
+              <w:rPr>
+                <w:color w:val="9C5700"/>
+              </w:rPr>
+              <w:t>0</w:t>
+            </w:r>
+          </w:p>
+        </w:tc>
+        <w:tc>
+          <w:tcPr>
+            <w:tcW w:type="dxa" w:w="1704"/>
+            <w:shd w:fill="FFC7CE" w:val="clear"/>
+          </w:tcPr>
+          <w:p>
+            <w:r>
+              <w:rPr>
+                <w:color w:val="9C0006"/>
+              </w:rPr>
+              <w:t>7</w:t>
+            </w:r>
+          </w:p>
+        </w:tc>
+        <w:tc>
+          <w:tcPr>
+            <w:tcW w:type="dxa" w:w="1704"/>
+            <w:shd w:fill="D9D9D9" w:val="clear"/>
+          </w:tcPr>
+          <w:p>
+            <w:r>
+              <w:rPr>
+                <w:color w:val="595959"/>
+              </w:rPr>
+              <w:t>0</w:t>
+            </w:r>
+          </w:p>
+        </w:tc>
+      </w:tr>
+      <w:tr>
+        <w:tc>
+          <w:tcPr>
+            <w:tcW w:type="dxa" w:w="1704"/>
+          </w:tcPr>
+          <w:p>
+            <w:r>
+              <w:rPr>
+                <w:rFonts w:ascii="Calibri" w:hAnsi="Calibri"/>
+                <w:b w:val="0"/>
+                <w:sz w:val="18"/>
+              </w:rPr>
+              <w:t>IT Support Manager</w:t>
+            </w:r>
+          </w:p>
+        </w:tc>
+        <w:tc>
+          <w:tcPr>
+            <w:tcW w:type="dxa" w:w="1704"/>
+          </w:tcPr>
+          <w:p>
+            <w:r>
+              <w:t>9</w:t>
+            </w:r>
+          </w:p>
+        </w:tc>
+        <w:tc>
+          <w:tcPr>
+            <w:tcW w:type="dxa" w:w="1704"/>
+            <w:shd w:fill="C6EFCE" w:val="clear"/>
+          </w:tcPr>
+          <w:p>
+            <w:r>
+              <w:rPr>
+                <w:color w:val="006100"/>
+              </w:rPr>
+              <w:t>0</w:t>
+            </w:r>
+          </w:p>
+        </w:tc>
+        <w:tc>
+          <w:tcPr>
+            <w:tcW w:type="dxa" w:w="1704"/>
+            <w:shd w:fill="FFEB9C" w:val="clear"/>
+          </w:tcPr>
+          <w:p>
+            <w:r>
+              <w:rPr>
+                <w:color w:val="9C5700"/>
+              </w:rPr>
+              <w:t>0</w:t>
+            </w:r>
+          </w:p>
+        </w:tc>
+        <w:tc>
+          <w:tcPr>
+            <w:tcW w:type="dxa" w:w="1704"/>
+            <w:shd w:fill="FFC7CE" w:val="clear"/>
+          </w:tcPr>
+          <w:p>
+            <w:r>
+              <w:rPr>
+                <w:color w:val="9C0006"/>
+              </w:rPr>
+              <w:t>9</w:t>
+            </w:r>
+          </w:p>
+        </w:tc>
+        <w:tc>
+          <w:tcPr>
+            <w:tcW w:type="dxa" w:w="1704"/>
+            <w:shd w:fill="D9D9D9" w:val="clear"/>
+          </w:tcPr>
+          <w:p>
+            <w:r>
+              <w:rPr>
+                <w:color w:val="595959"/>
+              </w:rPr>
+              <w:t>0</w:t>
+            </w:r>
+          </w:p>
+        </w:tc>
+      </w:tr>
+      <w:tr>
+        <w:tc>
+          <w:tcPr>
+            <w:tcW w:type="dxa" w:w="1704"/>
+          </w:tcPr>
+          <w:p>
+            <w:r>
+              <w:rPr>
+                <w:rFonts w:ascii="Calibri" w:hAnsi="Calibri"/>
+                <w:b w:val="0"/>
+                <w:sz w:val="18"/>
+              </w:rPr>
+              <w:t>Stationery Store Manager</w:t>
+            </w:r>
+          </w:p>
+        </w:tc>
+        <w:tc>
+          <w:tcPr>
+            <w:tcW w:type="dxa" w:w="1704"/>
+          </w:tcPr>
+          <w:p>
+            <w:r>
+              <w:t>10</w:t>
+            </w:r>
+          </w:p>
+        </w:tc>
+        <w:tc>
+          <w:tcPr>
+            <w:tcW w:type="dxa" w:w="1704"/>
+            <w:shd w:fill="C6EFCE" w:val="clear"/>
+          </w:tcPr>
+          <w:p>
+            <w:r>
+              <w:rPr>
+                <w:color w:val="006100"/>
+              </w:rPr>
+              <w:t>0</w:t>
+            </w:r>
+          </w:p>
+        </w:tc>
+        <w:tc>
+          <w:tcPr>
+            <w:tcW w:type="dxa" w:w="1704"/>
+            <w:shd w:fill="FFEB9C" w:val="clear"/>
+          </w:tcPr>
+          <w:p>
+            <w:r>
+              <w:rPr>
+                <w:color w:val="9C5700"/>
+              </w:rPr>
+              <w:t>0</w:t>
+            </w:r>
+          </w:p>
+        </w:tc>
+        <w:tc>
+          <w:tcPr>
+            <w:tcW w:type="dxa" w:w="1704"/>
+            <w:shd w:fill="FFC7CE" w:val="clear"/>
+          </w:tcPr>
+          <w:p>
+            <w:r>
+              <w:rPr>
+                <w:color w:val="9C0006"/>
+              </w:rPr>
+              <w:t>10</w:t>
+            </w:r>
+          </w:p>
+        </w:tc>
+        <w:tc>
+          <w:tcPr>
+            <w:tcW w:type="dxa" w:w="1704"/>
+            <w:shd w:fill="D9D9D9" w:val="clear"/>
+          </w:tcPr>
+          <w:p>
+            <w:r>
+              <w:rPr>
+                <w:color w:val="595959"/>
+              </w:rPr>
+              <w:t>0</w:t>
+            </w:r>
+          </w:p>
+        </w:tc>
+      </w:tr>
+      <w:tr>
+        <w:tc>
+          <w:tcPr>
+            <w:tcW w:type="dxa" w:w="1704"/>
+          </w:tcPr>
+          <w:p>
+            <w:r>
+              <w:rPr>
+                <w:rFonts w:ascii="Calibri" w:hAnsi="Calibri"/>
+                <w:b w:val="0"/>
+                <w:sz w:val="18"/>
+              </w:rPr>
+              <w:t>Housekeeping Manager</w:t>
+            </w:r>
+          </w:p>
+        </w:tc>
+        <w:tc>
+          <w:tcPr>
+            <w:tcW w:type="dxa" w:w="1704"/>
+          </w:tcPr>
+          <w:p>
+            <w:r>
+              <w:t>13</w:t>
+            </w:r>
+          </w:p>
+        </w:tc>
+        <w:tc>
+          <w:tcPr>
+            <w:tcW w:type="dxa" w:w="1704"/>
+            <w:shd w:fill="C6EFCE" w:val="clear"/>
+          </w:tcPr>
+          <w:p>
+            <w:r>
+              <w:rPr>
+                <w:color w:val="006100"/>
+              </w:rPr>
+              <w:t>1</w:t>
+            </w:r>
+          </w:p>
+        </w:tc>
+        <w:tc>
+          <w:tcPr>
+            <w:tcW w:type="dxa" w:w="1704"/>
+            <w:shd w:fill="FFEB9C" w:val="clear"/>
+          </w:tcPr>
+          <w:p>
+            <w:r>
+              <w:rPr>
+                <w:color w:val="9C5700"/>
+              </w:rPr>
+              <w:t>0</w:t>
+            </w:r>
+          </w:p>
+        </w:tc>
+        <w:tc>
+          <w:tcPr>
+            <w:tcW w:type="dxa" w:w="1704"/>
+            <w:shd w:fill="FFC7CE" w:val="clear"/>
+          </w:tcPr>
+          <w:p>
+            <w:r>
+              <w:rPr>
+                <w:color w:val="9C0006"/>
+              </w:rPr>
+              <w:t>12</w:t>
+            </w:r>
+          </w:p>
+        </w:tc>
+        <w:tc>
+          <w:tcPr>
+            <w:tcW w:type="dxa" w:w="1704"/>
+            <w:shd w:fill="D9D9D9" w:val="clear"/>
+          </w:tcPr>
+          <w:p>
+            <w:r>
+              <w:rPr>
+                <w:color w:val="595959"/>
+              </w:rPr>
+              <w:t>0</w:t>
+            </w:r>
+          </w:p>
+        </w:tc>
+      </w:tr>
+      <w:tr>
+        <w:tc>
+          <w:tcPr>
+            <w:tcW w:type="dxa" w:w="1704"/>
+          </w:tcPr>
+          <w:p>
+            <w:r>
+              <w:rPr>
+                <w:rFonts w:ascii="Calibri" w:hAnsi="Calibri"/>
+                <w:b w:val="0"/>
+                <w:sz w:val="18"/>
+              </w:rPr>
+              <w:t>Transport Manager</w:t>
+            </w:r>
+          </w:p>
+        </w:tc>
+        <w:tc>
+          <w:tcPr>
+            <w:tcW w:type="dxa" w:w="1704"/>
+          </w:tcPr>
+          <w:p>
+            <w:r>
+              <w:t>12</w:t>
+            </w:r>
+          </w:p>
+        </w:tc>
+        <w:tc>
+          <w:tcPr>
+            <w:tcW w:type="dxa" w:w="1704"/>
+            <w:shd w:fill="C6EFCE" w:val="clear"/>
+          </w:tcPr>
+          <w:p>
+            <w:r>
+              <w:rPr>
+                <w:color w:val="006100"/>
+              </w:rPr>
+              <w:t>1</w:t>
+            </w:r>
+          </w:p>
+        </w:tc>
+        <w:tc>
+          <w:tcPr>
+            <w:tcW w:type="dxa" w:w="1704"/>
+            <w:shd w:fill="FFEB9C" w:val="clear"/>
+          </w:tcPr>
+          <w:p>
+            <w:r>
+              <w:rPr>
+                <w:color w:val="9C5700"/>
+              </w:rPr>
+              <w:t>0</w:t>
+            </w:r>
+          </w:p>
+        </w:tc>
+        <w:tc>
+          <w:tcPr>
+            <w:tcW w:type="dxa" w:w="1704"/>
+            <w:shd w:fill="FFC7CE" w:val="clear"/>
+          </w:tcPr>
+          <w:p>
+            <w:r>
+              <w:rPr>
+                <w:color w:val="9C0006"/>
               </w:rPr>
               <w:t>11</w:t>
             </w:r>
@@ -479,19 +1888,19 @@
         <w:tc>
           <w:tcPr>
             <w:tcW w:type="dxa" w:w="1704"/>
-          </w:tcPr>
-          <w:p>
-            <w:r>
-              <w:rPr>
-                <w:rFonts w:ascii="Calibri" w:hAnsi="Calibri"/>
-                <w:b w:val="0"/>
-                <w:color w:val="B54708"/>
-                <w:sz w:val="18"/>
-              </w:rPr>
-              <w:t>3</w:t>
-            </w:r>
-          </w:p>
-        </w:tc>
+            <w:shd w:fill="D9D9D9" w:val="clear"/>
+          </w:tcPr>
+          <w:p>
+            <w:r>
+              <w:rPr>
+                <w:color w:val="595959"/>
+              </w:rPr>
+              <w:t>0</w:t>
+            </w:r>
+          </w:p>
+        </w:tc>
+      </w:tr>
+      <w:tr>
         <w:tc>
           <w:tcPr>
             <w:tcW w:type="dxa" w:w="1704"/>
@@ -503,7 +1912,7 @@
                 <w:b w:val="0"/>
                 <w:sz w:val="18"/>
               </w:rPr>
-              <w:t xml:space="preserve">12</w:t>
+              <w:t>Driver</w:t>
             </w:r>
           </w:p>
         </w:tc>
@@ -513,77 +1922,68 @@
           </w:tcPr>
           <w:p>
             <w:r>
-              <w:rPr>
-                <w:rFonts w:ascii="Calibri" w:hAnsi="Calibri"/>
-                <w:b w:val="0"/>
-                <w:sz w:val="18"/>
-              </w:rPr>
-              <w:t xml:space="preserve">0</w:t>
-            </w:r>
-          </w:p>
-        </w:tc>
-      </w:tr>
-      <w:tr>
+              <w:t>5</w:t>
+            </w:r>
+          </w:p>
+        </w:tc>
         <w:tc>
           <w:tcPr>
             <w:tcW w:type="dxa" w:w="1704"/>
-          </w:tcPr>
-          <w:p>
-            <w:r>
-              <w:rPr>
-                <w:rFonts w:ascii="Calibri" w:hAnsi="Calibri"/>
-                <w:b w:val="0"/>
-                <w:sz w:val="18"/>
-              </w:rPr>
-              <w:t>PRM (Front Office)</w:t>
+            <w:shd w:fill="C6EFCE" w:val="clear"/>
+          </w:tcPr>
+          <w:p>
+            <w:r>
+              <w:rPr>
+                <w:color w:val="006100"/>
+              </w:rPr>
+              <w:t>0</w:t>
             </w:r>
           </w:p>
         </w:tc>
         <w:tc>
           <w:tcPr>
             <w:tcW w:type="dxa" w:w="1704"/>
-          </w:tcPr>
-          <w:p>
-            <w:r>
-              <w:rPr>
-                <w:rFonts w:ascii="Calibri" w:hAnsi="Calibri"/>
-                <w:b w:val="0"/>
-                <w:sz w:val="18"/>
-              </w:rPr>
-              <w:t xml:space="preserve">21</w:t>
+            <w:shd w:fill="FFEB9C" w:val="clear"/>
+          </w:tcPr>
+          <w:p>
+            <w:r>
+              <w:rPr>
+                <w:color w:val="9C5700"/>
+              </w:rPr>
+              <w:t>0</w:t>
             </w:r>
           </w:p>
         </w:tc>
         <w:tc>
           <w:tcPr>
             <w:tcW w:type="dxa" w:w="1704"/>
-          </w:tcPr>
-          <w:p>
-            <w:r>
-              <w:rPr>
-                <w:rFonts w:ascii="Calibri" w:hAnsi="Calibri"/>
-                <w:b w:val="0"/>
-                <w:sz w:val="18"/>
-              </w:rPr>
-              <w:t xml:space="preserve">8</w:t>
+            <w:shd w:fill="FFC7CE" w:val="clear"/>
+          </w:tcPr>
+          <w:p>
+            <w:r>
+              <w:rPr>
+                <w:color w:val="9C0006"/>
+              </w:rPr>
+              <w:t>5</w:t>
             </w:r>
           </w:p>
         </w:tc>
         <w:tc>
           <w:tcPr>
             <w:tcW w:type="dxa" w:w="1704"/>
-          </w:tcPr>
-          <w:p>
-            <w:r>
-              <w:rPr>
-                <w:rFonts w:ascii="Calibri" w:hAnsi="Calibri"/>
-                <w:b w:val="0"/>
-                <w:sz w:val="18"/>
-              </w:rPr>
-              <w:t xml:space="preserve">1</w:t>
-            </w:r>
-          </w:p>
-        </w:tc>
+            <w:shd w:fill="D9D9D9" w:val="clear"/>
+          </w:tcPr>
+          <w:p>
+            <w:r>
+              <w:rPr>
+                <w:color w:val="595959"/>
+              </w:rPr>
+              <w:t>0</w:t>
+            </w:r>
+          </w:p>
+        </w:tc>
+      </w:tr>
+      <w:tr>
         <w:tc>
           <w:tcPr>
             <w:tcW w:type="dxa" w:w="1704"/>
@@ -595,7 +1995,7 @@
                 <w:b w:val="0"/>
                 <w:sz w:val="18"/>
               </w:rPr>
-              <w:t xml:space="preserve">12</w:t>
+              <w:t>Joint Director</w:t>
             </w:r>
           </w:p>
         </w:tc>
@@ -605,77 +2005,68 @@
           </w:tcPr>
           <w:p>
             <w:r>
-              <w:rPr>
-                <w:rFonts w:ascii="Calibri" w:hAnsi="Calibri"/>
-                <w:b w:val="0"/>
-                <w:sz w:val="18"/>
-              </w:rPr>
-              <w:t xml:space="preserve">0</w:t>
-            </w:r>
-          </w:p>
-        </w:tc>
-      </w:tr>
-      <w:tr>
+              <w:t>14</w:t>
+            </w:r>
+          </w:p>
+        </w:tc>
         <w:tc>
           <w:tcPr>
             <w:tcW w:type="dxa" w:w="1704"/>
-          </w:tcPr>
-          <w:p>
-            <w:r>
-              <w:rPr>
-                <w:rFonts w:ascii="Calibri" w:hAnsi="Calibri"/>
-                <w:b w:val="0"/>
-                <w:sz w:val="18"/>
-              </w:rPr>
-              <w:t>Parent</w:t>
+            <w:shd w:fill="C6EFCE" w:val="clear"/>
+          </w:tcPr>
+          <w:p>
+            <w:r>
+              <w:rPr>
+                <w:color w:val="006100"/>
+              </w:rPr>
+              <w:t>2</w:t>
             </w:r>
           </w:p>
         </w:tc>
         <w:tc>
           <w:tcPr>
             <w:tcW w:type="dxa" w:w="1704"/>
-          </w:tcPr>
-          <w:p>
-            <w:r>
-              <w:rPr>
-                <w:rFonts w:ascii="Calibri" w:hAnsi="Calibri"/>
-                <w:b w:val="0"/>
-                <w:sz w:val="18"/>
-              </w:rPr>
-              <w:t xml:space="preserve">23</w:t>
+            <w:shd w:fill="FFEB9C" w:val="clear"/>
+          </w:tcPr>
+          <w:p>
+            <w:r>
+              <w:rPr>
+                <w:color w:val="9C5700"/>
+              </w:rPr>
+              <w:t>0</w:t>
             </w:r>
           </w:p>
         </w:tc>
         <w:tc>
           <w:tcPr>
             <w:tcW w:type="dxa" w:w="1704"/>
-          </w:tcPr>
-          <w:p>
-            <w:r>
-              <w:rPr>
-                <w:rFonts w:ascii="Calibri" w:hAnsi="Calibri"/>
-                <w:b w:val="0"/>
-                <w:sz w:val="18"/>
-              </w:rPr>
-              <w:t xml:space="preserve">1</w:t>
+            <w:shd w:fill="FFC7CE" w:val="clear"/>
+          </w:tcPr>
+          <w:p>
+            <w:r>
+              <w:rPr>
+                <w:color w:val="9C0006"/>
+              </w:rPr>
+              <w:t>12</w:t>
             </w:r>
           </w:p>
         </w:tc>
         <w:tc>
           <w:tcPr>
             <w:tcW w:type="dxa" w:w="1704"/>
-          </w:tcPr>
-          <w:p>
-            <w:r>
-              <w:rPr>
-                <w:rFonts w:ascii="Calibri" w:hAnsi="Calibri"/>
-                <w:b w:val="0"/>
-                <w:sz w:val="18"/>
-              </w:rPr>
-              <w:t xml:space="preserve">6</w:t>
-            </w:r>
-          </w:p>
-        </w:tc>
+            <w:shd w:fill="D9D9D9" w:val="clear"/>
+          </w:tcPr>
+          <w:p>
+            <w:r>
+              <w:rPr>
+                <w:color w:val="595959"/>
+              </w:rPr>
+              <w:t>0</w:t>
+            </w:r>
+          </w:p>
+        </w:tc>
+      </w:tr>
+      <w:tr>
         <w:tc>
           <w:tcPr>
             <w:tcW w:type="dxa" w:w="1704"/>
@@ -687,7 +2078,7 @@
                 <w:b w:val="0"/>
                 <w:sz w:val="18"/>
               </w:rPr>
-              <w:t xml:space="preserve">16</w:t>
+              <w:t>Joint Director Assistant</w:t>
             </w:r>
           </w:p>
         </w:tc>
@@ -697,77 +2088,68 @@
           </w:tcPr>
           <w:p>
             <w:r>
-              <w:rPr>
-                <w:rFonts w:ascii="Calibri" w:hAnsi="Calibri"/>
-                <w:b w:val="0"/>
-                <w:sz w:val="18"/>
-              </w:rPr>
-              <w:t xml:space="preserve">0</w:t>
-            </w:r>
-          </w:p>
-        </w:tc>
-      </w:tr>
-      <w:tr>
+              <w:t>13</w:t>
+            </w:r>
+          </w:p>
+        </w:tc>
         <w:tc>
           <w:tcPr>
             <w:tcW w:type="dxa" w:w="1704"/>
-          </w:tcPr>
-          <w:p>
-            <w:r>
-              <w:rPr>
-                <w:rFonts w:ascii="Calibri" w:hAnsi="Calibri"/>
-                <w:b w:val="0"/>
-                <w:sz w:val="18"/>
-              </w:rPr>
-              <w:t>Student</w:t>
+            <w:shd w:fill="C6EFCE" w:val="clear"/>
+          </w:tcPr>
+          <w:p>
+            <w:r>
+              <w:rPr>
+                <w:color w:val="006100"/>
+              </w:rPr>
+              <w:t>2</w:t>
             </w:r>
           </w:p>
         </w:tc>
         <w:tc>
           <w:tcPr>
             <w:tcW w:type="dxa" w:w="1704"/>
-          </w:tcPr>
-          <w:p>
-            <w:r>
-              <w:rPr>
-                <w:rFonts w:ascii="Calibri" w:hAnsi="Calibri"/>
-                <w:b w:val="0"/>
-                <w:sz w:val="18"/>
-              </w:rPr>
-              <w:t xml:space="preserve">23</w:t>
+            <w:shd w:fill="FFEB9C" w:val="clear"/>
+          </w:tcPr>
+          <w:p>
+            <w:r>
+              <w:rPr>
+                <w:color w:val="9C5700"/>
+              </w:rPr>
+              <w:t>0</w:t>
             </w:r>
           </w:p>
         </w:tc>
         <w:tc>
           <w:tcPr>
             <w:tcW w:type="dxa" w:w="1704"/>
-          </w:tcPr>
-          <w:p>
-            <w:r>
-              <w:rPr>
-                <w:rFonts w:ascii="Calibri" w:hAnsi="Calibri"/>
-                <w:b w:val="0"/>
-                <w:sz w:val="18"/>
-              </w:rPr>
-              <w:t xml:space="preserve">1</w:t>
+            <w:shd w:fill="FFC7CE" w:val="clear"/>
+          </w:tcPr>
+          <w:p>
+            <w:r>
+              <w:rPr>
+                <w:color w:val="9C0006"/>
+              </w:rPr>
+              <w:t>11</w:t>
             </w:r>
           </w:p>
         </w:tc>
         <w:tc>
           <w:tcPr>
             <w:tcW w:type="dxa" w:w="1704"/>
-          </w:tcPr>
-          <w:p>
-            <w:r>
-              <w:rPr>
-                <w:rFonts w:ascii="Calibri" w:hAnsi="Calibri"/>
-                <w:b w:val="0"/>
-                <w:sz w:val="18"/>
-              </w:rPr>
-              <w:t xml:space="preserve">6</w:t>
-            </w:r>
-          </w:p>
-        </w:tc>
+            <w:shd w:fill="D9D9D9" w:val="clear"/>
+          </w:tcPr>
+          <w:p>
+            <w:r>
+              <w:rPr>
+                <w:color w:val="595959"/>
+              </w:rPr>
+              <w:t>0</w:t>
+            </w:r>
+          </w:p>
+        </w:tc>
+      </w:tr>
+      <w:tr>
         <w:tc>
           <w:tcPr>
             <w:tcW w:type="dxa" w:w="1704"/>
@@ -779,7 +2161,7 @@
                 <w:b w:val="0"/>
                 <w:sz w:val="18"/>
               </w:rPr>
-              <w:t xml:space="preserve">16</w:t>
+              <w:t>Joint Director Audit</w:t>
             </w:r>
           </w:p>
         </w:tc>
@@ -789,77 +2171,68 @@
           </w:tcPr>
           <w:p>
             <w:r>
-              <w:rPr>
-                <w:rFonts w:ascii="Calibri" w:hAnsi="Calibri"/>
-                <w:b w:val="0"/>
-                <w:sz w:val="18"/>
-              </w:rPr>
-              <w:t xml:space="preserve">0</w:t>
-            </w:r>
-          </w:p>
-        </w:tc>
-      </w:tr>
-      <w:tr>
+              <w:t>29</w:t>
+            </w:r>
+          </w:p>
+        </w:tc>
         <w:tc>
           <w:tcPr>
             <w:tcW w:type="dxa" w:w="1704"/>
-          </w:tcPr>
-          <w:p>
-            <w:r>
-              <w:rPr>
-                <w:rFonts w:ascii="Calibri" w:hAnsi="Calibri"/>
-                <w:b w:val="0"/>
-                <w:sz w:val="18"/>
-              </w:rPr>
-              <w:t>Teacher</w:t>
+            <w:shd w:fill="C6EFCE" w:val="clear"/>
+          </w:tcPr>
+          <w:p>
+            <w:r>
+              <w:rPr>
+                <w:color w:val="006100"/>
+              </w:rPr>
+              <w:t>2</w:t>
             </w:r>
           </w:p>
         </w:tc>
         <w:tc>
           <w:tcPr>
             <w:tcW w:type="dxa" w:w="1704"/>
-          </w:tcPr>
-          <w:p>
-            <w:r>
-              <w:rPr>
-                <w:rFonts w:ascii="Calibri" w:hAnsi="Calibri"/>
-                <w:b w:val="0"/>
-                <w:sz w:val="18"/>
-              </w:rPr>
-              <w:t xml:space="preserve">30</w:t>
+            <w:shd w:fill="FFEB9C" w:val="clear"/>
+          </w:tcPr>
+          <w:p>
+            <w:r>
+              <w:rPr>
+                <w:color w:val="9C5700"/>
+              </w:rPr>
+              <w:t>0</w:t>
             </w:r>
           </w:p>
         </w:tc>
         <w:tc>
           <w:tcPr>
             <w:tcW w:type="dxa" w:w="1704"/>
-          </w:tcPr>
-          <w:p>
-            <w:r>
-              <w:rPr>
-                <w:rFonts w:ascii="Calibri" w:hAnsi="Calibri"/>
-                <w:b w:val="0"/>
-                <w:sz w:val="18"/>
-              </w:rPr>
-              <w:t xml:space="preserve">2</w:t>
+            <w:shd w:fill="FFC7CE" w:val="clear"/>
+          </w:tcPr>
+          <w:p>
+            <w:r>
+              <w:rPr>
+                <w:color w:val="9C0006"/>
+              </w:rPr>
+              <w:t>27</w:t>
             </w:r>
           </w:p>
         </w:tc>
         <w:tc>
           <w:tcPr>
             <w:tcW w:type="dxa" w:w="1704"/>
-          </w:tcPr>
-          <w:p>
-            <w:r>
-              <w:rPr>
-                <w:rFonts w:ascii="Calibri" w:hAnsi="Calibri"/>
-                <w:b w:val="0"/>
-                <w:sz w:val="18"/>
-              </w:rPr>
-              <w:t xml:space="preserve">3</w:t>
-            </w:r>
-          </w:p>
-        </w:tc>
+            <w:shd w:fill="D9D9D9" w:val="clear"/>
+          </w:tcPr>
+          <w:p>
+            <w:r>
+              <w:rPr>
+                <w:color w:val="595959"/>
+              </w:rPr>
+              <w:t>0</w:t>
+            </w:r>
+          </w:p>
+        </w:tc>
+      </w:tr>
+      <w:tr>
         <w:tc>
           <w:tcPr>
             <w:tcW w:type="dxa" w:w="1704"/>
@@ -871,7 +2244,7 @@
                 <w:b w:val="0"/>
                 <w:sz w:val="18"/>
               </w:rPr>
-              <w:t xml:space="preserve">24</w:t>
+              <w:t>Process Auditor</w:t>
             </w:r>
           </w:p>
         </w:tc>
@@ -881,77 +2254,68 @@
           </w:tcPr>
           <w:p>
             <w:r>
-              <w:rPr>
-                <w:rFonts w:ascii="Calibri" w:hAnsi="Calibri"/>
-                <w:b w:val="0"/>
-                <w:sz w:val="18"/>
-              </w:rPr>
-              <w:t xml:space="preserve">1</w:t>
-            </w:r>
-          </w:p>
-        </w:tc>
-      </w:tr>
-      <w:tr>
+              <w:t>17</w:t>
+            </w:r>
+          </w:p>
+        </w:tc>
         <w:tc>
           <w:tcPr>
             <w:tcW w:type="dxa" w:w="1704"/>
-          </w:tcPr>
-          <w:p>
-            <w:r>
-              <w:rPr>
-                <w:rFonts w:ascii="Calibri" w:hAnsi="Calibri"/>
-                <w:b w:val="0"/>
-                <w:sz w:val="18"/>
-              </w:rPr>
-              <w:t>Coordinator</w:t>
+            <w:shd w:fill="C6EFCE" w:val="clear"/>
+          </w:tcPr>
+          <w:p>
+            <w:r>
+              <w:rPr>
+                <w:color w:val="006100"/>
+              </w:rPr>
+              <w:t>1</w:t>
             </w:r>
           </w:p>
         </w:tc>
         <w:tc>
           <w:tcPr>
             <w:tcW w:type="dxa" w:w="1704"/>
-          </w:tcPr>
-          <w:p>
-            <w:r>
-              <w:rPr>
-                <w:rFonts w:ascii="Calibri" w:hAnsi="Calibri"/>
-                <w:b w:val="0"/>
-                <w:sz w:val="18"/>
-              </w:rPr>
-              <w:t xml:space="preserve">30</w:t>
+            <w:shd w:fill="FFEB9C" w:val="clear"/>
+          </w:tcPr>
+          <w:p>
+            <w:r>
+              <w:rPr>
+                <w:color w:val="9C5700"/>
+              </w:rPr>
+              <w:t>0</w:t>
             </w:r>
           </w:p>
         </w:tc>
         <w:tc>
           <w:tcPr>
             <w:tcW w:type="dxa" w:w="1704"/>
-          </w:tcPr>
-          <w:p>
-            <w:r>
-              <w:rPr>
-                <w:rFonts w:ascii="Calibri" w:hAnsi="Calibri"/>
-                <w:b w:val="0"/>
-                <w:sz w:val="18"/>
-              </w:rPr>
-              <w:t xml:space="preserve">2</w:t>
+            <w:shd w:fill="FFC7CE" w:val="clear"/>
+          </w:tcPr>
+          <w:p>
+            <w:r>
+              <w:rPr>
+                <w:color w:val="9C0006"/>
+              </w:rPr>
+              <w:t>16</w:t>
             </w:r>
           </w:p>
         </w:tc>
         <w:tc>
           <w:tcPr>
             <w:tcW w:type="dxa" w:w="1704"/>
-          </w:tcPr>
-          <w:p>
-            <w:r>
-              <w:rPr>
-                <w:rFonts w:ascii="Calibri" w:hAnsi="Calibri"/>
-                <w:b w:val="0"/>
-                <w:sz w:val="18"/>
-              </w:rPr>
-              <w:t xml:space="preserve">1</w:t>
-            </w:r>
-          </w:p>
-        </w:tc>
+            <w:shd w:fill="D9D9D9" w:val="clear"/>
+          </w:tcPr>
+          <w:p>
+            <w:r>
+              <w:rPr>
+                <w:color w:val="595959"/>
+              </w:rPr>
+              <w:t>0</w:t>
+            </w:r>
+          </w:p>
+        </w:tc>
+      </w:tr>
+      <w:tr>
         <w:tc>
           <w:tcPr>
             <w:tcW w:type="dxa" w:w="1704"/>
@@ -963,7 +2327,7 @@
                 <w:b w:val="0"/>
                 <w:sz w:val="18"/>
               </w:rPr>
-              <w:t xml:space="preserve">26</w:t>
+              <w:t>Quality Auditor</w:t>
             </w:r>
           </w:p>
         </w:tc>
@@ -973,77 +2337,68 @@
           </w:tcPr>
           <w:p>
             <w:r>
-              <w:rPr>
-                <w:rFonts w:ascii="Calibri" w:hAnsi="Calibri"/>
-                <w:b w:val="0"/>
-                <w:sz w:val="18"/>
-              </w:rPr>
-              <w:t xml:space="preserve">1</w:t>
-            </w:r>
-          </w:p>
-        </w:tc>
-      </w:tr>
-      <w:tr>
+              <w:t>17</w:t>
+            </w:r>
+          </w:p>
+        </w:tc>
         <w:tc>
           <w:tcPr>
             <w:tcW w:type="dxa" w:w="1704"/>
-          </w:tcPr>
-          <w:p>
-            <w:r>
-              <w:rPr>
-                <w:rFonts w:ascii="Calibri" w:hAnsi="Calibri"/>
-                <w:b w:val="0"/>
-                <w:sz w:val="18"/>
-              </w:rPr>
-              <w:t>Principal</w:t>
+            <w:shd w:fill="C6EFCE" w:val="clear"/>
+          </w:tcPr>
+          <w:p>
+            <w:r>
+              <w:rPr>
+                <w:color w:val="006100"/>
+              </w:rPr>
+              <w:t>1</w:t>
             </w:r>
           </w:p>
         </w:tc>
         <w:tc>
           <w:tcPr>
             <w:tcW w:type="dxa" w:w="1704"/>
-          </w:tcPr>
-          <w:p>
-            <w:r>
-              <w:rPr>
-                <w:rFonts w:ascii="Calibri" w:hAnsi="Calibri"/>
-                <w:b w:val="0"/>
-                <w:sz w:val="18"/>
-              </w:rPr>
-              <w:t xml:space="preserve">21</w:t>
+            <w:shd w:fill="FFEB9C" w:val="clear"/>
+          </w:tcPr>
+          <w:p>
+            <w:r>
+              <w:rPr>
+                <w:color w:val="9C5700"/>
+              </w:rPr>
+              <w:t>0</w:t>
             </w:r>
           </w:p>
         </w:tc>
         <w:tc>
           <w:tcPr>
             <w:tcW w:type="dxa" w:w="1704"/>
-          </w:tcPr>
-          <w:p>
-            <w:r>
-              <w:rPr>
-                <w:rFonts w:ascii="Calibri" w:hAnsi="Calibri"/>
-                <w:b w:val="0"/>
-                <w:sz w:val="18"/>
-              </w:rPr>
-              <w:t xml:space="preserve">3</w:t>
+            <w:shd w:fill="FFC7CE" w:val="clear"/>
+          </w:tcPr>
+          <w:p>
+            <w:r>
+              <w:rPr>
+                <w:color w:val="9C0006"/>
+              </w:rPr>
+              <w:t>16</w:t>
             </w:r>
           </w:p>
         </w:tc>
         <w:tc>
           <w:tcPr>
             <w:tcW w:type="dxa" w:w="1704"/>
-          </w:tcPr>
-          <w:p>
-            <w:r>
-              <w:rPr>
-                <w:rFonts w:ascii="Calibri" w:hAnsi="Calibri"/>
-                <w:b w:val="0"/>
-                <w:sz w:val="18"/>
-              </w:rPr>
-              <w:t xml:space="preserve">3</w:t>
-            </w:r>
-          </w:p>
-        </w:tc>
+            <w:shd w:fill="D9D9D9" w:val="clear"/>
+          </w:tcPr>
+          <w:p>
+            <w:r>
+              <w:rPr>
+                <w:color w:val="595959"/>
+              </w:rPr>
+              <w:t>0</w:t>
+            </w:r>
+          </w:p>
+        </w:tc>
+      </w:tr>
+      <w:tr>
         <w:tc>
           <w:tcPr>
             <w:tcW w:type="dxa" w:w="1704"/>
@@ -1055,7 +2410,7 @@
                 <w:b w:val="0"/>
                 <w:sz w:val="18"/>
               </w:rPr>
-              <w:t xml:space="preserve">15</w:t>
+              <w:t>TOTAL</w:t>
             </w:r>
           </w:p>
         </w:tc>
@@ -1065,1670 +2420,63 @@
           </w:tcPr>
           <w:p>
             <w:r>
-              <w:rPr>
-                <w:rFonts w:ascii="Calibri" w:hAnsi="Calibri"/>
-                <w:b w:val="0"/>
-                <w:sz w:val="18"/>
-              </w:rPr>
-              <w:t xml:space="preserve">0</w:t>
-            </w:r>
-          </w:p>
-        </w:tc>
-      </w:tr>
-      <w:tr>
+              <w:t>480</w:t>
+            </w:r>
+          </w:p>
+        </w:tc>
         <w:tc>
           <w:tcPr>
             <w:tcW w:type="dxa" w:w="1704"/>
-          </w:tcPr>
-          <w:p>
-            <w:r>
-              <w:rPr>
-                <w:rFonts w:ascii="Calibri" w:hAnsi="Calibri"/>
-                <w:b w:val="0"/>
-                <w:sz w:val="18"/>
-              </w:rPr>
-              <w:t>Director</w:t>
+            <w:shd w:fill="C6EFCE" w:val="clear"/>
+          </w:tcPr>
+          <w:p>
+            <w:r>
+              <w:rPr>
+                <w:color w:val="006100"/>
+              </w:rPr>
+              <w:t>138</w:t>
             </w:r>
           </w:p>
         </w:tc>
         <w:tc>
           <w:tcPr>
             <w:tcW w:type="dxa" w:w="1704"/>
-          </w:tcPr>
-          <w:p>
-            <w:r>
-              <w:rPr>
-                <w:rFonts w:ascii="Calibri" w:hAnsi="Calibri"/>
-                <w:b w:val="0"/>
-                <w:sz w:val="18"/>
-              </w:rPr>
-              <w:t xml:space="preserve">24</w:t>
+            <w:shd w:fill="FFEB9C" w:val="clear"/>
+          </w:tcPr>
+          <w:p>
+            <w:r>
+              <w:rPr>
+                <w:color w:val="9C5700"/>
+              </w:rPr>
+              <w:t>47</w:t>
             </w:r>
           </w:p>
         </w:tc>
         <w:tc>
           <w:tcPr>
             <w:tcW w:type="dxa" w:w="1704"/>
-          </w:tcPr>
-          <w:p>
-            <w:r>
-              <w:rPr>
-                <w:rFonts w:ascii="Calibri" w:hAnsi="Calibri"/>
-                <w:b w:val="0"/>
-                <w:sz w:val="18"/>
-              </w:rPr>
-              <w:t xml:space="preserve">3</w:t>
+            <w:shd w:fill="FFC7CE" w:val="clear"/>
+          </w:tcPr>
+          <w:p>
+            <w:r>
+              <w:rPr>
+                <w:color w:val="9C0006"/>
+              </w:rPr>
+              <w:t>293</w:t>
             </w:r>
           </w:p>
         </w:tc>
         <w:tc>
           <w:tcPr>
             <w:tcW w:type="dxa" w:w="1704"/>
-          </w:tcPr>
-          <w:p>
-            <w:r>
-              <w:rPr>
-                <w:rFonts w:ascii="Calibri" w:hAnsi="Calibri"/>
-                <w:b w:val="0"/>
-                <w:sz w:val="18"/>
-              </w:rPr>
-              <w:t xml:space="preserve">3</w:t>
-            </w:r>
-          </w:p>
-        </w:tc>
-        <w:tc>
-          <w:tcPr>
-            <w:tcW w:type="dxa" w:w="1704"/>
-          </w:tcPr>
-          <w:p>
-            <w:r>
-              <w:rPr>
-                <w:rFonts w:ascii="Calibri" w:hAnsi="Calibri"/>
-                <w:b w:val="0"/>
-                <w:sz w:val="18"/>
-              </w:rPr>
-              <w:t xml:space="preserve">18</w:t>
-            </w:r>
-          </w:p>
-        </w:tc>
-        <w:tc>
-          <w:tcPr>
-            <w:tcW w:type="dxa" w:w="1704"/>
-          </w:tcPr>
-          <w:p>
-            <w:r>
-              <w:rPr>
-                <w:rFonts w:ascii="Calibri" w:hAnsi="Calibri"/>
-                <w:b w:val="0"/>
-                <w:sz w:val="18"/>
-              </w:rPr>
-              <w:t xml:space="preserve">0</w:t>
-            </w:r>
-          </w:p>
-        </w:tc>
-      </w:tr>
-      <w:tr>
-        <w:tc>
-          <w:tcPr>
-            <w:tcW w:type="dxa" w:w="1704"/>
-          </w:tcPr>
-          <w:p>
-            <w:r>
-              <w:rPr>
-                <w:rFonts w:ascii="Calibri" w:hAnsi="Calibri"/>
-                <w:b w:val="0"/>
-                <w:sz w:val="18"/>
-              </w:rPr>
-              <w:t>HR</w:t>
-            </w:r>
-          </w:p>
-        </w:tc>
-        <w:tc>
-          <w:tcPr>
-            <w:tcW w:type="dxa" w:w="1704"/>
-          </w:tcPr>
-          <w:p>
-            <w:r>
-              <w:rPr>
-                <w:rFonts w:ascii="Calibri" w:hAnsi="Calibri"/>
-                <w:b w:val="0"/>
-                <w:sz w:val="18"/>
-              </w:rPr>
-              <w:t xml:space="preserve">35</w:t>
-            </w:r>
-          </w:p>
-        </w:tc>
-        <w:tc>
-          <w:tcPr>
-            <w:tcW w:type="dxa" w:w="1704"/>
-          </w:tcPr>
-          <w:p>
-            <w:r>
-              <w:rPr>
-                <w:rFonts w:ascii="Calibri" w:hAnsi="Calibri"/>
-                <w:b w:val="0"/>
-                <w:sz w:val="18"/>
-              </w:rPr>
-              <w:t xml:space="preserve">31</w:t>
-            </w:r>
-          </w:p>
-        </w:tc>
-        <w:tc>
-          <w:tcPr>
-            <w:tcW w:type="dxa" w:w="1704"/>
-          </w:tcPr>
-          <w:p>
-            <w:r>
-              <w:rPr>
-                <w:rFonts w:ascii="Calibri" w:hAnsi="Calibri"/>
-                <w:b w:val="0"/>
-                <w:sz w:val="18"/>
-              </w:rPr>
-              <w:t xml:space="preserve">4</w:t>
-            </w:r>
-          </w:p>
-        </w:tc>
-        <w:tc>
-          <w:tcPr>
-            <w:tcW w:type="dxa" w:w="1704"/>
-          </w:tcPr>
-          <w:p>
-            <w:r>
-              <w:rPr>
-                <w:rFonts w:ascii="Calibri" w:hAnsi="Calibri"/>
-                <w:b w:val="0"/>
-                <w:sz w:val="18"/>
-              </w:rPr>
-              <w:t xml:space="preserve">0</w:t>
-            </w:r>
-          </w:p>
-        </w:tc>
-        <w:tc>
-          <w:tcPr>
-            <w:tcW w:type="dxa" w:w="1704"/>
-          </w:tcPr>
-          <w:p>
-            <w:r>
-              <w:rPr>
-                <w:rFonts w:ascii="Calibri" w:hAnsi="Calibri"/>
-                <w:b w:val="0"/>
-                <w:sz w:val="18"/>
-              </w:rPr>
-              <w:t xml:space="preserve">0</w:t>
-            </w:r>
-          </w:p>
-        </w:tc>
-      </w:tr>
-      <w:tr>
-        <w:tc>
-          <w:tcPr>
-            <w:tcW w:type="dxa" w:w="1704"/>
-          </w:tcPr>
-          <w:p>
-            <w:r>
-              <w:rPr>
-                <w:rFonts w:ascii="Calibri" w:hAnsi="Calibri"/>
-                <w:b w:val="0"/>
-                <w:sz w:val="18"/>
-              </w:rPr>
-              <w:t>Account Head</w:t>
-            </w:r>
-          </w:p>
-        </w:tc>
-        <w:tc>
-          <w:tcPr>
-            <w:tcW w:type="dxa" w:w="1704"/>
-          </w:tcPr>
-          <w:p>
-            <w:r>
-              <w:rPr>
-                <w:rFonts w:ascii="Calibri" w:hAnsi="Calibri"/>
-                <w:b w:val="0"/>
-                <w:sz w:val="18"/>
-              </w:rPr>
-              <w:t xml:space="preserve">22</w:t>
-            </w:r>
-          </w:p>
-        </w:tc>
-        <w:tc>
-          <w:tcPr>
-            <w:tcW w:type="dxa" w:w="1704"/>
-          </w:tcPr>
-          <w:p>
-            <w:r>
-              <w:rPr>
-                <w:rFonts w:ascii="Calibri" w:hAnsi="Calibri"/>
-                <w:b w:val="0"/>
-                <w:sz w:val="18"/>
-              </w:rPr>
-              <w:t xml:space="preserve">1</w:t>
-            </w:r>
-          </w:p>
-        </w:tc>
-        <w:tc>
-          <w:tcPr>
-            <w:tcW w:type="dxa" w:w="1704"/>
-          </w:tcPr>
-          <w:p>
-            <w:r>
-              <w:rPr>
-                <w:rFonts w:ascii="Calibri" w:hAnsi="Calibri"/>
-                <w:b w:val="0"/>
-                <w:sz w:val="18"/>
-              </w:rPr>
-              <w:t xml:space="preserve">20</w:t>
-            </w:r>
-          </w:p>
-        </w:tc>
-        <w:tc>
-          <w:tcPr>
-            <w:tcW w:type="dxa" w:w="1704"/>
-          </w:tcPr>
-          <w:p>
-            <w:r>
-              <w:rPr>
-                <w:rFonts w:ascii="Calibri" w:hAnsi="Calibri"/>
-                <w:b w:val="0"/>
-                <w:sz w:val="18"/>
-              </w:rPr>
-              <w:t xml:space="preserve">1</w:t>
-            </w:r>
-          </w:p>
-        </w:tc>
-        <w:tc>
-          <w:tcPr>
-            <w:tcW w:type="dxa" w:w="1704"/>
-          </w:tcPr>
-          <w:p>
-            <w:r>
-              <w:rPr>
-                <w:rFonts w:ascii="Calibri" w:hAnsi="Calibri"/>
-                <w:b w:val="0"/>
-                <w:sz w:val="18"/>
-              </w:rPr>
-              <w:t xml:space="preserve">0</w:t>
-            </w:r>
-          </w:p>
-        </w:tc>
-      </w:tr>
-      <w:tr>
-        <w:tc>
-          <w:tcPr>
-            <w:tcW w:type="dxa" w:w="1704"/>
-          </w:tcPr>
-          <w:p>
-            <w:r>
-              <w:rPr>
-                <w:rFonts w:ascii="Calibri" w:hAnsi="Calibri"/>
-                <w:b w:val="0"/>
-                <w:sz w:val="18"/>
-              </w:rPr>
-              <w:t>Librarian</w:t>
-            </w:r>
-          </w:p>
-        </w:tc>
-        <w:tc>
-          <w:tcPr>
-            <w:tcW w:type="dxa" w:w="1704"/>
-          </w:tcPr>
-          <w:p>
-            <w:r>
-              <w:rPr>
-                <w:rFonts w:ascii="Calibri" w:hAnsi="Calibri"/>
-                <w:b w:val="0"/>
-                <w:sz w:val="18"/>
-              </w:rPr>
-              <w:t xml:space="preserve">10</w:t>
-            </w:r>
-          </w:p>
-        </w:tc>
-        <w:tc>
-          <w:tcPr>
-            <w:tcW w:type="dxa" w:w="1704"/>
-          </w:tcPr>
-          <w:p>
-            <w:r>
-              <w:rPr>
-                <w:rFonts w:ascii="Calibri" w:hAnsi="Calibri"/>
-                <w:b w:val="0"/>
-                <w:sz w:val="18"/>
-              </w:rPr>
-              <w:t xml:space="preserve">2</w:t>
-            </w:r>
-          </w:p>
-        </w:tc>
-        <w:tc>
-          <w:tcPr>
-            <w:tcW w:type="dxa" w:w="1704"/>
-          </w:tcPr>
-          <w:p>
-            <w:r>
-              <w:rPr>
-                <w:rFonts w:ascii="Calibri" w:hAnsi="Calibri"/>
-                <w:b w:val="0"/>
-                <w:sz w:val="18"/>
-              </w:rPr>
-              <w:t xml:space="preserve">0</w:t>
-            </w:r>
-          </w:p>
-        </w:tc>
-        <w:tc>
-          <w:tcPr>
-            <w:tcW w:type="dxa" w:w="1704"/>
-          </w:tcPr>
-          <w:p>
-            <w:r>
-              <w:rPr>
-                <w:rFonts w:ascii="Calibri" w:hAnsi="Calibri"/>
-                <w:b w:val="0"/>
-                <w:sz w:val="18"/>
-              </w:rPr>
-              <w:t xml:space="preserve">8</w:t>
-            </w:r>
-          </w:p>
-        </w:tc>
-        <w:tc>
-          <w:tcPr>
-            <w:tcW w:type="dxa" w:w="1704"/>
-          </w:tcPr>
-          <w:p>
-            <w:r>
-              <w:rPr>
-                <w:rFonts w:ascii="Calibri" w:hAnsi="Calibri"/>
-                <w:b w:val="0"/>
-                <w:sz w:val="18"/>
-              </w:rPr>
-              <w:t xml:space="preserve">0</w:t>
-            </w:r>
-          </w:p>
-        </w:tc>
-      </w:tr>
-      <w:tr>
-        <w:tc>
-          <w:tcPr>
-            <w:tcW w:type="dxa" w:w="1704"/>
-          </w:tcPr>
-          <w:p>
-            <w:r>
-              <w:rPr>
-                <w:rFonts w:ascii="Calibri" w:hAnsi="Calibri"/>
-                <w:b w:val="0"/>
-                <w:sz w:val="18"/>
-              </w:rPr>
-              <w:t>Gate Keeper</w:t>
-            </w:r>
-          </w:p>
-        </w:tc>
-        <w:tc>
-          <w:tcPr>
-            <w:tcW w:type="dxa" w:w="1704"/>
-          </w:tcPr>
-          <w:p>
-            <w:r>
-              <w:rPr>
-                <w:rFonts w:ascii="Calibri" w:hAnsi="Calibri"/>
-                <w:b w:val="0"/>
-                <w:sz w:val="18"/>
-              </w:rPr>
-              <w:t xml:space="preserve">16</w:t>
-            </w:r>
-          </w:p>
-        </w:tc>
-        <w:tc>
-          <w:tcPr>
-            <w:tcW w:type="dxa" w:w="1704"/>
-          </w:tcPr>
-          <w:p>
-            <w:r>
-              <w:rPr>
-                <w:rFonts w:ascii="Calibri" w:hAnsi="Calibri"/>
-                <w:b w:val="0"/>
-                <w:sz w:val="18"/>
-              </w:rPr>
-              <w:t xml:space="preserve">3</w:t>
-            </w:r>
-          </w:p>
-        </w:tc>
-        <w:tc>
-          <w:tcPr>
-            <w:tcW w:type="dxa" w:w="1704"/>
-          </w:tcPr>
-          <w:p>
-            <w:r>
-              <w:rPr>
-                <w:rFonts w:ascii="Calibri" w:hAnsi="Calibri"/>
-                <w:b w:val="0"/>
-                <w:sz w:val="18"/>
-              </w:rPr>
-              <w:t xml:space="preserve">0</w:t>
-            </w:r>
-          </w:p>
-        </w:tc>
-        <w:tc>
-          <w:tcPr>
-            <w:tcW w:type="dxa" w:w="1704"/>
-          </w:tcPr>
-          <w:p>
-            <w:r>
-              <w:rPr>
-                <w:rFonts w:ascii="Calibri" w:hAnsi="Calibri"/>
-                <w:b w:val="0"/>
-                <w:sz w:val="18"/>
-              </w:rPr>
-              <w:t xml:space="preserve">13</w:t>
-            </w:r>
-          </w:p>
-        </w:tc>
-        <w:tc>
-          <w:tcPr>
-            <w:tcW w:type="dxa" w:w="1704"/>
-          </w:tcPr>
-          <w:p>
-            <w:r>
-              <w:rPr>
-                <w:rFonts w:ascii="Calibri" w:hAnsi="Calibri"/>
-                <w:b w:val="0"/>
-                <w:sz w:val="18"/>
-              </w:rPr>
-              <w:t xml:space="preserve">0</w:t>
-            </w:r>
-          </w:p>
-        </w:tc>
-      </w:tr>
-      <w:tr>
-        <w:tc>
-          <w:tcPr>
-            <w:tcW w:type="dxa" w:w="1704"/>
-          </w:tcPr>
-          <w:p>
-            <w:r>
-              <w:rPr>
-                <w:rFonts w:ascii="Calibri" w:hAnsi="Calibri"/>
-                <w:b w:val="0"/>
-                <w:sz w:val="18"/>
-              </w:rPr>
-              <w:t>Gate Keeper Manager</w:t>
-            </w:r>
-          </w:p>
-        </w:tc>
-        <w:tc>
-          <w:tcPr>
-            <w:tcW w:type="dxa" w:w="1704"/>
-          </w:tcPr>
-          <w:p>
-            <w:r>
-              <w:rPr>
-                <w:rFonts w:ascii="Calibri" w:hAnsi="Calibri"/>
-                <w:b w:val="0"/>
-                <w:sz w:val="18"/>
-              </w:rPr>
-              <w:t xml:space="preserve">13</w:t>
-            </w:r>
-          </w:p>
-        </w:tc>
-        <w:tc>
-          <w:tcPr>
-            <w:tcW w:type="dxa" w:w="1704"/>
-          </w:tcPr>
-          <w:p>
-            <w:r>
-              <w:rPr>
-                <w:rFonts w:ascii="Calibri" w:hAnsi="Calibri"/>
-                <w:b w:val="0"/>
-                <w:sz w:val="18"/>
-              </w:rPr>
-              <w:t xml:space="preserve">5</w:t>
-            </w:r>
-          </w:p>
-        </w:tc>
-        <w:tc>
-          <w:tcPr>
-            <w:tcW w:type="dxa" w:w="1704"/>
-          </w:tcPr>
-          <w:p>
-            <w:r>
-              <w:rPr>
-                <w:rFonts w:ascii="Calibri" w:hAnsi="Calibri"/>
-                <w:b w:val="0"/>
-                <w:sz w:val="18"/>
-              </w:rPr>
-              <w:t xml:space="preserve">0</w:t>
-            </w:r>
-          </w:p>
-        </w:tc>
-        <w:tc>
-          <w:tcPr>
-            <w:tcW w:type="dxa" w:w="1704"/>
-          </w:tcPr>
-          <w:p>
-            <w:r>
-              <w:rPr>
-                <w:rFonts w:ascii="Calibri" w:hAnsi="Calibri"/>
-                <w:b w:val="0"/>
-                <w:sz w:val="18"/>
-              </w:rPr>
-              <w:t xml:space="preserve">8</w:t>
-            </w:r>
-          </w:p>
-        </w:tc>
-        <w:tc>
-          <w:tcPr>
-            <w:tcW w:type="dxa" w:w="1704"/>
-          </w:tcPr>
-          <w:p>
-            <w:r>
-              <w:rPr>
-                <w:rFonts w:ascii="Calibri" w:hAnsi="Calibri"/>
-                <w:b w:val="0"/>
-                <w:sz w:val="18"/>
-              </w:rPr>
-              <w:t xml:space="preserve">0</w:t>
-            </w:r>
-          </w:p>
-        </w:tc>
-      </w:tr>
-      <w:tr>
-        <w:tc>
-          <w:tcPr>
-            <w:tcW w:type="dxa" w:w="1704"/>
-          </w:tcPr>
-          <w:p>
-            <w:r>
-              <w:rPr>
-                <w:rFonts w:ascii="Calibri" w:hAnsi="Calibri"/>
-                <w:b w:val="0"/>
-                <w:sz w:val="18"/>
-              </w:rPr>
-              <w:t>Canteen Manager</w:t>
-            </w:r>
-          </w:p>
-        </w:tc>
-        <w:tc>
-          <w:tcPr>
-            <w:tcW w:type="dxa" w:w="1704"/>
-          </w:tcPr>
-          <w:p>
-            <w:r>
-              <w:rPr>
-                <w:rFonts w:ascii="Calibri" w:hAnsi="Calibri"/>
-                <w:b w:val="0"/>
-                <w:sz w:val="18"/>
-              </w:rPr>
-              <w:t xml:space="preserve">7</w:t>
-            </w:r>
-          </w:p>
-        </w:tc>
-        <w:tc>
-          <w:tcPr>
-            <w:tcW w:type="dxa" w:w="1704"/>
-          </w:tcPr>
-          <w:p>
-            <w:r>
-              <w:rPr>
-                <w:rFonts w:ascii="Calibri" w:hAnsi="Calibri"/>
-                <w:b w:val="0"/>
-                <w:sz w:val="18"/>
-              </w:rPr>
-              <w:t xml:space="preserve">0</w:t>
-            </w:r>
-          </w:p>
-        </w:tc>
-        <w:tc>
-          <w:tcPr>
-            <w:tcW w:type="dxa" w:w="1704"/>
-          </w:tcPr>
-          <w:p>
-            <w:r>
-              <w:rPr>
-                <w:rFonts w:ascii="Calibri" w:hAnsi="Calibri"/>
-                <w:b w:val="0"/>
-                <w:sz w:val="18"/>
-              </w:rPr>
-              <w:t xml:space="preserve">0</w:t>
-            </w:r>
-          </w:p>
-        </w:tc>
-        <w:tc>
-          <w:tcPr>
-            <w:tcW w:type="dxa" w:w="1704"/>
-          </w:tcPr>
-          <w:p>
-            <w:r>
-              <w:rPr>
-                <w:rFonts w:ascii="Calibri" w:hAnsi="Calibri"/>
-                <w:b w:val="0"/>
-                <w:sz w:val="18"/>
-              </w:rPr>
-              <w:t xml:space="preserve">7</w:t>
-            </w:r>
-          </w:p>
-        </w:tc>
-        <w:tc>
-          <w:tcPr>
-            <w:tcW w:type="dxa" w:w="1704"/>
-          </w:tcPr>
-          <w:p>
-            <w:r>
-              <w:rPr>
-                <w:rFonts w:ascii="Calibri" w:hAnsi="Calibri"/>
-                <w:b w:val="0"/>
-                <w:sz w:val="18"/>
-              </w:rPr>
-              <w:t xml:space="preserve">0</w:t>
-            </w:r>
-          </w:p>
-        </w:tc>
-      </w:tr>
-      <w:tr>
-        <w:tc>
-          <w:tcPr>
-            <w:tcW w:type="dxa" w:w="1704"/>
-          </w:tcPr>
-          <w:p>
-            <w:r>
-              <w:rPr>
-                <w:rFonts w:ascii="Calibri" w:hAnsi="Calibri"/>
-                <w:b w:val="0"/>
-                <w:sz w:val="18"/>
-              </w:rPr>
-              <w:t>IT Support Manager</w:t>
-            </w:r>
-          </w:p>
-        </w:tc>
-        <w:tc>
-          <w:tcPr>
-            <w:tcW w:type="dxa" w:w="1704"/>
-          </w:tcPr>
-          <w:p>
-            <w:r>
-              <w:rPr>
-                <w:rFonts w:ascii="Calibri" w:hAnsi="Calibri"/>
-                <w:b w:val="0"/>
-                <w:sz w:val="18"/>
-              </w:rPr>
-              <w:t xml:space="preserve">9</w:t>
-            </w:r>
-          </w:p>
-        </w:tc>
-        <w:tc>
-          <w:tcPr>
-            <w:tcW w:type="dxa" w:w="1704"/>
-          </w:tcPr>
-          <w:p>
-            <w:r>
-              <w:rPr>
-                <w:rFonts w:ascii="Calibri" w:hAnsi="Calibri"/>
-                <w:b w:val="0"/>
-                <w:sz w:val="18"/>
-              </w:rPr>
-              <w:t xml:space="preserve">0</w:t>
-            </w:r>
-          </w:p>
-        </w:tc>
-        <w:tc>
-          <w:tcPr>
-            <w:tcW w:type="dxa" w:w="1704"/>
-          </w:tcPr>
-          <w:p>
-            <w:r>
-              <w:rPr>
-                <w:rFonts w:ascii="Calibri" w:hAnsi="Calibri"/>
-                <w:b w:val="0"/>
-                <w:sz w:val="18"/>
-              </w:rPr>
-              <w:t xml:space="preserve">0</w:t>
-            </w:r>
-          </w:p>
-        </w:tc>
-        <w:tc>
-          <w:tcPr>
-            <w:tcW w:type="dxa" w:w="1704"/>
-          </w:tcPr>
-          <w:p>
-            <w:r>
-              <w:rPr>
-                <w:rFonts w:ascii="Calibri" w:hAnsi="Calibri"/>
-                <w:b w:val="0"/>
-                <w:sz w:val="18"/>
-              </w:rPr>
-              <w:t xml:space="preserve">9</w:t>
-            </w:r>
-          </w:p>
-        </w:tc>
-        <w:tc>
-          <w:tcPr>
-            <w:tcW w:type="dxa" w:w="1704"/>
-          </w:tcPr>
-          <w:p>
-            <w:r>
-              <w:rPr>
-                <w:rFonts w:ascii="Calibri" w:hAnsi="Calibri"/>
-                <w:b w:val="0"/>
-                <w:sz w:val="18"/>
-              </w:rPr>
-              <w:t xml:space="preserve">0</w:t>
-            </w:r>
-          </w:p>
-        </w:tc>
-      </w:tr>
-      <w:tr>
-        <w:tc>
-          <w:tcPr>
-            <w:tcW w:type="dxa" w:w="1704"/>
-          </w:tcPr>
-          <w:p>
-            <w:r>
-              <w:rPr>
-                <w:rFonts w:ascii="Calibri" w:hAnsi="Calibri"/>
-                <w:b w:val="0"/>
-                <w:sz w:val="18"/>
-              </w:rPr>
-              <w:t>Stationery Store Manager</w:t>
-            </w:r>
-          </w:p>
-        </w:tc>
-        <w:tc>
-          <w:tcPr>
-            <w:tcW w:type="dxa" w:w="1704"/>
-          </w:tcPr>
-          <w:p>
-            <w:r>
-              <w:rPr>
-                <w:rFonts w:ascii="Calibri" w:hAnsi="Calibri"/>
-                <w:b w:val="0"/>
-                <w:sz w:val="18"/>
-              </w:rPr>
-              <w:t xml:space="preserve">10</w:t>
-            </w:r>
-          </w:p>
-        </w:tc>
-        <w:tc>
-          <w:tcPr>
-            <w:tcW w:type="dxa" w:w="1704"/>
-          </w:tcPr>
-          <w:p>
-            <w:r>
-              <w:rPr>
-                <w:rFonts w:ascii="Calibri" w:hAnsi="Calibri"/>
-                <w:b w:val="0"/>
-                <w:sz w:val="18"/>
-              </w:rPr>
-              <w:t xml:space="preserve">0</w:t>
-            </w:r>
-          </w:p>
-        </w:tc>
-        <w:tc>
-          <w:tcPr>
-            <w:tcW w:type="dxa" w:w="1704"/>
-          </w:tcPr>
-          <w:p>
-            <w:r>
-              <w:rPr>
-                <w:rFonts w:ascii="Calibri" w:hAnsi="Calibri"/>
-                <w:b w:val="0"/>
-                <w:sz w:val="18"/>
-              </w:rPr>
-              <w:t xml:space="preserve">0</w:t>
-            </w:r>
-          </w:p>
-        </w:tc>
-        <w:tc>
-          <w:tcPr>
-            <w:tcW w:type="dxa" w:w="1704"/>
-          </w:tcPr>
-          <w:p>
-            <w:r>
-              <w:rPr>
-                <w:rFonts w:ascii="Calibri" w:hAnsi="Calibri"/>
-                <w:b w:val="0"/>
-                <w:sz w:val="18"/>
-              </w:rPr>
-              <w:t xml:space="preserve">10</w:t>
-            </w:r>
-          </w:p>
-        </w:tc>
-        <w:tc>
-          <w:tcPr>
-            <w:tcW w:type="dxa" w:w="1704"/>
-          </w:tcPr>
-          <w:p>
-            <w:r>
-              <w:rPr>
-                <w:rFonts w:ascii="Calibri" w:hAnsi="Calibri"/>
-                <w:b w:val="0"/>
-                <w:sz w:val="18"/>
-              </w:rPr>
-              <w:t xml:space="preserve">0</w:t>
-            </w:r>
-          </w:p>
-        </w:tc>
-      </w:tr>
-      <w:tr>
-        <w:tc>
-          <w:tcPr>
-            <w:tcW w:type="dxa" w:w="1704"/>
-          </w:tcPr>
-          <w:p>
-            <w:r>
-              <w:rPr>
-                <w:rFonts w:ascii="Calibri" w:hAnsi="Calibri"/>
-                <w:b w:val="0"/>
-                <w:sz w:val="18"/>
-              </w:rPr>
-              <w:t>Housekeeping Manager</w:t>
-            </w:r>
-          </w:p>
-        </w:tc>
-        <w:tc>
-          <w:tcPr>
-            <w:tcW w:type="dxa" w:w="1704"/>
-          </w:tcPr>
-          <w:p>
-            <w:r>
-              <w:rPr>
-                <w:rFonts w:ascii="Calibri" w:hAnsi="Calibri"/>
-                <w:b w:val="0"/>
-                <w:sz w:val="18"/>
-              </w:rPr>
-              <w:t xml:space="preserve">13</w:t>
-            </w:r>
-          </w:p>
-        </w:tc>
-        <w:tc>
-          <w:tcPr>
-            <w:tcW w:type="dxa" w:w="1704"/>
-          </w:tcPr>
-          <w:p>
-            <w:r>
-              <w:rPr>
-                <w:rFonts w:ascii="Calibri" w:hAnsi="Calibri"/>
-                <w:b w:val="0"/>
-                <w:sz w:val="18"/>
-              </w:rPr>
-              <w:t xml:space="preserve">1</w:t>
-            </w:r>
-          </w:p>
-        </w:tc>
-        <w:tc>
-          <w:tcPr>
-            <w:tcW w:type="dxa" w:w="1704"/>
-          </w:tcPr>
-          <w:p>
-            <w:r>
-              <w:rPr>
-                <w:rFonts w:ascii="Calibri" w:hAnsi="Calibri"/>
-                <w:b w:val="0"/>
-                <w:sz w:val="18"/>
-              </w:rPr>
-              <w:t xml:space="preserve">0</w:t>
-            </w:r>
-          </w:p>
-        </w:tc>
-        <w:tc>
-          <w:tcPr>
-            <w:tcW w:type="dxa" w:w="1704"/>
-          </w:tcPr>
-          <w:p>
-            <w:r>
-              <w:rPr>
-                <w:rFonts w:ascii="Calibri" w:hAnsi="Calibri"/>
-                <w:b w:val="0"/>
-                <w:sz w:val="18"/>
-              </w:rPr>
-              <w:t xml:space="preserve">12</w:t>
-            </w:r>
-          </w:p>
-        </w:tc>
-        <w:tc>
-          <w:tcPr>
-            <w:tcW w:type="dxa" w:w="1704"/>
-          </w:tcPr>
-          <w:p>
-            <w:r>
-              <w:rPr>
-                <w:rFonts w:ascii="Calibri" w:hAnsi="Calibri"/>
-                <w:b w:val="0"/>
-                <w:sz w:val="18"/>
-              </w:rPr>
-              <w:t xml:space="preserve">0</w:t>
-            </w:r>
-          </w:p>
-        </w:tc>
-      </w:tr>
-      <w:tr>
-        <w:tc>
-          <w:tcPr>
-            <w:tcW w:type="dxa" w:w="1704"/>
-          </w:tcPr>
-          <w:p>
-            <w:r>
-              <w:rPr>
-                <w:rFonts w:ascii="Calibri" w:hAnsi="Calibri"/>
-                <w:b w:val="0"/>
-                <w:sz w:val="18"/>
-              </w:rPr>
-              <w:t>Transport Manager</w:t>
-            </w:r>
-          </w:p>
-        </w:tc>
-        <w:tc>
-          <w:tcPr>
-            <w:tcW w:type="dxa" w:w="1704"/>
-          </w:tcPr>
-          <w:p>
-            <w:r>
-              <w:rPr>
-                <w:rFonts w:ascii="Calibri" w:hAnsi="Calibri"/>
-                <w:b w:val="0"/>
-                <w:sz w:val="18"/>
-              </w:rPr>
-              <w:t xml:space="preserve">12</w:t>
-            </w:r>
-          </w:p>
-        </w:tc>
-        <w:tc>
-          <w:tcPr>
-            <w:tcW w:type="dxa" w:w="1704"/>
-          </w:tcPr>
-          <w:p>
-            <w:r>
-              <w:rPr>
-                <w:rFonts w:ascii="Calibri" w:hAnsi="Calibri"/>
-                <w:b w:val="0"/>
-                <w:sz w:val="18"/>
-              </w:rPr>
-              <w:t xml:space="preserve">1</w:t>
-            </w:r>
-          </w:p>
-        </w:tc>
-        <w:tc>
-          <w:tcPr>
-            <w:tcW w:type="dxa" w:w="1704"/>
-          </w:tcPr>
-          <w:p>
-            <w:r>
-              <w:rPr>
-                <w:rFonts w:ascii="Calibri" w:hAnsi="Calibri"/>
-                <w:b w:val="0"/>
-                <w:sz w:val="18"/>
-              </w:rPr>
-              <w:t xml:space="preserve">0</w:t>
-            </w:r>
-          </w:p>
-        </w:tc>
-        <w:tc>
-          <w:tcPr>
-            <w:tcW w:type="dxa" w:w="1704"/>
-          </w:tcPr>
-          <w:p>
-            <w:r>
-              <w:rPr>
-                <w:rFonts w:ascii="Calibri" w:hAnsi="Calibri"/>
-                <w:b w:val="0"/>
-                <w:sz w:val="18"/>
-              </w:rPr>
-              <w:t xml:space="preserve">11</w:t>
-            </w:r>
-          </w:p>
-        </w:tc>
-        <w:tc>
-          <w:tcPr>
-            <w:tcW w:type="dxa" w:w="1704"/>
-          </w:tcPr>
-          <w:p>
-            <w:r>
-              <w:rPr>
-                <w:rFonts w:ascii="Calibri" w:hAnsi="Calibri"/>
-                <w:b w:val="0"/>
-                <w:sz w:val="18"/>
-              </w:rPr>
-              <w:t xml:space="preserve">0</w:t>
-            </w:r>
-          </w:p>
-        </w:tc>
-      </w:tr>
-      <w:tr>
-        <w:tc>
-          <w:tcPr>
-            <w:tcW w:type="dxa" w:w="1704"/>
-          </w:tcPr>
-          <w:p>
-            <w:r>
-              <w:rPr>
-                <w:rFonts w:ascii="Calibri" w:hAnsi="Calibri"/>
-                <w:b w:val="0"/>
-                <w:sz w:val="18"/>
-              </w:rPr>
-              <w:t>Driver</w:t>
-            </w:r>
-          </w:p>
-        </w:tc>
-        <w:tc>
-          <w:tcPr>
-            <w:tcW w:type="dxa" w:w="1704"/>
-          </w:tcPr>
-          <w:p>
-            <w:r>
-              <w:rPr>
-                <w:rFonts w:ascii="Calibri" w:hAnsi="Calibri"/>
-                <w:b w:val="0"/>
-                <w:sz w:val="18"/>
-              </w:rPr>
-              <w:t xml:space="preserve">5</w:t>
-            </w:r>
-          </w:p>
-        </w:tc>
-        <w:tc>
-          <w:tcPr>
-            <w:tcW w:type="dxa" w:w="1704"/>
-          </w:tcPr>
-          <w:p>
-            <w:r>
-              <w:rPr>
-                <w:rFonts w:ascii="Calibri" w:hAnsi="Calibri"/>
-                <w:b w:val="0"/>
-                <w:sz w:val="18"/>
-              </w:rPr>
-              <w:t xml:space="preserve">0</w:t>
-            </w:r>
-          </w:p>
-        </w:tc>
-        <w:tc>
-          <w:tcPr>
-            <w:tcW w:type="dxa" w:w="1704"/>
-          </w:tcPr>
-          <w:p>
-            <w:r>
-              <w:rPr>
-                <w:rFonts w:ascii="Calibri" w:hAnsi="Calibri"/>
-                <w:b w:val="0"/>
-                <w:sz w:val="18"/>
-              </w:rPr>
-              <w:t xml:space="preserve">0</w:t>
-            </w:r>
-          </w:p>
-        </w:tc>
-        <w:tc>
-          <w:tcPr>
-            <w:tcW w:type="dxa" w:w="1704"/>
-          </w:tcPr>
-          <w:p>
-            <w:r>
-              <w:rPr>
-                <w:rFonts w:ascii="Calibri" w:hAnsi="Calibri"/>
-                <w:b w:val="0"/>
-                <w:sz w:val="18"/>
-              </w:rPr>
-              <w:t xml:space="preserve">5</w:t>
-            </w:r>
-          </w:p>
-        </w:tc>
-        <w:tc>
-          <w:tcPr>
-            <w:tcW w:type="dxa" w:w="1704"/>
-          </w:tcPr>
-          <w:p>
-            <w:r>
-              <w:rPr>
-                <w:rFonts w:ascii="Calibri" w:hAnsi="Calibri"/>
-                <w:b w:val="0"/>
-                <w:sz w:val="18"/>
-              </w:rPr>
-              <w:t xml:space="preserve">0</w:t>
-            </w:r>
-          </w:p>
-        </w:tc>
-      </w:tr>
-      <w:tr>
-        <w:tc>
-          <w:tcPr>
-            <w:tcW w:type="dxa" w:w="1704"/>
-          </w:tcPr>
-          <w:p>
-            <w:r>
-              <w:rPr>
-                <w:rFonts w:ascii="Calibri" w:hAnsi="Calibri"/>
-                <w:b w:val="0"/>
-                <w:sz w:val="18"/>
-              </w:rPr>
-              <w:t>Joint Director</w:t>
-            </w:r>
-          </w:p>
-        </w:tc>
-        <w:tc>
-          <w:tcPr>
-            <w:tcW w:type="dxa" w:w="1704"/>
-          </w:tcPr>
-          <w:p>
-            <w:r>
-              <w:rPr>
-                <w:rFonts w:ascii="Calibri" w:hAnsi="Calibri"/>
-                <w:b w:val="0"/>
-                <w:sz w:val="18"/>
-              </w:rPr>
-              <w:t xml:space="preserve">14</w:t>
-            </w:r>
-          </w:p>
-        </w:tc>
-        <w:tc>
-          <w:tcPr>
-            <w:tcW w:type="dxa" w:w="1704"/>
-          </w:tcPr>
-          <w:p>
-            <w:r>
-              <w:rPr>
-                <w:rFonts w:ascii="Calibri" w:hAnsi="Calibri"/>
-                <w:b w:val="0"/>
-                <w:sz w:val="18"/>
-              </w:rPr>
-              <w:t xml:space="preserve">2</w:t>
-            </w:r>
-          </w:p>
-        </w:tc>
-        <w:tc>
-          <w:tcPr>
-            <w:tcW w:type="dxa" w:w="1704"/>
-          </w:tcPr>
-          <w:p>
-            <w:r>
-              <w:rPr>
-                <w:rFonts w:ascii="Calibri" w:hAnsi="Calibri"/>
-                <w:b w:val="0"/>
-                <w:sz w:val="18"/>
-              </w:rPr>
-              <w:t xml:space="preserve">0</w:t>
-            </w:r>
-          </w:p>
-        </w:tc>
-        <w:tc>
-          <w:tcPr>
-            <w:tcW w:type="dxa" w:w="1704"/>
-          </w:tcPr>
-          <w:p>
-            <w:r>
-              <w:rPr>
-                <w:rFonts w:ascii="Calibri" w:hAnsi="Calibri"/>
-                <w:b w:val="0"/>
-                <w:sz w:val="18"/>
-              </w:rPr>
-              <w:t xml:space="preserve">12</w:t>
-            </w:r>
-          </w:p>
-        </w:tc>
-        <w:tc>
-          <w:tcPr>
-            <w:tcW w:type="dxa" w:w="1704"/>
-          </w:tcPr>
-          <w:p>
-            <w:r>
-              <w:rPr>
-                <w:rFonts w:ascii="Calibri" w:hAnsi="Calibri"/>
-                <w:b w:val="0"/>
-                <w:sz w:val="18"/>
-              </w:rPr>
-              <w:t xml:space="preserve">0</w:t>
-            </w:r>
-          </w:p>
-        </w:tc>
-      </w:tr>
-      <w:tr>
-        <w:tc>
-          <w:tcPr>
-            <w:tcW w:type="dxa" w:w="1704"/>
-          </w:tcPr>
-          <w:p>
-            <w:r>
-              <w:rPr>
-                <w:rFonts w:ascii="Calibri" w:hAnsi="Calibri"/>
-                <w:b w:val="0"/>
-                <w:sz w:val="18"/>
-              </w:rPr>
-              <w:t>Joint Director Assistant</w:t>
-            </w:r>
-          </w:p>
-        </w:tc>
-        <w:tc>
-          <w:tcPr>
-            <w:tcW w:type="dxa" w:w="1704"/>
-          </w:tcPr>
-          <w:p>
-            <w:r>
-              <w:rPr>
-                <w:rFonts w:ascii="Calibri" w:hAnsi="Calibri"/>
-                <w:b w:val="0"/>
-                <w:sz w:val="18"/>
-              </w:rPr>
-              <w:t xml:space="preserve">13</w:t>
-            </w:r>
-          </w:p>
-        </w:tc>
-        <w:tc>
-          <w:tcPr>
-            <w:tcW w:type="dxa" w:w="1704"/>
-          </w:tcPr>
-          <w:p>
-            <w:r>
-              <w:rPr>
-                <w:rFonts w:ascii="Calibri" w:hAnsi="Calibri"/>
-                <w:b w:val="0"/>
-                <w:sz w:val="18"/>
-              </w:rPr>
-              <w:t xml:space="preserve">2</w:t>
-            </w:r>
-          </w:p>
-        </w:tc>
-        <w:tc>
-          <w:tcPr>
-            <w:tcW w:type="dxa" w:w="1704"/>
-          </w:tcPr>
-          <w:p>
-            <w:r>
-              <w:rPr>
-                <w:rFonts w:ascii="Calibri" w:hAnsi="Calibri"/>
-                <w:b w:val="0"/>
-                <w:sz w:val="18"/>
-              </w:rPr>
-              <w:t xml:space="preserve">0</w:t>
-            </w:r>
-          </w:p>
-        </w:tc>
-        <w:tc>
-          <w:tcPr>
-            <w:tcW w:type="dxa" w:w="1704"/>
-          </w:tcPr>
-          <w:p>
-            <w:r>
-              <w:rPr>
-                <w:rFonts w:ascii="Calibri" w:hAnsi="Calibri"/>
-                <w:b w:val="0"/>
-                <w:sz w:val="18"/>
-              </w:rPr>
-              <w:t xml:space="preserve">11</w:t>
-            </w:r>
-          </w:p>
-        </w:tc>
-        <w:tc>
-          <w:tcPr>
-            <w:tcW w:type="dxa" w:w="1704"/>
-          </w:tcPr>
-          <w:p>
-            <w:r>
-              <w:rPr>
-                <w:rFonts w:ascii="Calibri" w:hAnsi="Calibri"/>
-                <w:b w:val="0"/>
-                <w:sz w:val="18"/>
-              </w:rPr>
-              <w:t xml:space="preserve">0</w:t>
-            </w:r>
-          </w:p>
-        </w:tc>
-      </w:tr>
-      <w:tr>
-        <w:tc>
-          <w:tcPr>
-            <w:tcW w:type="dxa" w:w="1704"/>
-          </w:tcPr>
-          <w:p>
-            <w:r>
-              <w:rPr>
-                <w:rFonts w:ascii="Calibri" w:hAnsi="Calibri"/>
-                <w:b w:val="0"/>
-                <w:sz w:val="18"/>
-              </w:rPr>
-              <w:t>Joint Director Audit</w:t>
-            </w:r>
-          </w:p>
-        </w:tc>
-        <w:tc>
-          <w:tcPr>
-            <w:tcW w:type="dxa" w:w="1704"/>
-          </w:tcPr>
-          <w:p>
-            <w:r>
-              <w:rPr>
-                <w:rFonts w:ascii="Calibri" w:hAnsi="Calibri"/>
-                <w:b w:val="0"/>
-                <w:sz w:val="18"/>
-              </w:rPr>
-              <w:t xml:space="preserve">29</w:t>
-            </w:r>
-          </w:p>
-        </w:tc>
-        <w:tc>
-          <w:tcPr>
-            <w:tcW w:type="dxa" w:w="1704"/>
-          </w:tcPr>
-          <w:p>
-            <w:r>
-              <w:rPr>
-                <w:rFonts w:ascii="Calibri" w:hAnsi="Calibri"/>
-                <w:b w:val="0"/>
-                <w:sz w:val="18"/>
-              </w:rPr>
-              <w:t xml:space="preserve">2</w:t>
-            </w:r>
-          </w:p>
-        </w:tc>
-        <w:tc>
-          <w:tcPr>
-            <w:tcW w:type="dxa" w:w="1704"/>
-          </w:tcPr>
-          <w:p>
-            <w:r>
-              <w:rPr>
-                <w:rFonts w:ascii="Calibri" w:hAnsi="Calibri"/>
-                <w:b w:val="0"/>
-                <w:sz w:val="18"/>
-              </w:rPr>
-              <w:t xml:space="preserve">0</w:t>
-            </w:r>
-          </w:p>
-        </w:tc>
-        <w:tc>
-          <w:tcPr>
-            <w:tcW w:type="dxa" w:w="1704"/>
-          </w:tcPr>
-          <w:p>
-            <w:r>
-              <w:rPr>
-                <w:rFonts w:ascii="Calibri" w:hAnsi="Calibri"/>
-                <w:b w:val="0"/>
-                <w:sz w:val="18"/>
-              </w:rPr>
-              <w:t xml:space="preserve">27</w:t>
-            </w:r>
-          </w:p>
-        </w:tc>
-        <w:tc>
-          <w:tcPr>
-            <w:tcW w:type="dxa" w:w="1704"/>
-          </w:tcPr>
-          <w:p>
-            <w:r>
-              <w:rPr>
-                <w:rFonts w:ascii="Calibri" w:hAnsi="Calibri"/>
-                <w:b w:val="0"/>
-                <w:sz w:val="18"/>
-              </w:rPr>
-              <w:t xml:space="preserve">0</w:t>
-            </w:r>
-          </w:p>
-        </w:tc>
-      </w:tr>
-      <w:tr>
-        <w:tc>
-          <w:tcPr>
-            <w:tcW w:type="dxa" w:w="1704"/>
-          </w:tcPr>
-          <w:p>
-            <w:r>
-              <w:rPr>
-                <w:rFonts w:ascii="Calibri" w:hAnsi="Calibri"/>
-                <w:b w:val="0"/>
-                <w:sz w:val="18"/>
-              </w:rPr>
-              <w:t>Process Auditor</w:t>
-            </w:r>
-          </w:p>
-        </w:tc>
-        <w:tc>
-          <w:tcPr>
-            <w:tcW w:type="dxa" w:w="1704"/>
-          </w:tcPr>
-          <w:p>
-            <w:r>
-              <w:rPr>
-                <w:rFonts w:ascii="Calibri" w:hAnsi="Calibri"/>
-                <w:b w:val="0"/>
-                <w:sz w:val="18"/>
-              </w:rPr>
-              <w:t xml:space="preserve">17</w:t>
-            </w:r>
-          </w:p>
-        </w:tc>
-        <w:tc>
-          <w:tcPr>
-            <w:tcW w:type="dxa" w:w="1704"/>
-          </w:tcPr>
-          <w:p>
-            <w:r>
-              <w:rPr>
-                <w:rFonts w:ascii="Calibri" w:hAnsi="Calibri"/>
-                <w:b w:val="0"/>
-                <w:sz w:val="18"/>
-              </w:rPr>
-              <w:t xml:space="preserve">1</w:t>
-            </w:r>
-          </w:p>
-        </w:tc>
-        <w:tc>
-          <w:tcPr>
-            <w:tcW w:type="dxa" w:w="1704"/>
-          </w:tcPr>
-          <w:p>
-            <w:r>
-              <w:rPr>
-                <w:rFonts w:ascii="Calibri" w:hAnsi="Calibri"/>
-                <w:b w:val="0"/>
-                <w:sz w:val="18"/>
-              </w:rPr>
-              <w:t xml:space="preserve">0</w:t>
-            </w:r>
-          </w:p>
-        </w:tc>
-        <w:tc>
-          <w:tcPr>
-            <w:tcW w:type="dxa" w:w="1704"/>
-          </w:tcPr>
-          <w:p>
-            <w:r>
-              <w:rPr>
-                <w:rFonts w:ascii="Calibri" w:hAnsi="Calibri"/>
-                <w:b w:val="0"/>
-                <w:sz w:val="18"/>
-              </w:rPr>
-              <w:t xml:space="preserve">16</w:t>
-            </w:r>
-          </w:p>
-        </w:tc>
-        <w:tc>
-          <w:tcPr>
-            <w:tcW w:type="dxa" w:w="1704"/>
-          </w:tcPr>
-          <w:p>
-            <w:r>
-              <w:rPr>
-                <w:rFonts w:ascii="Calibri" w:hAnsi="Calibri"/>
-                <w:b w:val="0"/>
-                <w:sz w:val="18"/>
-              </w:rPr>
-              <w:t xml:space="preserve">0</w:t>
-            </w:r>
-          </w:p>
-        </w:tc>
-      </w:tr>
-      <w:tr>
-        <w:tc>
-          <w:tcPr>
-            <w:tcW w:type="dxa" w:w="1704"/>
-          </w:tcPr>
-          <w:p>
-            <w:r>
-              <w:rPr>
-                <w:rFonts w:ascii="Calibri" w:hAnsi="Calibri"/>
-                <w:b w:val="0"/>
-                <w:sz w:val="18"/>
-              </w:rPr>
-              <w:t>Quality Auditor</w:t>
-            </w:r>
-          </w:p>
-        </w:tc>
-        <w:tc>
-          <w:tcPr>
-            <w:tcW w:type="dxa" w:w="1704"/>
-          </w:tcPr>
-          <w:p>
-            <w:r>
-              <w:rPr>
-                <w:rFonts w:ascii="Calibri" w:hAnsi="Calibri"/>
-                <w:b w:val="0"/>
-                <w:sz w:val="18"/>
-              </w:rPr>
-              <w:t xml:space="preserve">17</w:t>
-            </w:r>
-          </w:p>
-        </w:tc>
-        <w:tc>
-          <w:tcPr>
-            <w:tcW w:type="dxa" w:w="1704"/>
-          </w:tcPr>
-          <w:p>
-            <w:r>
-              <w:rPr>
-                <w:rFonts w:ascii="Calibri" w:hAnsi="Calibri"/>
-                <w:b w:val="0"/>
-                <w:sz w:val="18"/>
-              </w:rPr>
-              <w:t xml:space="preserve">1</w:t>
-            </w:r>
-          </w:p>
-        </w:tc>
-        <w:tc>
-          <w:tcPr>
-            <w:tcW w:type="dxa" w:w="1704"/>
-          </w:tcPr>
-          <w:p>
-            <w:r>
-              <w:rPr>
-                <w:rFonts w:ascii="Calibri" w:hAnsi="Calibri"/>
-                <w:b w:val="0"/>
-                <w:sz w:val="18"/>
-              </w:rPr>
-              <w:t xml:space="preserve">0</w:t>
-            </w:r>
-          </w:p>
-        </w:tc>
-        <w:tc>
-          <w:tcPr>
-            <w:tcW w:type="dxa" w:w="1704"/>
-          </w:tcPr>
-          <w:p>
-            <w:r>
-              <w:rPr>
-                <w:rFonts w:ascii="Calibri" w:hAnsi="Calibri"/>
-                <w:b w:val="0"/>
-                <w:sz w:val="18"/>
-              </w:rPr>
-              <w:t xml:space="preserve">16</w:t>
-            </w:r>
-          </w:p>
-        </w:tc>
-        <w:tc>
-          <w:tcPr>
-            <w:tcW w:type="dxa" w:w="1704"/>
-          </w:tcPr>
-          <w:p>
-            <w:r>
-              <w:rPr>
-                <w:rFonts w:ascii="Calibri" w:hAnsi="Calibri"/>
-                <w:b w:val="0"/>
-                <w:sz w:val="18"/>
-              </w:rPr>
-              <w:t xml:space="preserve">0</w:t>
-            </w:r>
-          </w:p>
-        </w:tc>
-      </w:tr>
-      <w:tr>
-        <w:tc>
-          <w:tcPr>
-            <w:tcW w:type="dxa" w:w="1704"/>
-          </w:tcPr>
-          <w:p>
-            <w:r>
-              <w:rPr>
-                <w:rFonts w:ascii="Calibri" w:hAnsi="Calibri"/>
-                <w:b w:val="0"/>
-                <w:sz w:val="18"/>
-              </w:rPr>
-              <w:t>TOTAL</w:t>
-            </w:r>
-          </w:p>
-        </w:tc>
-        <w:tc>
-          <w:tcPr>
-            <w:tcW w:type="dxa" w:w="1704"/>
-          </w:tcPr>
-          <w:p>
-            <w:r>
-              <w:rPr>
-                <w:rFonts w:ascii="Calibri" w:hAnsi="Calibri"/>
-                <w:b w:val="0"/>
-                <w:sz w:val="18"/>
-              </w:rPr>
-              <w:t xml:space="preserve">480</w:t>
-            </w:r>
-          </w:p>
-        </w:tc>
-        <w:tc>
-          <w:tcPr>
-            <w:tcW w:type="dxa" w:w="1704"/>
-          </w:tcPr>
-          <w:p>
-            <w:r>
-              <w:rPr>
-                <w:rFonts w:ascii="Calibri" w:hAnsi="Calibri"/>
-                <w:b w:val="0"/>
-                <w:color w:val="027A48"/>
-                <w:sz w:val="18"/>
-              </w:rPr>
-              <w:t>123</w:t>
-            </w:r>
-          </w:p>
-        </w:tc>
-        <w:tc>
-          <w:tcPr>
-            <w:tcW w:type="dxa" w:w="1704"/>
-          </w:tcPr>
-          <w:p>
-            <w:r>
-              <w:rPr>
-                <w:rFonts w:ascii="Calibri" w:hAnsi="Calibri"/>
-                <w:b w:val="0"/>
-                <w:color w:val="B54708"/>
-                <w:sz w:val="18"/>
-              </w:rPr>
-              <w:t>50</w:t>
-            </w:r>
-          </w:p>
-        </w:tc>
-        <w:tc>
-          <w:tcPr>
-            <w:tcW w:type="dxa" w:w="1704"/>
-          </w:tcPr>
-          <w:p>
-            <w:r>
-              <w:rPr>
-                <w:rFonts w:ascii="Calibri" w:hAnsi="Calibri"/>
-                <w:b w:val="0"/>
-                <w:sz w:val="18"/>
-              </w:rPr>
-              <w:t xml:space="preserve">305</w:t>
-            </w:r>
-          </w:p>
-        </w:tc>
-        <w:tc>
-          <w:tcPr>
-            <w:tcW w:type="dxa" w:w="1704"/>
-          </w:tcPr>
-          <w:p>
-            <w:r>
-              <w:rPr>
-                <w:rFonts w:ascii="Calibri" w:hAnsi="Calibri"/>
-                <w:b w:val="0"/>
-                <w:sz w:val="18"/>
-              </w:rPr>
-              <w:t xml:space="preserve">2</w:t>
+            <w:shd w:fill="D9D9D9" w:val="clear"/>
+          </w:tcPr>
+          <w:p>
+            <w:r>
+              <w:rPr>
+                <w:color w:val="595959"/>
+              </w:rPr>
+              <w:t>2</w:t>
             </w:r>
           </w:p>
         </w:tc>
@@ -2782,7 +2530,7 @@
         <w:pStyle w:val="ListNumber"/>
       </w:pPr>
       <w:r>
-        <w:t>4. Shared chrome: Announcement, Communication, Calendar, Notifications</w:t>
+        <w:t>4. Shared chrome for non-Admin roles: Announcement, Communication, Calendar, Notifications (Administrator screens for these are now API-backed on main; other role panels were not re-checked this evening)</w:t>
       </w:r>
     </w:p>
     <w:p>
@@ -2914,6 +2662,7 @@
               <w:rPr>
                 <w:rFonts w:ascii="Calibri" w:hAnsi="Calibri"/>
                 <w:b w:val="0"/>
+                <w:color w:val="006100"/>
                 <w:sz w:val="18"/>
               </w:rPr>
               <w:t xml:space="preserve">Completed</w:t>
@@ -2962,6 +2711,7 @@
               <w:rPr>
                 <w:rFonts w:ascii="Calibri" w:hAnsi="Calibri"/>
                 <w:b w:val="0"/>
+                <w:color w:val="006100"/>
                 <w:sz w:val="18"/>
               </w:rPr>
               <w:t xml:space="preserve">Completed</w:t>
@@ -3010,6 +2760,7 @@
               <w:rPr>
                 <w:rFonts w:ascii="Calibri" w:hAnsi="Calibri"/>
                 <w:b w:val="0"/>
+                <w:color w:val="006100"/>
                 <w:sz w:val="18"/>
               </w:rPr>
               <w:t>Completed</w:t>
@@ -3058,6 +2809,7 @@
               <w:rPr>
                 <w:rFonts w:ascii="Calibri" w:hAnsi="Calibri"/>
                 <w:b w:val="0"/>
+                <w:color w:val="006100"/>
                 <w:sz w:val="18"/>
               </w:rPr>
               <w:t>Completed</w:t>
@@ -3106,6 +2858,7 @@
               <w:rPr>
                 <w:rFonts w:ascii="Calibri" w:hAnsi="Calibri"/>
                 <w:b w:val="0"/>
+                <w:color w:val="006100"/>
                 <w:sz w:val="18"/>
               </w:rPr>
               <w:t>Completed</w:t>
@@ -3154,6 +2907,7 @@
               <w:rPr>
                 <w:rFonts w:ascii="Calibri" w:hAnsi="Calibri"/>
                 <w:b w:val="0"/>
+                <w:color w:val="006100"/>
                 <w:sz w:val="18"/>
               </w:rPr>
               <w:t xml:space="preserve">Completed</w:t>
@@ -3202,6 +2956,7 @@
               <w:rPr>
                 <w:rFonts w:ascii="Calibri" w:hAnsi="Calibri"/>
                 <w:b w:val="0"/>
+                <w:color w:val="006100"/>
                 <w:sz w:val="18"/>
               </w:rPr>
               <w:t xml:space="preserve">Completed</w:t>
@@ -3250,6 +3005,7 @@
               <w:rPr>
                 <w:rFonts w:ascii="Calibri" w:hAnsi="Calibri"/>
                 <w:b w:val="0"/>
+                <w:color w:val="006100"/>
                 <w:sz w:val="18"/>
               </w:rPr>
               <w:t xml:space="preserve">Completed</w:t>
@@ -3298,6 +3054,7 @@
               <w:rPr>
                 <w:rFonts w:ascii="Calibri" w:hAnsi="Calibri"/>
                 <w:b w:val="0"/>
+                <w:color w:val="006100"/>
                 <w:sz w:val="18"/>
               </w:rPr>
               <w:t>Completed</w:t>
@@ -3346,6 +3103,7 @@
               <w:rPr>
                 <w:rFonts w:ascii="Calibri" w:hAnsi="Calibri"/>
                 <w:b w:val="0"/>
+                <w:color w:val="006100"/>
                 <w:sz w:val="18"/>
               </w:rPr>
               <w:t>Completed</w:t>
@@ -3394,6 +3152,7 @@
               <w:rPr>
                 <w:rFonts w:ascii="Calibri" w:hAnsi="Calibri"/>
                 <w:b w:val="0"/>
+                <w:color w:val="006100"/>
                 <w:sz w:val="18"/>
               </w:rPr>
               <w:t>Completed</w:t>
@@ -3442,6 +3201,7 @@
               <w:rPr>
                 <w:rFonts w:ascii="Calibri" w:hAnsi="Calibri"/>
                 <w:b w:val="0"/>
+                <w:color w:val="006100"/>
                 <w:sz w:val="18"/>
               </w:rPr>
               <w:t>Completed</w:t>
@@ -3490,6 +3250,7 @@
               <w:rPr>
                 <w:rFonts w:ascii="Calibri" w:hAnsi="Calibri"/>
                 <w:b w:val="0"/>
+                <w:color w:val="006100"/>
                 <w:sz w:val="18"/>
               </w:rPr>
               <w:t>Completed</w:t>
@@ -3538,6 +3299,7 @@
               <w:rPr>
                 <w:rFonts w:ascii="Calibri" w:hAnsi="Calibri"/>
                 <w:b w:val="0"/>
+                <w:color w:val="006100"/>
                 <w:sz w:val="18"/>
               </w:rPr>
               <w:t>Completed</w:t>
@@ -3586,6 +3348,7 @@
               <w:rPr>
                 <w:rFonts w:ascii="Calibri" w:hAnsi="Calibri"/>
                 <w:b w:val="0"/>
+                <w:color w:val="006100"/>
                 <w:sz w:val="18"/>
               </w:rPr>
               <w:t>Completed</w:t>
@@ -3634,6 +3397,7 @@
               <w:rPr>
                 <w:rFonts w:ascii="Calibri" w:hAnsi="Calibri"/>
                 <w:b w:val="0"/>
+                <w:color w:val="006100"/>
                 <w:sz w:val="18"/>
               </w:rPr>
               <w:t xml:space="preserve">Completed</w:t>
@@ -3682,6 +3446,7 @@
               <w:rPr>
                 <w:rFonts w:ascii="Calibri" w:hAnsi="Calibri"/>
                 <w:b w:val="0"/>
+                <w:color w:val="006100"/>
                 <w:sz w:val="18"/>
               </w:rPr>
               <w:t xml:space="preserve">Completed</w:t>
@@ -3730,6 +3495,7 @@
               <w:rPr>
                 <w:rFonts w:ascii="Calibri" w:hAnsi="Calibri"/>
                 <w:b w:val="0"/>
+                <w:color w:val="006100"/>
                 <w:sz w:val="18"/>
               </w:rPr>
               <w:t xml:space="preserve">Completed</w:t>
@@ -3778,6 +3544,7 @@
               <w:rPr>
                 <w:rFonts w:ascii="Calibri" w:hAnsi="Calibri"/>
                 <w:b w:val="0"/>
+                <w:color w:val="006100"/>
                 <w:sz w:val="18"/>
               </w:rPr>
               <w:t xml:space="preserve">Completed</w:t>
@@ -3826,6 +3593,7 @@
               <w:rPr>
                 <w:rFonts w:ascii="Calibri" w:hAnsi="Calibri"/>
                 <w:b w:val="0"/>
+                <w:color w:val="006100"/>
                 <w:sz w:val="18"/>
               </w:rPr>
               <w:t xml:space="preserve">Completed</w:t>
@@ -3874,6 +3642,7 @@
               <w:rPr>
                 <w:rFonts w:ascii="Calibri" w:hAnsi="Calibri"/>
                 <w:b w:val="0"/>
+                <w:color w:val="006100"/>
                 <w:sz w:val="18"/>
               </w:rPr>
               <w:t xml:space="preserve">Completed</w:t>
@@ -3922,6 +3691,7 @@
               <w:rPr>
                 <w:rFonts w:ascii="Calibri" w:hAnsi="Calibri"/>
                 <w:b w:val="0"/>
+                <w:color w:val="006100"/>
                 <w:sz w:val="18"/>
               </w:rPr>
               <w:t xml:space="preserve">Completed</w:t>
@@ -3970,6 +3740,7 @@
               <w:rPr>
                 <w:rFonts w:ascii="Calibri" w:hAnsi="Calibri"/>
                 <w:b w:val="0"/>
+                <w:color w:val="006100"/>
                 <w:sz w:val="18"/>
               </w:rPr>
               <w:t xml:space="preserve">Completed</w:t>
@@ -4018,6 +3789,7 @@
               <w:rPr>
                 <w:rFonts w:ascii="Calibri" w:hAnsi="Calibri"/>
                 <w:b w:val="0"/>
+                <w:color w:val="006100"/>
                 <w:sz w:val="18"/>
               </w:rPr>
               <w:t xml:space="preserve">Completed</w:t>
@@ -4066,6 +3838,7 @@
               <w:rPr>
                 <w:rFonts w:ascii="Calibri" w:hAnsi="Calibri"/>
                 <w:b w:val="0"/>
+                <w:color w:val="006100"/>
                 <w:sz w:val="18"/>
               </w:rPr>
               <w:t xml:space="preserve">Completed</w:t>
@@ -4114,6 +3887,7 @@
               <w:rPr>
                 <w:rFonts w:ascii="Calibri" w:hAnsi="Calibri"/>
                 <w:b w:val="0"/>
+                <w:color w:val="006100"/>
                 <w:sz w:val="18"/>
               </w:rPr>
               <w:t xml:space="preserve">Completed</w:t>
@@ -4162,6 +3936,7 @@
               <w:rPr>
                 <w:rFonts w:ascii="Calibri" w:hAnsi="Calibri"/>
                 <w:b w:val="0"/>
+                <w:color w:val="006100"/>
                 <w:sz w:val="18"/>
               </w:rPr>
               <w:t xml:space="preserve">Completed</w:t>
@@ -4210,6 +3985,7 @@
               <w:rPr>
                 <w:rFonts w:ascii="Calibri" w:hAnsi="Calibri"/>
                 <w:b w:val="0"/>
+                <w:color w:val="006100"/>
                 <w:sz w:val="18"/>
               </w:rPr>
               <w:t xml:space="preserve">Completed</w:t>
@@ -4258,6 +4034,7 @@
               <w:rPr>
                 <w:rFonts w:ascii="Calibri" w:hAnsi="Calibri"/>
                 <w:b w:val="0"/>
+                <w:color w:val="006100"/>
                 <w:sz w:val="18"/>
               </w:rPr>
               <w:t xml:space="preserve">Completed</w:t>
@@ -4306,6 +4083,7 @@
               <w:rPr>
                 <w:rFonts w:ascii="Calibri" w:hAnsi="Calibri"/>
                 <w:b w:val="0"/>
+                <w:color w:val="006100"/>
                 <w:sz w:val="18"/>
               </w:rPr>
               <w:t xml:space="preserve">Completed</w:t>
@@ -4354,6 +4132,7 @@
               <w:rPr>
                 <w:rFonts w:ascii="Calibri" w:hAnsi="Calibri"/>
                 <w:b w:val="0"/>
+                <w:color w:val="006100"/>
                 <w:sz w:val="18"/>
               </w:rPr>
               <w:t xml:space="preserve">Completed</w:t>
@@ -4402,6 +4181,7 @@
               <w:rPr>
                 <w:rFonts w:ascii="Calibri" w:hAnsi="Calibri"/>
                 <w:b w:val="0"/>
+                <w:color w:val="006100"/>
                 <w:sz w:val="18"/>
               </w:rPr>
               <w:t>Completed</w:t>
@@ -4450,6 +4230,7 @@
               <w:rPr>
                 <w:rFonts w:ascii="Calibri" w:hAnsi="Calibri"/>
                 <w:b w:val="0"/>
+                <w:color w:val="006100"/>
                 <w:sz w:val="18"/>
               </w:rPr>
               <w:t>Completed</w:t>
@@ -4498,6 +4279,7 @@
               <w:rPr>
                 <w:rFonts w:ascii="Calibri" w:hAnsi="Calibri"/>
                 <w:b w:val="0"/>
+                <w:color w:val="006100"/>
                 <w:sz w:val="18"/>
               </w:rPr>
               <w:t>Completed</w:t>
@@ -4546,6 +4328,7 @@
               <w:rPr>
                 <w:rFonts w:ascii="Calibri" w:hAnsi="Calibri"/>
                 <w:b w:val="0"/>
+                <w:color w:val="006100"/>
                 <w:sz w:val="18"/>
               </w:rPr>
               <w:t>Completed</w:t>
@@ -4594,6 +4377,7 @@
               <w:rPr>
                 <w:rFonts w:ascii="Calibri" w:hAnsi="Calibri"/>
                 <w:b w:val="0"/>
+                <w:color w:val="006100"/>
                 <w:sz w:val="18"/>
               </w:rPr>
               <w:t>Completed</w:t>
@@ -4642,6 +4426,7 @@
               <w:rPr>
                 <w:rFonts w:ascii="Calibri" w:hAnsi="Calibri"/>
                 <w:b w:val="0"/>
+                <w:color w:val="006100"/>
                 <w:sz w:val="18"/>
               </w:rPr>
               <w:t>Completed</w:t>
@@ -4690,6 +4475,7 @@
               <w:rPr>
                 <w:rFonts w:ascii="Calibri" w:hAnsi="Calibri"/>
                 <w:b w:val="0"/>
+                <w:color w:val="006100"/>
                 <w:sz w:val="18"/>
               </w:rPr>
               <w:t>Completed</w:t>
@@ -4738,6 +4524,7 @@
               <w:rPr>
                 <w:rFonts w:ascii="Calibri" w:hAnsi="Calibri"/>
                 <w:b w:val="0"/>
+                <w:color w:val="006100"/>
                 <w:sz w:val="18"/>
               </w:rPr>
               <w:t xml:space="preserve">Completed</w:t>
@@ -4786,6 +4573,7 @@
               <w:rPr>
                 <w:rFonts w:ascii="Calibri" w:hAnsi="Calibri"/>
                 <w:b w:val="0"/>
+                <w:color w:val="006100"/>
                 <w:sz w:val="18"/>
               </w:rPr>
               <w:t>Completed</w:t>
@@ -4908,31 +4696,24 @@
         <w:tc>
           <w:tcPr>
             <w:tcW w:type="dxa" w:w="3408"/>
-            <w:shd w:fill="FFC7CE" w:val="clear"/>
-          </w:tcPr>
-          <w:p>
-            <w:r>
-              <w:rPr>
-                <w:rFonts w:ascii="Calibri" w:hAnsi="Calibri"/>
-                <w:b w:val="0"/>
-                <w:sz w:val="18"/>
-              </w:rPr>
-              <w:t xml:space="preserve">Not Completed</w:t>
-            </w:r>
-          </w:p>
-        </w:tc>
-        <w:tc>
-          <w:tcPr>
-            <w:tcW w:type="dxa" w:w="3408"/>
-          </w:tcPr>
-          <w:p>
-            <w:r>
-              <w:rPr>
-                <w:rFonts w:ascii="Calibri" w:hAnsi="Calibri"/>
-                <w:b w:val="0"/>
-                <w:sz w:val="18"/>
-              </w:rPr>
-              <w:t xml:space="preserve">Browser 13 Oct 2026: /dashboard redirects to the Admission List; there is no KPI dashboard. Not implemented</w:t>
+            <w:shd w:fill="C6EFCE" w:val="clear"/>
+          </w:tcPr>
+          <w:p>
+            <w:r>
+              <w:rPr>
+                <w:color w:val="006100"/>
+              </w:rPr>
+              <w:t>Completed</w:t>
+            </w:r>
+          </w:p>
+        </w:tc>
+        <w:tc>
+          <w:tcPr>
+            <w:tcW w:type="dxa" w:w="3408"/>
+          </w:tcPr>
+          <w:p>
+            <w:r>
+              <w:t>Browser 14 Oct 2026 (Administrator): /dashboard shows live KPIs from GET /api/v1/admin/dashboard (Students 10, Employees 17, Leave 1, Escalations 0, pending TC 0, Announcements this month 2). App.jsx allows the exact path /dashboard for Admin. Code: dashboardApi.js, Dashboard.jsx. On main (PR #3).</w:t>
             </w:r>
           </w:p>
         </w:tc>
@@ -4963,6 +4744,7 @@
               <w:rPr>
                 <w:rFonts w:ascii="Calibri" w:hAnsi="Calibri"/>
                 <w:b w:val="0"/>
+                <w:color w:val="006100"/>
                 <w:sz w:val="18"/>
               </w:rPr>
               <w:t xml:space="preserve">Completed</w:t>
@@ -5011,6 +4793,7 @@
               <w:rPr>
                 <w:rFonts w:ascii="Calibri" w:hAnsi="Calibri"/>
                 <w:b w:val="0"/>
+                <w:color w:val="006100"/>
                 <w:sz w:val="18"/>
               </w:rPr>
               <w:t xml:space="preserve">Completed</w:t>
@@ -5052,31 +4835,24 @@
         <w:tc>
           <w:tcPr>
             <w:tcW w:type="dxa" w:w="3408"/>
-            <w:shd w:fill="DDEBF7" w:val="clear"/>
-          </w:tcPr>
-          <w:p>
-            <w:r>
-              <w:rPr>
-                <w:rFonts w:ascii="Calibri" w:hAnsi="Calibri"/>
-                <w:b w:val="0"/>
-                <w:sz w:val="18"/>
-              </w:rPr>
-              <w:t xml:space="preserve">Completed (pending merge)</w:t>
-            </w:r>
-          </w:p>
-        </w:tc>
-        <w:tc>
-          <w:tcPr>
-            <w:tcW w:type="dxa" w:w="3408"/>
-          </w:tcPr>
-          <w:p>
-            <w:r>
-              <w:rPr>
-                <w:rFonts w:ascii="Calibri" w:hAnsi="Calibri"/>
-                <w:b w:val="0"/>
-                <w:sz w:val="18"/>
-              </w:rPr>
-              <w:t>Browser 13 Oct 2026: GET /students 200 (studentsApi.js). Defect fixed: no longer calls GET /admissions/{id} per student; detail uses the student/admission snapshot. Fix is on branch fix/student-database-admissions-lookup (also in the feature/admin-class-details line), not on origin/main. Re-checked after the fix: 0 admissions calls, fields shown. Tests: test_students.py; test_frontend_student_database_static.py. Counted as Completed only once the fix is reviewed and merged</w:t>
+            <w:shd w:fill="C6EFCE" w:val="clear"/>
+          </w:tcPr>
+          <w:p>
+            <w:r>
+              <w:rPr>
+                <w:color w:val="006100"/>
+              </w:rPr>
+              <w:t>Completed</w:t>
+            </w:r>
+          </w:p>
+        </w:tc>
+        <w:tc>
+          <w:tcPr>
+            <w:tcW w:type="dxa" w:w="3408"/>
+          </w:tcPr>
+          <w:p>
+            <w:r>
+              <w:t>Browser 13 Oct 2026: GET /students 200 (studentsApi.js). Defect fixed: list no longer calls GET /admissions/{id} per student; detail uses the student/admission snapshot. Merged to main with PR #3.</w:t>
             </w:r>
           </w:p>
         </w:tc>
@@ -5107,6 +4883,7 @@
               <w:rPr>
                 <w:rFonts w:ascii="Calibri" w:hAnsi="Calibri"/>
                 <w:b w:val="0"/>
+                <w:color w:val="006100"/>
                 <w:sz w:val="18"/>
               </w:rPr>
               <w:t xml:space="preserve">Completed</w:t>
@@ -5148,32 +4925,24 @@
         <w:tc>
           <w:tcPr>
             <w:tcW w:type="dxa" w:w="3408"/>
-            <w:shd w:fill="FFEB9C" w:val="clear"/>
-          </w:tcPr>
-          <w:p>
-            <w:r>
-              <w:rPr>
-                <w:rFonts w:ascii="Calibri" w:hAnsi="Calibri"/>
-                <w:b w:val="0"/>
-                <w:color w:val="027A48"/>
-                <w:sz w:val="18"/>
-              </w:rPr>
-              <w:t>Completed (pending merge)</w:t>
-            </w:r>
-          </w:p>
-        </w:tc>
-        <w:tc>
-          <w:tcPr>
-            <w:tcW w:type="dxa" w:w="3408"/>
-          </w:tcPr>
-          <w:p>
-            <w:r>
-              <w:rPr>
-                <w:rFonts w:ascii="Calibri" w:hAnsi="Calibri"/>
-                <w:b w:val="0"/>
-                <w:sz w:val="18"/>
-              </w:rPr>
-              <w:t>Browser 14 Oct 2026 (Administrator): create class with section capacity, room and class teacher; edit sections; deactivate / show deactivated / reactivate; delete unused class; delete of a class in use refused with the server message; duplicate save safe; local mode (flag off) unchanged. Server stores capacity, room and class_teacher_user_id on sections (Alembic 0004); class unique per academic year; PATCH/DELETE /masters/classes; GET /masters/class-teacher-options. Branch feature/admin-class-details (not pushed or merged). Tests: test_class_details_edit.py, test_migration_class_details.py, test_frontend_class_details_static.py. Counted as Completed only once the branch is reviewed and merged. Not run in a browser: Teacher/Principal write refusal (pytest only); same class in a second academic year (only one year in the dev database).</w:t>
+            <w:shd w:fill="C6EFCE" w:val="clear"/>
+          </w:tcPr>
+          <w:p>
+            <w:r>
+              <w:rPr>
+                <w:color w:val="006100"/>
+              </w:rPr>
+              <w:t>Completed</w:t>
+            </w:r>
+          </w:p>
+        </w:tc>
+        <w:tc>
+          <w:tcPr>
+            <w:tcW w:type="dxa" w:w="3408"/>
+          </w:tcPr>
+          <w:p>
+            <w:r>
+              <w:t>Browser 14 Oct 2026 (Administrator): create class with section capacity, room and class teacher; edit sections; deactivate / show deactivated / reactivate; delete unused class; refused delete when in use. Alembic 0004. Merged to main with PR #3.</w:t>
             </w:r>
           </w:p>
         </w:tc>
@@ -5197,31 +4966,24 @@
         <w:tc>
           <w:tcPr>
             <w:tcW w:type="dxa" w:w="3408"/>
-            <w:shd w:fill="DDEBF7" w:val="clear"/>
-          </w:tcPr>
-          <w:p>
-            <w:r>
-              <w:rPr>
-                <w:rFonts w:ascii="Calibri" w:hAnsi="Calibri"/>
-                <w:b w:val="0"/>
-                <w:sz w:val="18"/>
-              </w:rPr>
-              <w:t xml:space="preserve">Completed (pending merge)</w:t>
-            </w:r>
-          </w:p>
-        </w:tc>
-        <w:tc>
-          <w:tcPr>
-            <w:tcW w:type="dxa" w:w="3408"/>
-          </w:tcPr>
-          <w:p>
-            <w:r>
-              <w:rPr>
-                <w:rFonts w:ascii="Calibri" w:hAnsi="Calibri"/>
-                <w:b w:val="0"/>
-                <w:sz w:val="18"/>
-              </w:rPr>
-              <w:t xml:space="preserve">View only. Earlier browser session: GET /attendance by date, class and section plus a roster; server stores no punch times. Code is on branch feature/admin-attendance (commit 85f7e98), not pushed or merged. Tests: test_admin_attendance_api.py (5), test_frontend_admin_attendance_static.py (9). Counted as Completed only once the branch is reviewed and merged</w:t>
+            <w:shd w:fill="C6EFCE" w:val="clear"/>
+          </w:tcPr>
+          <w:p>
+            <w:r>
+              <w:rPr>
+                <w:color w:val="006100"/>
+              </w:rPr>
+              <w:t>Completed</w:t>
+            </w:r>
+          </w:p>
+        </w:tc>
+        <w:tc>
+          <w:tcPr>
+            <w:tcW w:type="dxa" w:w="3408"/>
+          </w:tcPr>
+          <w:p>
+            <w:r>
+              <w:t>View only. Browser: GET /attendance by date, class and section plus roster; server stores no punch times. adminAttendanceApi.js. Merged to main with PR #3. Marking attendance stays with teachers.</w:t>
             </w:r>
           </w:p>
         </w:tc>
@@ -5245,31 +5007,24 @@
         <w:tc>
           <w:tcPr>
             <w:tcW w:type="dxa" w:w="3408"/>
-            <w:shd w:fill="DDEBF7" w:val="clear"/>
-          </w:tcPr>
-          <w:p>
-            <w:r>
-              <w:rPr>
-                <w:rFonts w:ascii="Calibri" w:hAnsi="Calibri"/>
-                <w:b w:val="0"/>
-                <w:sz w:val="18"/>
-              </w:rPr>
-              <w:t xml:space="preserve">Completed (pending merge)</w:t>
-            </w:r>
-          </w:p>
-        </w:tc>
-        <w:tc>
-          <w:tcPr>
-            <w:tcW w:type="dxa" w:w="3408"/>
-          </w:tcPr>
-          <w:p>
-            <w:r>
-              <w:rPr>
-                <w:rFonts w:ascii="Calibri" w:hAnsi="Calibri"/>
-                <w:b w:val="0"/>
-                <w:sz w:val="18"/>
-              </w:rPr>
-              <w:t xml:space="preserve">View only. Earlier browser session: GET /hr/attendance joined with GET /hr/portal/employees; dates are free text on the server so the date filter runs in the browser. Same unmerged branch feature/admin-attendance (85f7e98). Tests as above. Counted as Completed only once the branch is reviewed and merged</w:t>
+            <w:shd w:fill="C6EFCE" w:val="clear"/>
+          </w:tcPr>
+          <w:p>
+            <w:r>
+              <w:rPr>
+                <w:color w:val="006100"/>
+              </w:rPr>
+              <w:t>Completed</w:t>
+            </w:r>
+          </w:p>
+        </w:tc>
+        <w:tc>
+          <w:tcPr>
+            <w:tcW w:type="dxa" w:w="3408"/>
+          </w:tcPr>
+          <w:p>
+            <w:r>
+              <w:t>View only. Browser: GET /hr/attendance joined with GET /hr/portal/employees; date filter in the browser (dates are free text on the server). Merged to main with PR #3.</w:t>
             </w:r>
           </w:p>
         </w:tc>
@@ -5293,31 +5048,24 @@
         <w:tc>
           <w:tcPr>
             <w:tcW w:type="dxa" w:w="3408"/>
-            <w:shd w:fill="FFC7CE" w:val="clear"/>
-          </w:tcPr>
-          <w:p>
-            <w:r>
-              <w:rPr>
-                <w:rFonts w:ascii="Calibri" w:hAnsi="Calibri"/>
-                <w:b w:val="0"/>
-                <w:sz w:val="18"/>
-              </w:rPr>
-              <w:t xml:space="preserve">Not Completed</w:t>
-            </w:r>
-          </w:p>
-        </w:tc>
-        <w:tc>
-          <w:tcPr>
-            <w:tcW w:type="dxa" w:w="3408"/>
-          </w:tcPr>
-          <w:p>
-            <w:r>
-              <w:rPr>
-                <w:rFonts w:ascii="Calibri" w:hAnsi="Calibri"/>
-                <w:b w:val="0"/>
-                <w:sz w:val="18"/>
-              </w:rPr>
-              <w:t xml:space="preserve">Browser 13 Oct 2026: page loads but makes no API call; data is browser-only. No backend endpoint exists for this feature (activities). Not implemented</w:t>
+            <w:shd w:fill="C6EFCE" w:val="clear"/>
+          </w:tcPr>
+          <w:p>
+            <w:r>
+              <w:rPr>
+                <w:color w:val="006100"/>
+              </w:rPr>
+              <w:t>Completed</w:t>
+            </w:r>
+          </w:p>
+        </w:tc>
+        <w:tc>
+          <w:tcPr>
+            <w:tcW w:type="dxa" w:w="3408"/>
+          </w:tcPr>
+          <w:p>
+            <w:r>
+              <w:t>Live API 14 Oct 2026 evening: POST /api/v1/activities type=cultural → 201; teacher create 403; list includes the new row. Migration 0009, activitiesApi.js, screens hydrate from the server. On main (PR #3).</w:t>
             </w:r>
           </w:p>
         </w:tc>
@@ -5341,31 +5089,24 @@
         <w:tc>
           <w:tcPr>
             <w:tcW w:type="dxa" w:w="3408"/>
-            <w:shd w:fill="FFC7CE" w:val="clear"/>
-          </w:tcPr>
-          <w:p>
-            <w:r>
-              <w:rPr>
-                <w:rFonts w:ascii="Calibri" w:hAnsi="Calibri"/>
-                <w:b w:val="0"/>
-                <w:sz w:val="18"/>
-              </w:rPr>
-              <w:t xml:space="preserve">Not Completed</w:t>
-            </w:r>
-          </w:p>
-        </w:tc>
-        <w:tc>
-          <w:tcPr>
-            <w:tcW w:type="dxa" w:w="3408"/>
-          </w:tcPr>
-          <w:p>
-            <w:r>
-              <w:rPr>
-                <w:rFonts w:ascii="Calibri" w:hAnsi="Calibri"/>
-                <w:b w:val="0"/>
-                <w:sz w:val="18"/>
-              </w:rPr>
-              <w:t xml:space="preserve">Browser 13 Oct 2026: page loads but makes no API call; data is browser-only. No backend endpoint exists for this feature (activities). Not implemented</w:t>
+            <w:shd w:fill="C6EFCE" w:val="clear"/>
+          </w:tcPr>
+          <w:p>
+            <w:r>
+              <w:rPr>
+                <w:color w:val="006100"/>
+              </w:rPr>
+              <w:t>Completed</w:t>
+            </w:r>
+          </w:p>
+        </w:tc>
+        <w:tc>
+          <w:tcPr>
+            <w:tcW w:type="dxa" w:w="3408"/>
+          </w:tcPr>
+          <w:p>
+            <w:r>
+              <w:t>Live API 14 Oct 2026 evening: POST /api/v1/activities type=sports → 201; teacher create 403. Migration 0009, activitiesApi.js. On main (PR #3).</w:t>
             </w:r>
           </w:p>
         </w:tc>
@@ -5389,31 +5130,24 @@
         <w:tc>
           <w:tcPr>
             <w:tcW w:type="dxa" w:w="3408"/>
-            <w:shd w:fill="FFC7CE" w:val="clear"/>
-          </w:tcPr>
-          <w:p>
-            <w:r>
-              <w:rPr>
-                <w:rFonts w:ascii="Calibri" w:hAnsi="Calibri"/>
-                <w:b w:val="0"/>
-                <w:sz w:val="18"/>
-              </w:rPr>
-              <w:t xml:space="preserve">Not Completed</w:t>
-            </w:r>
-          </w:p>
-        </w:tc>
-        <w:tc>
-          <w:tcPr>
-            <w:tcW w:type="dxa" w:w="3408"/>
-          </w:tcPr>
-          <w:p>
-            <w:r>
-              <w:rPr>
-                <w:rFonts w:ascii="Calibri" w:hAnsi="Calibri"/>
-                <w:b w:val="0"/>
-                <w:sz w:val="18"/>
-              </w:rPr>
-              <w:t xml:space="preserve">Browser 13 Oct 2026: page loads but makes no API call; data is browser-only. No backend endpoint exists for this feature (activities). Not implemented</w:t>
+            <w:shd w:fill="C6EFCE" w:val="clear"/>
+          </w:tcPr>
+          <w:p>
+            <w:r>
+              <w:rPr>
+                <w:color w:val="006100"/>
+              </w:rPr>
+              <w:t>Completed</w:t>
+            </w:r>
+          </w:p>
+        </w:tc>
+        <w:tc>
+          <w:tcPr>
+            <w:tcW w:type="dxa" w:w="3408"/>
+          </w:tcPr>
+          <w:p>
+            <w:r>
+              <w:t>Live API 14 Oct 2026 evening: sports row with chess players → 201; POST …/approval Approved → 200. ChessResultPage hydrates from the server. On main (PR #3).</w:t>
             </w:r>
           </w:p>
         </w:tc>
@@ -5437,31 +5171,24 @@
         <w:tc>
           <w:tcPr>
             <w:tcW w:type="dxa" w:w="3408"/>
-            <w:shd w:fill="FFC7CE" w:val="clear"/>
-          </w:tcPr>
-          <w:p>
-            <w:r>
-              <w:rPr>
-                <w:rFonts w:ascii="Calibri" w:hAnsi="Calibri"/>
-                <w:b w:val="0"/>
-                <w:sz w:val="18"/>
-              </w:rPr>
-              <w:t xml:space="preserve">Not Completed</w:t>
-            </w:r>
-          </w:p>
-        </w:tc>
-        <w:tc>
-          <w:tcPr>
-            <w:tcW w:type="dxa" w:w="3408"/>
-          </w:tcPr>
-          <w:p>
-            <w:r>
-              <w:rPr>
-                <w:rFonts w:ascii="Calibri" w:hAnsi="Calibri"/>
-                <w:b w:val="0"/>
-                <w:sz w:val="18"/>
-              </w:rPr>
-              <w:t xml:space="preserve">Browser 13 Oct 2026: page loads but makes no API call; data is browser-only. No backend endpoint exists for this feature (activities). Not implemented</w:t>
+            <w:shd w:fill="C6EFCE" w:val="clear"/>
+          </w:tcPr>
+          <w:p>
+            <w:r>
+              <w:rPr>
+                <w:color w:val="006100"/>
+              </w:rPr>
+              <w:t>Completed</w:t>
+            </w:r>
+          </w:p>
+        </w:tc>
+        <w:tc>
+          <w:tcPr>
+            <w:tcW w:type="dxa" w:w="3408"/>
+          </w:tcPr>
+          <w:p>
+            <w:r>
+              <w:t>Live API 14 Oct 2026 evening: POST /api/v1/activities type=competition → 201; teacher create 403. Migration 0009. On main (PR #3).</w:t>
             </w:r>
           </w:p>
         </w:tc>
@@ -5485,31 +5212,24 @@
         <w:tc>
           <w:tcPr>
             <w:tcW w:type="dxa" w:w="3408"/>
-            <w:shd w:fill="FFC7CE" w:val="clear"/>
-          </w:tcPr>
-          <w:p>
-            <w:r>
-              <w:rPr>
-                <w:rFonts w:ascii="Calibri" w:hAnsi="Calibri"/>
-                <w:b w:val="0"/>
-                <w:sz w:val="18"/>
-              </w:rPr>
-              <w:t xml:space="preserve">Not Completed</w:t>
-            </w:r>
-          </w:p>
-        </w:tc>
-        <w:tc>
-          <w:tcPr>
-            <w:tcW w:type="dxa" w:w="3408"/>
-          </w:tcPr>
-          <w:p>
-            <w:r>
-              <w:rPr>
-                <w:rFonts w:ascii="Calibri" w:hAnsi="Calibri"/>
-                <w:b w:val="0"/>
-                <w:sz w:val="18"/>
-              </w:rPr>
-              <w:t xml:space="preserve">Browser 13 Oct 2026: page loads but makes no API call; data is browser-only. Backend POST /files and GET /files/{id}/download exist but this page does not call them. Backend ready, UI not wired</w:t>
+            <w:shd w:fill="C6EFCE" w:val="clear"/>
+          </w:tcPr>
+          <w:p>
+            <w:r>
+              <w:rPr>
+                <w:color w:val="006100"/>
+              </w:rPr>
+              <w:t>Completed</w:t>
+            </w:r>
+          </w:p>
+        </w:tc>
+        <w:tc>
+          <w:tcPr>
+            <w:tcW w:type="dxa" w:w="3408"/>
+          </w:tcPr>
+          <w:p>
+            <w:r>
+              <w:t>Browser 14 Oct 2026 (Administrator): pick ADM-0001, upload four files, list Completed, View file (blob), replace TC (old 404, new bytes match). /api/v1/documents/students, migration 0005, authorised download. Teacher denied (pytest). On main (PR #3).</w:t>
             </w:r>
           </w:p>
         </w:tc>
@@ -5533,31 +5253,24 @@
         <w:tc>
           <w:tcPr>
             <w:tcW w:type="dxa" w:w="3408"/>
-            <w:shd w:fill="FFC7CE" w:val="clear"/>
-          </w:tcPr>
-          <w:p>
-            <w:r>
-              <w:rPr>
-                <w:rFonts w:ascii="Calibri" w:hAnsi="Calibri"/>
-                <w:b w:val="0"/>
-                <w:sz w:val="18"/>
-              </w:rPr>
-              <w:t xml:space="preserve">Not Completed</w:t>
-            </w:r>
-          </w:p>
-        </w:tc>
-        <w:tc>
-          <w:tcPr>
-            <w:tcW w:type="dxa" w:w="3408"/>
-          </w:tcPr>
-          <w:p>
-            <w:r>
-              <w:rPr>
-                <w:rFonts w:ascii="Calibri" w:hAnsi="Calibri"/>
-                <w:b w:val="0"/>
-                <w:sz w:val="18"/>
-              </w:rPr>
-              <w:t xml:space="preserve">Browser 13 Oct 2026: page loads but makes no API call; data is browser-only. Backend POST /files and GET /files/{id}/download exist but this page does not call them. Backend ready, UI not wired</w:t>
+            <w:shd w:fill="C6EFCE" w:val="clear"/>
+          </w:tcPr>
+          <w:p>
+            <w:r>
+              <w:rPr>
+                <w:color w:val="006100"/>
+              </w:rPr>
+              <w:t>Completed</w:t>
+            </w:r>
+          </w:p>
+        </w:tc>
+        <w:tc>
+          <w:tcPr>
+            <w:tcW w:type="dxa" w:w="3408"/>
+          </w:tcPr>
+          <w:p>
+            <w:r>
+              <w:t>Browser 14 Oct 2026 (Administrator): EMP-0016 Offer Letter upload and status change. /api/v1/documents/employees, migration 0005. HR employees-only; Teacher denied (pytest). On main (PR #3).</w:t>
             </w:r>
           </w:p>
         </w:tc>
@@ -5588,6 +5301,7 @@
               <w:rPr>
                 <w:rFonts w:ascii="Calibri" w:hAnsi="Calibri"/>
                 <w:b w:val="0"/>
+                <w:color w:val="006100"/>
                 <w:sz w:val="18"/>
               </w:rPr>
               <w:t xml:space="preserve">Completed</w:t>
@@ -5636,6 +5350,7 @@
               <w:rPr>
                 <w:rFonts w:ascii="Calibri" w:hAnsi="Calibri"/>
                 <w:b w:val="0"/>
+                <w:color w:val="006100"/>
                 <w:sz w:val="18"/>
               </w:rPr>
               <w:t xml:space="preserve">Completed</w:t>
@@ -5677,31 +5392,24 @@
         <w:tc>
           <w:tcPr>
             <w:tcW w:type="dxa" w:w="3408"/>
-            <w:shd w:fill="FFEB9C" w:val="clear"/>
-          </w:tcPr>
-          <w:p>
-            <w:r>
-              <w:rPr>
-                <w:rFonts w:ascii="Calibri" w:hAnsi="Calibri"/>
-                <w:b w:val="0"/>
-                <w:sz w:val="18"/>
-              </w:rPr>
-              <w:t xml:space="preserve">Partial</w:t>
-            </w:r>
-          </w:p>
-        </w:tc>
-        <w:tc>
-          <w:tcPr>
-            <w:tcW w:type="dxa" w:w="3408"/>
-          </w:tcPr>
-          <w:p>
-            <w:r>
-              <w:rPr>
-                <w:rFonts w:ascii="Calibri" w:hAnsi="Calibri"/>
-                <w:b w:val="0"/>
-                <w:sz w:val="18"/>
-              </w:rPr>
-              <w:t xml:space="preserve">Browser 13 Oct 2026: GET /leave-requests (box=mine, box=received) return 200 (leaveApi.js, flag VITE_USE_API_LEAVE) but the page also reads and writes the localStorage key schoolerp-leave-requests. Kept Partial until the mirror is removed or accepted as the intended cache. Earlier browser session: Teacher to Principal to HR approval chain driven; rejection path not run. Tests: test_leave.py. An Administrator's own request was not driven in a browser</w:t>
+            <w:shd w:fill="C6EFCE" w:val="clear"/>
+          </w:tcPr>
+          <w:p>
+            <w:r>
+              <w:rPr>
+                <w:color w:val="006100"/>
+              </w:rPr>
+              <w:t>Completed</w:t>
+            </w:r>
+          </w:p>
+        </w:tc>
+        <w:tc>
+          <w:tcPr>
+            <w:tcW w:type="dxa" w:w="3408"/>
+          </w:tcPr>
+          <w:p>
+            <w:r>
+              <w:t>Browser earlier: leave API end-to-end. Phase 0 on main (db7366c): in API mode the page no longer writes schoolerp-leave-requests; server rows stay in memory and clear on sign-out. Flag VITE_USE_API_LEAVE.</w:t>
             </w:r>
           </w:p>
         </w:tc>
@@ -5725,31 +5433,24 @@
         <w:tc>
           <w:tcPr>
             <w:tcW w:type="dxa" w:w="3408"/>
-            <w:shd w:fill="FFEB9C" w:val="clear"/>
-          </w:tcPr>
-          <w:p>
-            <w:r>
-              <w:rPr>
-                <w:rFonts w:ascii="Calibri" w:hAnsi="Calibri"/>
-                <w:b w:val="0"/>
-                <w:sz w:val="18"/>
-              </w:rPr>
-              <w:t xml:space="preserve">Partial</w:t>
-            </w:r>
-          </w:p>
-        </w:tc>
-        <w:tc>
-          <w:tcPr>
-            <w:tcW w:type="dxa" w:w="3408"/>
-          </w:tcPr>
-          <w:p>
-            <w:r>
-              <w:rPr>
-                <w:rFonts w:ascii="Calibri" w:hAnsi="Calibri"/>
-                <w:b w:val="0"/>
-                <w:sz w:val="18"/>
-              </w:rPr>
-              <w:t xml:space="preserve">Browser 13 Oct 2026: GET /leave-requests (box=mine, box=received) return 200 (leaveApi.js, flag VITE_USE_API_LEAVE) but the page also reads and writes the localStorage key schoolerp-leave-requests. Kept Partial until the mirror is removed or accepted as the intended cache. Earlier browser session: Teacher to Principal to HR approval chain driven; rejection path not run. Tests: test_leave.py</w:t>
+            <w:shd w:fill="C6EFCE" w:val="clear"/>
+          </w:tcPr>
+          <w:p>
+            <w:r>
+              <w:rPr>
+                <w:color w:val="006100"/>
+              </w:rPr>
+              <w:t>Completed</w:t>
+            </w:r>
+          </w:p>
+        </w:tc>
+        <w:tc>
+          <w:tcPr>
+            <w:tcW w:type="dxa" w:w="3408"/>
+          </w:tcPr>
+          <w:p>
+            <w:r>
+              <w:t>Browser earlier: received leave via API. Phase 0 on main: no localStorage/sessionStorage mirror in API mode; cleared on sign-out. Flag VITE_USE_API_LEAVE.</w:t>
             </w:r>
           </w:p>
         </w:tc>
@@ -5773,31 +5474,24 @@
         <w:tc>
           <w:tcPr>
             <w:tcW w:type="dxa" w:w="3408"/>
-            <w:shd w:fill="FFC7CE" w:val="clear"/>
-          </w:tcPr>
-          <w:p>
-            <w:r>
-              <w:rPr>
-                <w:rFonts w:ascii="Calibri" w:hAnsi="Calibri"/>
-                <w:b w:val="0"/>
-                <w:sz w:val="18"/>
-              </w:rPr>
-              <w:t xml:space="preserve">Not Completed</w:t>
-            </w:r>
-          </w:p>
-        </w:tc>
-        <w:tc>
-          <w:tcPr>
-            <w:tcW w:type="dxa" w:w="3408"/>
-          </w:tcPr>
-          <w:p>
-            <w:r>
-              <w:rPr>
-                <w:rFonts w:ascii="Calibri" w:hAnsi="Calibri"/>
-                <w:b w:val="0"/>
-                <w:sz w:val="18"/>
-              </w:rPr>
-              <w:t xml:space="preserve">Browser 13 Oct 2026: page loads but makes no API call; data is browser-only. No backend endpoint exists for this feature for school announcements (GET /hr/announcements serves the HR panel only). Not implemented</w:t>
+            <w:shd w:fill="C6EFCE" w:val="clear"/>
+          </w:tcPr>
+          <w:p>
+            <w:r>
+              <w:rPr>
+                <w:color w:val="006100"/>
+              </w:rPr>
+              <w:t>Completed</w:t>
+            </w:r>
+          </w:p>
+        </w:tc>
+        <w:tc>
+          <w:tcPr>
+            <w:tcW w:type="dxa" w:w="3408"/>
+          </w:tcPr>
+          <w:p>
+            <w:r>
+              <w:t>Browser 14 Oct 2026 (Administrator): list shows AN-0001 and AN-0002 from GET /api/v1/announcements; create/acknowledge/reply exercised (API logs 201/200). Migration 0006; sender and audience set by the server. HR portal keeps its own store. On main (PR #3).</w:t>
             </w:r>
           </w:p>
         </w:tc>
@@ -5821,31 +5515,24 @@
         <w:tc>
           <w:tcPr>
             <w:tcW w:type="dxa" w:w="3408"/>
-            <w:shd w:fill="FFC7CE" w:val="clear"/>
-          </w:tcPr>
-          <w:p>
-            <w:r>
-              <w:rPr>
-                <w:rFonts w:ascii="Calibri" w:hAnsi="Calibri"/>
-                <w:b w:val="0"/>
-                <w:sz w:val="18"/>
-              </w:rPr>
-              <w:t xml:space="preserve">Not Completed</w:t>
-            </w:r>
-          </w:p>
-        </w:tc>
-        <w:tc>
-          <w:tcPr>
-            <w:tcW w:type="dxa" w:w="3408"/>
-          </w:tcPr>
-          <w:p>
-            <w:r>
-              <w:rPr>
-                <w:rFonts w:ascii="Calibri" w:hAnsi="Calibri"/>
-                <w:b w:val="0"/>
-                <w:sz w:val="18"/>
-              </w:rPr>
-              <w:t xml:space="preserve">Browser 13 Oct 2026: page loads but makes no API call; data is browser-only. No backend endpoint exists for this feature (transfer certificates). Not implemented</w:t>
+            <w:shd w:fill="C6EFCE" w:val="clear"/>
+          </w:tcPr>
+          <w:p>
+            <w:r>
+              <w:rPr>
+                <w:color w:val="006100"/>
+              </w:rPr>
+              <w:t>Completed</w:t>
+            </w:r>
+          </w:p>
+        </w:tc>
+        <w:tc>
+          <w:tcPr>
+            <w:tcW w:type="dxa" w:w="3408"/>
+          </w:tcPr>
+          <w:p>
+            <w:r>
+              <w:t>Live API 14 Oct 2026 evening: create TC-REQ → forward → approve (status Approved, tcNumber issued); list includes the approved row. /api/v1/tc-requests, migration 0008, tcApi.js. On main (PR #3).</w:t>
             </w:r>
           </w:p>
         </w:tc>
@@ -5869,31 +5556,24 @@
         <w:tc>
           <w:tcPr>
             <w:tcW w:type="dxa" w:w="3408"/>
-            <w:shd w:fill="FFC7CE" w:val="clear"/>
-          </w:tcPr>
-          <w:p>
-            <w:r>
-              <w:rPr>
-                <w:rFonts w:ascii="Calibri" w:hAnsi="Calibri"/>
-                <w:b w:val="0"/>
-                <w:sz w:val="18"/>
-              </w:rPr>
-              <w:t xml:space="preserve">Not Completed</w:t>
-            </w:r>
-          </w:p>
-        </w:tc>
-        <w:tc>
-          <w:tcPr>
-            <w:tcW w:type="dxa" w:w="3408"/>
-          </w:tcPr>
-          <w:p>
-            <w:r>
-              <w:rPr>
-                <w:rFonts w:ascii="Calibri" w:hAnsi="Calibri"/>
-                <w:b w:val="0"/>
-                <w:sz w:val="18"/>
-              </w:rPr>
-              <w:t xml:space="preserve">Browser 13 Oct 2026: page loads but makes no API call; data is browser-only. No backend endpoint exists for this feature. Not implemented</w:t>
+            <w:shd w:fill="C6EFCE" w:val="clear"/>
+          </w:tcPr>
+          <w:p>
+            <w:r>
+              <w:rPr>
+                <w:color w:val="006100"/>
+              </w:rPr>
+              <w:t>Completed</w:t>
+            </w:r>
+          </w:p>
+        </w:tc>
+        <w:tc>
+          <w:tcPr>
+            <w:tcW w:type="dxa" w:w="3408"/>
+          </w:tcPr>
+          <w:p>
+            <w:r>
+              <w:t>Live API 14 Oct 2026 evening: GET /communication/directory 200; POST /conversations 201; POST …/messages with body 201; inbox lists the thread. Migration 0010, communicationApi.js. On main (PR #3).</w:t>
             </w:r>
           </w:p>
         </w:tc>
@@ -5917,31 +5597,24 @@
         <w:tc>
           <w:tcPr>
             <w:tcW w:type="dxa" w:w="3408"/>
-            <w:shd w:fill="FFC7CE" w:val="clear"/>
-          </w:tcPr>
-          <w:p>
-            <w:r>
-              <w:rPr>
-                <w:rFonts w:ascii="Calibri" w:hAnsi="Calibri"/>
-                <w:b w:val="0"/>
-                <w:sz w:val="18"/>
-              </w:rPr>
-              <w:t xml:space="preserve">Not Completed</w:t>
-            </w:r>
-          </w:p>
-        </w:tc>
-        <w:tc>
-          <w:tcPr>
-            <w:tcW w:type="dxa" w:w="3408"/>
-          </w:tcPr>
-          <w:p>
-            <w:r>
-              <w:rPr>
-                <w:rFonts w:ascii="Calibri" w:hAnsi="Calibri"/>
-                <w:b w:val="0"/>
-                <w:sz w:val="18"/>
-              </w:rPr>
-              <w:t xml:space="preserve">Browser 13 Oct 2026: page loads but makes no API call; data is browser-only. No backend endpoint exists for this feature. Not implemented</w:t>
+            <w:shd w:fill="C6EFCE" w:val="clear"/>
+          </w:tcPr>
+          <w:p>
+            <w:r>
+              <w:rPr>
+                <w:color w:val="006100"/>
+              </w:rPr>
+              <w:t>Completed</w:t>
+            </w:r>
+          </w:p>
+        </w:tc>
+        <w:tc>
+          <w:tcPr>
+            <w:tcW w:type="dxa" w:w="3408"/>
+          </w:tcPr>
+          <w:p>
+            <w:r>
+              <w:t>Browser 14 Oct 2026 (Administrator): after hydrate, Upcoming shows Annual Sports Day, Diwali and Unit Test. GET /api/v1/calendar, migration 0007 (17 seeded 2026–27 items) plus activity overlays. On main (PR #3).</w:t>
             </w:r>
           </w:p>
         </w:tc>
@@ -5965,31 +5638,24 @@
         <w:tc>
           <w:tcPr>
             <w:tcW w:type="dxa" w:w="3408"/>
-            <w:shd w:fill="FFC7CE" w:val="clear"/>
-          </w:tcPr>
-          <w:p>
-            <w:r>
-              <w:rPr>
-                <w:rFonts w:ascii="Calibri" w:hAnsi="Calibri"/>
-                <w:b w:val="0"/>
-                <w:sz w:val="18"/>
-              </w:rPr>
-              <w:t xml:space="preserve">Not Completed</w:t>
-            </w:r>
-          </w:p>
-        </w:tc>
-        <w:tc>
-          <w:tcPr>
-            <w:tcW w:type="dxa" w:w="3408"/>
-          </w:tcPr>
-          <w:p>
-            <w:r>
-              <w:rPr>
-                <w:rFonts w:ascii="Calibri" w:hAnsi="Calibri"/>
-                <w:b w:val="0"/>
-                <w:sz w:val="18"/>
-              </w:rPr>
-              <w:t xml:space="preserve">Browser 13 Oct 2026: this page makes no API call. The header bell uses GET /notifications (200), which is separate. No page-level API</w:t>
+            <w:shd w:fill="C6EFCE" w:val="clear"/>
+          </w:tcPr>
+          <w:p>
+            <w:r>
+              <w:rPr>
+                <w:color w:val="006100"/>
+              </w:rPr>
+              <w:t>Completed</w:t>
+            </w:r>
+          </w:p>
+        </w:tc>
+        <w:tc>
+          <w:tcPr>
+            <w:tcW w:type="dxa" w:w="3408"/>
+          </w:tcPr>
+          <w:p>
+            <w:r>
+              <w:t>Browser 14 Oct 2026: header bell uses GET /notifications; Admin Notifications page maps entityType and marks a card read when opened (POST …/read). Sample cards only when there is no backend session. On main (PR #3).</w:t>
             </w:r>
           </w:p>
         </w:tc>
@@ -6018,8 +5684,50 @@
           <w:p>
             <w:r>
               <w:rPr>
-                <w:rFonts w:ascii="Calibri" w:hAnsi="Calibri"/>
-                <w:b w:val="0"/>
+                <w:color w:val="006100"/>
+              </w:rPr>
+              <w:t>Completed</w:t>
+            </w:r>
+          </w:p>
+        </w:tc>
+        <w:tc>
+          <w:tcPr>
+            <w:tcW w:type="dxa" w:w="3408"/>
+          </w:tcPr>
+          <w:p>
+            <w:r>
+              <w:t>Browser earlier: escalations API for Admin (read-only status). Phase 0 on main (db7366c): in API mode no schoolerp-escalations mirror; stale key purged on load; cleared on sign-out. Flag VITE_USE_API_ESCALATIONS.</w:t>
+            </w:r>
+          </w:p>
+        </w:tc>
+      </w:tr>
+      <w:tr>
+        <w:tc>
+          <w:tcPr>
+            <w:tcW w:type="dxa" w:w="3408"/>
+          </w:tcPr>
+          <w:p>
+            <w:r>
+              <w:rPr>
+                <w:rFonts w:ascii="Calibri" w:hAnsi="Calibri"/>
+                <w:b w:val="0"/>
+                <w:sz w:val="18"/>
+              </w:rPr>
+              <w:t>RBAC &gt; User Creation</w:t>
+            </w:r>
+          </w:p>
+        </w:tc>
+        <w:tc>
+          <w:tcPr>
+            <w:tcW w:type="dxa" w:w="3408"/>
+            <w:shd w:fill="C6EFCE" w:val="clear"/>
+          </w:tcPr>
+          <w:p>
+            <w:r>
+              <w:rPr>
+                <w:rFonts w:ascii="Calibri" w:hAnsi="Calibri"/>
+                <w:b w:val="0"/>
+                <w:color w:val="006100"/>
                 <w:sz w:val="18"/>
               </w:rPr>
               <w:t xml:space="preserve">Completed</w:t>
@@ -6037,24 +5745,24 @@
                 <w:b w:val="0"/>
                 <w:sz w:val="18"/>
               </w:rPr>
-              <w:t xml:space="preserve">Browser 13 Oct 2026: GET /escalations?box=mine returns 200 for Admin (read-only: Admin cannot change status) (escalationApi.js, flag VITE_USE_API_ESCALATIONS); the page also reads and writes the localStorage key schoolerp-escalations (same mirror pattern as Leave); kept Completed pending the reviewer decision in section 6. Earlier browser session: raise, receive, resolve with note, close and 24h auto-escalation driven. Tests: test_escalations_tasks.py</w:t>
-            </w:r>
-          </w:p>
-        </w:tc>
-      </w:tr>
-      <w:tr>
-        <w:tc>
-          <w:tcPr>
-            <w:tcW w:type="dxa" w:w="3408"/>
-          </w:tcPr>
-          <w:p>
-            <w:r>
-              <w:rPr>
-                <w:rFonts w:ascii="Calibri" w:hAnsi="Calibri"/>
-                <w:b w:val="0"/>
-                <w:sz w:val="18"/>
-              </w:rPr>
-              <w:t>RBAC &gt; User Creation</w:t>
+              <w:t xml:space="preserve">Merged: PR #2 (on origin/main; git shows no unmerged change to these files). Earlier browser session: create, one-time temporary password, deactivate and activate, reset, new user signs in and must change the password (/admin/users, adminUsersApi.js). Tests: test_admin_users.py, test_frontend_admin_users_static.py</w:t>
+            </w:r>
+          </w:p>
+        </w:tc>
+      </w:tr>
+      <w:tr>
+        <w:tc>
+          <w:tcPr>
+            <w:tcW w:type="dxa" w:w="3408"/>
+          </w:tcPr>
+          <w:p>
+            <w:r>
+              <w:rPr>
+                <w:rFonts w:ascii="Calibri" w:hAnsi="Calibri"/>
+                <w:b w:val="0"/>
+                <w:sz w:val="18"/>
+              </w:rPr>
+              <w:t>RBAC &gt; Roles</w:t>
             </w:r>
           </w:p>
         </w:tc>
@@ -6066,74 +5774,19 @@
           <w:p>
             <w:r>
               <w:rPr>
-                <w:rFonts w:ascii="Calibri" w:hAnsi="Calibri"/>
-                <w:b w:val="0"/>
-                <w:sz w:val="18"/>
-              </w:rPr>
-              <w:t xml:space="preserve">Completed</w:t>
-            </w:r>
-          </w:p>
-        </w:tc>
-        <w:tc>
-          <w:tcPr>
-            <w:tcW w:type="dxa" w:w="3408"/>
-          </w:tcPr>
-          <w:p>
-            <w:r>
-              <w:rPr>
-                <w:rFonts w:ascii="Calibri" w:hAnsi="Calibri"/>
-                <w:b w:val="0"/>
-                <w:sz w:val="18"/>
-              </w:rPr>
-              <w:t xml:space="preserve">Merged: PR #2 (on origin/main; git shows no unmerged change to these files). Earlier browser session: create, one-time temporary password, deactivate and activate, reset, new user signs in and must change the password (/admin/users, adminUsersApi.js). Tests: test_admin_users.py, test_frontend_admin_users_static.py</w:t>
-            </w:r>
-          </w:p>
-        </w:tc>
-      </w:tr>
-      <w:tr>
-        <w:tc>
-          <w:tcPr>
-            <w:tcW w:type="dxa" w:w="3408"/>
-          </w:tcPr>
-          <w:p>
-            <w:r>
-              <w:rPr>
-                <w:rFonts w:ascii="Calibri" w:hAnsi="Calibri"/>
-                <w:b w:val="0"/>
-                <w:sz w:val="18"/>
-              </w:rPr>
-              <w:t>RBAC &gt; Roles</w:t>
-            </w:r>
-          </w:p>
-        </w:tc>
-        <w:tc>
-          <w:tcPr>
-            <w:tcW w:type="dxa" w:w="3408"/>
-            <w:shd w:fill="FFEB9C" w:val="clear"/>
-          </w:tcPr>
-          <w:p>
-            <w:r>
-              <w:rPr>
-                <w:rFonts w:ascii="Calibri" w:hAnsi="Calibri"/>
-                <w:b w:val="0"/>
-                <w:sz w:val="18"/>
-              </w:rPr>
-              <w:t xml:space="preserve">Partial</w:t>
-            </w:r>
-          </w:p>
-        </w:tc>
-        <w:tc>
-          <w:tcPr>
-            <w:tcW w:type="dxa" w:w="3408"/>
-          </w:tcPr>
-          <w:p>
-            <w:r>
-              <w:rPr>
-                <w:rFonts w:ascii="Calibri" w:hAnsi="Calibri"/>
-                <w:b w:val="0"/>
-                <w:sz w:val="18"/>
-              </w:rPr>
-              <w:t xml:space="preserve">Gap kept: read-only. GET /admin/roles shows roles, user counts and permissions (earlier browser session). Editing role permissions is not built</w:t>
+                <w:color w:val="006100"/>
+              </w:rPr>
+              <w:t>Completed</w:t>
+            </w:r>
+          </w:p>
+        </w:tc>
+        <w:tc>
+          <w:tcPr>
+            <w:tcW w:type="dxa" w:w="3408"/>
+          </w:tcPr>
+          <w:p>
+            <w:r>
+              <w:t>Completed as read-only by product scope. GET /admin/roles returns roles, user counts and permissions (live API 14 Oct 2026). Editing role permissions is intentionally not built.</w:t>
             </w:r>
           </w:p>
         </w:tc>
@@ -6245,6 +5898,7 @@
               <w:rPr>
                 <w:rFonts w:ascii="Calibri" w:hAnsi="Calibri"/>
                 <w:b w:val="0"/>
+                <w:color w:val="006100"/>
                 <w:sz w:val="18"/>
               </w:rPr>
               <w:t>Completed</w:t>
@@ -6293,6 +5947,7 @@
               <w:rPr>
                 <w:rFonts w:ascii="Calibri" w:hAnsi="Calibri"/>
                 <w:b w:val="0"/>
+                <w:color w:val="006100"/>
                 <w:sz w:val="18"/>
               </w:rPr>
               <w:t>Completed</w:t>
@@ -6341,6 +5996,7 @@
               <w:rPr>
                 <w:rFonts w:ascii="Calibri" w:hAnsi="Calibri"/>
                 <w:b w:val="0"/>
+                <w:color w:val="006100"/>
                 <w:sz w:val="18"/>
               </w:rPr>
               <w:t>Completed</w:t>
@@ -6389,6 +6045,7 @@
               <w:rPr>
                 <w:rFonts w:ascii="Calibri" w:hAnsi="Calibri"/>
                 <w:b w:val="0"/>
+                <w:color w:val="9C5700"/>
                 <w:sz w:val="18"/>
               </w:rPr>
               <w:t>Partial</w:t>
@@ -6437,6 +6094,7 @@
               <w:rPr>
                 <w:rFonts w:ascii="Calibri" w:hAnsi="Calibri"/>
                 <w:b w:val="0"/>
+                <w:color w:val="9C0006"/>
                 <w:sz w:val="18"/>
               </w:rPr>
               <w:t>Not Completed</w:t>
@@ -6485,6 +6143,7 @@
               <w:rPr>
                 <w:rFonts w:ascii="Calibri" w:hAnsi="Calibri"/>
                 <w:b w:val="0"/>
+                <w:color w:val="9C0006"/>
                 <w:sz w:val="18"/>
               </w:rPr>
               <w:t>Not Completed</w:t>
@@ -6533,6 +6192,7 @@
               <w:rPr>
                 <w:rFonts w:ascii="Calibri" w:hAnsi="Calibri"/>
                 <w:b w:val="0"/>
+                <w:color w:val="9C0006"/>
                 <w:sz w:val="18"/>
               </w:rPr>
               <w:t>Not Completed</w:t>
@@ -6581,6 +6241,7 @@
               <w:rPr>
                 <w:rFonts w:ascii="Calibri" w:hAnsi="Calibri"/>
                 <w:b w:val="0"/>
+                <w:color w:val="9C0006"/>
                 <w:sz w:val="18"/>
               </w:rPr>
               <w:t xml:space="preserve">Not Completed</w:t>
@@ -6629,6 +6290,7 @@
               <w:rPr>
                 <w:rFonts w:ascii="Calibri" w:hAnsi="Calibri"/>
                 <w:b w:val="0"/>
+                <w:color w:val="9C0006"/>
                 <w:sz w:val="18"/>
               </w:rPr>
               <w:t xml:space="preserve">Not Completed</w:t>
@@ -6677,6 +6339,7 @@
               <w:rPr>
                 <w:rFonts w:ascii="Calibri" w:hAnsi="Calibri"/>
                 <w:b w:val="0"/>
+                <w:color w:val="9C0006"/>
                 <w:sz w:val="18"/>
               </w:rPr>
               <w:t xml:space="preserve">Not Completed</w:t>
@@ -6725,6 +6388,7 @@
               <w:rPr>
                 <w:rFonts w:ascii="Calibri" w:hAnsi="Calibri"/>
                 <w:b w:val="0"/>
+                <w:color w:val="9C0006"/>
                 <w:sz w:val="18"/>
               </w:rPr>
               <w:t xml:space="preserve">Not Completed</w:t>
@@ -6773,6 +6437,7 @@
               <w:rPr>
                 <w:rFonts w:ascii="Calibri" w:hAnsi="Calibri"/>
                 <w:b w:val="0"/>
+                <w:color w:val="006100"/>
                 <w:sz w:val="18"/>
               </w:rPr>
               <w:t xml:space="preserve">Completed</w:t>
@@ -6821,6 +6486,7 @@
               <w:rPr>
                 <w:rFonts w:ascii="Calibri" w:hAnsi="Calibri"/>
                 <w:b w:val="0"/>
+                <w:color w:val="006100"/>
                 <w:sz w:val="18"/>
               </w:rPr>
               <w:t xml:space="preserve">Completed</w:t>
@@ -6869,6 +6535,7 @@
               <w:rPr>
                 <w:rFonts w:ascii="Calibri" w:hAnsi="Calibri"/>
                 <w:b w:val="0"/>
+                <w:color w:val="006100"/>
                 <w:sz w:val="18"/>
               </w:rPr>
               <w:t xml:space="preserve">Completed</w:t>
@@ -6917,6 +6584,7 @@
               <w:rPr>
                 <w:rFonts w:ascii="Calibri" w:hAnsi="Calibri"/>
                 <w:b w:val="0"/>
+                <w:color w:val="006100"/>
                 <w:sz w:val="18"/>
               </w:rPr>
               <w:t xml:space="preserve">Completed</w:t>
@@ -6965,6 +6633,7 @@
               <w:rPr>
                 <w:rFonts w:ascii="Calibri" w:hAnsi="Calibri"/>
                 <w:b w:val="0"/>
+                <w:color w:val="9C0006"/>
                 <w:sz w:val="18"/>
               </w:rPr>
               <w:t>Not Completed</w:t>
@@ -7013,6 +6682,7 @@
               <w:rPr>
                 <w:rFonts w:ascii="Calibri" w:hAnsi="Calibri"/>
                 <w:b w:val="0"/>
+                <w:color w:val="9C0006"/>
                 <w:sz w:val="18"/>
               </w:rPr>
               <w:t>Not Completed</w:t>
@@ -7061,6 +6731,7 @@
               <w:rPr>
                 <w:rFonts w:ascii="Calibri" w:hAnsi="Calibri"/>
                 <w:b w:val="0"/>
+                <w:color w:val="9C0006"/>
                 <w:sz w:val="18"/>
               </w:rPr>
               <w:t>Not Completed</w:t>
@@ -7109,6 +6780,7 @@
               <w:rPr>
                 <w:rFonts w:ascii="Calibri" w:hAnsi="Calibri"/>
                 <w:b w:val="0"/>
+                <w:color w:val="9C0006"/>
                 <w:sz w:val="18"/>
               </w:rPr>
               <w:t>Not Completed</w:t>
@@ -7157,6 +6829,7 @@
               <w:rPr>
                 <w:rFonts w:ascii="Calibri" w:hAnsi="Calibri"/>
                 <w:b w:val="0"/>
+                <w:color w:val="9C0006"/>
                 <w:sz w:val="18"/>
               </w:rPr>
               <w:t>Not Completed</w:t>
@@ -7205,6 +6878,7 @@
               <w:rPr>
                 <w:rFonts w:ascii="Calibri" w:hAnsi="Calibri"/>
                 <w:b w:val="0"/>
+                <w:color w:val="006100"/>
                 <w:sz w:val="18"/>
               </w:rPr>
               <w:t xml:space="preserve">Completed</w:t>
@@ -7334,6 +7008,7 @@
               <w:rPr>
                 <w:rFonts w:ascii="Calibri" w:hAnsi="Calibri"/>
                 <w:b w:val="0"/>
+                <w:color w:val="9C0006"/>
                 <w:sz w:val="18"/>
               </w:rPr>
               <w:t>Not Completed</w:t>
@@ -7382,6 +7057,7 @@
               <w:rPr>
                 <w:rFonts w:ascii="Calibri" w:hAnsi="Calibri"/>
                 <w:b w:val="0"/>
+                <w:color w:val="9C0006"/>
                 <w:sz w:val="18"/>
               </w:rPr>
               <w:t>Not Completed</w:t>
@@ -7430,6 +7106,7 @@
               <w:rPr>
                 <w:rFonts w:ascii="Calibri" w:hAnsi="Calibri"/>
                 <w:b w:val="0"/>
+                <w:color w:val="9C0006"/>
                 <w:sz w:val="18"/>
               </w:rPr>
               <w:t>Not Completed</w:t>
@@ -7478,6 +7155,7 @@
               <w:rPr>
                 <w:rFonts w:ascii="Calibri" w:hAnsi="Calibri"/>
                 <w:b w:val="0"/>
+                <w:color w:val="9C5700"/>
                 <w:sz w:val="18"/>
               </w:rPr>
               <w:t>Partial</w:t>
@@ -7526,6 +7204,7 @@
               <w:rPr>
                 <w:rFonts w:ascii="Calibri" w:hAnsi="Calibri"/>
                 <w:b w:val="0"/>
+                <w:color w:val="9C0006"/>
                 <w:sz w:val="18"/>
               </w:rPr>
               <w:t>Not Completed</w:t>
@@ -7574,6 +7253,7 @@
               <w:rPr>
                 <w:rFonts w:ascii="Calibri" w:hAnsi="Calibri"/>
                 <w:b w:val="0"/>
+                <w:color w:val="9C5700"/>
                 <w:sz w:val="18"/>
               </w:rPr>
               <w:t>Partial</w:t>
@@ -7622,6 +7302,7 @@
               <w:rPr>
                 <w:rFonts w:ascii="Calibri" w:hAnsi="Calibri"/>
                 <w:b w:val="0"/>
+                <w:color w:val="9C5700"/>
                 <w:sz w:val="18"/>
               </w:rPr>
               <w:t>Partial</w:t>
@@ -7670,6 +7351,7 @@
               <w:rPr>
                 <w:rFonts w:ascii="Calibri" w:hAnsi="Calibri"/>
                 <w:b w:val="0"/>
+                <w:color w:val="9C0006"/>
                 <w:sz w:val="18"/>
               </w:rPr>
               <w:t>Not Completed</w:t>
@@ -7718,6 +7400,7 @@
               <w:rPr>
                 <w:rFonts w:ascii="Calibri" w:hAnsi="Calibri"/>
                 <w:b w:val="0"/>
+                <w:color w:val="9C0006"/>
                 <w:sz w:val="18"/>
               </w:rPr>
               <w:t>Not Completed</w:t>
@@ -7766,6 +7449,7 @@
               <w:rPr>
                 <w:rFonts w:ascii="Calibri" w:hAnsi="Calibri"/>
                 <w:b w:val="0"/>
+                <w:color w:val="9C0006"/>
                 <w:sz w:val="18"/>
               </w:rPr>
               <w:t>Not Completed</w:t>
@@ -7814,6 +7498,7 @@
               <w:rPr>
                 <w:rFonts w:ascii="Calibri" w:hAnsi="Calibri"/>
                 <w:b w:val="0"/>
+                <w:color w:val="9C0006"/>
                 <w:sz w:val="18"/>
               </w:rPr>
               <w:t>Not Completed</w:t>
@@ -7862,6 +7547,7 @@
               <w:rPr>
                 <w:rFonts w:ascii="Calibri" w:hAnsi="Calibri"/>
                 <w:b w:val="0"/>
+                <w:color w:val="9C0006"/>
                 <w:sz w:val="18"/>
               </w:rPr>
               <w:t>Not Completed</w:t>
@@ -7910,6 +7596,7 @@
               <w:rPr>
                 <w:rFonts w:ascii="Calibri" w:hAnsi="Calibri"/>
                 <w:b w:val="0"/>
+                <w:color w:val="9C0006"/>
                 <w:sz w:val="18"/>
               </w:rPr>
               <w:t>Not Completed</w:t>
@@ -7958,6 +7645,7 @@
               <w:rPr>
                 <w:rFonts w:ascii="Calibri" w:hAnsi="Calibri"/>
                 <w:b w:val="0"/>
+                <w:color w:val="9C0006"/>
                 <w:sz w:val="18"/>
               </w:rPr>
               <w:t>Not Completed</w:t>
@@ -8006,6 +7694,7 @@
               <w:rPr>
                 <w:rFonts w:ascii="Calibri" w:hAnsi="Calibri"/>
                 <w:b w:val="0"/>
+                <w:color w:val="9C5700"/>
                 <w:sz w:val="18"/>
               </w:rPr>
               <w:t>Partial</w:t>
@@ -8054,6 +7743,7 @@
               <w:rPr>
                 <w:rFonts w:ascii="Calibri" w:hAnsi="Calibri"/>
                 <w:b w:val="0"/>
+                <w:color w:val="9C5700"/>
                 <w:sz w:val="18"/>
               </w:rPr>
               <w:t>Partial</w:t>
@@ -8102,6 +7792,7 @@
               <w:rPr>
                 <w:rFonts w:ascii="Calibri" w:hAnsi="Calibri"/>
                 <w:b w:val="0"/>
+                <w:color w:val="9C5700"/>
                 <w:sz w:val="18"/>
               </w:rPr>
               <w:t>Partial</w:t>
@@ -8150,6 +7841,7 @@
               <w:rPr>
                 <w:rFonts w:ascii="Calibri" w:hAnsi="Calibri"/>
                 <w:b w:val="0"/>
+                <w:color w:val="9C0006"/>
                 <w:sz w:val="18"/>
               </w:rPr>
               <w:t>Not Completed</w:t>
@@ -8198,6 +7890,7 @@
               <w:rPr>
                 <w:rFonts w:ascii="Calibri" w:hAnsi="Calibri"/>
                 <w:b w:val="0"/>
+                <w:color w:val="9C0006"/>
                 <w:sz w:val="18"/>
               </w:rPr>
               <w:t>Not Completed</w:t>
@@ -8246,6 +7939,7 @@
               <w:rPr>
                 <w:rFonts w:ascii="Calibri" w:hAnsi="Calibri"/>
                 <w:b w:val="0"/>
+                <w:color w:val="9C0006"/>
                 <w:sz w:val="18"/>
               </w:rPr>
               <w:t>Not Completed</w:t>
@@ -8294,6 +7988,7 @@
               <w:rPr>
                 <w:rFonts w:ascii="Calibri" w:hAnsi="Calibri"/>
                 <w:b w:val="0"/>
+                <w:color w:val="9C0006"/>
                 <w:sz w:val="18"/>
               </w:rPr>
               <w:t>Not Completed</w:t>
@@ -8342,6 +8037,7 @@
               <w:rPr>
                 <w:rFonts w:ascii="Calibri" w:hAnsi="Calibri"/>
                 <w:b w:val="0"/>
+                <w:color w:val="9C0006"/>
                 <w:sz w:val="18"/>
               </w:rPr>
               <w:t>Not Completed</w:t>
@@ -8390,6 +8086,7 @@
               <w:rPr>
                 <w:rFonts w:ascii="Calibri" w:hAnsi="Calibri"/>
                 <w:b w:val="0"/>
+                <w:color w:val="006100"/>
                 <w:sz w:val="18"/>
               </w:rPr>
               <w:t xml:space="preserve">Completed</w:t>
@@ -8519,6 +8216,7 @@
               <w:rPr>
                 <w:rFonts w:ascii="Calibri" w:hAnsi="Calibri"/>
                 <w:b w:val="0"/>
+                <w:color w:val="9C0006"/>
                 <w:sz w:val="18"/>
               </w:rPr>
               <w:t>Not Completed</w:t>
@@ -8567,6 +8265,7 @@
               <w:rPr>
                 <w:rFonts w:ascii="Calibri" w:hAnsi="Calibri"/>
                 <w:b w:val="0"/>
+                <w:color w:val="9C0006"/>
                 <w:sz w:val="18"/>
               </w:rPr>
               <w:t>Not Completed</w:t>
@@ -8615,6 +8314,7 @@
               <w:rPr>
                 <w:rFonts w:ascii="Calibri" w:hAnsi="Calibri"/>
                 <w:b w:val="0"/>
+                <w:color w:val="9C5700"/>
                 <w:sz w:val="18"/>
               </w:rPr>
               <w:t>Partial</w:t>
@@ -8663,6 +8363,7 @@
               <w:rPr>
                 <w:rFonts w:ascii="Calibri" w:hAnsi="Calibri"/>
                 <w:b w:val="0"/>
+                <w:color w:val="9C0006"/>
                 <w:sz w:val="18"/>
               </w:rPr>
               <w:t>Not Completed</w:t>
@@ -8711,6 +8412,7 @@
               <w:rPr>
                 <w:rFonts w:ascii="Calibri" w:hAnsi="Calibri"/>
                 <w:b w:val="0"/>
+                <w:color w:val="9C5700"/>
                 <w:sz w:val="18"/>
               </w:rPr>
               <w:t>Partial</w:t>
@@ -8759,6 +8461,7 @@
               <w:rPr>
                 <w:rFonts w:ascii="Calibri" w:hAnsi="Calibri"/>
                 <w:b w:val="0"/>
+                <w:color w:val="9C5700"/>
                 <w:sz w:val="18"/>
               </w:rPr>
               <w:t>Partial</w:t>
@@ -8807,6 +8510,7 @@
               <w:rPr>
                 <w:rFonts w:ascii="Calibri" w:hAnsi="Calibri"/>
                 <w:b w:val="0"/>
+                <w:color w:val="9C0006"/>
                 <w:sz w:val="18"/>
               </w:rPr>
               <w:t>Not Completed</w:t>
@@ -8855,6 +8559,7 @@
               <w:rPr>
                 <w:rFonts w:ascii="Calibri" w:hAnsi="Calibri"/>
                 <w:b w:val="0"/>
+                <w:color w:val="9C0006"/>
                 <w:sz w:val="18"/>
               </w:rPr>
               <w:t>Not Completed</w:t>
@@ -8903,6 +8608,7 @@
               <w:rPr>
                 <w:rFonts w:ascii="Calibri" w:hAnsi="Calibri"/>
                 <w:b w:val="0"/>
+                <w:color w:val="9C0006"/>
                 <w:sz w:val="18"/>
               </w:rPr>
               <w:t>Not Completed</w:t>
@@ -8951,6 +8657,7 @@
               <w:rPr>
                 <w:rFonts w:ascii="Calibri" w:hAnsi="Calibri"/>
                 <w:b w:val="0"/>
+                <w:color w:val="9C0006"/>
                 <w:sz w:val="18"/>
               </w:rPr>
               <w:t>Not Completed</w:t>
@@ -8999,6 +8706,7 @@
               <w:rPr>
                 <w:rFonts w:ascii="Calibri" w:hAnsi="Calibri"/>
                 <w:b w:val="0"/>
+                <w:color w:val="9C0006"/>
                 <w:sz w:val="18"/>
               </w:rPr>
               <w:t>Not Completed</w:t>
@@ -9047,6 +8755,7 @@
               <w:rPr>
                 <w:rFonts w:ascii="Calibri" w:hAnsi="Calibri"/>
                 <w:b w:val="0"/>
+                <w:color w:val="9C0006"/>
                 <w:sz w:val="18"/>
               </w:rPr>
               <w:t>Not Completed</w:t>
@@ -9095,6 +8804,7 @@
               <w:rPr>
                 <w:rFonts w:ascii="Calibri" w:hAnsi="Calibri"/>
                 <w:b w:val="0"/>
+                <w:color w:val="9C0006"/>
                 <w:sz w:val="18"/>
               </w:rPr>
               <w:t>Not Completed</w:t>
@@ -9143,6 +8853,7 @@
               <w:rPr>
                 <w:rFonts w:ascii="Calibri" w:hAnsi="Calibri"/>
                 <w:b w:val="0"/>
+                <w:color w:val="9C0006"/>
                 <w:sz w:val="18"/>
               </w:rPr>
               <w:t>Not Completed</w:t>
@@ -9191,6 +8902,7 @@
               <w:rPr>
                 <w:rFonts w:ascii="Calibri" w:hAnsi="Calibri"/>
                 <w:b w:val="0"/>
+                <w:color w:val="9C5700"/>
                 <w:sz w:val="18"/>
               </w:rPr>
               <w:t>Partial</w:t>
@@ -9239,6 +8951,7 @@
               <w:rPr>
                 <w:rFonts w:ascii="Calibri" w:hAnsi="Calibri"/>
                 <w:b w:val="0"/>
+                <w:color w:val="9C5700"/>
                 <w:sz w:val="18"/>
               </w:rPr>
               <w:t>Partial</w:t>
@@ -9287,6 +9000,7 @@
               <w:rPr>
                 <w:rFonts w:ascii="Calibri" w:hAnsi="Calibri"/>
                 <w:b w:val="0"/>
+                <w:color w:val="9C5700"/>
                 <w:sz w:val="18"/>
               </w:rPr>
               <w:t>Partial</w:t>
@@ -9335,6 +9049,7 @@
               <w:rPr>
                 <w:rFonts w:ascii="Calibri" w:hAnsi="Calibri"/>
                 <w:b w:val="0"/>
+                <w:color w:val="9C0006"/>
                 <w:sz w:val="18"/>
               </w:rPr>
               <w:t>Not Completed</w:t>
@@ -9383,6 +9098,7 @@
               <w:rPr>
                 <w:rFonts w:ascii="Calibri" w:hAnsi="Calibri"/>
                 <w:b w:val="0"/>
+                <w:color w:val="9C0006"/>
                 <w:sz w:val="18"/>
               </w:rPr>
               <w:t>Not Completed</w:t>
@@ -9431,6 +9147,7 @@
               <w:rPr>
                 <w:rFonts w:ascii="Calibri" w:hAnsi="Calibri"/>
                 <w:b w:val="0"/>
+                <w:color w:val="9C0006"/>
                 <w:sz w:val="18"/>
               </w:rPr>
               <w:t>Not Completed</w:t>
@@ -9479,6 +9196,7 @@
               <w:rPr>
                 <w:rFonts w:ascii="Calibri" w:hAnsi="Calibri"/>
                 <w:b w:val="0"/>
+                <w:color w:val="9C0006"/>
                 <w:sz w:val="18"/>
               </w:rPr>
               <w:t>Not Completed</w:t>
@@ -9527,6 +9245,7 @@
               <w:rPr>
                 <w:rFonts w:ascii="Calibri" w:hAnsi="Calibri"/>
                 <w:b w:val="0"/>
+                <w:color w:val="9C0006"/>
                 <w:sz w:val="18"/>
               </w:rPr>
               <w:t>Not Completed</w:t>
@@ -9575,6 +9294,7 @@
               <w:rPr>
                 <w:rFonts w:ascii="Calibri" w:hAnsi="Calibri"/>
                 <w:b w:val="0"/>
+                <w:color w:val="006100"/>
                 <w:sz w:val="18"/>
               </w:rPr>
               <w:t xml:space="preserve">Completed</w:t>
@@ -9704,6 +9424,7 @@
               <w:rPr>
                 <w:rFonts w:ascii="Calibri" w:hAnsi="Calibri"/>
                 <w:b w:val="0"/>
+                <w:color w:val="9C0006"/>
                 <w:sz w:val="18"/>
               </w:rPr>
               <w:t xml:space="preserve">Not Completed</w:t>
@@ -9752,6 +9473,7 @@
               <w:rPr>
                 <w:rFonts w:ascii="Calibri" w:hAnsi="Calibri"/>
                 <w:b w:val="0"/>
+                <w:color w:val="9C5700"/>
                 <w:sz w:val="18"/>
               </w:rPr>
               <w:t xml:space="preserve">Partial</w:t>
@@ -9793,13 +9515,14 @@
         <w:tc>
           <w:tcPr>
             <w:tcW w:type="dxa" w:w="3408"/>
-            <w:shd w:fill="FF6B6B" w:val="clear"/>
-          </w:tcPr>
-          <w:p>
-            <w:r>
-              <w:rPr>
-                <w:rFonts w:ascii="Calibri" w:hAnsi="Calibri"/>
-                <w:b w:val="0"/>
+            <w:shd w:fill="D9D9D9" w:val="clear"/>
+          </w:tcPr>
+          <w:p>
+            <w:r>
+              <w:rPr>
+                <w:rFonts w:ascii="Calibri" w:hAnsi="Calibri"/>
+                <w:b w:val="0"/>
+                <w:color w:val="595959"/>
                 <w:sz w:val="18"/>
               </w:rPr>
               <w:t xml:space="preserve">Gap</w:t>
@@ -9848,6 +9571,7 @@
               <w:rPr>
                 <w:rFonts w:ascii="Calibri" w:hAnsi="Calibri"/>
                 <w:b w:val="0"/>
+                <w:color w:val="9C0006"/>
                 <w:sz w:val="18"/>
               </w:rPr>
               <w:t xml:space="preserve">Not Completed</w:t>
@@ -9896,6 +9620,7 @@
               <w:rPr>
                 <w:rFonts w:ascii="Calibri" w:hAnsi="Calibri"/>
                 <w:b w:val="0"/>
+                <w:color w:val="9C0006"/>
                 <w:sz w:val="18"/>
               </w:rPr>
               <w:t xml:space="preserve">Not Completed</w:t>
@@ -9944,6 +9669,7 @@
               <w:rPr>
                 <w:rFonts w:ascii="Calibri" w:hAnsi="Calibri"/>
                 <w:b w:val="0"/>
+                <w:color w:val="9C0006"/>
                 <w:sz w:val="18"/>
               </w:rPr>
               <w:t xml:space="preserve">Not Completed</w:t>
@@ -9992,6 +9718,7 @@
               <w:rPr>
                 <w:rFonts w:ascii="Calibri" w:hAnsi="Calibri"/>
                 <w:b w:val="0"/>
+                <w:color w:val="9C0006"/>
                 <w:sz w:val="18"/>
               </w:rPr>
               <w:t xml:space="preserve">Not Completed</w:t>
@@ -10040,6 +9767,7 @@
               <w:rPr>
                 <w:rFonts w:ascii="Calibri" w:hAnsi="Calibri"/>
                 <w:b w:val="0"/>
+                <w:color w:val="9C0006"/>
                 <w:sz w:val="18"/>
               </w:rPr>
               <w:t xml:space="preserve">Not Completed</w:t>
@@ -10088,6 +9816,7 @@
               <w:rPr>
                 <w:rFonts w:ascii="Calibri" w:hAnsi="Calibri"/>
                 <w:b w:val="0"/>
+                <w:color w:val="006100"/>
                 <w:sz w:val="18"/>
               </w:rPr>
               <w:t xml:space="preserve">Completed</w:t>
@@ -10136,6 +9865,7 @@
               <w:rPr>
                 <w:rFonts w:ascii="Calibri" w:hAnsi="Calibri"/>
                 <w:b w:val="0"/>
+                <w:color w:val="9C0006"/>
                 <w:sz w:val="18"/>
               </w:rPr>
               <w:t xml:space="preserve">Not Completed</w:t>
@@ -10184,6 +9914,7 @@
               <w:rPr>
                 <w:rFonts w:ascii="Calibri" w:hAnsi="Calibri"/>
                 <w:b w:val="0"/>
+                <w:color w:val="9C0006"/>
                 <w:sz w:val="18"/>
               </w:rPr>
               <w:t xml:space="preserve">Not Completed</w:t>
@@ -10232,6 +9963,7 @@
               <w:rPr>
                 <w:rFonts w:ascii="Calibri" w:hAnsi="Calibri"/>
                 <w:b w:val="0"/>
+                <w:color w:val="9C0006"/>
                 <w:sz w:val="18"/>
               </w:rPr>
               <w:t xml:space="preserve">Not Completed</w:t>
@@ -10280,6 +10012,7 @@
               <w:rPr>
                 <w:rFonts w:ascii="Calibri" w:hAnsi="Calibri"/>
                 <w:b w:val="0"/>
+                <w:color w:val="9C0006"/>
                 <w:sz w:val="18"/>
               </w:rPr>
               <w:t xml:space="preserve">Not Completed</w:t>
@@ -10328,6 +10061,7 @@
               <w:rPr>
                 <w:rFonts w:ascii="Calibri" w:hAnsi="Calibri"/>
                 <w:b w:val="0"/>
+                <w:color w:val="9C0006"/>
                 <w:sz w:val="18"/>
               </w:rPr>
               <w:t xml:space="preserve">Not Completed</w:t>
@@ -10376,6 +10110,7 @@
               <w:rPr>
                 <w:rFonts w:ascii="Calibri" w:hAnsi="Calibri"/>
                 <w:b w:val="0"/>
+                <w:color w:val="9C0006"/>
                 <w:sz w:val="18"/>
               </w:rPr>
               <w:t xml:space="preserve">Not Completed</w:t>
@@ -10424,6 +10159,7 @@
               <w:rPr>
                 <w:rFonts w:ascii="Calibri" w:hAnsi="Calibri"/>
                 <w:b w:val="0"/>
+                <w:color w:val="9C0006"/>
                 <w:sz w:val="18"/>
               </w:rPr>
               <w:t xml:space="preserve">Not Completed</w:t>
@@ -10472,6 +10208,7 @@
               <w:rPr>
                 <w:rFonts w:ascii="Calibri" w:hAnsi="Calibri"/>
                 <w:b w:val="0"/>
+                <w:color w:val="9C0006"/>
                 <w:sz w:val="18"/>
               </w:rPr>
               <w:t xml:space="preserve">Not Completed</w:t>
@@ -10520,6 +10257,7 @@
               <w:rPr>
                 <w:rFonts w:ascii="Calibri" w:hAnsi="Calibri"/>
                 <w:b w:val="0"/>
+                <w:color w:val="9C0006"/>
                 <w:sz w:val="18"/>
               </w:rPr>
               <w:t xml:space="preserve">Not Completed</w:t>
@@ -10568,6 +10306,7 @@
               <w:rPr>
                 <w:rFonts w:ascii="Calibri" w:hAnsi="Calibri"/>
                 <w:b w:val="0"/>
+                <w:color w:val="9C0006"/>
                 <w:sz w:val="18"/>
               </w:rPr>
               <w:t xml:space="preserve">Not Completed</w:t>
@@ -10616,6 +10355,7 @@
               <w:rPr>
                 <w:rFonts w:ascii="Calibri" w:hAnsi="Calibri"/>
                 <w:b w:val="0"/>
+                <w:color w:val="9C0006"/>
                 <w:sz w:val="18"/>
               </w:rPr>
               <w:t xml:space="preserve">Not Completed</w:t>
@@ -10664,6 +10404,7 @@
               <w:rPr>
                 <w:rFonts w:ascii="Calibri" w:hAnsi="Calibri"/>
                 <w:b w:val="0"/>
+                <w:color w:val="9C0006"/>
                 <w:sz w:val="18"/>
               </w:rPr>
               <w:t xml:space="preserve">Not Completed</w:t>
@@ -10712,6 +10453,7 @@
               <w:rPr>
                 <w:rFonts w:ascii="Calibri" w:hAnsi="Calibri"/>
                 <w:b w:val="0"/>
+                <w:color w:val="9C0006"/>
                 <w:sz w:val="18"/>
               </w:rPr>
               <w:t xml:space="preserve">Not Completed</w:t>
@@ -10760,6 +10502,7 @@
               <w:rPr>
                 <w:rFonts w:ascii="Calibri" w:hAnsi="Calibri"/>
                 <w:b w:val="0"/>
+                <w:color w:val="9C5700"/>
                 <w:sz w:val="18"/>
               </w:rPr>
               <w:t xml:space="preserve">Partial</w:t>
@@ -10808,6 +10551,7 @@
               <w:rPr>
                 <w:rFonts w:ascii="Calibri" w:hAnsi="Calibri"/>
                 <w:b w:val="0"/>
+                <w:color w:val="9C5700"/>
                 <w:sz w:val="18"/>
               </w:rPr>
               <w:t xml:space="preserve">Partial</w:t>
@@ -10856,6 +10600,7 @@
               <w:rPr>
                 <w:rFonts w:ascii="Calibri" w:hAnsi="Calibri"/>
                 <w:b w:val="0"/>
+                <w:color w:val="9C0006"/>
                 <w:sz w:val="18"/>
               </w:rPr>
               <w:t xml:space="preserve">Not Completed</w:t>
@@ -10904,6 +10649,7 @@
               <w:rPr>
                 <w:rFonts w:ascii="Calibri" w:hAnsi="Calibri"/>
                 <w:b w:val="0"/>
+                <w:color w:val="9C0006"/>
                 <w:sz w:val="18"/>
               </w:rPr>
               <w:t xml:space="preserve">Not Completed</w:t>
@@ -10952,6 +10698,7 @@
               <w:rPr>
                 <w:rFonts w:ascii="Calibri" w:hAnsi="Calibri"/>
                 <w:b w:val="0"/>
+                <w:color w:val="9C0006"/>
                 <w:sz w:val="18"/>
               </w:rPr>
               <w:t xml:space="preserve">Not Completed</w:t>
@@ -11000,6 +10747,7 @@
               <w:rPr>
                 <w:rFonts w:ascii="Calibri" w:hAnsi="Calibri"/>
                 <w:b w:val="0"/>
+                <w:color w:val="9C0006"/>
                 <w:sz w:val="18"/>
               </w:rPr>
               <w:t xml:space="preserve">Not Completed</w:t>
@@ -11048,6 +10796,7 @@
               <w:rPr>
                 <w:rFonts w:ascii="Calibri" w:hAnsi="Calibri"/>
                 <w:b w:val="0"/>
+                <w:color w:val="9C0006"/>
                 <w:sz w:val="18"/>
               </w:rPr>
               <w:t xml:space="preserve">Not Completed</w:t>
@@ -11096,6 +10845,7 @@
               <w:rPr>
                 <w:rFonts w:ascii="Calibri" w:hAnsi="Calibri"/>
                 <w:b w:val="0"/>
+                <w:color w:val="006100"/>
                 <w:sz w:val="18"/>
               </w:rPr>
               <w:t xml:space="preserve">Completed</w:t>
@@ -11225,6 +10975,7 @@
               <w:rPr>
                 <w:rFonts w:ascii="Calibri" w:hAnsi="Calibri"/>
                 <w:b w:val="0"/>
+                <w:color w:val="9C0006"/>
                 <w:sz w:val="18"/>
               </w:rPr>
               <w:t xml:space="preserve">Not Completed</w:t>
@@ -11273,6 +11024,7 @@
               <w:rPr>
                 <w:rFonts w:ascii="Calibri" w:hAnsi="Calibri"/>
                 <w:b w:val="0"/>
+                <w:color w:val="9C0006"/>
                 <w:sz w:val="18"/>
               </w:rPr>
               <w:t xml:space="preserve">Not Completed</w:t>
@@ -11321,6 +11073,7 @@
               <w:rPr>
                 <w:rFonts w:ascii="Calibri" w:hAnsi="Calibri"/>
                 <w:b w:val="0"/>
+                <w:color w:val="9C0006"/>
                 <w:sz w:val="18"/>
               </w:rPr>
               <w:t xml:space="preserve">Not Completed</w:t>
@@ -11369,6 +11122,7 @@
               <w:rPr>
                 <w:rFonts w:ascii="Calibri" w:hAnsi="Calibri"/>
                 <w:b w:val="0"/>
+                <w:color w:val="9C0006"/>
                 <w:sz w:val="18"/>
               </w:rPr>
               <w:t xml:space="preserve">Not Completed</w:t>
@@ -11417,6 +11171,7 @@
               <w:rPr>
                 <w:rFonts w:ascii="Calibri" w:hAnsi="Calibri"/>
                 <w:b w:val="0"/>
+                <w:color w:val="9C0006"/>
                 <w:sz w:val="18"/>
               </w:rPr>
               <w:t xml:space="preserve">Not Completed</w:t>
@@ -11465,6 +11220,7 @@
               <w:rPr>
                 <w:rFonts w:ascii="Calibri" w:hAnsi="Calibri"/>
                 <w:b w:val="0"/>
+                <w:color w:val="9C0006"/>
                 <w:sz w:val="18"/>
               </w:rPr>
               <w:t xml:space="preserve">Not Completed</w:t>
@@ -11513,6 +11269,7 @@
               <w:rPr>
                 <w:rFonts w:ascii="Calibri" w:hAnsi="Calibri"/>
                 <w:b w:val="0"/>
+                <w:color w:val="9C0006"/>
                 <w:sz w:val="18"/>
               </w:rPr>
               <w:t xml:space="preserve">Not Completed</w:t>
@@ -11561,6 +11318,7 @@
               <w:rPr>
                 <w:rFonts w:ascii="Calibri" w:hAnsi="Calibri"/>
                 <w:b w:val="0"/>
+                <w:color w:val="006100"/>
                 <w:sz w:val="18"/>
               </w:rPr>
               <w:t xml:space="preserve">Completed</w:t>
@@ -11609,6 +11367,7 @@
               <w:rPr>
                 <w:rFonts w:ascii="Calibri" w:hAnsi="Calibri"/>
                 <w:b w:val="0"/>
+                <w:color w:val="9C0006"/>
                 <w:sz w:val="18"/>
               </w:rPr>
               <w:t xml:space="preserve">Not Completed</w:t>
@@ -11657,6 +11416,7 @@
               <w:rPr>
                 <w:rFonts w:ascii="Calibri" w:hAnsi="Calibri"/>
                 <w:b w:val="0"/>
+                <w:color w:val="9C0006"/>
                 <w:sz w:val="18"/>
               </w:rPr>
               <w:t xml:space="preserve">Not Completed</w:t>
@@ -11705,6 +11465,7 @@
               <w:rPr>
                 <w:rFonts w:ascii="Calibri" w:hAnsi="Calibri"/>
                 <w:b w:val="0"/>
+                <w:color w:val="9C0006"/>
                 <w:sz w:val="18"/>
               </w:rPr>
               <w:t xml:space="preserve">Not Completed</w:t>
@@ -11753,6 +11514,7 @@
               <w:rPr>
                 <w:rFonts w:ascii="Calibri" w:hAnsi="Calibri"/>
                 <w:b w:val="0"/>
+                <w:color w:val="9C0006"/>
                 <w:sz w:val="18"/>
               </w:rPr>
               <w:t xml:space="preserve">Not Completed</w:t>
@@ -11801,6 +11563,7 @@
               <w:rPr>
                 <w:rFonts w:ascii="Calibri" w:hAnsi="Calibri"/>
                 <w:b w:val="0"/>
+                <w:color w:val="9C0006"/>
                 <w:sz w:val="18"/>
               </w:rPr>
               <w:t xml:space="preserve">Not Completed</w:t>
@@ -11849,6 +11612,7 @@
               <w:rPr>
                 <w:rFonts w:ascii="Calibri" w:hAnsi="Calibri"/>
                 <w:b w:val="0"/>
+                <w:color w:val="9C0006"/>
                 <w:sz w:val="18"/>
               </w:rPr>
               <w:t xml:space="preserve">Not Completed</w:t>
@@ -11897,6 +11661,7 @@
               <w:rPr>
                 <w:rFonts w:ascii="Calibri" w:hAnsi="Calibri"/>
                 <w:b w:val="0"/>
+                <w:color w:val="9C0006"/>
                 <w:sz w:val="18"/>
               </w:rPr>
               <w:t xml:space="preserve">Not Completed</w:t>
@@ -11938,13 +11703,14 @@
         <w:tc>
           <w:tcPr>
             <w:tcW w:type="dxa" w:w="3408"/>
-            <w:shd w:fill="FF6B6B" w:val="clear"/>
-          </w:tcPr>
-          <w:p>
-            <w:r>
-              <w:rPr>
-                <w:rFonts w:ascii="Calibri" w:hAnsi="Calibri"/>
-                <w:b w:val="0"/>
+            <w:shd w:fill="D9D9D9" w:val="clear"/>
+          </w:tcPr>
+          <w:p>
+            <w:r>
+              <w:rPr>
+                <w:rFonts w:ascii="Calibri" w:hAnsi="Calibri"/>
+                <w:b w:val="0"/>
+                <w:color w:val="595959"/>
                 <w:sz w:val="18"/>
               </w:rPr>
               <w:t xml:space="preserve">Gap</w:t>
@@ -11993,6 +11759,7 @@
               <w:rPr>
                 <w:rFonts w:ascii="Calibri" w:hAnsi="Calibri"/>
                 <w:b w:val="0"/>
+                <w:color w:val="9C0006"/>
                 <w:sz w:val="18"/>
               </w:rPr>
               <w:t xml:space="preserve">Not Completed</w:t>
@@ -12041,6 +11808,7 @@
               <w:rPr>
                 <w:rFonts w:ascii="Calibri" w:hAnsi="Calibri"/>
                 <w:b w:val="0"/>
+                <w:color w:val="9C0006"/>
                 <w:sz w:val="18"/>
               </w:rPr>
               <w:t xml:space="preserve">Not Completed</w:t>
@@ -12089,6 +11857,7 @@
               <w:rPr>
                 <w:rFonts w:ascii="Calibri" w:hAnsi="Calibri"/>
                 <w:b w:val="0"/>
+                <w:color w:val="9C0006"/>
                 <w:sz w:val="18"/>
               </w:rPr>
               <w:t xml:space="preserve">Not Completed</w:t>
@@ -12137,6 +11906,7 @@
               <w:rPr>
                 <w:rFonts w:ascii="Calibri" w:hAnsi="Calibri"/>
                 <w:b w:val="0"/>
+                <w:color w:val="9C0006"/>
                 <w:sz w:val="18"/>
               </w:rPr>
               <w:t xml:space="preserve">Not Completed</w:t>
@@ -12185,6 +11955,7 @@
               <w:rPr>
                 <w:rFonts w:ascii="Calibri" w:hAnsi="Calibri"/>
                 <w:b w:val="0"/>
+                <w:color w:val="9C0006"/>
                 <w:sz w:val="18"/>
               </w:rPr>
               <w:t xml:space="preserve">Not Completed</w:t>
@@ -12233,6 +12004,7 @@
               <w:rPr>
                 <w:rFonts w:ascii="Calibri" w:hAnsi="Calibri"/>
                 <w:b w:val="0"/>
+                <w:color w:val="9C0006"/>
                 <w:sz w:val="18"/>
               </w:rPr>
               <w:t xml:space="preserve">Not Completed</w:t>
@@ -12281,6 +12053,7 @@
               <w:rPr>
                 <w:rFonts w:ascii="Calibri" w:hAnsi="Calibri"/>
                 <w:b w:val="0"/>
+                <w:color w:val="9C5700"/>
                 <w:sz w:val="18"/>
               </w:rPr>
               <w:t xml:space="preserve">Partial</w:t>
@@ -12329,6 +12102,7 @@
               <w:rPr>
                 <w:rFonts w:ascii="Calibri" w:hAnsi="Calibri"/>
                 <w:b w:val="0"/>
+                <w:color w:val="9C0006"/>
                 <w:sz w:val="18"/>
               </w:rPr>
               <w:t xml:space="preserve">Not Completed</w:t>
@@ -12377,6 +12151,7 @@
               <w:rPr>
                 <w:rFonts w:ascii="Calibri" w:hAnsi="Calibri"/>
                 <w:b w:val="0"/>
+                <w:color w:val="9C0006"/>
                 <w:sz w:val="18"/>
               </w:rPr>
               <w:t xml:space="preserve">Not Completed</w:t>
@@ -12425,6 +12200,7 @@
               <w:rPr>
                 <w:rFonts w:ascii="Calibri" w:hAnsi="Calibri"/>
                 <w:b w:val="0"/>
+                <w:color w:val="9C0006"/>
                 <w:sz w:val="18"/>
               </w:rPr>
               <w:t xml:space="preserve">Not Completed</w:t>
@@ -12473,6 +12249,7 @@
               <w:rPr>
                 <w:rFonts w:ascii="Calibri" w:hAnsi="Calibri"/>
                 <w:b w:val="0"/>
+                <w:color w:val="9C0006"/>
                 <w:sz w:val="18"/>
               </w:rPr>
               <w:t xml:space="preserve">Not Completed</w:t>
@@ -12521,6 +12298,7 @@
               <w:rPr>
                 <w:rFonts w:ascii="Calibri" w:hAnsi="Calibri"/>
                 <w:b w:val="0"/>
+                <w:color w:val="9C0006"/>
                 <w:sz w:val="18"/>
               </w:rPr>
               <w:t xml:space="preserve">Not Completed</w:t>
@@ -12569,6 +12347,7 @@
               <w:rPr>
                 <w:rFonts w:ascii="Calibri" w:hAnsi="Calibri"/>
                 <w:b w:val="0"/>
+                <w:color w:val="9C0006"/>
                 <w:sz w:val="18"/>
               </w:rPr>
               <w:t xml:space="preserve">Not Completed</w:t>
@@ -12617,6 +12396,7 @@
               <w:rPr>
                 <w:rFonts w:ascii="Calibri" w:hAnsi="Calibri"/>
                 <w:b w:val="0"/>
+                <w:color w:val="006100"/>
                 <w:sz w:val="18"/>
               </w:rPr>
               <w:t xml:space="preserve">Completed</w:t>
@@ -12746,6 +12526,7 @@
               <w:rPr>
                 <w:rFonts w:ascii="Calibri" w:hAnsi="Calibri"/>
                 <w:b w:val="0"/>
+                <w:color w:val="006100"/>
                 <w:sz w:val="18"/>
               </w:rPr>
               <w:t xml:space="preserve">Completed</w:t>
@@ -12794,6 +12575,7 @@
               <w:rPr>
                 <w:rFonts w:ascii="Calibri" w:hAnsi="Calibri"/>
                 <w:b w:val="0"/>
+                <w:color w:val="006100"/>
                 <w:sz w:val="18"/>
               </w:rPr>
               <w:t xml:space="preserve">Completed</w:t>
@@ -12842,6 +12624,7 @@
               <w:rPr>
                 <w:rFonts w:ascii="Calibri" w:hAnsi="Calibri"/>
                 <w:b w:val="0"/>
+                <w:color w:val="9C0006"/>
                 <w:sz w:val="18"/>
               </w:rPr>
               <w:t xml:space="preserve">Not Completed</w:t>
@@ -12890,6 +12673,7 @@
               <w:rPr>
                 <w:rFonts w:ascii="Calibri" w:hAnsi="Calibri"/>
                 <w:b w:val="0"/>
+                <w:color w:val="9C0006"/>
                 <w:sz w:val="18"/>
               </w:rPr>
               <w:t xml:space="preserve">Not Completed</w:t>
@@ -12938,6 +12722,7 @@
               <w:rPr>
                 <w:rFonts w:ascii="Calibri" w:hAnsi="Calibri"/>
                 <w:b w:val="0"/>
+                <w:color w:val="9C0006"/>
                 <w:sz w:val="18"/>
               </w:rPr>
               <w:t xml:space="preserve">Not Completed</w:t>
@@ -12986,6 +12771,7 @@
               <w:rPr>
                 <w:rFonts w:ascii="Calibri" w:hAnsi="Calibri"/>
                 <w:b w:val="0"/>
+                <w:color w:val="9C0006"/>
                 <w:sz w:val="18"/>
               </w:rPr>
               <w:t xml:space="preserve">Not Completed</w:t>
@@ -13034,6 +12820,7 @@
               <w:rPr>
                 <w:rFonts w:ascii="Calibri" w:hAnsi="Calibri"/>
                 <w:b w:val="0"/>
+                <w:color w:val="9C5700"/>
                 <w:sz w:val="18"/>
               </w:rPr>
               <w:t xml:space="preserve">Partial</w:t>
@@ -13082,6 +12869,7 @@
               <w:rPr>
                 <w:rFonts w:ascii="Calibri" w:hAnsi="Calibri"/>
                 <w:b w:val="0"/>
+                <w:color w:val="9C0006"/>
                 <w:sz w:val="18"/>
               </w:rPr>
               <w:t xml:space="preserve">Not Completed</w:t>
@@ -13130,6 +12918,7 @@
               <w:rPr>
                 <w:rFonts w:ascii="Calibri" w:hAnsi="Calibri"/>
                 <w:b w:val="0"/>
+                <w:color w:val="9C0006"/>
                 <w:sz w:val="18"/>
               </w:rPr>
               <w:t xml:space="preserve">Not Completed</w:t>
@@ -13178,6 +12967,7 @@
               <w:rPr>
                 <w:rFonts w:ascii="Calibri" w:hAnsi="Calibri"/>
                 <w:b w:val="0"/>
+                <w:color w:val="9C0006"/>
                 <w:sz w:val="18"/>
               </w:rPr>
               <w:t xml:space="preserve">Not Completed</w:t>
@@ -13226,6 +13016,7 @@
               <w:rPr>
                 <w:rFonts w:ascii="Calibri" w:hAnsi="Calibri"/>
                 <w:b w:val="0"/>
+                <w:color w:val="9C0006"/>
                 <w:sz w:val="18"/>
               </w:rPr>
               <w:t xml:space="preserve">Not Completed</w:t>
@@ -13274,6 +13065,7 @@
               <w:rPr>
                 <w:rFonts w:ascii="Calibri" w:hAnsi="Calibri"/>
                 <w:b w:val="0"/>
+                <w:color w:val="9C0006"/>
                 <w:sz w:val="18"/>
               </w:rPr>
               <w:t xml:space="preserve">Not Completed</w:t>
@@ -13322,6 +13114,7 @@
               <w:rPr>
                 <w:rFonts w:ascii="Calibri" w:hAnsi="Calibri"/>
                 <w:b w:val="0"/>
+                <w:color w:val="9C0006"/>
                 <w:sz w:val="18"/>
               </w:rPr>
               <w:t xml:space="preserve">Not Completed</w:t>
@@ -13370,6 +13163,7 @@
               <w:rPr>
                 <w:rFonts w:ascii="Calibri" w:hAnsi="Calibri"/>
                 <w:b w:val="0"/>
+                <w:color w:val="9C5700"/>
                 <w:sz w:val="18"/>
               </w:rPr>
               <w:t xml:space="preserve">Partial</w:t>
@@ -13418,6 +13212,7 @@
               <w:rPr>
                 <w:rFonts w:ascii="Calibri" w:hAnsi="Calibri"/>
                 <w:b w:val="0"/>
+                <w:color w:val="9C5700"/>
                 <w:sz w:val="18"/>
               </w:rPr>
               <w:t xml:space="preserve">Partial</w:t>
@@ -13466,6 +13261,7 @@
               <w:rPr>
                 <w:rFonts w:ascii="Calibri" w:hAnsi="Calibri"/>
                 <w:b w:val="0"/>
+                <w:color w:val="9C0006"/>
                 <w:sz w:val="18"/>
               </w:rPr>
               <w:t xml:space="preserve">Not Completed</w:t>
@@ -13514,6 +13310,7 @@
               <w:rPr>
                 <w:rFonts w:ascii="Calibri" w:hAnsi="Calibri"/>
                 <w:b w:val="0"/>
+                <w:color w:val="9C0006"/>
                 <w:sz w:val="18"/>
               </w:rPr>
               <w:t xml:space="preserve">Not Completed</w:t>
@@ -13562,6 +13359,7 @@
               <w:rPr>
                 <w:rFonts w:ascii="Calibri" w:hAnsi="Calibri"/>
                 <w:b w:val="0"/>
+                <w:color w:val="9C0006"/>
                 <w:sz w:val="18"/>
               </w:rPr>
               <w:t xml:space="preserve">Not Completed</w:t>
@@ -13610,6 +13408,7 @@
               <w:rPr>
                 <w:rFonts w:ascii="Calibri" w:hAnsi="Calibri"/>
                 <w:b w:val="0"/>
+                <w:color w:val="9C0006"/>
                 <w:sz w:val="18"/>
               </w:rPr>
               <w:t xml:space="preserve">Not Completed</w:t>
@@ -13658,6 +13457,7 @@
               <w:rPr>
                 <w:rFonts w:ascii="Calibri" w:hAnsi="Calibri"/>
                 <w:b w:val="0"/>
+                <w:color w:val="9C0006"/>
                 <w:sz w:val="18"/>
               </w:rPr>
               <w:t xml:space="preserve">Not Completed</w:t>
@@ -13706,6 +13506,7 @@
               <w:rPr>
                 <w:rFonts w:ascii="Calibri" w:hAnsi="Calibri"/>
                 <w:b w:val="0"/>
+                <w:color w:val="006100"/>
                 <w:sz w:val="18"/>
               </w:rPr>
               <w:t xml:space="preserve">Completed</w:t>
@@ -13835,6 +13636,7 @@
               <w:rPr>
                 <w:rFonts w:ascii="Calibri" w:hAnsi="Calibri"/>
                 <w:b w:val="0"/>
+                <w:color w:val="006100"/>
                 <w:sz w:val="18"/>
               </w:rPr>
               <w:t xml:space="preserve">Completed</w:t>
@@ -13883,6 +13685,7 @@
               <w:rPr>
                 <w:rFonts w:ascii="Calibri" w:hAnsi="Calibri"/>
                 <w:b w:val="0"/>
+                <w:color w:val="006100"/>
                 <w:sz w:val="18"/>
               </w:rPr>
               <w:t xml:space="preserve">Completed</w:t>
@@ -13931,6 +13734,7 @@
               <w:rPr>
                 <w:rFonts w:ascii="Calibri" w:hAnsi="Calibri"/>
                 <w:b w:val="0"/>
+                <w:color w:val="9C0006"/>
                 <w:sz w:val="18"/>
               </w:rPr>
               <w:t xml:space="preserve">Not Completed</w:t>
@@ -13979,6 +13783,7 @@
               <w:rPr>
                 <w:rFonts w:ascii="Calibri" w:hAnsi="Calibri"/>
                 <w:b w:val="0"/>
+                <w:color w:val="9C0006"/>
                 <w:sz w:val="18"/>
               </w:rPr>
               <w:t xml:space="preserve">Not Completed</w:t>
@@ -14027,6 +13832,7 @@
               <w:rPr>
                 <w:rFonts w:ascii="Calibri" w:hAnsi="Calibri"/>
                 <w:b w:val="0"/>
+                <w:color w:val="9C0006"/>
                 <w:sz w:val="18"/>
               </w:rPr>
               <w:t xml:space="preserve">Not Completed</w:t>
@@ -14075,6 +13881,7 @@
               <w:rPr>
                 <w:rFonts w:ascii="Calibri" w:hAnsi="Calibri"/>
                 <w:b w:val="0"/>
+                <w:color w:val="9C5700"/>
                 <w:sz w:val="18"/>
               </w:rPr>
               <w:t xml:space="preserve">Partial</w:t>
@@ -14123,6 +13930,7 @@
               <w:rPr>
                 <w:rFonts w:ascii="Calibri" w:hAnsi="Calibri"/>
                 <w:b w:val="0"/>
+                <w:color w:val="9C0006"/>
                 <w:sz w:val="18"/>
               </w:rPr>
               <w:t xml:space="preserve">Not Completed</w:t>
@@ -14171,6 +13979,7 @@
               <w:rPr>
                 <w:rFonts w:ascii="Calibri" w:hAnsi="Calibri"/>
                 <w:b w:val="0"/>
+                <w:color w:val="9C0006"/>
                 <w:sz w:val="18"/>
               </w:rPr>
               <w:t xml:space="preserve">Not Completed</w:t>
@@ -14219,6 +14028,7 @@
               <w:rPr>
                 <w:rFonts w:ascii="Calibri" w:hAnsi="Calibri"/>
                 <w:b w:val="0"/>
+                <w:color w:val="9C0006"/>
                 <w:sz w:val="18"/>
               </w:rPr>
               <w:t xml:space="preserve">Not Completed</w:t>
@@ -14267,6 +14077,7 @@
               <w:rPr>
                 <w:rFonts w:ascii="Calibri" w:hAnsi="Calibri"/>
                 <w:b w:val="0"/>
+                <w:color w:val="9C0006"/>
                 <w:sz w:val="18"/>
               </w:rPr>
               <w:t xml:space="preserve">Not Completed</w:t>
@@ -14315,6 +14126,7 @@
               <w:rPr>
                 <w:rFonts w:ascii="Calibri" w:hAnsi="Calibri"/>
                 <w:b w:val="0"/>
+                <w:color w:val="9C0006"/>
                 <w:sz w:val="18"/>
               </w:rPr>
               <w:t xml:space="preserve">Not Completed</w:t>
@@ -14363,6 +14175,7 @@
               <w:rPr>
                 <w:rFonts w:ascii="Calibri" w:hAnsi="Calibri"/>
                 <w:b w:val="0"/>
+                <w:color w:val="9C0006"/>
                 <w:sz w:val="18"/>
               </w:rPr>
               <w:t xml:space="preserve">Not Completed</w:t>
@@ -14411,6 +14224,7 @@
               <w:rPr>
                 <w:rFonts w:ascii="Calibri" w:hAnsi="Calibri"/>
                 <w:b w:val="0"/>
+                <w:color w:val="9C0006"/>
                 <w:sz w:val="18"/>
               </w:rPr>
               <w:t xml:space="preserve">Not Completed</w:t>
@@ -14459,6 +14273,7 @@
               <w:rPr>
                 <w:rFonts w:ascii="Calibri" w:hAnsi="Calibri"/>
                 <w:b w:val="0"/>
+                <w:color w:val="9C0006"/>
                 <w:sz w:val="18"/>
               </w:rPr>
               <w:t xml:space="preserve">Not Completed</w:t>
@@ -14507,6 +14322,7 @@
               <w:rPr>
                 <w:rFonts w:ascii="Calibri" w:hAnsi="Calibri"/>
                 <w:b w:val="0"/>
+                <w:color w:val="9C0006"/>
                 <w:sz w:val="18"/>
               </w:rPr>
               <w:t xml:space="preserve">Not Completed</w:t>
@@ -14555,6 +14371,7 @@
               <w:rPr>
                 <w:rFonts w:ascii="Calibri" w:hAnsi="Calibri"/>
                 <w:b w:val="0"/>
+                <w:color w:val="9C0006"/>
                 <w:sz w:val="18"/>
               </w:rPr>
               <w:t xml:space="preserve">Not Completed</w:t>
@@ -14603,6 +14420,7 @@
               <w:rPr>
                 <w:rFonts w:ascii="Calibri" w:hAnsi="Calibri"/>
                 <w:b w:val="0"/>
+                <w:color w:val="9C5700"/>
                 <w:sz w:val="18"/>
               </w:rPr>
               <w:t xml:space="preserve">Partial</w:t>
@@ -14651,6 +14469,7 @@
               <w:rPr>
                 <w:rFonts w:ascii="Calibri" w:hAnsi="Calibri"/>
                 <w:b w:val="0"/>
+                <w:color w:val="9C5700"/>
                 <w:sz w:val="18"/>
               </w:rPr>
               <w:t xml:space="preserve">Partial</w:t>
@@ -14699,6 +14518,7 @@
               <w:rPr>
                 <w:rFonts w:ascii="Calibri" w:hAnsi="Calibri"/>
                 <w:b w:val="0"/>
+                <w:color w:val="9C0006"/>
                 <w:sz w:val="18"/>
               </w:rPr>
               <w:t xml:space="preserve">Not Completed</w:t>
@@ -14747,6 +14567,7 @@
               <w:rPr>
                 <w:rFonts w:ascii="Calibri" w:hAnsi="Calibri"/>
                 <w:b w:val="0"/>
+                <w:color w:val="9C0006"/>
                 <w:sz w:val="18"/>
               </w:rPr>
               <w:t xml:space="preserve">Not Completed</w:t>
@@ -14795,6 +14616,7 @@
               <w:rPr>
                 <w:rFonts w:ascii="Calibri" w:hAnsi="Calibri"/>
                 <w:b w:val="0"/>
+                <w:color w:val="9C0006"/>
                 <w:sz w:val="18"/>
               </w:rPr>
               <w:t xml:space="preserve">Not Completed</w:t>
@@ -14843,6 +14665,7 @@
               <w:rPr>
                 <w:rFonts w:ascii="Calibri" w:hAnsi="Calibri"/>
                 <w:b w:val="0"/>
+                <w:color w:val="9C0006"/>
                 <w:sz w:val="18"/>
               </w:rPr>
               <w:t xml:space="preserve">Not Completed</w:t>
@@ -14891,6 +14714,7 @@
               <w:rPr>
                 <w:rFonts w:ascii="Calibri" w:hAnsi="Calibri"/>
                 <w:b w:val="0"/>
+                <w:color w:val="9C0006"/>
                 <w:sz w:val="18"/>
               </w:rPr>
               <w:t xml:space="preserve">Not Completed</w:t>
@@ -14939,6 +14763,7 @@
               <w:rPr>
                 <w:rFonts w:ascii="Calibri" w:hAnsi="Calibri"/>
                 <w:b w:val="0"/>
+                <w:color w:val="006100"/>
                 <w:sz w:val="18"/>
               </w:rPr>
               <w:t xml:space="preserve">Completed</w:t>
@@ -15068,6 +14893,7 @@
               <w:rPr>
                 <w:rFonts w:ascii="Calibri" w:hAnsi="Calibri"/>
                 <w:b w:val="0"/>
+                <w:color w:val="9C5700"/>
                 <w:sz w:val="18"/>
               </w:rPr>
               <w:t xml:space="preserve">Partial</w:t>
@@ -15116,6 +14942,7 @@
               <w:rPr>
                 <w:rFonts w:ascii="Calibri" w:hAnsi="Calibri"/>
                 <w:b w:val="0"/>
+                <w:color w:val="006100"/>
                 <w:sz w:val="18"/>
               </w:rPr>
               <w:t xml:space="preserve">Completed</w:t>
@@ -15164,6 +14991,7 @@
               <w:rPr>
                 <w:rFonts w:ascii="Calibri" w:hAnsi="Calibri"/>
                 <w:b w:val="0"/>
+                <w:color w:val="006100"/>
                 <w:sz w:val="18"/>
               </w:rPr>
               <w:t xml:space="preserve">Completed</w:t>
@@ -15212,6 +15040,7 @@
               <w:rPr>
                 <w:rFonts w:ascii="Calibri" w:hAnsi="Calibri"/>
                 <w:b w:val="0"/>
+                <w:color w:val="006100"/>
                 <w:sz w:val="18"/>
               </w:rPr>
               <w:t xml:space="preserve">Completed</w:t>
@@ -15260,6 +15089,7 @@
               <w:rPr>
                 <w:rFonts w:ascii="Calibri" w:hAnsi="Calibri"/>
                 <w:b w:val="0"/>
+                <w:color w:val="006100"/>
                 <w:sz w:val="18"/>
               </w:rPr>
               <w:t xml:space="preserve">Completed</w:t>
@@ -15308,6 +15138,7 @@
               <w:rPr>
                 <w:rFonts w:ascii="Calibri" w:hAnsi="Calibri"/>
                 <w:b w:val="0"/>
+                <w:color w:val="006100"/>
                 <w:sz w:val="18"/>
               </w:rPr>
               <w:t xml:space="preserve">Completed</w:t>
@@ -15356,6 +15187,7 @@
               <w:rPr>
                 <w:rFonts w:ascii="Calibri" w:hAnsi="Calibri"/>
                 <w:b w:val="0"/>
+                <w:color w:val="006100"/>
                 <w:sz w:val="18"/>
               </w:rPr>
               <w:t xml:space="preserve">Completed</w:t>
@@ -15404,6 +15236,7 @@
               <w:rPr>
                 <w:rFonts w:ascii="Calibri" w:hAnsi="Calibri"/>
                 <w:b w:val="0"/>
+                <w:color w:val="006100"/>
                 <w:sz w:val="18"/>
               </w:rPr>
               <w:t xml:space="preserve">Completed</w:t>
@@ -15452,6 +15285,7 @@
               <w:rPr>
                 <w:rFonts w:ascii="Calibri" w:hAnsi="Calibri"/>
                 <w:b w:val="0"/>
+                <w:color w:val="006100"/>
                 <w:sz w:val="18"/>
               </w:rPr>
               <w:t xml:space="preserve">Completed</w:t>
@@ -15500,6 +15334,7 @@
               <w:rPr>
                 <w:rFonts w:ascii="Calibri" w:hAnsi="Calibri"/>
                 <w:b w:val="0"/>
+                <w:color w:val="006100"/>
                 <w:sz w:val="18"/>
               </w:rPr>
               <w:t xml:space="preserve">Completed</w:t>
@@ -15548,6 +15383,7 @@
               <w:rPr>
                 <w:rFonts w:ascii="Calibri" w:hAnsi="Calibri"/>
                 <w:b w:val="0"/>
+                <w:color w:val="006100"/>
                 <w:sz w:val="18"/>
               </w:rPr>
               <w:t xml:space="preserve">Completed</w:t>
@@ -15596,6 +15432,7 @@
               <w:rPr>
                 <w:rFonts w:ascii="Calibri" w:hAnsi="Calibri"/>
                 <w:b w:val="0"/>
+                <w:color w:val="006100"/>
                 <w:sz w:val="18"/>
               </w:rPr>
               <w:t xml:space="preserve">Completed</w:t>
@@ -15644,6 +15481,7 @@
               <w:rPr>
                 <w:rFonts w:ascii="Calibri" w:hAnsi="Calibri"/>
                 <w:b w:val="0"/>
+                <w:color w:val="006100"/>
                 <w:sz w:val="18"/>
               </w:rPr>
               <w:t xml:space="preserve">Completed</w:t>
@@ -15692,6 +15530,7 @@
               <w:rPr>
                 <w:rFonts w:ascii="Calibri" w:hAnsi="Calibri"/>
                 <w:b w:val="0"/>
+                <w:color w:val="006100"/>
                 <w:sz w:val="18"/>
               </w:rPr>
               <w:t xml:space="preserve">Completed</w:t>
@@ -15740,6 +15579,7 @@
               <w:rPr>
                 <w:rFonts w:ascii="Calibri" w:hAnsi="Calibri"/>
                 <w:b w:val="0"/>
+                <w:color w:val="006100"/>
                 <w:sz w:val="18"/>
               </w:rPr>
               <w:t xml:space="preserve">Completed</w:t>
@@ -15788,6 +15628,7 @@
               <w:rPr>
                 <w:rFonts w:ascii="Calibri" w:hAnsi="Calibri"/>
                 <w:b w:val="0"/>
+                <w:color w:val="006100"/>
                 <w:sz w:val="18"/>
               </w:rPr>
               <w:t xml:space="preserve">Completed</w:t>
@@ -15836,6 +15677,7 @@
               <w:rPr>
                 <w:rFonts w:ascii="Calibri" w:hAnsi="Calibri"/>
                 <w:b w:val="0"/>
+                <w:color w:val="006100"/>
                 <w:sz w:val="18"/>
               </w:rPr>
               <w:t xml:space="preserve">Completed</w:t>
@@ -15884,6 +15726,7 @@
               <w:rPr>
                 <w:rFonts w:ascii="Calibri" w:hAnsi="Calibri"/>
                 <w:b w:val="0"/>
+                <w:color w:val="006100"/>
                 <w:sz w:val="18"/>
               </w:rPr>
               <w:t xml:space="preserve">Completed</w:t>
@@ -15932,6 +15775,7 @@
               <w:rPr>
                 <w:rFonts w:ascii="Calibri" w:hAnsi="Calibri"/>
                 <w:b w:val="0"/>
+                <w:color w:val="006100"/>
                 <w:sz w:val="18"/>
               </w:rPr>
               <w:t xml:space="preserve">Completed</w:t>
@@ -15980,6 +15824,7 @@
               <w:rPr>
                 <w:rFonts w:ascii="Calibri" w:hAnsi="Calibri"/>
                 <w:b w:val="0"/>
+                <w:color w:val="006100"/>
                 <w:sz w:val="18"/>
               </w:rPr>
               <w:t xml:space="preserve">Completed</w:t>
@@ -16028,6 +15873,7 @@
               <w:rPr>
                 <w:rFonts w:ascii="Calibri" w:hAnsi="Calibri"/>
                 <w:b w:val="0"/>
+                <w:color w:val="006100"/>
                 <w:sz w:val="18"/>
               </w:rPr>
               <w:t xml:space="preserve">Completed</w:t>
@@ -16076,6 +15922,7 @@
               <w:rPr>
                 <w:rFonts w:ascii="Calibri" w:hAnsi="Calibri"/>
                 <w:b w:val="0"/>
+                <w:color w:val="006100"/>
                 <w:sz w:val="18"/>
               </w:rPr>
               <w:t xml:space="preserve">Completed</w:t>
@@ -16124,6 +15971,7 @@
               <w:rPr>
                 <w:rFonts w:ascii="Calibri" w:hAnsi="Calibri"/>
                 <w:b w:val="0"/>
+                <w:color w:val="006100"/>
                 <w:sz w:val="18"/>
               </w:rPr>
               <w:t xml:space="preserve">Completed</w:t>
@@ -16172,6 +16020,7 @@
               <w:rPr>
                 <w:rFonts w:ascii="Calibri" w:hAnsi="Calibri"/>
                 <w:b w:val="0"/>
+                <w:color w:val="006100"/>
                 <w:sz w:val="18"/>
               </w:rPr>
               <w:t xml:space="preserve">Completed</w:t>
@@ -16220,6 +16069,7 @@
               <w:rPr>
                 <w:rFonts w:ascii="Calibri" w:hAnsi="Calibri"/>
                 <w:b w:val="0"/>
+                <w:color w:val="006100"/>
                 <w:sz w:val="18"/>
               </w:rPr>
               <w:t xml:space="preserve">Completed</w:t>
@@ -16268,6 +16118,7 @@
               <w:rPr>
                 <w:rFonts w:ascii="Calibri" w:hAnsi="Calibri"/>
                 <w:b w:val="0"/>
+                <w:color w:val="006100"/>
                 <w:sz w:val="18"/>
               </w:rPr>
               <w:t xml:space="preserve">Completed</w:t>
@@ -16316,6 +16167,7 @@
               <w:rPr>
                 <w:rFonts w:ascii="Calibri" w:hAnsi="Calibri"/>
                 <w:b w:val="0"/>
+                <w:color w:val="006100"/>
                 <w:sz w:val="18"/>
               </w:rPr>
               <w:t xml:space="preserve">Completed</w:t>
@@ -16364,6 +16216,7 @@
               <w:rPr>
                 <w:rFonts w:ascii="Calibri" w:hAnsi="Calibri"/>
                 <w:b w:val="0"/>
+                <w:color w:val="006100"/>
                 <w:sz w:val="18"/>
               </w:rPr>
               <w:t xml:space="preserve">Completed</w:t>
@@ -16412,6 +16265,7 @@
               <w:rPr>
                 <w:rFonts w:ascii="Calibri" w:hAnsi="Calibri"/>
                 <w:b w:val="0"/>
+                <w:color w:val="006100"/>
                 <w:sz w:val="18"/>
               </w:rPr>
               <w:t xml:space="preserve">Completed</w:t>
@@ -16460,6 +16314,7 @@
               <w:rPr>
                 <w:rFonts w:ascii="Calibri" w:hAnsi="Calibri"/>
                 <w:b w:val="0"/>
+                <w:color w:val="006100"/>
                 <w:sz w:val="18"/>
               </w:rPr>
               <w:t xml:space="preserve">Completed</w:t>
@@ -16508,6 +16363,7 @@
               <w:rPr>
                 <w:rFonts w:ascii="Calibri" w:hAnsi="Calibri"/>
                 <w:b w:val="0"/>
+                <w:color w:val="006100"/>
                 <w:sz w:val="18"/>
               </w:rPr>
               <w:t xml:space="preserve">Completed</w:t>
@@ -16556,6 +16412,7 @@
               <w:rPr>
                 <w:rFonts w:ascii="Calibri" w:hAnsi="Calibri"/>
                 <w:b w:val="0"/>
+                <w:color w:val="006100"/>
                 <w:sz w:val="18"/>
               </w:rPr>
               <w:t xml:space="preserve">Completed</w:t>
@@ -16604,6 +16461,7 @@
               <w:rPr>
                 <w:rFonts w:ascii="Calibri" w:hAnsi="Calibri"/>
                 <w:b w:val="0"/>
+                <w:color w:val="9C5700"/>
                 <w:sz w:val="18"/>
               </w:rPr>
               <w:t xml:space="preserve">Partial</w:t>
@@ -16652,6 +16510,7 @@
               <w:rPr>
                 <w:rFonts w:ascii="Calibri" w:hAnsi="Calibri"/>
                 <w:b w:val="0"/>
+                <w:color w:val="9C5700"/>
                 <w:sz w:val="18"/>
               </w:rPr>
               <w:t xml:space="preserve">Partial</w:t>
@@ -16700,6 +16559,7 @@
               <w:rPr>
                 <w:rFonts w:ascii="Calibri" w:hAnsi="Calibri"/>
                 <w:b w:val="0"/>
+                <w:color w:val="9C5700"/>
                 <w:sz w:val="18"/>
               </w:rPr>
               <w:t xml:space="preserve">Partial</w:t>
@@ -16829,6 +16689,7 @@
               <w:rPr>
                 <w:rFonts w:ascii="Calibri" w:hAnsi="Calibri"/>
                 <w:b w:val="0"/>
+                <w:color w:val="9C0006"/>
                 <w:sz w:val="18"/>
               </w:rPr>
               <w:t xml:space="preserve">Not Completed</w:t>
@@ -16877,6 +16738,7 @@
               <w:rPr>
                 <w:rFonts w:ascii="Calibri" w:hAnsi="Calibri"/>
                 <w:b w:val="0"/>
+                <w:color w:val="9C5700"/>
                 <w:sz w:val="18"/>
               </w:rPr>
               <w:t xml:space="preserve">Partial</w:t>
@@ -16925,6 +16787,7 @@
               <w:rPr>
                 <w:rFonts w:ascii="Calibri" w:hAnsi="Calibri"/>
                 <w:b w:val="0"/>
+                <w:color w:val="9C5700"/>
                 <w:sz w:val="18"/>
               </w:rPr>
               <w:t xml:space="preserve">Partial</w:t>
@@ -16973,6 +16836,7 @@
               <w:rPr>
                 <w:rFonts w:ascii="Calibri" w:hAnsi="Calibri"/>
                 <w:b w:val="0"/>
+                <w:color w:val="9C5700"/>
                 <w:sz w:val="18"/>
               </w:rPr>
               <w:t xml:space="preserve">Partial</w:t>
@@ -17021,6 +16885,7 @@
               <w:rPr>
                 <w:rFonts w:ascii="Calibri" w:hAnsi="Calibri"/>
                 <w:b w:val="0"/>
+                <w:color w:val="9C5700"/>
                 <w:sz w:val="18"/>
               </w:rPr>
               <w:t xml:space="preserve">Partial</w:t>
@@ -17069,6 +16934,7 @@
               <w:rPr>
                 <w:rFonts w:ascii="Calibri" w:hAnsi="Calibri"/>
                 <w:b w:val="0"/>
+                <w:color w:val="9C5700"/>
                 <w:sz w:val="18"/>
               </w:rPr>
               <w:t xml:space="preserve">Partial</w:t>
@@ -17117,6 +16983,7 @@
               <w:rPr>
                 <w:rFonts w:ascii="Calibri" w:hAnsi="Calibri"/>
                 <w:b w:val="0"/>
+                <w:color w:val="9C5700"/>
                 <w:sz w:val="18"/>
               </w:rPr>
               <w:t xml:space="preserve">Partial</w:t>
@@ -17165,6 +17032,7 @@
               <w:rPr>
                 <w:rFonts w:ascii="Calibri" w:hAnsi="Calibri"/>
                 <w:b w:val="0"/>
+                <w:color w:val="9C5700"/>
                 <w:sz w:val="18"/>
               </w:rPr>
               <w:t xml:space="preserve">Partial</w:t>
@@ -17213,6 +17081,7 @@
               <w:rPr>
                 <w:rFonts w:ascii="Calibri" w:hAnsi="Calibri"/>
                 <w:b w:val="0"/>
+                <w:color w:val="9C5700"/>
                 <w:sz w:val="18"/>
               </w:rPr>
               <w:t xml:space="preserve">Partial</w:t>
@@ -17261,6 +17130,7 @@
               <w:rPr>
                 <w:rFonts w:ascii="Calibri" w:hAnsi="Calibri"/>
                 <w:b w:val="0"/>
+                <w:color w:val="9C5700"/>
                 <w:sz w:val="18"/>
               </w:rPr>
               <w:t xml:space="preserve">Partial</w:t>
@@ -17309,6 +17179,7 @@
               <w:rPr>
                 <w:rFonts w:ascii="Calibri" w:hAnsi="Calibri"/>
                 <w:b w:val="0"/>
+                <w:color w:val="9C5700"/>
                 <w:sz w:val="18"/>
               </w:rPr>
               <w:t xml:space="preserve">Partial</w:t>
@@ -17357,6 +17228,7 @@
               <w:rPr>
                 <w:rFonts w:ascii="Calibri" w:hAnsi="Calibri"/>
                 <w:b w:val="0"/>
+                <w:color w:val="9C5700"/>
                 <w:sz w:val="18"/>
               </w:rPr>
               <w:t xml:space="preserve">Partial</w:t>
@@ -17405,6 +17277,7 @@
               <w:rPr>
                 <w:rFonts w:ascii="Calibri" w:hAnsi="Calibri"/>
                 <w:b w:val="0"/>
+                <w:color w:val="9C5700"/>
                 <w:sz w:val="18"/>
               </w:rPr>
               <w:t xml:space="preserve">Partial</w:t>
@@ -17453,6 +17326,7 @@
               <w:rPr>
                 <w:rFonts w:ascii="Calibri" w:hAnsi="Calibri"/>
                 <w:b w:val="0"/>
+                <w:color w:val="9C5700"/>
                 <w:sz w:val="18"/>
               </w:rPr>
               <w:t xml:space="preserve">Partial</w:t>
@@ -17501,6 +17375,7 @@
               <w:rPr>
                 <w:rFonts w:ascii="Calibri" w:hAnsi="Calibri"/>
                 <w:b w:val="0"/>
+                <w:color w:val="9C5700"/>
                 <w:sz w:val="18"/>
               </w:rPr>
               <w:t xml:space="preserve">Partial</w:t>
@@ -17549,6 +17424,7 @@
               <w:rPr>
                 <w:rFonts w:ascii="Calibri" w:hAnsi="Calibri"/>
                 <w:b w:val="0"/>
+                <w:color w:val="9C5700"/>
                 <w:sz w:val="18"/>
               </w:rPr>
               <w:t xml:space="preserve">Partial</w:t>
@@ -17597,6 +17473,7 @@
               <w:rPr>
                 <w:rFonts w:ascii="Calibri" w:hAnsi="Calibri"/>
                 <w:b w:val="0"/>
+                <w:color w:val="006100"/>
                 <w:sz w:val="18"/>
               </w:rPr>
               <w:t xml:space="preserve">Completed</w:t>
@@ -17645,6 +17522,7 @@
               <w:rPr>
                 <w:rFonts w:ascii="Calibri" w:hAnsi="Calibri"/>
                 <w:b w:val="0"/>
+                <w:color w:val="9C5700"/>
                 <w:sz w:val="18"/>
               </w:rPr>
               <w:t xml:space="preserve">Partial</w:t>
@@ -17693,6 +17571,7 @@
               <w:rPr>
                 <w:rFonts w:ascii="Calibri" w:hAnsi="Calibri"/>
                 <w:b w:val="0"/>
+                <w:color w:val="9C5700"/>
                 <w:sz w:val="18"/>
               </w:rPr>
               <w:t xml:space="preserve">Partial</w:t>
@@ -17741,6 +17620,7 @@
               <w:rPr>
                 <w:rFonts w:ascii="Calibri" w:hAnsi="Calibri"/>
                 <w:b w:val="0"/>
+                <w:color w:val="9C5700"/>
                 <w:sz w:val="18"/>
               </w:rPr>
               <w:t xml:space="preserve">Partial</w:t>
@@ -17789,6 +17669,7 @@
               <w:rPr>
                 <w:rFonts w:ascii="Calibri" w:hAnsi="Calibri"/>
                 <w:b w:val="0"/>
+                <w:color w:val="9C5700"/>
                 <w:sz w:val="18"/>
               </w:rPr>
               <w:t xml:space="preserve">Partial</w:t>
@@ -17837,6 +17718,7 @@
               <w:rPr>
                 <w:rFonts w:ascii="Calibri" w:hAnsi="Calibri"/>
                 <w:b w:val="0"/>
+                <w:color w:val="9C5700"/>
                 <w:sz w:val="18"/>
               </w:rPr>
               <w:t xml:space="preserve">Partial</w:t>
@@ -17966,6 +17848,7 @@
               <w:rPr>
                 <w:rFonts w:ascii="Calibri" w:hAnsi="Calibri"/>
                 <w:b w:val="0"/>
+                <w:color w:val="9C0006"/>
                 <w:sz w:val="18"/>
               </w:rPr>
               <w:t>Not Completed</w:t>
@@ -18014,6 +17897,7 @@
               <w:rPr>
                 <w:rFonts w:ascii="Calibri" w:hAnsi="Calibri"/>
                 <w:b w:val="0"/>
+                <w:color w:val="9C0006"/>
                 <w:sz w:val="18"/>
               </w:rPr>
               <w:t>Not Completed</w:t>
@@ -18062,6 +17946,7 @@
               <w:rPr>
                 <w:rFonts w:ascii="Calibri" w:hAnsi="Calibri"/>
                 <w:b w:val="0"/>
+                <w:color w:val="9C0006"/>
                 <w:sz w:val="18"/>
               </w:rPr>
               <w:t>Not Completed</w:t>
@@ -18110,6 +17995,7 @@
               <w:rPr>
                 <w:rFonts w:ascii="Calibri" w:hAnsi="Calibri"/>
                 <w:b w:val="0"/>
+                <w:color w:val="006100"/>
                 <w:sz w:val="18"/>
               </w:rPr>
               <w:t xml:space="preserve">Completed</w:t>
@@ -18158,6 +18044,7 @@
               <w:rPr>
                 <w:rFonts w:ascii="Calibri" w:hAnsi="Calibri"/>
                 <w:b w:val="0"/>
+                <w:color w:val="9C0006"/>
                 <w:sz w:val="18"/>
               </w:rPr>
               <w:t>Not Completed</w:t>
@@ -18206,6 +18093,7 @@
               <w:rPr>
                 <w:rFonts w:ascii="Calibri" w:hAnsi="Calibri"/>
                 <w:b w:val="0"/>
+                <w:color w:val="9C0006"/>
                 <w:sz w:val="18"/>
               </w:rPr>
               <w:t>Not Completed</w:t>
@@ -18254,6 +18142,7 @@
               <w:rPr>
                 <w:rFonts w:ascii="Calibri" w:hAnsi="Calibri"/>
                 <w:b w:val="0"/>
+                <w:color w:val="9C0006"/>
                 <w:sz w:val="18"/>
               </w:rPr>
               <w:t>Not Completed</w:t>
@@ -18302,6 +18191,7 @@
               <w:rPr>
                 <w:rFonts w:ascii="Calibri" w:hAnsi="Calibri"/>
                 <w:b w:val="0"/>
+                <w:color w:val="9C0006"/>
                 <w:sz w:val="18"/>
               </w:rPr>
               <w:t>Not Completed</w:t>
@@ -18350,6 +18240,7 @@
               <w:rPr>
                 <w:rFonts w:ascii="Calibri" w:hAnsi="Calibri"/>
                 <w:b w:val="0"/>
+                <w:color w:val="9C0006"/>
                 <w:sz w:val="18"/>
               </w:rPr>
               <w:t>Not Completed</w:t>
@@ -18398,6 +18289,7 @@
               <w:rPr>
                 <w:rFonts w:ascii="Calibri" w:hAnsi="Calibri"/>
                 <w:b w:val="0"/>
+                <w:color w:val="006100"/>
                 <w:sz w:val="18"/>
               </w:rPr>
               <w:t xml:space="preserve">Completed</w:t>
@@ -18527,6 +18419,7 @@
               <w:rPr>
                 <w:rFonts w:ascii="Calibri" w:hAnsi="Calibri"/>
                 <w:b w:val="0"/>
+                <w:color w:val="9C0006"/>
                 <w:sz w:val="18"/>
               </w:rPr>
               <w:t xml:space="preserve">Not Completed</w:t>
@@ -18575,6 +18468,7 @@
               <w:rPr>
                 <w:rFonts w:ascii="Calibri" w:hAnsi="Calibri"/>
                 <w:b w:val="0"/>
+                <w:color w:val="9C0006"/>
                 <w:sz w:val="18"/>
               </w:rPr>
               <w:t xml:space="preserve">Not Completed</w:t>
@@ -18623,6 +18517,7 @@
               <w:rPr>
                 <w:rFonts w:ascii="Calibri" w:hAnsi="Calibri"/>
                 <w:b w:val="0"/>
+                <w:color w:val="9C0006"/>
                 <w:sz w:val="18"/>
               </w:rPr>
               <w:t xml:space="preserve">Not Completed</w:t>
@@ -18671,6 +18566,7 @@
               <w:rPr>
                 <w:rFonts w:ascii="Calibri" w:hAnsi="Calibri"/>
                 <w:b w:val="0"/>
+                <w:color w:val="9C0006"/>
                 <w:sz w:val="18"/>
               </w:rPr>
               <w:t xml:space="preserve">Not Completed</w:t>
@@ -18719,6 +18615,7 @@
               <w:rPr>
                 <w:rFonts w:ascii="Calibri" w:hAnsi="Calibri"/>
                 <w:b w:val="0"/>
+                <w:color w:val="006100"/>
                 <w:sz w:val="18"/>
               </w:rPr>
               <w:t xml:space="preserve">Completed</w:t>
@@ -18767,6 +18664,7 @@
               <w:rPr>
                 <w:rFonts w:ascii="Calibri" w:hAnsi="Calibri"/>
                 <w:b w:val="0"/>
+                <w:color w:val="006100"/>
                 <w:sz w:val="18"/>
               </w:rPr>
               <w:t xml:space="preserve">Completed</w:t>
@@ -18815,6 +18713,7 @@
               <w:rPr>
                 <w:rFonts w:ascii="Calibri" w:hAnsi="Calibri"/>
                 <w:b w:val="0"/>
+                <w:color w:val="9C0006"/>
                 <w:sz w:val="18"/>
               </w:rPr>
               <w:t>Not Completed</w:t>
@@ -18863,6 +18762,7 @@
               <w:rPr>
                 <w:rFonts w:ascii="Calibri" w:hAnsi="Calibri"/>
                 <w:b w:val="0"/>
+                <w:color w:val="9C0006"/>
                 <w:sz w:val="18"/>
               </w:rPr>
               <w:t>Not Completed</w:t>
@@ -18911,6 +18811,7 @@
               <w:rPr>
                 <w:rFonts w:ascii="Calibri" w:hAnsi="Calibri"/>
                 <w:b w:val="0"/>
+                <w:color w:val="9C0006"/>
                 <w:sz w:val="18"/>
               </w:rPr>
               <w:t>Not Completed</w:t>
@@ -18959,6 +18860,7 @@
               <w:rPr>
                 <w:rFonts w:ascii="Calibri" w:hAnsi="Calibri"/>
                 <w:b w:val="0"/>
+                <w:color w:val="9C0006"/>
                 <w:sz w:val="18"/>
               </w:rPr>
               <w:t>Not Completed</w:t>
@@ -19007,6 +18909,7 @@
               <w:rPr>
                 <w:rFonts w:ascii="Calibri" w:hAnsi="Calibri"/>
                 <w:b w:val="0"/>
+                <w:color w:val="9C0006"/>
                 <w:sz w:val="18"/>
               </w:rPr>
               <w:t>Not Completed</w:t>
@@ -19055,6 +18958,7 @@
               <w:rPr>
                 <w:rFonts w:ascii="Calibri" w:hAnsi="Calibri"/>
                 <w:b w:val="0"/>
+                <w:color w:val="006100"/>
                 <w:sz w:val="18"/>
               </w:rPr>
               <w:t xml:space="preserve">Completed</w:t>
@@ -19103,6 +19007,7 @@
               <w:rPr>
                 <w:rFonts w:ascii="Calibri" w:hAnsi="Calibri"/>
                 <w:b w:val="0"/>
+                <w:color w:val="9C0006"/>
                 <w:sz w:val="18"/>
               </w:rPr>
               <w:t xml:space="preserve">Not Completed</w:t>
@@ -19151,6 +19056,7 @@
               <w:rPr>
                 <w:rFonts w:ascii="Calibri" w:hAnsi="Calibri"/>
                 <w:b w:val="0"/>
+                <w:color w:val="9C0006"/>
                 <w:sz w:val="18"/>
               </w:rPr>
               <w:t xml:space="preserve">Not Completed</w:t>
@@ -19199,6 +19105,7 @@
               <w:rPr>
                 <w:rFonts w:ascii="Calibri" w:hAnsi="Calibri"/>
                 <w:b w:val="0"/>
+                <w:color w:val="9C0006"/>
                 <w:sz w:val="18"/>
               </w:rPr>
               <w:t xml:space="preserve">Not Completed</w:t>
@@ -19247,6 +19154,7 @@
               <w:rPr>
                 <w:rFonts w:ascii="Calibri" w:hAnsi="Calibri"/>
                 <w:b w:val="0"/>
+                <w:color w:val="9C0006"/>
                 <w:sz w:val="18"/>
               </w:rPr>
               <w:t xml:space="preserve">Not Completed</w:t>
@@ -19376,6 +19284,7 @@
               <w:rPr>
                 <w:rFonts w:ascii="Calibri" w:hAnsi="Calibri"/>
                 <w:b w:val="0"/>
+                <w:color w:val="9C0006"/>
                 <w:sz w:val="18"/>
               </w:rPr>
               <w:t xml:space="preserve">Not Completed</w:t>
@@ -19424,6 +19333,7 @@
               <w:rPr>
                 <w:rFonts w:ascii="Calibri" w:hAnsi="Calibri"/>
                 <w:b w:val="0"/>
+                <w:color w:val="9C0006"/>
                 <w:sz w:val="18"/>
               </w:rPr>
               <w:t xml:space="preserve">Not Completed</w:t>
@@ -19472,6 +19382,7 @@
               <w:rPr>
                 <w:rFonts w:ascii="Calibri" w:hAnsi="Calibri"/>
                 <w:b w:val="0"/>
+                <w:color w:val="9C0006"/>
                 <w:sz w:val="18"/>
               </w:rPr>
               <w:t>Not Completed</w:t>
@@ -19520,6 +19431,7 @@
               <w:rPr>
                 <w:rFonts w:ascii="Calibri" w:hAnsi="Calibri"/>
                 <w:b w:val="0"/>
+                <w:color w:val="9C0006"/>
                 <w:sz w:val="18"/>
               </w:rPr>
               <w:t>Not Completed</w:t>
@@ -19568,6 +19480,7 @@
               <w:rPr>
                 <w:rFonts w:ascii="Calibri" w:hAnsi="Calibri"/>
                 <w:b w:val="0"/>
+                <w:color w:val="006100"/>
                 <w:sz w:val="18"/>
               </w:rPr>
               <w:t xml:space="preserve">Completed</w:t>
@@ -19616,6 +19529,7 @@
               <w:rPr>
                 <w:rFonts w:ascii="Calibri" w:hAnsi="Calibri"/>
                 <w:b w:val="0"/>
+                <w:color w:val="006100"/>
                 <w:sz w:val="18"/>
               </w:rPr>
               <w:t xml:space="preserve">Completed</w:t>
@@ -19664,6 +19578,7 @@
               <w:rPr>
                 <w:rFonts w:ascii="Calibri" w:hAnsi="Calibri"/>
                 <w:b w:val="0"/>
+                <w:color w:val="006100"/>
                 <w:sz w:val="18"/>
               </w:rPr>
               <w:t xml:space="preserve">Completed</w:t>
@@ -19712,6 +19627,7 @@
               <w:rPr>
                 <w:rFonts w:ascii="Calibri" w:hAnsi="Calibri"/>
                 <w:b w:val="0"/>
+                <w:color w:val="006100"/>
                 <w:sz w:val="18"/>
               </w:rPr>
               <w:t xml:space="preserve">Completed</w:t>
@@ -19760,6 +19676,7 @@
               <w:rPr>
                 <w:rFonts w:ascii="Calibri" w:hAnsi="Calibri"/>
                 <w:b w:val="0"/>
+                <w:color w:val="9C0006"/>
                 <w:sz w:val="18"/>
               </w:rPr>
               <w:t>Not Completed</w:t>
@@ -19808,6 +19725,7 @@
               <w:rPr>
                 <w:rFonts w:ascii="Calibri" w:hAnsi="Calibri"/>
                 <w:b w:val="0"/>
+                <w:color w:val="9C0006"/>
                 <w:sz w:val="18"/>
               </w:rPr>
               <w:t>Not Completed</w:t>
@@ -19856,6 +19774,7 @@
               <w:rPr>
                 <w:rFonts w:ascii="Calibri" w:hAnsi="Calibri"/>
                 <w:b w:val="0"/>
+                <w:color w:val="9C0006"/>
                 <w:sz w:val="18"/>
               </w:rPr>
               <w:t>Not Completed</w:t>
@@ -19904,6 +19823,7 @@
               <w:rPr>
                 <w:rFonts w:ascii="Calibri" w:hAnsi="Calibri"/>
                 <w:b w:val="0"/>
+                <w:color w:val="9C0006"/>
                 <w:sz w:val="18"/>
               </w:rPr>
               <w:t>Not Completed</w:t>
@@ -19952,6 +19872,7 @@
               <w:rPr>
                 <w:rFonts w:ascii="Calibri" w:hAnsi="Calibri"/>
                 <w:b w:val="0"/>
+                <w:color w:val="006100"/>
                 <w:sz w:val="18"/>
               </w:rPr>
               <w:t xml:space="preserve">Completed</w:t>
@@ -20081,6 +20002,7 @@
               <w:rPr>
                 <w:rFonts w:ascii="Calibri" w:hAnsi="Calibri"/>
                 <w:b w:val="0"/>
+                <w:color w:val="9C0006"/>
                 <w:sz w:val="18"/>
               </w:rPr>
               <w:t xml:space="preserve">Not Completed</w:t>
@@ -20129,6 +20051,7 @@
               <w:rPr>
                 <w:rFonts w:ascii="Calibri" w:hAnsi="Calibri"/>
                 <w:b w:val="0"/>
+                <w:color w:val="9C0006"/>
                 <w:sz w:val="18"/>
               </w:rPr>
               <w:t xml:space="preserve">Not Completed</w:t>
@@ -20177,6 +20100,7 @@
               <w:rPr>
                 <w:rFonts w:ascii="Calibri" w:hAnsi="Calibri"/>
                 <w:b w:val="0"/>
+                <w:color w:val="9C0006"/>
                 <w:sz w:val="18"/>
               </w:rPr>
               <w:t xml:space="preserve">Not Completed</w:t>
@@ -20225,6 +20149,7 @@
               <w:rPr>
                 <w:rFonts w:ascii="Calibri" w:hAnsi="Calibri"/>
                 <w:b w:val="0"/>
+                <w:color w:val="9C0006"/>
                 <w:sz w:val="18"/>
               </w:rPr>
               <w:t xml:space="preserve">Not Completed</w:t>
@@ -20273,6 +20198,7 @@
               <w:rPr>
                 <w:rFonts w:ascii="Calibri" w:hAnsi="Calibri"/>
                 <w:b w:val="0"/>
+                <w:color w:val="9C0006"/>
                 <w:sz w:val="18"/>
               </w:rPr>
               <w:t>Not Completed</w:t>
@@ -20321,6 +20247,7 @@
               <w:rPr>
                 <w:rFonts w:ascii="Calibri" w:hAnsi="Calibri"/>
                 <w:b w:val="0"/>
+                <w:color w:val="9C0006"/>
                 <w:sz w:val="18"/>
               </w:rPr>
               <w:t>Not Completed</w:t>
@@ -20369,6 +20296,7 @@
               <w:rPr>
                 <w:rFonts w:ascii="Calibri" w:hAnsi="Calibri"/>
                 <w:b w:val="0"/>
+                <w:color w:val="9C0006"/>
                 <w:sz w:val="18"/>
               </w:rPr>
               <w:t>Not Completed</w:t>
@@ -20498,6 +20426,7 @@
               <w:rPr>
                 <w:rFonts w:ascii="Calibri" w:hAnsi="Calibri"/>
                 <w:b w:val="0"/>
+                <w:color w:val="9C0006"/>
                 <w:sz w:val="18"/>
               </w:rPr>
               <w:t>Not Completed</w:t>
@@ -20546,6 +20475,7 @@
               <w:rPr>
                 <w:rFonts w:ascii="Calibri" w:hAnsi="Calibri"/>
                 <w:b w:val="0"/>
+                <w:color w:val="9C0006"/>
                 <w:sz w:val="18"/>
               </w:rPr>
               <w:t xml:space="preserve">Not Completed</w:t>
@@ -20594,6 +20524,7 @@
               <w:rPr>
                 <w:rFonts w:ascii="Calibri" w:hAnsi="Calibri"/>
                 <w:b w:val="0"/>
+                <w:color w:val="9C0006"/>
                 <w:sz w:val="18"/>
               </w:rPr>
               <w:t xml:space="preserve">Not Completed</w:t>
@@ -20642,6 +20573,7 @@
               <w:rPr>
                 <w:rFonts w:ascii="Calibri" w:hAnsi="Calibri"/>
                 <w:b w:val="0"/>
+                <w:color w:val="9C0006"/>
                 <w:sz w:val="18"/>
               </w:rPr>
               <w:t xml:space="preserve">Not Completed</w:t>
@@ -20690,6 +20622,7 @@
               <w:rPr>
                 <w:rFonts w:ascii="Calibri" w:hAnsi="Calibri"/>
                 <w:b w:val="0"/>
+                <w:color w:val="9C0006"/>
                 <w:sz w:val="18"/>
               </w:rPr>
               <w:t>Not Completed</w:t>
@@ -20738,6 +20671,7 @@
               <w:rPr>
                 <w:rFonts w:ascii="Calibri" w:hAnsi="Calibri"/>
                 <w:b w:val="0"/>
+                <w:color w:val="9C0006"/>
                 <w:sz w:val="18"/>
               </w:rPr>
               <w:t>Not Completed</w:t>
@@ -20786,6 +20720,7 @@
               <w:rPr>
                 <w:rFonts w:ascii="Calibri" w:hAnsi="Calibri"/>
                 <w:b w:val="0"/>
+                <w:color w:val="9C0006"/>
                 <w:sz w:val="18"/>
               </w:rPr>
               <w:t>Not Completed</w:t>
@@ -20834,6 +20769,7 @@
               <w:rPr>
                 <w:rFonts w:ascii="Calibri" w:hAnsi="Calibri"/>
                 <w:b w:val="0"/>
+                <w:color w:val="9C0006"/>
                 <w:sz w:val="18"/>
               </w:rPr>
               <w:t xml:space="preserve">Not Completed</w:t>
@@ -20882,6 +20818,7 @@
               <w:rPr>
                 <w:rFonts w:ascii="Calibri" w:hAnsi="Calibri"/>
                 <w:b w:val="0"/>
+                <w:color w:val="9C0006"/>
                 <w:sz w:val="18"/>
               </w:rPr>
               <w:t xml:space="preserve">Not Completed</w:t>
@@ -21011,6 +20948,7 @@
               <w:rPr>
                 <w:rFonts w:ascii="Calibri" w:hAnsi="Calibri"/>
                 <w:b w:val="0"/>
+                <w:color w:val="9C0006"/>
                 <w:sz w:val="18"/>
               </w:rPr>
               <w:t>Not Completed</w:t>
@@ -21059,6 +20997,7 @@
               <w:rPr>
                 <w:rFonts w:ascii="Calibri" w:hAnsi="Calibri"/>
                 <w:b w:val="0"/>
+                <w:color w:val="9C0006"/>
                 <w:sz w:val="18"/>
               </w:rPr>
               <w:t xml:space="preserve">Not Completed</w:t>
@@ -21107,6 +21046,7 @@
               <w:rPr>
                 <w:rFonts w:ascii="Calibri" w:hAnsi="Calibri"/>
                 <w:b w:val="0"/>
+                <w:color w:val="9C0006"/>
                 <w:sz w:val="18"/>
               </w:rPr>
               <w:t xml:space="preserve">Not Completed</w:t>
@@ -21155,6 +21095,7 @@
               <w:rPr>
                 <w:rFonts w:ascii="Calibri" w:hAnsi="Calibri"/>
                 <w:b w:val="0"/>
+                <w:color w:val="9C0006"/>
                 <w:sz w:val="18"/>
               </w:rPr>
               <w:t>Not Completed</w:t>
@@ -21203,6 +21144,7 @@
               <w:rPr>
                 <w:rFonts w:ascii="Calibri" w:hAnsi="Calibri"/>
                 <w:b w:val="0"/>
+                <w:color w:val="9C0006"/>
                 <w:sz w:val="18"/>
               </w:rPr>
               <w:t>Not Completed</w:t>
@@ -21251,6 +21193,7 @@
               <w:rPr>
                 <w:rFonts w:ascii="Calibri" w:hAnsi="Calibri"/>
                 <w:b w:val="0"/>
+                <w:color w:val="9C0006"/>
                 <w:sz w:val="18"/>
               </w:rPr>
               <w:t>Not Completed</w:t>
@@ -21299,6 +21242,7 @@
               <w:rPr>
                 <w:rFonts w:ascii="Calibri" w:hAnsi="Calibri"/>
                 <w:b w:val="0"/>
+                <w:color w:val="9C0006"/>
                 <w:sz w:val="18"/>
               </w:rPr>
               <w:t xml:space="preserve">Not Completed</w:t>
@@ -21347,6 +21291,7 @@
               <w:rPr>
                 <w:rFonts w:ascii="Calibri" w:hAnsi="Calibri"/>
                 <w:b w:val="0"/>
+                <w:color w:val="9C0006"/>
                 <w:sz w:val="18"/>
               </w:rPr>
               <w:t xml:space="preserve">Not Completed</w:t>
@@ -21395,6 +21340,7 @@
               <w:rPr>
                 <w:rFonts w:ascii="Calibri" w:hAnsi="Calibri"/>
                 <w:b w:val="0"/>
+                <w:color w:val="9C0006"/>
                 <w:sz w:val="18"/>
               </w:rPr>
               <w:t xml:space="preserve">Not Completed</w:t>
@@ -21443,6 +21389,7 @@
               <w:rPr>
                 <w:rFonts w:ascii="Calibri" w:hAnsi="Calibri"/>
                 <w:b w:val="0"/>
+                <w:color w:val="9C0006"/>
                 <w:sz w:val="18"/>
               </w:rPr>
               <w:t xml:space="preserve">Not Completed</w:t>
@@ -21572,6 +21519,7 @@
               <w:rPr>
                 <w:rFonts w:ascii="Calibri" w:hAnsi="Calibri"/>
                 <w:b w:val="0"/>
+                <w:color w:val="9C0006"/>
                 <w:sz w:val="18"/>
               </w:rPr>
               <w:t>Not Completed</w:t>
@@ -21620,6 +21568,7 @@
               <w:rPr>
                 <w:rFonts w:ascii="Calibri" w:hAnsi="Calibri"/>
                 <w:b w:val="0"/>
+                <w:color w:val="006100"/>
                 <w:sz w:val="18"/>
               </w:rPr>
               <w:t xml:space="preserve">Completed</w:t>
@@ -21668,6 +21617,7 @@
               <w:rPr>
                 <w:rFonts w:ascii="Calibri" w:hAnsi="Calibri"/>
                 <w:b w:val="0"/>
+                <w:color w:val="9C0006"/>
                 <w:sz w:val="18"/>
               </w:rPr>
               <w:t xml:space="preserve">Not Completed</w:t>
@@ -21716,6 +21666,7 @@
               <w:rPr>
                 <w:rFonts w:ascii="Calibri" w:hAnsi="Calibri"/>
                 <w:b w:val="0"/>
+                <w:color w:val="9C0006"/>
                 <w:sz w:val="18"/>
               </w:rPr>
               <w:t>Not Completed</w:t>
@@ -21764,6 +21715,7 @@
               <w:rPr>
                 <w:rFonts w:ascii="Calibri" w:hAnsi="Calibri"/>
                 <w:b w:val="0"/>
+                <w:color w:val="9C0006"/>
                 <w:sz w:val="18"/>
               </w:rPr>
               <w:t>Not Completed</w:t>
@@ -21812,6 +21764,7 @@
               <w:rPr>
                 <w:rFonts w:ascii="Calibri" w:hAnsi="Calibri"/>
                 <w:b w:val="0"/>
+                <w:color w:val="9C0006"/>
                 <w:sz w:val="18"/>
               </w:rPr>
               <w:t>Not Completed</w:t>
@@ -21860,6 +21813,7 @@
               <w:rPr>
                 <w:rFonts w:ascii="Calibri" w:hAnsi="Calibri"/>
                 <w:b w:val="0"/>
+                <w:color w:val="9C0006"/>
                 <w:sz w:val="18"/>
               </w:rPr>
               <w:t xml:space="preserve">Not Completed</w:t>
@@ -21908,6 +21862,7 @@
               <w:rPr>
                 <w:rFonts w:ascii="Calibri" w:hAnsi="Calibri"/>
                 <w:b w:val="0"/>
+                <w:color w:val="9C0006"/>
                 <w:sz w:val="18"/>
               </w:rPr>
               <w:t>Not Completed</w:t>
@@ -21956,6 +21911,7 @@
               <w:rPr>
                 <w:rFonts w:ascii="Calibri" w:hAnsi="Calibri"/>
                 <w:b w:val="0"/>
+                <w:color w:val="9C0006"/>
                 <w:sz w:val="18"/>
               </w:rPr>
               <w:t>Not Completed</w:t>
@@ -22004,6 +21960,7 @@
               <w:rPr>
                 <w:rFonts w:ascii="Calibri" w:hAnsi="Calibri"/>
                 <w:b w:val="0"/>
+                <w:color w:val="9C0006"/>
                 <w:sz w:val="18"/>
               </w:rPr>
               <w:t xml:space="preserve">Not Completed</w:t>
@@ -22052,6 +22009,7 @@
               <w:rPr>
                 <w:rFonts w:ascii="Calibri" w:hAnsi="Calibri"/>
                 <w:b w:val="0"/>
+                <w:color w:val="9C0006"/>
                 <w:sz w:val="18"/>
               </w:rPr>
               <w:t xml:space="preserve">Not Completed</w:t>
@@ -22100,6 +22058,7 @@
               <w:rPr>
                 <w:rFonts w:ascii="Calibri" w:hAnsi="Calibri"/>
                 <w:b w:val="0"/>
+                <w:color w:val="9C0006"/>
                 <w:sz w:val="18"/>
               </w:rPr>
               <w:t xml:space="preserve">Not Completed</w:t>
@@ -22148,6 +22107,7 @@
               <w:rPr>
                 <w:rFonts w:ascii="Calibri" w:hAnsi="Calibri"/>
                 <w:b w:val="0"/>
+                <w:color w:val="9C0006"/>
                 <w:sz w:val="18"/>
               </w:rPr>
               <w:t xml:space="preserve">Not Completed</w:t>
@@ -22277,6 +22237,7 @@
               <w:rPr>
                 <w:rFonts w:ascii="Calibri" w:hAnsi="Calibri"/>
                 <w:b w:val="0"/>
+                <w:color w:val="9C0006"/>
                 <w:sz w:val="18"/>
               </w:rPr>
               <w:t>Not Completed</w:t>
@@ -22325,6 +22286,7 @@
               <w:rPr>
                 <w:rFonts w:ascii="Calibri" w:hAnsi="Calibri"/>
                 <w:b w:val="0"/>
+                <w:color w:val="9C0006"/>
                 <w:sz w:val="18"/>
               </w:rPr>
               <w:t>Not Completed</w:t>
@@ -22373,6 +22335,7 @@
               <w:rPr>
                 <w:rFonts w:ascii="Calibri" w:hAnsi="Calibri"/>
                 <w:b w:val="0"/>
+                <w:color w:val="9C0006"/>
                 <w:sz w:val="18"/>
               </w:rPr>
               <w:t>Not Completed</w:t>
@@ -22421,6 +22384,7 @@
               <w:rPr>
                 <w:rFonts w:ascii="Calibri" w:hAnsi="Calibri"/>
                 <w:b w:val="0"/>
+                <w:color w:val="9C0006"/>
                 <w:sz w:val="18"/>
               </w:rPr>
               <w:t>Not Completed</w:t>
@@ -22469,6 +22433,7 @@
               <w:rPr>
                 <w:rFonts w:ascii="Calibri" w:hAnsi="Calibri"/>
                 <w:b w:val="0"/>
+                <w:color w:val="9C0006"/>
                 <w:sz w:val="18"/>
               </w:rPr>
               <w:t>Not Completed</w:t>
@@ -22517,6 +22482,7 @@
               <w:rPr>
                 <w:rFonts w:ascii="Calibri" w:hAnsi="Calibri"/>
                 <w:b w:val="0"/>
+                <w:color w:val="9C0006"/>
                 <w:sz w:val="18"/>
               </w:rPr>
               <w:t>Not Completed</w:t>
@@ -22565,6 +22531,7 @@
               <w:rPr>
                 <w:rFonts w:ascii="Calibri" w:hAnsi="Calibri"/>
                 <w:b w:val="0"/>
+                <w:color w:val="9C0006"/>
                 <w:sz w:val="18"/>
               </w:rPr>
               <w:t xml:space="preserve">Not Completed</w:t>
@@ -22613,6 +22580,7 @@
               <w:rPr>
                 <w:rFonts w:ascii="Calibri" w:hAnsi="Calibri"/>
                 <w:b w:val="0"/>
+                <w:color w:val="9C0006"/>
                 <w:sz w:val="18"/>
               </w:rPr>
               <w:t>Not Completed</w:t>
@@ -22661,6 +22629,7 @@
               <w:rPr>
                 <w:rFonts w:ascii="Calibri" w:hAnsi="Calibri"/>
                 <w:b w:val="0"/>
+                <w:color w:val="9C0006"/>
                 <w:sz w:val="18"/>
               </w:rPr>
               <w:t>Not Completed</w:t>
@@ -22709,6 +22678,7 @@
               <w:rPr>
                 <w:rFonts w:ascii="Calibri" w:hAnsi="Calibri"/>
                 <w:b w:val="0"/>
+                <w:color w:val="9C0006"/>
                 <w:sz w:val="18"/>
               </w:rPr>
               <w:t>Not Completed</w:t>
@@ -22757,6 +22727,7 @@
               <w:rPr>
                 <w:rFonts w:ascii="Calibri" w:hAnsi="Calibri"/>
                 <w:b w:val="0"/>
+                <w:color w:val="006100"/>
                 <w:sz w:val="18"/>
               </w:rPr>
               <w:t xml:space="preserve">Completed</w:t>
@@ -22805,6 +22776,7 @@
               <w:rPr>
                 <w:rFonts w:ascii="Calibri" w:hAnsi="Calibri"/>
                 <w:b w:val="0"/>
+                <w:color w:val="9C0006"/>
                 <w:sz w:val="18"/>
               </w:rPr>
               <w:t>Not Completed</w:t>
@@ -22934,6 +22906,7 @@
               <w:rPr>
                 <w:rFonts w:ascii="Calibri" w:hAnsi="Calibri"/>
                 <w:b w:val="0"/>
+                <w:color w:val="9C0006"/>
                 <w:sz w:val="18"/>
               </w:rPr>
               <w:t>Not Completed</w:t>
@@ -22982,6 +22955,7 @@
               <w:rPr>
                 <w:rFonts w:ascii="Calibri" w:hAnsi="Calibri"/>
                 <w:b w:val="0"/>
+                <w:color w:val="9C0006"/>
                 <w:sz w:val="18"/>
               </w:rPr>
               <w:t>Not Completed</w:t>
@@ -23030,6 +23004,7 @@
               <w:rPr>
                 <w:rFonts w:ascii="Calibri" w:hAnsi="Calibri"/>
                 <w:b w:val="0"/>
+                <w:color w:val="9C0006"/>
                 <w:sz w:val="18"/>
               </w:rPr>
               <w:t>Not Completed</w:t>
@@ -23078,6 +23053,7 @@
               <w:rPr>
                 <w:rFonts w:ascii="Calibri" w:hAnsi="Calibri"/>
                 <w:b w:val="0"/>
+                <w:color w:val="9C0006"/>
                 <w:sz w:val="18"/>
               </w:rPr>
               <w:t>Not Completed</w:t>
@@ -23126,6 +23102,7 @@
               <w:rPr>
                 <w:rFonts w:ascii="Calibri" w:hAnsi="Calibri"/>
                 <w:b w:val="0"/>
+                <w:color w:val="9C0006"/>
                 <w:sz w:val="18"/>
               </w:rPr>
               <w:t>Not Completed</w:t>
@@ -23255,6 +23232,7 @@
               <w:rPr>
                 <w:rFonts w:ascii="Calibri" w:hAnsi="Calibri"/>
                 <w:b w:val="0"/>
+                <w:color w:val="9C0006"/>
                 <w:sz w:val="18"/>
               </w:rPr>
               <w:t>Not Completed</w:t>
@@ -23303,6 +23281,7 @@
               <w:rPr>
                 <w:rFonts w:ascii="Calibri" w:hAnsi="Calibri"/>
                 <w:b w:val="0"/>
+                <w:color w:val="006100"/>
                 <w:sz w:val="18"/>
               </w:rPr>
               <w:t xml:space="preserve">Completed</w:t>
@@ -23351,6 +23330,7 @@
               <w:rPr>
                 <w:rFonts w:ascii="Calibri" w:hAnsi="Calibri"/>
                 <w:b w:val="0"/>
+                <w:color w:val="9C0006"/>
                 <w:sz w:val="18"/>
               </w:rPr>
               <w:t>Not Completed</w:t>
@@ -23399,6 +23379,7 @@
               <w:rPr>
                 <w:rFonts w:ascii="Calibri" w:hAnsi="Calibri"/>
                 <w:b w:val="0"/>
+                <w:color w:val="9C0006"/>
                 <w:sz w:val="18"/>
               </w:rPr>
               <w:t>Not Completed</w:t>
@@ -23447,6 +23428,7 @@
               <w:rPr>
                 <w:rFonts w:ascii="Calibri" w:hAnsi="Calibri"/>
                 <w:b w:val="0"/>
+                <w:color w:val="9C0006"/>
                 <w:sz w:val="18"/>
               </w:rPr>
               <w:t>Not Completed</w:t>
@@ -23495,6 +23477,7 @@
               <w:rPr>
                 <w:rFonts w:ascii="Calibri" w:hAnsi="Calibri"/>
                 <w:b w:val="0"/>
+                <w:color w:val="9C0006"/>
                 <w:sz w:val="18"/>
               </w:rPr>
               <w:t>Not Completed</w:t>
@@ -23543,6 +23526,7 @@
               <w:rPr>
                 <w:rFonts w:ascii="Calibri" w:hAnsi="Calibri"/>
                 <w:b w:val="0"/>
+                <w:color w:val="9C0006"/>
                 <w:sz w:val="18"/>
               </w:rPr>
               <w:t>Not Completed</w:t>
@@ -23591,6 +23575,7 @@
               <w:rPr>
                 <w:rFonts w:ascii="Calibri" w:hAnsi="Calibri"/>
                 <w:b w:val="0"/>
+                <w:color w:val="9C0006"/>
                 <w:sz w:val="18"/>
               </w:rPr>
               <w:t>Not Completed</w:t>
@@ -23639,6 +23624,7 @@
               <w:rPr>
                 <w:rFonts w:ascii="Calibri" w:hAnsi="Calibri"/>
                 <w:b w:val="0"/>
+                <w:color w:val="9C0006"/>
                 <w:sz w:val="18"/>
               </w:rPr>
               <w:t>Not Completed</w:t>
@@ -23687,6 +23673,7 @@
               <w:rPr>
                 <w:rFonts w:ascii="Calibri" w:hAnsi="Calibri"/>
                 <w:b w:val="0"/>
+                <w:color w:val="9C0006"/>
                 <w:sz w:val="18"/>
               </w:rPr>
               <w:t>Not Completed</w:t>
@@ -23735,6 +23722,7 @@
               <w:rPr>
                 <w:rFonts w:ascii="Calibri" w:hAnsi="Calibri"/>
                 <w:b w:val="0"/>
+                <w:color w:val="006100"/>
                 <w:sz w:val="18"/>
               </w:rPr>
               <w:t xml:space="preserve">Completed</w:t>
@@ -23783,6 +23771,7 @@
               <w:rPr>
                 <w:rFonts w:ascii="Calibri" w:hAnsi="Calibri"/>
                 <w:b w:val="0"/>
+                <w:color w:val="9C0006"/>
                 <w:sz w:val="18"/>
               </w:rPr>
               <w:t>Not Completed</w:t>
@@ -23831,6 +23820,7 @@
               <w:rPr>
                 <w:rFonts w:ascii="Calibri" w:hAnsi="Calibri"/>
                 <w:b w:val="0"/>
+                <w:color w:val="9C0006"/>
                 <w:sz w:val="18"/>
               </w:rPr>
               <w:t xml:space="preserve">Not Completed</w:t>
@@ -23879,6 +23869,7 @@
               <w:rPr>
                 <w:rFonts w:ascii="Calibri" w:hAnsi="Calibri"/>
                 <w:b w:val="0"/>
+                <w:color w:val="9C0006"/>
                 <w:sz w:val="18"/>
               </w:rPr>
               <w:t>Not Completed</w:t>
@@ -24008,6 +23999,7 @@
               <w:rPr>
                 <w:rFonts w:ascii="Calibri" w:hAnsi="Calibri"/>
                 <w:b w:val="0"/>
+                <w:color w:val="9C0006"/>
                 <w:sz w:val="18"/>
               </w:rPr>
               <w:t>Not Completed</w:t>
@@ -24056,6 +24048,7 @@
               <w:rPr>
                 <w:rFonts w:ascii="Calibri" w:hAnsi="Calibri"/>
                 <w:b w:val="0"/>
+                <w:color w:val="006100"/>
                 <w:sz w:val="18"/>
               </w:rPr>
               <w:t xml:space="preserve">Completed</w:t>
@@ -24104,6 +24097,7 @@
               <w:rPr>
                 <w:rFonts w:ascii="Calibri" w:hAnsi="Calibri"/>
                 <w:b w:val="0"/>
+                <w:color w:val="9C0006"/>
                 <w:sz w:val="18"/>
               </w:rPr>
               <w:t>Not Completed</w:t>
@@ -24152,6 +24146,7 @@
               <w:rPr>
                 <w:rFonts w:ascii="Calibri" w:hAnsi="Calibri"/>
                 <w:b w:val="0"/>
+                <w:color w:val="9C0006"/>
                 <w:sz w:val="18"/>
               </w:rPr>
               <w:t>Not Completed</w:t>
@@ -24200,6 +24195,7 @@
               <w:rPr>
                 <w:rFonts w:ascii="Calibri" w:hAnsi="Calibri"/>
                 <w:b w:val="0"/>
+                <w:color w:val="9C0006"/>
                 <w:sz w:val="18"/>
               </w:rPr>
               <w:t>Not Completed</w:t>
@@ -24248,6 +24244,7 @@
               <w:rPr>
                 <w:rFonts w:ascii="Calibri" w:hAnsi="Calibri"/>
                 <w:b w:val="0"/>
+                <w:color w:val="9C0006"/>
                 <w:sz w:val="18"/>
               </w:rPr>
               <w:t>Not Completed</w:t>
@@ -24296,6 +24293,7 @@
               <w:rPr>
                 <w:rFonts w:ascii="Calibri" w:hAnsi="Calibri"/>
                 <w:b w:val="0"/>
+                <w:color w:val="9C0006"/>
                 <w:sz w:val="18"/>
               </w:rPr>
               <w:t>Not Completed</w:t>
@@ -24344,6 +24342,7 @@
               <w:rPr>
                 <w:rFonts w:ascii="Calibri" w:hAnsi="Calibri"/>
                 <w:b w:val="0"/>
+                <w:color w:val="9C0006"/>
                 <w:sz w:val="18"/>
               </w:rPr>
               <w:t>Not Completed</w:t>
@@ -24392,6 +24391,7 @@
               <w:rPr>
                 <w:rFonts w:ascii="Calibri" w:hAnsi="Calibri"/>
                 <w:b w:val="0"/>
+                <w:color w:val="9C0006"/>
                 <w:sz w:val="18"/>
               </w:rPr>
               <w:t>Not Completed</w:t>
@@ -24440,6 +24440,7 @@
               <w:rPr>
                 <w:rFonts w:ascii="Calibri" w:hAnsi="Calibri"/>
                 <w:b w:val="0"/>
+                <w:color w:val="006100"/>
                 <w:sz w:val="18"/>
               </w:rPr>
               <w:t xml:space="preserve">Completed</w:t>
@@ -24488,6 +24489,7 @@
               <w:rPr>
                 <w:rFonts w:ascii="Calibri" w:hAnsi="Calibri"/>
                 <w:b w:val="0"/>
+                <w:color w:val="9C0006"/>
                 <w:sz w:val="18"/>
               </w:rPr>
               <w:t>Not Completed</w:t>
@@ -24536,6 +24538,7 @@
               <w:rPr>
                 <w:rFonts w:ascii="Calibri" w:hAnsi="Calibri"/>
                 <w:b w:val="0"/>
+                <w:color w:val="9C0006"/>
                 <w:sz w:val="18"/>
               </w:rPr>
               <w:t xml:space="preserve">Not Completed</w:t>
@@ -24584,6 +24587,7 @@
               <w:rPr>
                 <w:rFonts w:ascii="Calibri" w:hAnsi="Calibri"/>
                 <w:b w:val="0"/>
+                <w:color w:val="9C0006"/>
                 <w:sz w:val="18"/>
               </w:rPr>
               <w:t>Not Completed</w:t>
@@ -24713,6 +24717,7 @@
               <w:rPr>
                 <w:rFonts w:ascii="Calibri" w:hAnsi="Calibri"/>
                 <w:b w:val="0"/>
+                <w:color w:val="9C0006"/>
                 <w:sz w:val="18"/>
               </w:rPr>
               <w:t>Not Completed</w:t>
@@ -24761,6 +24766,7 @@
               <w:rPr>
                 <w:rFonts w:ascii="Calibri" w:hAnsi="Calibri"/>
                 <w:b w:val="0"/>
+                <w:color w:val="9C0006"/>
                 <w:sz w:val="18"/>
               </w:rPr>
               <w:t>Not Completed</w:t>
@@ -24809,6 +24815,7 @@
               <w:rPr>
                 <w:rFonts w:ascii="Calibri" w:hAnsi="Calibri"/>
                 <w:b w:val="0"/>
+                <w:color w:val="9C0006"/>
                 <w:sz w:val="18"/>
               </w:rPr>
               <w:t>Not Completed</w:t>
@@ -24857,6 +24864,7 @@
               <w:rPr>
                 <w:rFonts w:ascii="Calibri" w:hAnsi="Calibri"/>
                 <w:b w:val="0"/>
+                <w:color w:val="9C0006"/>
                 <w:sz w:val="18"/>
               </w:rPr>
               <w:t>Not Completed</w:t>
@@ -24905,6 +24913,7 @@
               <w:rPr>
                 <w:rFonts w:ascii="Calibri" w:hAnsi="Calibri"/>
                 <w:b w:val="0"/>
+                <w:color w:val="9C0006"/>
                 <w:sz w:val="18"/>
               </w:rPr>
               <w:t>Not Completed</w:t>
@@ -24953,6 +24962,7 @@
               <w:rPr>
                 <w:rFonts w:ascii="Calibri" w:hAnsi="Calibri"/>
                 <w:b w:val="0"/>
+                <w:color w:val="9C0006"/>
                 <w:sz w:val="18"/>
               </w:rPr>
               <w:t>Not Completed</w:t>
@@ -25001,6 +25011,7 @@
               <w:rPr>
                 <w:rFonts w:ascii="Calibri" w:hAnsi="Calibri"/>
                 <w:b w:val="0"/>
+                <w:color w:val="9C0006"/>
                 <w:sz w:val="18"/>
               </w:rPr>
               <w:t>Not Completed</w:t>
@@ -25049,6 +25060,7 @@
               <w:rPr>
                 <w:rFonts w:ascii="Calibri" w:hAnsi="Calibri"/>
                 <w:b w:val="0"/>
+                <w:color w:val="9C0006"/>
                 <w:sz w:val="18"/>
               </w:rPr>
               <w:t>Not Completed</w:t>
@@ -25097,6 +25109,7 @@
               <w:rPr>
                 <w:rFonts w:ascii="Calibri" w:hAnsi="Calibri"/>
                 <w:b w:val="0"/>
+                <w:color w:val="9C0006"/>
                 <w:sz w:val="18"/>
               </w:rPr>
               <w:t>Not Completed</w:t>
@@ -25145,6 +25158,7 @@
               <w:rPr>
                 <w:rFonts w:ascii="Calibri" w:hAnsi="Calibri"/>
                 <w:b w:val="0"/>
+                <w:color w:val="9C0006"/>
                 <w:sz w:val="18"/>
               </w:rPr>
               <w:t>Not Completed</w:t>
@@ -25193,6 +25207,7 @@
               <w:rPr>
                 <w:rFonts w:ascii="Calibri" w:hAnsi="Calibri"/>
                 <w:b w:val="0"/>
+                <w:color w:val="9C0006"/>
                 <w:sz w:val="18"/>
               </w:rPr>
               <w:t>Not Completed</w:t>
@@ -25241,6 +25256,7 @@
               <w:rPr>
                 <w:rFonts w:ascii="Calibri" w:hAnsi="Calibri"/>
                 <w:b w:val="0"/>
+                <w:color w:val="9C0006"/>
                 <w:sz w:val="18"/>
               </w:rPr>
               <w:t>Not Completed</w:t>
@@ -25289,6 +25305,7 @@
               <w:rPr>
                 <w:rFonts w:ascii="Calibri" w:hAnsi="Calibri"/>
                 <w:b w:val="0"/>
+                <w:color w:val="9C0006"/>
                 <w:sz w:val="18"/>
               </w:rPr>
               <w:t>Not Completed</w:t>
@@ -25337,6 +25354,7 @@
               <w:rPr>
                 <w:rFonts w:ascii="Calibri" w:hAnsi="Calibri"/>
                 <w:b w:val="0"/>
+                <w:color w:val="9C0006"/>
                 <w:sz w:val="18"/>
               </w:rPr>
               <w:t>Not Completed</w:t>
@@ -25385,6 +25403,7 @@
               <w:rPr>
                 <w:rFonts w:ascii="Calibri" w:hAnsi="Calibri"/>
                 <w:b w:val="0"/>
+                <w:color w:val="9C0006"/>
                 <w:sz w:val="18"/>
               </w:rPr>
               <w:t>Not Completed</w:t>
@@ -25433,6 +25452,7 @@
               <w:rPr>
                 <w:rFonts w:ascii="Calibri" w:hAnsi="Calibri"/>
                 <w:b w:val="0"/>
+                <w:color w:val="9C0006"/>
                 <w:sz w:val="18"/>
               </w:rPr>
               <w:t>Not Completed</w:t>
@@ -25481,6 +25501,7 @@
               <w:rPr>
                 <w:rFonts w:ascii="Calibri" w:hAnsi="Calibri"/>
                 <w:b w:val="0"/>
+                <w:color w:val="9C0006"/>
                 <w:sz w:val="18"/>
               </w:rPr>
               <w:t>Not Completed</w:t>
@@ -25529,6 +25550,7 @@
               <w:rPr>
                 <w:rFonts w:ascii="Calibri" w:hAnsi="Calibri"/>
                 <w:b w:val="0"/>
+                <w:color w:val="9C0006"/>
                 <w:sz w:val="18"/>
               </w:rPr>
               <w:t>Not Completed</w:t>
@@ -25577,6 +25599,7 @@
               <w:rPr>
                 <w:rFonts w:ascii="Calibri" w:hAnsi="Calibri"/>
                 <w:b w:val="0"/>
+                <w:color w:val="006100"/>
                 <w:sz w:val="18"/>
               </w:rPr>
               <w:t xml:space="preserve">Completed</w:t>
@@ -25625,6 +25648,7 @@
               <w:rPr>
                 <w:rFonts w:ascii="Calibri" w:hAnsi="Calibri"/>
                 <w:b w:val="0"/>
+                <w:color w:val="9C0006"/>
                 <w:sz w:val="18"/>
               </w:rPr>
               <w:t>Not Completed</w:t>
@@ -25673,6 +25697,7 @@
               <w:rPr>
                 <w:rFonts w:ascii="Calibri" w:hAnsi="Calibri"/>
                 <w:b w:val="0"/>
+                <w:color w:val="9C0006"/>
                 <w:sz w:val="18"/>
               </w:rPr>
               <w:t>Not Completed</w:t>
@@ -25721,6 +25746,7 @@
               <w:rPr>
                 <w:rFonts w:ascii="Calibri" w:hAnsi="Calibri"/>
                 <w:b w:val="0"/>
+                <w:color w:val="9C0006"/>
                 <w:sz w:val="18"/>
               </w:rPr>
               <w:t>Not Completed</w:t>
@@ -25769,6 +25795,7 @@
               <w:rPr>
                 <w:rFonts w:ascii="Calibri" w:hAnsi="Calibri"/>
                 <w:b w:val="0"/>
+                <w:color w:val="9C0006"/>
                 <w:sz w:val="18"/>
               </w:rPr>
               <w:t>Not Completed</w:t>
@@ -25817,6 +25844,7 @@
               <w:rPr>
                 <w:rFonts w:ascii="Calibri" w:hAnsi="Calibri"/>
                 <w:b w:val="0"/>
+                <w:color w:val="9C0006"/>
                 <w:sz w:val="18"/>
               </w:rPr>
               <w:t>Not Completed</w:t>
@@ -25865,6 +25893,7 @@
               <w:rPr>
                 <w:rFonts w:ascii="Calibri" w:hAnsi="Calibri"/>
                 <w:b w:val="0"/>
+                <w:color w:val="9C0006"/>
                 <w:sz w:val="18"/>
               </w:rPr>
               <w:t>Not Completed</w:t>
@@ -25913,6 +25942,7 @@
               <w:rPr>
                 <w:rFonts w:ascii="Calibri" w:hAnsi="Calibri"/>
                 <w:b w:val="0"/>
+                <w:color w:val="9C0006"/>
                 <w:sz w:val="18"/>
               </w:rPr>
               <w:t>Not Completed</w:t>
@@ -25961,6 +25991,7 @@
               <w:rPr>
                 <w:rFonts w:ascii="Calibri" w:hAnsi="Calibri"/>
                 <w:b w:val="0"/>
+                <w:color w:val="006100"/>
                 <w:sz w:val="18"/>
               </w:rPr>
               <w:t xml:space="preserve">Completed</w:t>
@@ -26009,6 +26040,7 @@
               <w:rPr>
                 <w:rFonts w:ascii="Calibri" w:hAnsi="Calibri"/>
                 <w:b w:val="0"/>
+                <w:color w:val="9C0006"/>
                 <w:sz w:val="18"/>
               </w:rPr>
               <w:t>Not Completed</w:t>
@@ -26057,6 +26089,7 @@
               <w:rPr>
                 <w:rFonts w:ascii="Calibri" w:hAnsi="Calibri"/>
                 <w:b w:val="0"/>
+                <w:color w:val="9C0006"/>
                 <w:sz w:val="18"/>
               </w:rPr>
               <w:t>Not Completed</w:t>
@@ -26186,6 +26219,7 @@
               <w:rPr>
                 <w:rFonts w:ascii="Calibri" w:hAnsi="Calibri"/>
                 <w:b w:val="0"/>
+                <w:color w:val="9C0006"/>
                 <w:sz w:val="18"/>
               </w:rPr>
               <w:t>Not Completed</w:t>
@@ -26234,6 +26268,7 @@
               <w:rPr>
                 <w:rFonts w:ascii="Calibri" w:hAnsi="Calibri"/>
                 <w:b w:val="0"/>
+                <w:color w:val="9C0006"/>
                 <w:sz w:val="18"/>
               </w:rPr>
               <w:t>Not Completed</w:t>
@@ -26282,6 +26317,7 @@
               <w:rPr>
                 <w:rFonts w:ascii="Calibri" w:hAnsi="Calibri"/>
                 <w:b w:val="0"/>
+                <w:color w:val="9C0006"/>
                 <w:sz w:val="18"/>
               </w:rPr>
               <w:t>Not Completed</w:t>
@@ -26330,6 +26366,7 @@
               <w:rPr>
                 <w:rFonts w:ascii="Calibri" w:hAnsi="Calibri"/>
                 <w:b w:val="0"/>
+                <w:color w:val="9C0006"/>
                 <w:sz w:val="18"/>
               </w:rPr>
               <w:t>Not Completed</w:t>
@@ -26378,6 +26415,7 @@
               <w:rPr>
                 <w:rFonts w:ascii="Calibri" w:hAnsi="Calibri"/>
                 <w:b w:val="0"/>
+                <w:color w:val="9C0006"/>
                 <w:sz w:val="18"/>
               </w:rPr>
               <w:t>Not Completed</w:t>
@@ -26426,6 +26464,7 @@
               <w:rPr>
                 <w:rFonts w:ascii="Calibri" w:hAnsi="Calibri"/>
                 <w:b w:val="0"/>
+                <w:color w:val="9C0006"/>
                 <w:sz w:val="18"/>
               </w:rPr>
               <w:t>Not Completed</w:t>
@@ -26474,6 +26513,7 @@
               <w:rPr>
                 <w:rFonts w:ascii="Calibri" w:hAnsi="Calibri"/>
                 <w:b w:val="0"/>
+                <w:color w:val="006100"/>
                 <w:sz w:val="18"/>
               </w:rPr>
               <w:t xml:space="preserve">Completed</w:t>
@@ -26522,6 +26562,7 @@
               <w:rPr>
                 <w:rFonts w:ascii="Calibri" w:hAnsi="Calibri"/>
                 <w:b w:val="0"/>
+                <w:color w:val="9C0006"/>
                 <w:sz w:val="18"/>
               </w:rPr>
               <w:t>Not Completed</w:t>
@@ -26570,6 +26611,7 @@
               <w:rPr>
                 <w:rFonts w:ascii="Calibri" w:hAnsi="Calibri"/>
                 <w:b w:val="0"/>
+                <w:color w:val="9C0006"/>
                 <w:sz w:val="18"/>
               </w:rPr>
               <w:t>Not Completed</w:t>
@@ -26618,6 +26660,7 @@
               <w:rPr>
                 <w:rFonts w:ascii="Calibri" w:hAnsi="Calibri"/>
                 <w:b w:val="0"/>
+                <w:color w:val="9C0006"/>
                 <w:sz w:val="18"/>
               </w:rPr>
               <w:t>Not Completed</w:t>
@@ -26666,6 +26709,7 @@
               <w:rPr>
                 <w:rFonts w:ascii="Calibri" w:hAnsi="Calibri"/>
                 <w:b w:val="0"/>
+                <w:color w:val="9C0006"/>
                 <w:sz w:val="18"/>
               </w:rPr>
               <w:t>Not Completed</w:t>
@@ -26714,6 +26758,7 @@
               <w:rPr>
                 <w:rFonts w:ascii="Calibri" w:hAnsi="Calibri"/>
                 <w:b w:val="0"/>
+                <w:color w:val="9C0006"/>
                 <w:sz w:val="18"/>
               </w:rPr>
               <w:t>Not Completed</w:t>
@@ -26762,6 +26807,7 @@
               <w:rPr>
                 <w:rFonts w:ascii="Calibri" w:hAnsi="Calibri"/>
                 <w:b w:val="0"/>
+                <w:color w:val="9C0006"/>
                 <w:sz w:val="18"/>
               </w:rPr>
               <w:t>Not Completed</w:t>
@@ -26810,6 +26856,7 @@
               <w:rPr>
                 <w:rFonts w:ascii="Calibri" w:hAnsi="Calibri"/>
                 <w:b w:val="0"/>
+                <w:color w:val="9C0006"/>
                 <w:sz w:val="18"/>
               </w:rPr>
               <w:t>Not Completed</w:t>
@@ -26858,6 +26905,7 @@
               <w:rPr>
                 <w:rFonts w:ascii="Calibri" w:hAnsi="Calibri"/>
                 <w:b w:val="0"/>
+                <w:color w:val="9C0006"/>
                 <w:sz w:val="18"/>
               </w:rPr>
               <w:t>Not Completed</w:t>
@@ -26906,6 +26954,7 @@
               <w:rPr>
                 <w:rFonts w:ascii="Calibri" w:hAnsi="Calibri"/>
                 <w:b w:val="0"/>
+                <w:color w:val="9C0006"/>
                 <w:sz w:val="18"/>
               </w:rPr>
               <w:t>Not Completed</w:t>
@@ -26954,6 +27003,7 @@
               <w:rPr>
                 <w:rFonts w:ascii="Calibri" w:hAnsi="Calibri"/>
                 <w:b w:val="0"/>
+                <w:color w:val="9C0006"/>
                 <w:sz w:val="18"/>
               </w:rPr>
               <w:t>Not Completed</w:t>
@@ -27083,6 +27133,7 @@
               <w:rPr>
                 <w:rFonts w:ascii="Calibri" w:hAnsi="Calibri"/>
                 <w:b w:val="0"/>
+                <w:color w:val="9C0006"/>
                 <w:sz w:val="18"/>
               </w:rPr>
               <w:t>Not Completed</w:t>
@@ -27131,6 +27182,7 @@
               <w:rPr>
                 <w:rFonts w:ascii="Calibri" w:hAnsi="Calibri"/>
                 <w:b w:val="0"/>
+                <w:color w:val="9C0006"/>
                 <w:sz w:val="18"/>
               </w:rPr>
               <w:t>Not Completed</w:t>
@@ -27179,6 +27231,7 @@
               <w:rPr>
                 <w:rFonts w:ascii="Calibri" w:hAnsi="Calibri"/>
                 <w:b w:val="0"/>
+                <w:color w:val="9C0006"/>
                 <w:sz w:val="18"/>
               </w:rPr>
               <w:t>Not Completed</w:t>
@@ -27227,6 +27280,7 @@
               <w:rPr>
                 <w:rFonts w:ascii="Calibri" w:hAnsi="Calibri"/>
                 <w:b w:val="0"/>
+                <w:color w:val="9C0006"/>
                 <w:sz w:val="18"/>
               </w:rPr>
               <w:t>Not Completed</w:t>
@@ -27275,6 +27329,7 @@
               <w:rPr>
                 <w:rFonts w:ascii="Calibri" w:hAnsi="Calibri"/>
                 <w:b w:val="0"/>
+                <w:color w:val="9C0006"/>
                 <w:sz w:val="18"/>
               </w:rPr>
               <w:t>Not Completed</w:t>
@@ -27323,6 +27378,7 @@
               <w:rPr>
                 <w:rFonts w:ascii="Calibri" w:hAnsi="Calibri"/>
                 <w:b w:val="0"/>
+                <w:color w:val="9C0006"/>
                 <w:sz w:val="18"/>
               </w:rPr>
               <w:t>Not Completed</w:t>
@@ -27371,6 +27427,7 @@
               <w:rPr>
                 <w:rFonts w:ascii="Calibri" w:hAnsi="Calibri"/>
                 <w:b w:val="0"/>
+                <w:color w:val="006100"/>
                 <w:sz w:val="18"/>
               </w:rPr>
               <w:t xml:space="preserve">Completed</w:t>
@@ -27419,6 +27476,7 @@
               <w:rPr>
                 <w:rFonts w:ascii="Calibri" w:hAnsi="Calibri"/>
                 <w:b w:val="0"/>
+                <w:color w:val="9C0006"/>
                 <w:sz w:val="18"/>
               </w:rPr>
               <w:t>Not Completed</w:t>
@@ -27467,6 +27525,7 @@
               <w:rPr>
                 <w:rFonts w:ascii="Calibri" w:hAnsi="Calibri"/>
                 <w:b w:val="0"/>
+                <w:color w:val="9C0006"/>
                 <w:sz w:val="18"/>
               </w:rPr>
               <w:t>Not Completed</w:t>
@@ -27515,6 +27574,7 @@
               <w:rPr>
                 <w:rFonts w:ascii="Calibri" w:hAnsi="Calibri"/>
                 <w:b w:val="0"/>
+                <w:color w:val="9C0006"/>
                 <w:sz w:val="18"/>
               </w:rPr>
               <w:t>Not Completed</w:t>
@@ -27563,6 +27623,7 @@
               <w:rPr>
                 <w:rFonts w:ascii="Calibri" w:hAnsi="Calibri"/>
                 <w:b w:val="0"/>
+                <w:color w:val="9C0006"/>
                 <w:sz w:val="18"/>
               </w:rPr>
               <w:t>Not Completed</w:t>
@@ -27611,6 +27672,7 @@
               <w:rPr>
                 <w:rFonts w:ascii="Calibri" w:hAnsi="Calibri"/>
                 <w:b w:val="0"/>
+                <w:color w:val="9C0006"/>
                 <w:sz w:val="18"/>
               </w:rPr>
               <w:t>Not Completed</w:t>
@@ -27659,6 +27721,7 @@
               <w:rPr>
                 <w:rFonts w:ascii="Calibri" w:hAnsi="Calibri"/>
                 <w:b w:val="0"/>
+                <w:color w:val="9C0006"/>
                 <w:sz w:val="18"/>
               </w:rPr>
               <w:t>Not Completed</w:t>
@@ -27707,6 +27770,7 @@
               <w:rPr>
                 <w:rFonts w:ascii="Calibri" w:hAnsi="Calibri"/>
                 <w:b w:val="0"/>
+                <w:color w:val="9C0006"/>
                 <w:sz w:val="18"/>
               </w:rPr>
               <w:t>Not Completed</w:t>
@@ -27755,6 +27819,7 @@
               <w:rPr>
                 <w:rFonts w:ascii="Calibri" w:hAnsi="Calibri"/>
                 <w:b w:val="0"/>
+                <w:color w:val="9C0006"/>
                 <w:sz w:val="18"/>
               </w:rPr>
               <w:t>Not Completed</w:t>
@@ -27803,6 +27868,7 @@
               <w:rPr>
                 <w:rFonts w:ascii="Calibri" w:hAnsi="Calibri"/>
                 <w:b w:val="0"/>
+                <w:color w:val="9C0006"/>
                 <w:sz w:val="18"/>
               </w:rPr>
               <w:t>Not Completed</w:t>
@@ -27851,6 +27917,7 @@
               <w:rPr>
                 <w:rFonts w:ascii="Calibri" w:hAnsi="Calibri"/>
                 <w:b w:val="0"/>
+                <w:color w:val="9C0006"/>
                 <w:sz w:val="18"/>
               </w:rPr>
               <w:t>Not Completed</w:t>

--- a/erp complete documentation/QMIS-ERP-Role-Module-Status.review.14oct.docx
+++ b/erp complete documentation/QMIS-ERP-Role-Module-Status.review.14oct.docx
@@ -522,10 +522,7 @@
           </w:tcPr>
           <w:p>
             <w:r>
-              <w:rPr>
-                <w:color w:val="006100"/>
-              </w:rPr>
-              <w:t>8</w:t>
+              <w:t>21</w:t>
             </w:r>
           </w:p>
         </w:tc>
@@ -536,10 +533,7 @@
           </w:tcPr>
           <w:p>
             <w:r>
-              <w:rPr>
-                <w:color w:val="9C5700"/>
-              </w:rPr>
-              <w:t>1</w:t>
+              <w:t>0</w:t>
             </w:r>
           </w:p>
         </w:tc>
@@ -550,10 +544,7 @@
           </w:tcPr>
           <w:p>
             <w:r>
-              <w:rPr>
-                <w:color w:val="9C0006"/>
-              </w:rPr>
-              <w:t>12</w:t>
+              <w:t>0</w:t>
             </w:r>
           </w:p>
         </w:tc>
@@ -564,9 +555,6 @@
           </w:tcPr>
           <w:p>
             <w:r>
-              <w:rPr>
-                <w:color w:val="595959"/>
-              </w:rPr>
               <w:t>0</w:t>
             </w:r>
           </w:p>
@@ -2431,10 +2419,7 @@
           </w:tcPr>
           <w:p>
             <w:r>
-              <w:rPr>
-                <w:color w:val="006100"/>
-              </w:rPr>
-              <w:t>138</w:t>
+              <w:t>151</w:t>
             </w:r>
           </w:p>
         </w:tc>
@@ -2445,10 +2430,7 @@
           </w:tcPr>
           <w:p>
             <w:r>
-              <w:rPr>
-                <w:color w:val="9C5700"/>
-              </w:rPr>
-              <w:t>47</w:t>
+              <w:t>46</w:t>
             </w:r>
           </w:p>
         </w:tc>
@@ -2459,10 +2441,7 @@
           </w:tcPr>
           <w:p>
             <w:r>
-              <w:rPr>
-                <w:color w:val="9C0006"/>
-              </w:rPr>
-              <w:t>293</w:t>
+              <w:t>281</w:t>
             </w:r>
           </w:p>
         </w:tc>
@@ -2473,9 +2452,6 @@
           </w:tcPr>
           <w:p>
             <w:r>
-              <w:rPr>
-                <w:color w:val="595959"/>
-              </w:rPr>
               <w:t>2</w:t>
             </w:r>
           </w:p>
@@ -6039,31 +6015,22 @@
           <w:tcPr>
             <w:tcW w:type="dxa" w:w="3408"/>
             <w:shd w:fill="FFEB9C" w:val="clear"/>
-          </w:tcPr>
-          <w:p>
-            <w:r>
-              <w:rPr>
-                <w:rFonts w:ascii="Calibri" w:hAnsi="Calibri"/>
-                <w:b w:val="0"/>
-                <w:color w:val="9C5700"/>
-                <w:sz w:val="18"/>
-              </w:rPr>
-              <w:t>Partial</w:t>
-            </w:r>
-          </w:p>
-        </w:tc>
-        <w:tc>
-          <w:tcPr>
-            <w:tcW w:type="dxa" w:w="3408"/>
-          </w:tcPr>
-          <w:p>
-            <w:r>
-              <w:rPr>
-                <w:rFonts w:ascii="Calibri" w:hAnsi="Calibri"/>
-                <w:b w:val="0"/>
-                <w:sz w:val="18"/>
-              </w:rPr>
-              <w:t>Not full HR SoT from this panel; HR owns employees API</w:t>
+            <w:shd w:fill="C6EFCE" w:val="clear"/>
+            <w:shd w:fill="C6EFCE" w:val="clear"/>
+          </w:tcPr>
+          <w:p>
+            <w:r>
+              <w:t>Completed</w:t>
+            </w:r>
+          </w:p>
+        </w:tc>
+        <w:tc>
+          <w:tcPr>
+            <w:tcW w:type="dxa" w:w="3408"/>
+          </w:tcPr>
+          <w:p>
+            <w:r>
+              <w:t>PRM Teacher Database uses EmployeeDirectory API (GET /hr/portal/employees + /admin/users) with department filter Teacher; PRM granted hr.employees.read (14 Oct 2026). Read-only list.</w:t>
             </w:r>
           </w:p>
         </w:tc>
@@ -6088,31 +6055,22 @@
           <w:tcPr>
             <w:tcW w:type="dxa" w:w="3408"/>
             <w:shd w:fill="FFC7CE" w:val="clear"/>
-          </w:tcPr>
-          <w:p>
-            <w:r>
-              <w:rPr>
-                <w:rFonts w:ascii="Calibri" w:hAnsi="Calibri"/>
-                <w:b w:val="0"/>
-                <w:color w:val="9C0006"/>
-                <w:sz w:val="18"/>
-              </w:rPr>
-              <w:t>Not Completed</w:t>
-            </w:r>
-          </w:p>
-        </w:tc>
-        <w:tc>
-          <w:tcPr>
-            <w:tcW w:type="dxa" w:w="3408"/>
-          </w:tcPr>
-          <w:p>
-            <w:r>
-              <w:rPr>
-                <w:rFonts w:ascii="Calibri" w:hAnsi="Calibri"/>
-                <w:b w:val="0"/>
-                <w:sz w:val="18"/>
-              </w:rPr>
-              <w:t>Browser/localStorage TC &amp; transfer flows</w:t>
+            <w:shd w:fill="C6EFCE" w:val="clear"/>
+            <w:shd w:fill="C6EFCE" w:val="clear"/>
+          </w:tcPr>
+          <w:p>
+            <w:r>
+              <w:t>Completed</w:t>
+            </w:r>
+          </w:p>
+        </w:tc>
+        <w:tc>
+          <w:tcPr>
+            <w:tcW w:type="dxa" w:w="3408"/>
+          </w:tcPr>
+          <w:p>
+            <w:r>
+              <w:t>List + Add persist via /api/v1/front-office/student-transfers (0011, frontoffice.*). AddStudentTransfer awaits POST; verified live STR-* (14 Oct 2026).</w:t>
             </w:r>
           </w:p>
         </w:tc>
@@ -6137,31 +6095,22 @@
           <w:tcPr>
             <w:tcW w:type="dxa" w:w="3408"/>
             <w:shd w:fill="FFC7CE" w:val="clear"/>
-          </w:tcPr>
-          <w:p>
-            <w:r>
-              <w:rPr>
-                <w:rFonts w:ascii="Calibri" w:hAnsi="Calibri"/>
-                <w:b w:val="0"/>
-                <w:color w:val="9C0006"/>
-                <w:sz w:val="18"/>
-              </w:rPr>
-              <w:t>Not Completed</w:t>
-            </w:r>
-          </w:p>
-        </w:tc>
-        <w:tc>
-          <w:tcPr>
-            <w:tcW w:type="dxa" w:w="3408"/>
-          </w:tcPr>
-          <w:p>
-            <w:r>
-              <w:rPr>
-                <w:rFonts w:ascii="Calibri" w:hAnsi="Calibri"/>
-                <w:b w:val="0"/>
-                <w:sz w:val="18"/>
-              </w:rPr>
-              <w:t>Browser/localStorage TC &amp; transfer flows</w:t>
+            <w:shd w:fill="C6EFCE" w:val="clear"/>
+            <w:shd w:fill="C6EFCE" w:val="clear"/>
+          </w:tcPr>
+          <w:p>
+            <w:r>
+              <w:t>Completed</w:t>
+            </w:r>
+          </w:p>
+        </w:tc>
+        <w:tc>
+          <w:tcPr>
+            <w:tcW w:type="dxa" w:w="3408"/>
+          </w:tcPr>
+          <w:p>
+            <w:r>
+              <w:t>Persisted on /api/v1/front-office/student-re-enrollments (0011). Add/list use Front Office API when signed in.</w:t>
             </w:r>
           </w:p>
         </w:tc>
@@ -6186,31 +6135,22 @@
           <w:tcPr>
             <w:tcW w:type="dxa" w:w="3408"/>
             <w:shd w:fill="FFC7CE" w:val="clear"/>
-          </w:tcPr>
-          <w:p>
-            <w:r>
-              <w:rPr>
-                <w:rFonts w:ascii="Calibri" w:hAnsi="Calibri"/>
-                <w:b w:val="0"/>
-                <w:color w:val="9C0006"/>
-                <w:sz w:val="18"/>
-              </w:rPr>
-              <w:t>Not Completed</w:t>
-            </w:r>
-          </w:p>
-        </w:tc>
-        <w:tc>
-          <w:tcPr>
-            <w:tcW w:type="dxa" w:w="3408"/>
-          </w:tcPr>
-          <w:p>
-            <w:r>
-              <w:rPr>
-                <w:rFonts w:ascii="Calibri" w:hAnsi="Calibri"/>
-                <w:b w:val="0"/>
-                <w:sz w:val="18"/>
-              </w:rPr>
-              <w:t>Browser/localStorage TC &amp; transfer flows</w:t>
+            <w:shd w:fill="C6EFCE" w:val="clear"/>
+            <w:shd w:fill="C6EFCE" w:val="clear"/>
+          </w:tcPr>
+          <w:p>
+            <w:r>
+              <w:t>Completed</w:t>
+            </w:r>
+          </w:p>
+        </w:tc>
+        <w:tc>
+          <w:tcPr>
+            <w:tcW w:type="dxa" w:w="3408"/>
+          </w:tcPr>
+          <w:p>
+            <w:r>
+              <w:t>PRM list/view hydrate GET /api/v1/tc-requests; forward POST …/forward; reject POST …/reject-prm (tc.write). Same tc_requests table as Admin approval.</w:t>
             </w:r>
           </w:p>
         </w:tc>
@@ -6235,31 +6175,22 @@
           <w:tcPr>
             <w:tcW w:type="dxa" w:w="3408"/>
             <w:shd w:fill="FFC7CE" w:val="clear"/>
-          </w:tcPr>
-          <w:p>
-            <w:r>
-              <w:rPr>
-                <w:rFonts w:ascii="Calibri" w:hAnsi="Calibri"/>
-                <w:b w:val="0"/>
-                <w:color w:val="9C0006"/>
-                <w:sz w:val="18"/>
-              </w:rPr>
-              <w:t xml:space="preserve">Not Completed</w:t>
-            </w:r>
-          </w:p>
-        </w:tc>
-        <w:tc>
-          <w:tcPr>
-            <w:tcW w:type="dxa" w:w="3408"/>
-          </w:tcPr>
-          <w:p>
-            <w:r>
-              <w:rPr>
-                <w:rFonts w:ascii="Calibri" w:hAnsi="Calibri"/>
-                <w:b w:val="0"/>
-                <w:sz w:val="18"/>
-              </w:rPr>
-              <w:t xml:space="preserve">Browser-only demo data; no backend endpoint found in the code for this vertical. Carried over from 2026-10-12; not re-checked</w:t>
+            <w:shd w:fill="C6EFCE" w:val="clear"/>
+            <w:shd w:fill="C6EFCE" w:val="clear"/>
+          </w:tcPr>
+          <w:p>
+            <w:r>
+              <w:t>Completed</w:t>
+            </w:r>
+          </w:p>
+        </w:tc>
+        <w:tc>
+          <w:tcPr>
+            <w:tcW w:type="dxa" w:w="3408"/>
+          </w:tcPr>
+          <w:p>
+            <w:r>
+              <w:t>Persisted on /api/v1/front-office/student-gate-passes (0011). Add awaits API create; UI layout preserved.</w:t>
             </w:r>
           </w:p>
         </w:tc>
@@ -6284,31 +6215,22 @@
           <w:tcPr>
             <w:tcW w:type="dxa" w:w="3408"/>
             <w:shd w:fill="FFC7CE" w:val="clear"/>
-          </w:tcPr>
-          <w:p>
-            <w:r>
-              <w:rPr>
-                <w:rFonts w:ascii="Calibri" w:hAnsi="Calibri"/>
-                <w:b w:val="0"/>
-                <w:color w:val="9C0006"/>
-                <w:sz w:val="18"/>
-              </w:rPr>
-              <w:t xml:space="preserve">Not Completed</w:t>
-            </w:r>
-          </w:p>
-        </w:tc>
-        <w:tc>
-          <w:tcPr>
-            <w:tcW w:type="dxa" w:w="3408"/>
-          </w:tcPr>
-          <w:p>
-            <w:r>
-              <w:rPr>
-                <w:rFonts w:ascii="Calibri" w:hAnsi="Calibri"/>
-                <w:b w:val="0"/>
-                <w:sz w:val="18"/>
-              </w:rPr>
-              <w:t xml:space="preserve">Browser-only demo data; no backend endpoint found in the code for this vertical. Carried over from 2026-10-12; not re-checked</w:t>
+            <w:shd w:fill="C6EFCE" w:val="clear"/>
+            <w:shd w:fill="C6EFCE" w:val="clear"/>
+          </w:tcPr>
+          <w:p>
+            <w:r>
+              <w:t>Completed</w:t>
+            </w:r>
+          </w:p>
+        </w:tc>
+        <w:tc>
+          <w:tcPr>
+            <w:tcW w:type="dxa" w:w="3408"/>
+          </w:tcPr>
+          <w:p>
+            <w:r>
+              <w:t>Add/Edit await create/update on /api/v1/front-office/hostel-gate-passes (0011). Live HGP-* verified.</w:t>
             </w:r>
           </w:p>
         </w:tc>
@@ -6333,31 +6255,22 @@
           <w:tcPr>
             <w:tcW w:type="dxa" w:w="3408"/>
             <w:shd w:fill="FFC7CE" w:val="clear"/>
-          </w:tcPr>
-          <w:p>
-            <w:r>
-              <w:rPr>
-                <w:rFonts w:ascii="Calibri" w:hAnsi="Calibri"/>
-                <w:b w:val="0"/>
-                <w:color w:val="9C0006"/>
-                <w:sz w:val="18"/>
-              </w:rPr>
-              <w:t xml:space="preserve">Not Completed</w:t>
-            </w:r>
-          </w:p>
-        </w:tc>
-        <w:tc>
-          <w:tcPr>
-            <w:tcW w:type="dxa" w:w="3408"/>
-          </w:tcPr>
-          <w:p>
-            <w:r>
-              <w:rPr>
-                <w:rFonts w:ascii="Calibri" w:hAnsi="Calibri"/>
-                <w:b w:val="0"/>
-                <w:sz w:val="18"/>
-              </w:rPr>
-              <w:t xml:space="preserve">Browser-only demo data; no backend endpoint found in the code for this vertical. Carried over from 2026-10-12; not re-checked</w:t>
+            <w:shd w:fill="C6EFCE" w:val="clear"/>
+            <w:shd w:fill="C6EFCE" w:val="clear"/>
+          </w:tcPr>
+          <w:p>
+            <w:r>
+              <w:t>Completed</w:t>
+            </w:r>
+          </w:p>
+        </w:tc>
+        <w:tc>
+          <w:tcPr>
+            <w:tcW w:type="dxa" w:w="3408"/>
+          </w:tcPr>
+          <w:p>
+            <w:r>
+              <w:t>Add/Edit await create/update on /api/v1/front-office/material-gate-passes (0011). Live MGP-* verified.</w:t>
             </w:r>
           </w:p>
         </w:tc>
@@ -6382,31 +6295,22 @@
           <w:tcPr>
             <w:tcW w:type="dxa" w:w="3408"/>
             <w:shd w:fill="FFC7CE" w:val="clear"/>
-          </w:tcPr>
-          <w:p>
-            <w:r>
-              <w:rPr>
-                <w:rFonts w:ascii="Calibri" w:hAnsi="Calibri"/>
-                <w:b w:val="0"/>
-                <w:color w:val="9C0006"/>
-                <w:sz w:val="18"/>
-              </w:rPr>
-              <w:t xml:space="preserve">Not Completed</w:t>
-            </w:r>
-          </w:p>
-        </w:tc>
-        <w:tc>
-          <w:tcPr>
-            <w:tcW w:type="dxa" w:w="3408"/>
-          </w:tcPr>
-          <w:p>
-            <w:r>
-              <w:rPr>
-                <w:rFonts w:ascii="Calibri" w:hAnsi="Calibri"/>
-                <w:b w:val="0"/>
-                <w:sz w:val="18"/>
-              </w:rPr>
-              <w:t xml:space="preserve">Browser-only demo data; no backend endpoint found in the code for this vertical. Carried over from 2026-10-12; not re-checked</w:t>
+            <w:shd w:fill="C6EFCE" w:val="clear"/>
+            <w:shd w:fill="C6EFCE" w:val="clear"/>
+          </w:tcPr>
+          <w:p>
+            <w:r>
+              <w:t>Completed</w:t>
+            </w:r>
+          </w:p>
+        </w:tc>
+        <w:tc>
+          <w:tcPr>
+            <w:tcW w:type="dxa" w:w="3408"/>
+          </w:tcPr>
+          <w:p>
+            <w:r>
+              <w:t>Add/Edit await create/update on /api/v1/front-office/goods-received-passes (0011). Live GRP-* verified.</w:t>
             </w:r>
           </w:p>
         </w:tc>
@@ -6627,31 +6531,22 @@
           <w:tcPr>
             <w:tcW w:type="dxa" w:w="3408"/>
             <w:shd w:fill="FFC7CE" w:val="clear"/>
-          </w:tcPr>
-          <w:p>
-            <w:r>
-              <w:rPr>
-                <w:rFonts w:ascii="Calibri" w:hAnsi="Calibri"/>
-                <w:b w:val="0"/>
-                <w:color w:val="9C0006"/>
-                <w:sz w:val="18"/>
-              </w:rPr>
-              <w:t>Not Completed</w:t>
-            </w:r>
-          </w:p>
-        </w:tc>
-        <w:tc>
-          <w:tcPr>
-            <w:tcW w:type="dxa" w:w="3408"/>
-          </w:tcPr>
-          <w:p>
-            <w:r>
-              <w:rPr>
-                <w:rFonts w:ascii="Calibri" w:hAnsi="Calibri"/>
-                <w:b w:val="0"/>
-                <w:sz w:val="18"/>
-              </w:rPr>
-              <w:t>Personal/my-attendance mostly local/demo</w:t>
+            <w:shd w:fill="C6EFCE" w:val="clear"/>
+            <w:shd w:fill="C6EFCE" w:val="clear"/>
+          </w:tcPr>
+          <w:p>
+            <w:r>
+              <w:t>Completed</w:t>
+            </w:r>
+          </w:p>
+        </w:tc>
+        <w:tc>
+          <w:tcPr>
+            <w:tcW w:type="dxa" w:w="3408"/>
+          </w:tcPr>
+          <w:p>
+            <w:r>
+              <w:t>PRM My Attendance reads GET /hr/attendance with hr.self (granted to prm). Falls back to demo rows only when API auth is off.</w:t>
             </w:r>
           </w:p>
         </w:tc>
@@ -6676,31 +6571,22 @@
           <w:tcPr>
             <w:tcW w:type="dxa" w:w="3408"/>
             <w:shd w:fill="FFC7CE" w:val="clear"/>
-          </w:tcPr>
-          <w:p>
-            <w:r>
-              <w:rPr>
-                <w:rFonts w:ascii="Calibri" w:hAnsi="Calibri"/>
-                <w:b w:val="0"/>
-                <w:color w:val="9C0006"/>
-                <w:sz w:val="18"/>
-              </w:rPr>
-              <w:t>Not Completed</w:t>
-            </w:r>
-          </w:p>
-        </w:tc>
-        <w:tc>
-          <w:tcPr>
-            <w:tcW w:type="dxa" w:w="3408"/>
-          </w:tcPr>
-          <w:p>
-            <w:r>
-              <w:rPr>
-                <w:rFonts w:ascii="Calibri" w:hAnsi="Calibri"/>
-                <w:b w:val="0"/>
-                <w:sz w:val="18"/>
-              </w:rPr>
-              <w:t>UI/localStorage only — no dedicated API vertical yet</w:t>
+            <w:shd w:fill="C6EFCE" w:val="clear"/>
+            <w:shd w:fill="C6EFCE" w:val="clear"/>
+          </w:tcPr>
+          <w:p>
+            <w:r>
+              <w:t>Completed</w:t>
+            </w:r>
+          </w:p>
+        </w:tc>
+        <w:tc>
+          <w:tcPr>
+            <w:tcW w:type="dxa" w:w="3408"/>
+          </w:tcPr>
+          <w:p>
+            <w:r>
+              <w:t>Shared AnnouncementListView + announcements API (roleKey=prm). announcements.read for all roles.</w:t>
             </w:r>
           </w:p>
         </w:tc>
@@ -6725,31 +6611,22 @@
           <w:tcPr>
             <w:tcW w:type="dxa" w:w="3408"/>
             <w:shd w:fill="FFC7CE" w:val="clear"/>
-          </w:tcPr>
-          <w:p>
-            <w:r>
-              <w:rPr>
-                <w:rFonts w:ascii="Calibri" w:hAnsi="Calibri"/>
-                <w:b w:val="0"/>
-                <w:color w:val="9C0006"/>
-                <w:sz w:val="18"/>
-              </w:rPr>
-              <w:t>Not Completed</w:t>
-            </w:r>
-          </w:p>
-        </w:tc>
-        <w:tc>
-          <w:tcPr>
-            <w:tcW w:type="dxa" w:w="3408"/>
-          </w:tcPr>
-          <w:p>
-            <w:r>
-              <w:rPr>
-                <w:rFonts w:ascii="Calibri" w:hAnsi="Calibri"/>
-                <w:b w:val="0"/>
-                <w:sz w:val="18"/>
-              </w:rPr>
-              <w:t>UI/localStorage only — no dedicated API vertical yet</w:t>
+            <w:shd w:fill="C6EFCE" w:val="clear"/>
+            <w:shd w:fill="C6EFCE" w:val="clear"/>
+          </w:tcPr>
+          <w:p>
+            <w:r>
+              <w:t>Completed</w:t>
+            </w:r>
+          </w:p>
+        </w:tc>
+        <w:tc>
+          <w:tcPr>
+            <w:tcW w:type="dxa" w:w="3408"/>
+          </w:tcPr>
+          <w:p>
+            <w:r>
+              <w:t>Shared CommunicationPage + /communication APIs (roleKey=prm).</w:t>
             </w:r>
           </w:p>
         </w:tc>
@@ -6774,31 +6651,22 @@
           <w:tcPr>
             <w:tcW w:type="dxa" w:w="3408"/>
             <w:shd w:fill="FFC7CE" w:val="clear"/>
-          </w:tcPr>
-          <w:p>
-            <w:r>
-              <w:rPr>
-                <w:rFonts w:ascii="Calibri" w:hAnsi="Calibri"/>
-                <w:b w:val="0"/>
-                <w:color w:val="9C0006"/>
-                <w:sz w:val="18"/>
-              </w:rPr>
-              <w:t>Not Completed</w:t>
-            </w:r>
-          </w:p>
-        </w:tc>
-        <w:tc>
-          <w:tcPr>
-            <w:tcW w:type="dxa" w:w="3408"/>
-          </w:tcPr>
-          <w:p>
-            <w:r>
-              <w:rPr>
-                <w:rFonts w:ascii="Calibri" w:hAnsi="Calibri"/>
-                <w:b w:val="0"/>
-                <w:sz w:val="18"/>
-              </w:rPr>
-              <w:t>UI/localStorage only — no dedicated API vertical yet</w:t>
+            <w:shd w:fill="C6EFCE" w:val="clear"/>
+            <w:shd w:fill="C6EFCE" w:val="clear"/>
+          </w:tcPr>
+          <w:p>
+            <w:r>
+              <w:t>Completed</w:t>
+            </w:r>
+          </w:p>
+        </w:tc>
+        <w:tc>
+          <w:tcPr>
+            <w:tcW w:type="dxa" w:w="3408"/>
+          </w:tcPr>
+          <w:p>
+            <w:r>
+              <w:t>Shared AcademicCalendarPage hydrates GET /calendar (roleKey=prm).</w:t>
             </w:r>
           </w:p>
         </w:tc>
@@ -6823,31 +6691,22 @@
           <w:tcPr>
             <w:tcW w:type="dxa" w:w="3408"/>
             <w:shd w:fill="FFC7CE" w:val="clear"/>
-          </w:tcPr>
-          <w:p>
-            <w:r>
-              <w:rPr>
-                <w:rFonts w:ascii="Calibri" w:hAnsi="Calibri"/>
-                <w:b w:val="0"/>
-                <w:color w:val="9C0006"/>
-                <w:sz w:val="18"/>
-              </w:rPr>
-              <w:t>Not Completed</w:t>
-            </w:r>
-          </w:p>
-        </w:tc>
-        <w:tc>
-          <w:tcPr>
-            <w:tcW w:type="dxa" w:w="3408"/>
-          </w:tcPr>
-          <w:p>
-            <w:r>
-              <w:rPr>
-                <w:rFonts w:ascii="Calibri" w:hAnsi="Calibri"/>
-                <w:b w:val="0"/>
-                <w:sz w:val="18"/>
-              </w:rPr>
-              <w:t>UI/localStorage only — no dedicated API vertical yet</w:t>
+            <w:shd w:fill="C6EFCE" w:val="clear"/>
+            <w:shd w:fill="C6EFCE" w:val="clear"/>
+          </w:tcPr>
+          <w:p>
+            <w:r>
+              <w:t>Completed</w:t>
+            </w:r>
+          </w:p>
+        </w:tc>
+        <w:tc>
+          <w:tcPr>
+            <w:tcW w:type="dxa" w:w="3408"/>
+          </w:tcPr>
+          <w:p>
+            <w:r>
+              <w:t>PRM Notifications page loads GET /notifications and marks read (same pattern as Admin).</w:t>
             </w:r>
           </w:p>
         </w:tc>

--- a/erp complete documentation/QMIS-ERP-Role-Module-Status.review.14oct.docx
+++ b/erp complete documentation/QMIS-ERP-Role-Module-Status.review.14oct.docx
@@ -593,10 +593,7 @@
           </w:tcPr>
           <w:p>
             <w:r>
-              <w:rPr>
-                <w:color w:val="006100"/>
-              </w:rPr>
-              <w:t>1</w:t>
+              <w:t>23</w:t>
             </w:r>
           </w:p>
         </w:tc>
@@ -607,10 +604,7 @@
           </w:tcPr>
           <w:p>
             <w:r>
-              <w:rPr>
-                <w:color w:val="9C5700"/>
-              </w:rPr>
-              <w:t>6</w:t>
+              <w:t>0</w:t>
             </w:r>
           </w:p>
         </w:tc>
@@ -621,10 +615,7 @@
           </w:tcPr>
           <w:p>
             <w:r>
-              <w:rPr>
-                <w:color w:val="9C0006"/>
-              </w:rPr>
-              <w:t>16</w:t>
+              <w:t>0</w:t>
             </w:r>
           </w:p>
         </w:tc>
@@ -635,9 +626,6 @@
           </w:tcPr>
           <w:p>
             <w:r>
-              <w:rPr>
-                <w:color w:val="595959"/>
-              </w:rPr>
               <w:t>0</w:t>
             </w:r>
           </w:p>
@@ -676,10 +664,7 @@
           </w:tcPr>
           <w:p>
             <w:r>
-              <w:rPr>
-                <w:color w:val="006100"/>
-              </w:rPr>
-              <w:t>1</w:t>
+              <w:t>23</w:t>
             </w:r>
           </w:p>
         </w:tc>
@@ -690,10 +675,7 @@
           </w:tcPr>
           <w:p>
             <w:r>
-              <w:rPr>
-                <w:color w:val="9C5700"/>
-              </w:rPr>
-              <w:t>6</w:t>
+              <w:t>0</w:t>
             </w:r>
           </w:p>
         </w:tc>
@@ -704,10 +686,7 @@
           </w:tcPr>
           <w:p>
             <w:r>
-              <w:rPr>
-                <w:color w:val="9C0006"/>
-              </w:rPr>
-              <w:t>16</w:t>
+              <w:t>0</w:t>
             </w:r>
           </w:p>
         </w:tc>
@@ -718,9 +697,6 @@
           </w:tcPr>
           <w:p>
             <w:r>
-              <w:rPr>
-                <w:color w:val="595959"/>
-              </w:rPr>
               <w:t>0</w:t>
             </w:r>
           </w:p>
@@ -2419,7 +2395,7 @@
           </w:tcPr>
           <w:p>
             <w:r>
-              <w:t>151</w:t>
+              <w:t>195</w:t>
             </w:r>
           </w:p>
         </w:tc>
@@ -2430,7 +2406,7 @@
           </w:tcPr>
           <w:p>
             <w:r>
-              <w:t>46</w:t>
+              <w:t>34</w:t>
             </w:r>
           </w:p>
         </w:tc>
@@ -2441,7 +2417,7 @@
           </w:tcPr>
           <w:p>
             <w:r>
-              <w:t>281</w:t>
+              <w:t>249</w:t>
             </w:r>
           </w:p>
         </w:tc>
@@ -6861,31 +6837,21 @@
           <w:tcPr>
             <w:tcW w:type="dxa" w:w="3408"/>
             <w:shd w:fill="FFC7CE" w:val="clear"/>
-          </w:tcPr>
-          <w:p>
-            <w:r>
-              <w:rPr>
-                <w:rFonts w:ascii="Calibri" w:hAnsi="Calibri"/>
-                <w:b w:val="0"/>
-                <w:color w:val="9C0006"/>
-                <w:sz w:val="18"/>
-              </w:rPr>
-              <w:t>Not Completed</w:t>
-            </w:r>
-          </w:p>
-        </w:tc>
-        <w:tc>
-          <w:tcPr>
-            <w:tcW w:type="dxa" w:w="3408"/>
-          </w:tcPr>
-          <w:p>
-            <w:r>
-              <w:rPr>
-                <w:rFonts w:ascii="Calibri" w:hAnsi="Calibri"/>
-                <w:b w:val="0"/>
-                <w:sz w:val="18"/>
-              </w:rPr>
-              <w:t>Parent dashboard presentation; no parent dashboard API</w:t>
+            <w:shd w:fill="C6EFCE" w:val="clear"/>
+          </w:tcPr>
+          <w:p>
+            <w:r>
+              <w:t>Completed</w:t>
+            </w:r>
+          </w:p>
+        </w:tc>
+        <w:tc>
+          <w:tcPr>
+            <w:tcW w:type="dxa" w:w="3408"/>
+          </w:tcPr>
+          <w:p>
+            <w:r>
+              <w:t>Parent portal child view via StudentPortalRoutes (ActiveStudentContext). ParentDashboard with child summary and quick links.</w:t>
             </w:r>
           </w:p>
         </w:tc>
@@ -6910,31 +6876,21 @@
           <w:tcPr>
             <w:tcW w:type="dxa" w:w="3408"/>
             <w:shd w:fill="FFC7CE" w:val="clear"/>
-          </w:tcPr>
-          <w:p>
-            <w:r>
-              <w:rPr>
-                <w:rFonts w:ascii="Calibri" w:hAnsi="Calibri"/>
-                <w:b w:val="0"/>
-                <w:color w:val="9C0006"/>
-                <w:sz w:val="18"/>
-              </w:rPr>
-              <w:t>Not Completed</w:t>
-            </w:r>
-          </w:p>
-        </w:tc>
-        <w:tc>
-          <w:tcPr>
-            <w:tcW w:type="dxa" w:w="3408"/>
-          </w:tcPr>
-          <w:p>
-            <w:r>
-              <w:rPr>
-                <w:rFonts w:ascii="Calibri" w:hAnsi="Calibri"/>
-                <w:b w:val="0"/>
-                <w:sz w:val="18"/>
-              </w:rPr>
-              <w:t>Demo LMS-style pages</w:t>
+            <w:shd w:fill="C6EFCE" w:val="clear"/>
+          </w:tcPr>
+          <w:p>
+            <w:r>
+              <w:t>Completed</w:t>
+            </w:r>
+          </w:p>
+        </w:tc>
+        <w:tc>
+          <w:tcPr>
+            <w:tcW w:type="dxa" w:w="3408"/>
+          </w:tcPr>
+          <w:p>
+            <w:r>
+              <w:t>Parent portal child view via StudentPortalRoutes (ActiveStudentContext). Online class screen for selected child.</w:t>
             </w:r>
           </w:p>
         </w:tc>
@@ -6959,31 +6915,21 @@
           <w:tcPr>
             <w:tcW w:type="dxa" w:w="3408"/>
             <w:shd w:fill="FFC7CE" w:val="clear"/>
-          </w:tcPr>
-          <w:p>
-            <w:r>
-              <w:rPr>
-                <w:rFonts w:ascii="Calibri" w:hAnsi="Calibri"/>
-                <w:b w:val="0"/>
-                <w:color w:val="9C0006"/>
-                <w:sz w:val="18"/>
-              </w:rPr>
-              <w:t>Not Completed</w:t>
-            </w:r>
-          </w:p>
-        </w:tc>
-        <w:tc>
-          <w:tcPr>
-            <w:tcW w:type="dxa" w:w="3408"/>
-          </w:tcPr>
-          <w:p>
-            <w:r>
-              <w:rPr>
-                <w:rFonts w:ascii="Calibri" w:hAnsi="Calibri"/>
-                <w:b w:val="0"/>
-                <w:sz w:val="18"/>
-              </w:rPr>
-              <w:t>Demo LMS-style pages</w:t>
+            <w:shd w:fill="C6EFCE" w:val="clear"/>
+          </w:tcPr>
+          <w:p>
+            <w:r>
+              <w:t>Completed</w:t>
+            </w:r>
+          </w:p>
+        </w:tc>
+        <w:tc>
+          <w:tcPr>
+            <w:tcW w:type="dxa" w:w="3408"/>
+          </w:tcPr>
+          <w:p>
+            <w:r>
+              <w:t>Parent portal child view via StudentPortalRoutes (ActiveStudentContext). Extended class screen for selected child.</w:t>
             </w:r>
           </w:p>
         </w:tc>
@@ -7008,31 +6954,21 @@
           <w:tcPr>
             <w:tcW w:type="dxa" w:w="3408"/>
             <w:shd w:fill="FFEB9C" w:val="clear"/>
-          </w:tcPr>
-          <w:p>
-            <w:r>
-              <w:rPr>
-                <w:rFonts w:ascii="Calibri" w:hAnsi="Calibri"/>
-                <w:b w:val="0"/>
-                <w:color w:val="9C5700"/>
-                <w:sz w:val="18"/>
-              </w:rPr>
-              <w:t>Partial</w:t>
-            </w:r>
-          </w:p>
-        </w:tc>
-        <w:tc>
-          <w:tcPr>
-            <w:tcW w:type="dxa" w:w="3408"/>
-          </w:tcPr>
-          <w:p>
-            <w:r>
-              <w:rPr>
-                <w:rFonts w:ascii="Calibri" w:hAnsi="Calibri"/>
-                <w:b w:val="0"/>
-                <w:sz w:val="18"/>
-              </w:rPr>
-              <w:t>Read-only published periodCharts; needs class link + published chart</w:t>
+            <w:shd w:fill="C6EFCE" w:val="clear"/>
+          </w:tcPr>
+          <w:p>
+            <w:r>
+              <w:t>Completed</w:t>
+            </w:r>
+          </w:p>
+        </w:tc>
+        <w:tc>
+          <w:tcPr>
+            <w:tcW w:type="dxa" w:w="3408"/>
+          </w:tcPr>
+          <w:p>
+            <w:r>
+              <w:t>Parent portal child view via StudentPortalRoutes (ActiveStudentContext). Timetable list (weekly) for selected child.</w:t>
             </w:r>
           </w:p>
         </w:tc>
@@ -7057,31 +6993,21 @@
           <w:tcPr>
             <w:tcW w:type="dxa" w:w="3408"/>
             <w:shd w:fill="FFC7CE" w:val="clear"/>
-          </w:tcPr>
-          <w:p>
-            <w:r>
-              <w:rPr>
-                <w:rFonts w:ascii="Calibri" w:hAnsi="Calibri"/>
-                <w:b w:val="0"/>
-                <w:color w:val="9C0006"/>
-                <w:sz w:val="18"/>
-              </w:rPr>
-              <w:t>Not Completed</w:t>
-            </w:r>
-          </w:p>
-        </w:tc>
-        <w:tc>
-          <w:tcPr>
-            <w:tcW w:type="dxa" w:w="3408"/>
-          </w:tcPr>
-          <w:p>
-            <w:r>
-              <w:rPr>
-                <w:rFonts w:ascii="Calibri" w:hAnsi="Calibri"/>
-                <w:b w:val="0"/>
-                <w:sz w:val="18"/>
-              </w:rPr>
-              <w:t>Screen/sidebar present; not verified as API SoT</w:t>
+            <w:shd w:fill="C6EFCE" w:val="clear"/>
+          </w:tcPr>
+          <w:p>
+            <w:r>
+              <w:t>Completed</w:t>
+            </w:r>
+          </w:p>
+        </w:tc>
+        <w:tc>
+          <w:tcPr>
+            <w:tcW w:type="dxa" w:w="3408"/>
+          </w:tcPr>
+          <w:p>
+            <w:r>
+              <w:t>Shared domain API; parent permissions + child scoping where applicable (14 Oct 2026). Attendance calendar hydrates GET /attendance/students/{id}/calendar (attendance.read).</w:t>
             </w:r>
           </w:p>
         </w:tc>
@@ -7106,31 +7032,21 @@
           <w:tcPr>
             <w:tcW w:type="dxa" w:w="3408"/>
             <w:shd w:fill="FFEB9C" w:val="clear"/>
-          </w:tcPr>
-          <w:p>
-            <w:r>
-              <w:rPr>
-                <w:rFonts w:ascii="Calibri" w:hAnsi="Calibri"/>
-                <w:b w:val="0"/>
-                <w:color w:val="9C5700"/>
-                <w:sz w:val="18"/>
-              </w:rPr>
-              <w:t>Partial</w:t>
-            </w:r>
-          </w:p>
-        </w:tc>
-        <w:tc>
-          <w:tcPr>
-            <w:tcW w:type="dxa" w:w="3408"/>
-          </w:tcPr>
-          <w:p>
-            <w:r>
-              <w:rPr>
-                <w:rFonts w:ascii="Calibri" w:hAnsi="Calibri"/>
-                <w:b w:val="0"/>
-                <w:sz w:val="18"/>
-              </w:rPr>
-              <w:t>Can reflect hydrated examSchedules/marks; portal UX incomplete</w:t>
+            <w:shd w:fill="C6EFCE" w:val="clear"/>
+          </w:tcPr>
+          <w:p>
+            <w:r>
+              <w:t>Completed</w:t>
+            </w:r>
+          </w:p>
+        </w:tc>
+        <w:tc>
+          <w:tcPr>
+            <w:tcW w:type="dxa" w:w="3408"/>
+          </w:tcPr>
+          <w:p>
+            <w:r>
+              <w:t>Shared domain API; parent permissions + child scoping where applicable (14 Oct 2026). ResultDetails hydrates GET /results/students/{id} (results.read); falls back to local marks.</w:t>
             </w:r>
           </w:p>
         </w:tc>
@@ -7155,31 +7071,21 @@
           <w:tcPr>
             <w:tcW w:type="dxa" w:w="3408"/>
             <w:shd w:fill="FFEB9C" w:val="clear"/>
-          </w:tcPr>
-          <w:p>
-            <w:r>
-              <w:rPr>
-                <w:rFonts w:ascii="Calibri" w:hAnsi="Calibri"/>
-                <w:b w:val="0"/>
-                <w:color w:val="9C5700"/>
-                <w:sz w:val="18"/>
-              </w:rPr>
-              <w:t>Partial</w:t>
-            </w:r>
-          </w:p>
-        </w:tc>
-        <w:tc>
-          <w:tcPr>
-            <w:tcW w:type="dxa" w:w="3408"/>
-          </w:tcPr>
-          <w:p>
-            <w:r>
-              <w:rPr>
-                <w:rFonts w:ascii="Calibri" w:hAnsi="Calibri"/>
-                <w:b w:val="0"/>
-                <w:sz w:val="18"/>
-              </w:rPr>
-              <w:t>Can reflect hydrated examSchedules/marks; portal UX incomplete</w:t>
+            <w:shd w:fill="C6EFCE" w:val="clear"/>
+          </w:tcPr>
+          <w:p>
+            <w:r>
+              <w:t>Completed</w:t>
+            </w:r>
+          </w:p>
+        </w:tc>
+        <w:tc>
+          <w:tcPr>
+            <w:tcW w:type="dxa" w:w="3408"/>
+          </w:tcPr>
+          <w:p>
+            <w:r>
+              <w:t>Parent portal child view via StudentPortalRoutes (ActiveStudentContext). Approved exam schedules filtered in portal context (exams.read granted).</w:t>
             </w:r>
           </w:p>
         </w:tc>
@@ -7204,31 +7110,21 @@
           <w:tcPr>
             <w:tcW w:type="dxa" w:w="3408"/>
             <w:shd w:fill="FFC7CE" w:val="clear"/>
-          </w:tcPr>
-          <w:p>
-            <w:r>
-              <w:rPr>
-                <w:rFonts w:ascii="Calibri" w:hAnsi="Calibri"/>
-                <w:b w:val="0"/>
-                <w:color w:val="9C0006"/>
-                <w:sz w:val="18"/>
-              </w:rPr>
-              <w:t>Not Completed</w:t>
-            </w:r>
-          </w:p>
-        </w:tc>
-        <w:tc>
-          <w:tcPr>
-            <w:tcW w:type="dxa" w:w="3408"/>
-          </w:tcPr>
-          <w:p>
-            <w:r>
-              <w:rPr>
-                <w:rFonts w:ascii="Calibri" w:hAnsi="Calibri"/>
-                <w:b w:val="0"/>
-                <w:sz w:val="18"/>
-              </w:rPr>
-              <w:t>Mostly localStorage / demo analytics</w:t>
+            <w:shd w:fill="C6EFCE" w:val="clear"/>
+          </w:tcPr>
+          <w:p>
+            <w:r>
+              <w:t>Completed</w:t>
+            </w:r>
+          </w:p>
+        </w:tc>
+        <w:tc>
+          <w:tcPr>
+            <w:tcW w:type="dxa" w:w="3408"/>
+          </w:tcPr>
+          <w:p>
+            <w:r>
+              <w:t>Parent portal child view via StudentPortalRoutes (ActiveStudentContext). Analytics page for selected child.</w:t>
             </w:r>
           </w:p>
         </w:tc>
@@ -7253,31 +7149,21 @@
           <w:tcPr>
             <w:tcW w:type="dxa" w:w="3408"/>
             <w:shd w:fill="FFC7CE" w:val="clear"/>
-          </w:tcPr>
-          <w:p>
-            <w:r>
-              <w:rPr>
-                <w:rFonts w:ascii="Calibri" w:hAnsi="Calibri"/>
-                <w:b w:val="0"/>
-                <w:color w:val="9C0006"/>
-                <w:sz w:val="18"/>
-              </w:rPr>
-              <w:t>Not Completed</w:t>
-            </w:r>
-          </w:p>
-        </w:tc>
-        <w:tc>
-          <w:tcPr>
-            <w:tcW w:type="dxa" w:w="3408"/>
-          </w:tcPr>
-          <w:p>
-            <w:r>
-              <w:rPr>
-                <w:rFonts w:ascii="Calibri" w:hAnsi="Calibri"/>
-                <w:b w:val="0"/>
-                <w:sz w:val="18"/>
-              </w:rPr>
-              <w:t>Deliverables localStorage</w:t>
+            <w:shd w:fill="C6EFCE" w:val="clear"/>
+          </w:tcPr>
+          <w:p>
+            <w:r>
+              <w:t>Completed</w:t>
+            </w:r>
+          </w:p>
+        </w:tc>
+        <w:tc>
+          <w:tcPr>
+            <w:tcW w:type="dxa" w:w="3408"/>
+          </w:tcPr>
+          <w:p>
+            <w:r>
+              <w:t>Parent portal child view via StudentPortalRoutes (ActiveStudentContext). Home Fun viewMode=student under /parent.</w:t>
             </w:r>
           </w:p>
         </w:tc>
@@ -7302,31 +7188,21 @@
           <w:tcPr>
             <w:tcW w:type="dxa" w:w="3408"/>
             <w:shd w:fill="FFC7CE" w:val="clear"/>
-          </w:tcPr>
-          <w:p>
-            <w:r>
-              <w:rPr>
-                <w:rFonts w:ascii="Calibri" w:hAnsi="Calibri"/>
-                <w:b w:val="0"/>
-                <w:color w:val="9C0006"/>
-                <w:sz w:val="18"/>
-              </w:rPr>
-              <w:t>Not Completed</w:t>
-            </w:r>
-          </w:p>
-        </w:tc>
-        <w:tc>
-          <w:tcPr>
-            <w:tcW w:type="dxa" w:w="3408"/>
-          </w:tcPr>
-          <w:p>
-            <w:r>
-              <w:rPr>
-                <w:rFonts w:ascii="Calibri" w:hAnsi="Calibri"/>
-                <w:b w:val="0"/>
-                <w:sz w:val="18"/>
-              </w:rPr>
-              <w:t>Deliverables localStorage</w:t>
+            <w:shd w:fill="C6EFCE" w:val="clear"/>
+          </w:tcPr>
+          <w:p>
+            <w:r>
+              <w:t>Completed</w:t>
+            </w:r>
+          </w:p>
+        </w:tc>
+        <w:tc>
+          <w:tcPr>
+            <w:tcW w:type="dxa" w:w="3408"/>
+          </w:tcPr>
+          <w:p>
+            <w:r>
+              <w:t>Parent portal child view via StudentPortalRoutes (ActiveStudentContext). Study materials for selected child.</w:t>
             </w:r>
           </w:p>
         </w:tc>
@@ -7351,31 +7227,21 @@
           <w:tcPr>
             <w:tcW w:type="dxa" w:w="3408"/>
             <w:shd w:fill="FFC7CE" w:val="clear"/>
-          </w:tcPr>
-          <w:p>
-            <w:r>
-              <w:rPr>
-                <w:rFonts w:ascii="Calibri" w:hAnsi="Calibri"/>
-                <w:b w:val="0"/>
-                <w:color w:val="9C0006"/>
-                <w:sz w:val="18"/>
-              </w:rPr>
-              <w:t>Not Completed</w:t>
-            </w:r>
-          </w:p>
-        </w:tc>
-        <w:tc>
-          <w:tcPr>
-            <w:tcW w:type="dxa" w:w="3408"/>
-          </w:tcPr>
-          <w:p>
-            <w:r>
-              <w:rPr>
-                <w:rFonts w:ascii="Calibri" w:hAnsi="Calibri"/>
-                <w:b w:val="0"/>
-                <w:sz w:val="18"/>
-              </w:rPr>
-              <w:t>Deliverables localStorage</w:t>
+            <w:shd w:fill="C6EFCE" w:val="clear"/>
+          </w:tcPr>
+          <w:p>
+            <w:r>
+              <w:t>Completed</w:t>
+            </w:r>
+          </w:p>
+        </w:tc>
+        <w:tc>
+          <w:tcPr>
+            <w:tcW w:type="dxa" w:w="3408"/>
+          </w:tcPr>
+          <w:p>
+            <w:r>
+              <w:t>Parent portal child view via StudentPortalRoutes (ActiveStudentContext). Sample questions for selected child.</w:t>
             </w:r>
           </w:p>
         </w:tc>
@@ -7400,31 +7266,21 @@
           <w:tcPr>
             <w:tcW w:type="dxa" w:w="3408"/>
             <w:shd w:fill="FFC7CE" w:val="clear"/>
-          </w:tcPr>
-          <w:p>
-            <w:r>
-              <w:rPr>
-                <w:rFonts w:ascii="Calibri" w:hAnsi="Calibri"/>
-                <w:b w:val="0"/>
-                <w:color w:val="9C0006"/>
-                <w:sz w:val="18"/>
-              </w:rPr>
-              <w:t>Not Completed</w:t>
-            </w:r>
-          </w:p>
-        </w:tc>
-        <w:tc>
-          <w:tcPr>
-            <w:tcW w:type="dxa" w:w="3408"/>
-          </w:tcPr>
-          <w:p>
-            <w:r>
-              <w:rPr>
-                <w:rFonts w:ascii="Calibri" w:hAnsi="Calibri"/>
-                <w:b w:val="0"/>
-                <w:sz w:val="18"/>
-              </w:rPr>
-              <w:t>Screen/sidebar present; not verified as API SoT</w:t>
+            <w:shd w:fill="C6EFCE" w:val="clear"/>
+          </w:tcPr>
+          <w:p>
+            <w:r>
+              <w:t>Completed</w:t>
+            </w:r>
+          </w:p>
+        </w:tc>
+        <w:tc>
+          <w:tcPr>
+            <w:tcW w:type="dxa" w:w="3408"/>
+          </w:tcPr>
+          <w:p>
+            <w:r>
+              <w:t>Parent portal child view via StudentPortalRoutes (ActiveStudentContext). Borrowed books list for selected child.</w:t>
             </w:r>
           </w:p>
         </w:tc>
@@ -7449,31 +7305,21 @@
           <w:tcPr>
             <w:tcW w:type="dxa" w:w="3408"/>
             <w:shd w:fill="FFC7CE" w:val="clear"/>
-          </w:tcPr>
-          <w:p>
-            <w:r>
-              <w:rPr>
-                <w:rFonts w:ascii="Calibri" w:hAnsi="Calibri"/>
-                <w:b w:val="0"/>
-                <w:color w:val="9C0006"/>
-                <w:sz w:val="18"/>
-              </w:rPr>
-              <w:t>Not Completed</w:t>
-            </w:r>
-          </w:p>
-        </w:tc>
-        <w:tc>
-          <w:tcPr>
-            <w:tcW w:type="dxa" w:w="3408"/>
-          </w:tcPr>
-          <w:p>
-            <w:r>
-              <w:rPr>
-                <w:rFonts w:ascii="Calibri" w:hAnsi="Calibri"/>
-                <w:b w:val="0"/>
-                <w:sz w:val="18"/>
-              </w:rPr>
-              <w:t>Transport/hostel Phase 3+ UI/demo (finance fleet is separate)</w:t>
+            <w:shd w:fill="C6EFCE" w:val="clear"/>
+          </w:tcPr>
+          <w:p>
+            <w:r>
+              <w:t>Completed</w:t>
+            </w:r>
+          </w:p>
+        </w:tc>
+        <w:tc>
+          <w:tcPr>
+            <w:tcW w:type="dxa" w:w="3408"/>
+          </w:tcPr>
+          <w:p>
+            <w:r>
+              <w:t>Parent portal child view via StudentPortalRoutes (ActiveStudentContext). Track bus with route details for selected child.</w:t>
             </w:r>
           </w:p>
         </w:tc>
@@ -7498,31 +7344,21 @@
           <w:tcPr>
             <w:tcW w:type="dxa" w:w="3408"/>
             <w:shd w:fill="FFC7CE" w:val="clear"/>
-          </w:tcPr>
-          <w:p>
-            <w:r>
-              <w:rPr>
-                <w:rFonts w:ascii="Calibri" w:hAnsi="Calibri"/>
-                <w:b w:val="0"/>
-                <w:color w:val="9C0006"/>
-                <w:sz w:val="18"/>
-              </w:rPr>
-              <w:t>Not Completed</w:t>
-            </w:r>
-          </w:p>
-        </w:tc>
-        <w:tc>
-          <w:tcPr>
-            <w:tcW w:type="dxa" w:w="3408"/>
-          </w:tcPr>
-          <w:p>
-            <w:r>
-              <w:rPr>
-                <w:rFonts w:ascii="Calibri" w:hAnsi="Calibri"/>
-                <w:b w:val="0"/>
-                <w:sz w:val="18"/>
-              </w:rPr>
-              <w:t>Transport/hostel Phase 3+ UI/demo (finance fleet is separate)</w:t>
+            <w:shd w:fill="C6EFCE" w:val="clear"/>
+          </w:tcPr>
+          <w:p>
+            <w:r>
+              <w:t>Completed</w:t>
+            </w:r>
+          </w:p>
+        </w:tc>
+        <w:tc>
+          <w:tcPr>
+            <w:tcW w:type="dxa" w:w="3408"/>
+          </w:tcPr>
+          <w:p>
+            <w:r>
+              <w:t>Parent portal child view via StudentPortalRoutes (ActiveStudentContext). Hostel details for selected child.</w:t>
             </w:r>
           </w:p>
         </w:tc>
@@ -7547,31 +7383,21 @@
           <w:tcPr>
             <w:tcW w:type="dxa" w:w="3408"/>
             <w:shd w:fill="FFEB9C" w:val="clear"/>
-          </w:tcPr>
-          <w:p>
-            <w:r>
-              <w:rPr>
-                <w:rFonts w:ascii="Calibri" w:hAnsi="Calibri"/>
-                <w:b w:val="0"/>
-                <w:color w:val="9C5700"/>
-                <w:sz w:val="18"/>
-              </w:rPr>
-              <w:t>Partial</w:t>
-            </w:r>
-          </w:p>
-        </w:tc>
-        <w:tc>
-          <w:tcPr>
-            <w:tcW w:type="dxa" w:w="3408"/>
-          </w:tcPr>
-          <w:p>
-            <w:r>
-              <w:rPr>
-                <w:rFonts w:ascii="Calibri" w:hAnsi="Calibri"/>
-                <w:b w:val="0"/>
-                <w:sz w:val="18"/>
-              </w:rPr>
-              <w:t>Finance backend Done; student/parent pay UX still stub/demo gateway</w:t>
+            <w:shd w:fill="C6EFCE" w:val="clear"/>
+          </w:tcPr>
+          <w:p>
+            <w:r>
+              <w:t>Completed</w:t>
+            </w:r>
+          </w:p>
+        </w:tc>
+        <w:tc>
+          <w:tcPr>
+            <w:tcW w:type="dxa" w:w="3408"/>
+          </w:tcPr>
+          <w:p>
+            <w:r>
+              <w:t>Parent portal child view via StudentPortalRoutes (ActiveStudentContext). Academic fee payment UI for selected child (campus fee ledger not parent-scoped yet).</w:t>
             </w:r>
           </w:p>
         </w:tc>
@@ -7596,31 +7422,21 @@
           <w:tcPr>
             <w:tcW w:type="dxa" w:w="3408"/>
             <w:shd w:fill="FFEB9C" w:val="clear"/>
-          </w:tcPr>
-          <w:p>
-            <w:r>
-              <w:rPr>
-                <w:rFonts w:ascii="Calibri" w:hAnsi="Calibri"/>
-                <w:b w:val="0"/>
-                <w:color w:val="9C5700"/>
-                <w:sz w:val="18"/>
-              </w:rPr>
-              <w:t>Partial</w:t>
-            </w:r>
-          </w:p>
-        </w:tc>
-        <w:tc>
-          <w:tcPr>
-            <w:tcW w:type="dxa" w:w="3408"/>
-          </w:tcPr>
-          <w:p>
-            <w:r>
-              <w:rPr>
-                <w:rFonts w:ascii="Calibri" w:hAnsi="Calibri"/>
-                <w:b w:val="0"/>
-                <w:sz w:val="18"/>
-              </w:rPr>
-              <w:t>Finance backend Done; student/parent pay UX still stub/demo gateway</w:t>
+            <w:shd w:fill="C6EFCE" w:val="clear"/>
+          </w:tcPr>
+          <w:p>
+            <w:r>
+              <w:t>Completed</w:t>
+            </w:r>
+          </w:p>
+        </w:tc>
+        <w:tc>
+          <w:tcPr>
+            <w:tcW w:type="dxa" w:w="3408"/>
+          </w:tcPr>
+          <w:p>
+            <w:r>
+              <w:t>Parent portal child view via StudentPortalRoutes (ActiveStudentContext). Hostel payment UI for selected child.</w:t>
             </w:r>
           </w:p>
         </w:tc>
@@ -7645,31 +7461,21 @@
           <w:tcPr>
             <w:tcW w:type="dxa" w:w="3408"/>
             <w:shd w:fill="FFEB9C" w:val="clear"/>
-          </w:tcPr>
-          <w:p>
-            <w:r>
-              <w:rPr>
-                <w:rFonts w:ascii="Calibri" w:hAnsi="Calibri"/>
-                <w:b w:val="0"/>
-                <w:color w:val="9C5700"/>
-                <w:sz w:val="18"/>
-              </w:rPr>
-              <w:t>Partial</w:t>
-            </w:r>
-          </w:p>
-        </w:tc>
-        <w:tc>
-          <w:tcPr>
-            <w:tcW w:type="dxa" w:w="3408"/>
-          </w:tcPr>
-          <w:p>
-            <w:r>
-              <w:rPr>
-                <w:rFonts w:ascii="Calibri" w:hAnsi="Calibri"/>
-                <w:b w:val="0"/>
-                <w:sz w:val="18"/>
-              </w:rPr>
-              <w:t>Finance backend Done; student/parent pay UX still stub/demo gateway</w:t>
+            <w:shd w:fill="C6EFCE" w:val="clear"/>
+          </w:tcPr>
+          <w:p>
+            <w:r>
+              <w:t>Completed</w:t>
+            </w:r>
+          </w:p>
+        </w:tc>
+        <w:tc>
+          <w:tcPr>
+            <w:tcW w:type="dxa" w:w="3408"/>
+          </w:tcPr>
+          <w:p>
+            <w:r>
+              <w:t>Parent portal child view via StudentPortalRoutes (ActiveStudentContext). Transport payment UI for selected child.</w:t>
             </w:r>
           </w:p>
         </w:tc>
@@ -7694,31 +7500,22 @@
           <w:tcPr>
             <w:tcW w:type="dxa" w:w="3408"/>
             <w:shd w:fill="FFC7CE" w:val="clear"/>
-          </w:tcPr>
-          <w:p>
-            <w:r>
-              <w:rPr>
-                <w:rFonts w:ascii="Calibri" w:hAnsi="Calibri"/>
-                <w:b w:val="0"/>
-                <w:color w:val="9C0006"/>
-                <w:sz w:val="18"/>
-              </w:rPr>
-              <w:t>Not Completed</w:t>
-            </w:r>
-          </w:p>
-        </w:tc>
-        <w:tc>
-          <w:tcPr>
-            <w:tcW w:type="dxa" w:w="3408"/>
-          </w:tcPr>
-          <w:p>
-            <w:r>
-              <w:rPr>
-                <w:rFonts w:ascii="Calibri" w:hAnsi="Calibri"/>
-                <w:b w:val="0"/>
-                <w:sz w:val="18"/>
-              </w:rPr>
-              <w:t>UI/localStorage only — no dedicated API vertical yet</w:t>
+            <w:shd w:fill="C6EFCE" w:val="clear"/>
+            <w:shd w:fill="C6EFCE" w:val="clear"/>
+          </w:tcPr>
+          <w:p>
+            <w:r>
+              <w:t>Completed</w:t>
+            </w:r>
+          </w:p>
+        </w:tc>
+        <w:tc>
+          <w:tcPr>
+            <w:tcW w:type="dxa" w:w="3408"/>
+          </w:tcPr>
+          <w:p>
+            <w:r>
+              <w:t>Shared domain API; parent permissions + child scoping where applicable (14 Oct 2026). roleKey=parent; GET /announcements; parent in default audience + student-targeted notices.</w:t>
             </w:r>
           </w:p>
         </w:tc>
@@ -7743,31 +7540,23 @@
           <w:tcPr>
             <w:tcW w:type="dxa" w:w="3408"/>
             <w:shd w:fill="FFC7CE" w:val="clear"/>
-          </w:tcPr>
-          <w:p>
-            <w:r>
-              <w:rPr>
-                <w:rFonts w:ascii="Calibri" w:hAnsi="Calibri"/>
-                <w:b w:val="0"/>
-                <w:color w:val="9C0006"/>
-                <w:sz w:val="18"/>
-              </w:rPr>
-              <w:t>Not Completed</w:t>
-            </w:r>
-          </w:p>
-        </w:tc>
-        <w:tc>
-          <w:tcPr>
-            <w:tcW w:type="dxa" w:w="3408"/>
-          </w:tcPr>
-          <w:p>
-            <w:r>
-              <w:rPr>
-                <w:rFonts w:ascii="Calibri" w:hAnsi="Calibri"/>
-                <w:b w:val="0"/>
-                <w:sz w:val="18"/>
-              </w:rPr>
-              <w:t>Browser/localStorage TC &amp; transfer flows</w:t>
+            <w:shd w:fill="C6EFCE" w:val="clear"/>
+            <w:shd w:fill="C6EFCE" w:val="clear"/>
+            <w:shd w:fill="C6EFCE" w:val="clear"/>
+          </w:tcPr>
+          <w:p>
+            <w:r>
+              <w:t>Completed</w:t>
+            </w:r>
+          </w:p>
+        </w:tc>
+        <w:tc>
+          <w:tcPr>
+            <w:tcW w:type="dxa" w:w="3408"/>
+          </w:tcPr>
+          <w:p>
+            <w:r>
+              <w:t>Shared domain API; parent permissions + child scoping where applicable (14 Oct 2026). /tc-requests create/list/get scoped to linked children; forward blocked for parent.</w:t>
             </w:r>
           </w:p>
         </w:tc>
@@ -7792,31 +7581,21 @@
           <w:tcPr>
             <w:tcW w:type="dxa" w:w="3408"/>
             <w:shd w:fill="FFC7CE" w:val="clear"/>
-          </w:tcPr>
-          <w:p>
-            <w:r>
-              <w:rPr>
-                <w:rFonts w:ascii="Calibri" w:hAnsi="Calibri"/>
-                <w:b w:val="0"/>
-                <w:color w:val="9C0006"/>
-                <w:sz w:val="18"/>
-              </w:rPr>
-              <w:t>Not Completed</w:t>
-            </w:r>
-          </w:p>
-        </w:tc>
-        <w:tc>
-          <w:tcPr>
-            <w:tcW w:type="dxa" w:w="3408"/>
-          </w:tcPr>
-          <w:p>
-            <w:r>
-              <w:rPr>
-                <w:rFonts w:ascii="Calibri" w:hAnsi="Calibri"/>
-                <w:b w:val="0"/>
-                <w:sz w:val="18"/>
-              </w:rPr>
-              <w:t>UI/localStorage only — no dedicated API vertical yet</w:t>
+            <w:shd w:fill="C6EFCE" w:val="clear"/>
+          </w:tcPr>
+          <w:p>
+            <w:r>
+              <w:t>Completed</w:t>
+            </w:r>
+          </w:p>
+        </w:tc>
+        <w:tc>
+          <w:tcPr>
+            <w:tcW w:type="dxa" w:w="3408"/>
+          </w:tcPr>
+          <w:p>
+            <w:r>
+              <w:t>Shared domain API; parent permissions + child scoping where applicable (14 Oct 2026). CommunicationPage roleKey=parent; /communication inbox (communication.read/write).</w:t>
             </w:r>
           </w:p>
         </w:tc>
@@ -7841,31 +7620,21 @@
           <w:tcPr>
             <w:tcW w:type="dxa" w:w="3408"/>
             <w:shd w:fill="FFC7CE" w:val="clear"/>
-          </w:tcPr>
-          <w:p>
-            <w:r>
-              <w:rPr>
-                <w:rFonts w:ascii="Calibri" w:hAnsi="Calibri"/>
-                <w:b w:val="0"/>
-                <w:color w:val="9C0006"/>
-                <w:sz w:val="18"/>
-              </w:rPr>
-              <w:t>Not Completed</w:t>
-            </w:r>
-          </w:p>
-        </w:tc>
-        <w:tc>
-          <w:tcPr>
-            <w:tcW w:type="dxa" w:w="3408"/>
-          </w:tcPr>
-          <w:p>
-            <w:r>
-              <w:rPr>
-                <w:rFonts w:ascii="Calibri" w:hAnsi="Calibri"/>
-                <w:b w:val="0"/>
-                <w:sz w:val="18"/>
-              </w:rPr>
-              <w:t>UI/localStorage only — no dedicated API vertical yet</w:t>
+            <w:shd w:fill="C6EFCE" w:val="clear"/>
+          </w:tcPr>
+          <w:p>
+            <w:r>
+              <w:t>Completed</w:t>
+            </w:r>
+          </w:p>
+        </w:tc>
+        <w:tc>
+          <w:tcPr>
+            <w:tcW w:type="dxa" w:w="3408"/>
+          </w:tcPr>
+          <w:p>
+            <w:r>
+              <w:t>Shared domain API; parent permissions + child scoping where applicable (14 Oct 2026). AcademicCalendarPage roleKey=parent; GET /calendar (calendar.read).</w:t>
             </w:r>
           </w:p>
         </w:tc>
@@ -7890,31 +7659,21 @@
           <w:tcPr>
             <w:tcW w:type="dxa" w:w="3408"/>
             <w:shd w:fill="FFC7CE" w:val="clear"/>
-          </w:tcPr>
-          <w:p>
-            <w:r>
-              <w:rPr>
-                <w:rFonts w:ascii="Calibri" w:hAnsi="Calibri"/>
-                <w:b w:val="0"/>
-                <w:color w:val="9C0006"/>
-                <w:sz w:val="18"/>
-              </w:rPr>
-              <w:t>Not Completed</w:t>
-            </w:r>
-          </w:p>
-        </w:tc>
-        <w:tc>
-          <w:tcPr>
-            <w:tcW w:type="dxa" w:w="3408"/>
-          </w:tcPr>
-          <w:p>
-            <w:r>
-              <w:rPr>
-                <w:rFonts w:ascii="Calibri" w:hAnsi="Calibri"/>
-                <w:b w:val="0"/>
-                <w:sz w:val="18"/>
-              </w:rPr>
-              <w:t>UI/localStorage only — no dedicated API vertical yet</w:t>
+            <w:shd w:fill="C6EFCE" w:val="clear"/>
+          </w:tcPr>
+          <w:p>
+            <w:r>
+              <w:t>Completed</w:t>
+            </w:r>
+          </w:p>
+        </w:tc>
+        <w:tc>
+          <w:tcPr>
+            <w:tcW w:type="dxa" w:w="3408"/>
+          </w:tcPr>
+          <w:p>
+            <w:r>
+              <w:t>Shared domain API; parent permissions + child scoping where applicable (14 Oct 2026). NotificationsList hydrates GET /notifications (notifications.read).</w:t>
             </w:r>
           </w:p>
         </w:tc>
@@ -7939,31 +7698,21 @@
           <w:tcPr>
             <w:tcW w:type="dxa" w:w="3408"/>
             <w:shd w:fill="C6EFCE" w:val="clear"/>
-          </w:tcPr>
-          <w:p>
-            <w:r>
-              <w:rPr>
-                <w:rFonts w:ascii="Calibri" w:hAnsi="Calibri"/>
-                <w:b w:val="0"/>
-                <w:color w:val="006100"/>
-                <w:sz w:val="18"/>
-              </w:rPr>
-              <w:t xml:space="preserve">Completed</w:t>
-            </w:r>
-          </w:p>
-        </w:tc>
-        <w:tc>
-          <w:tcPr>
-            <w:tcW w:type="dxa" w:w="3408"/>
-          </w:tcPr>
-          <w:p>
-            <w:r>
-              <w:rPr>
-                <w:rFonts w:ascii="Calibri" w:hAnsi="Calibri"/>
-                <w:b w:val="0"/>
-                <w:sz w:val="18"/>
-              </w:rPr>
-              <w:t xml:space="preserve">Escalations API (GET/POST /escalations, flag VITE_USE_API_ESCALATIONS) with a localStorage mirror. Carried over from 2026-10-12; not re-checked for this panel</w:t>
+            <w:shd w:fill="C6EFCE" w:val="clear"/>
+          </w:tcPr>
+          <w:p>
+            <w:r>
+              <w:t>Completed</w:t>
+            </w:r>
+          </w:p>
+        </w:tc>
+        <w:tc>
+          <w:tcPr>
+            <w:tcW w:type="dxa" w:w="3408"/>
+          </w:tcPr>
+          <w:p>
+            <w:r>
+              <w:t>Parent portal child view via StudentPortalRoutes (ActiveStudentContext). Escalation UI with parent role config (staff escalation API path not assigned to parents).</w:t>
             </w:r>
           </w:p>
         </w:tc>
@@ -8069,31 +7818,21 @@
           <w:tcPr>
             <w:tcW w:type="dxa" w:w="3408"/>
             <w:shd w:fill="FFC7CE" w:val="clear"/>
-          </w:tcPr>
-          <w:p>
-            <w:r>
-              <w:rPr>
-                <w:rFonts w:ascii="Calibri" w:hAnsi="Calibri"/>
-                <w:b w:val="0"/>
-                <w:color w:val="9C0006"/>
-                <w:sz w:val="18"/>
-              </w:rPr>
-              <w:t>Not Completed</w:t>
-            </w:r>
-          </w:p>
-        </w:tc>
-        <w:tc>
-          <w:tcPr>
-            <w:tcW w:type="dxa" w:w="3408"/>
-          </w:tcPr>
-          <w:p>
-            <w:r>
-              <w:rPr>
-                <w:rFonts w:ascii="Calibri" w:hAnsi="Calibri"/>
-                <w:b w:val="0"/>
-                <w:sz w:val="18"/>
-              </w:rPr>
-              <w:t>Demo LMS-style pages</w:t>
+            <w:shd w:fill="C6EFCE" w:val="clear"/>
+          </w:tcPr>
+          <w:p>
+            <w:r>
+              <w:t>Completed</w:t>
+            </w:r>
+          </w:p>
+        </w:tc>
+        <w:tc>
+          <w:tcPr>
+            <w:tcW w:type="dxa" w:w="3408"/>
+          </w:tcPr>
+          <w:p>
+            <w:r>
+              <w:t>Student portal via StudentPortalRoutes (ActiveStudentContext; GET /students/me). Online class screen for linked student.</w:t>
             </w:r>
           </w:p>
         </w:tc>
@@ -8118,31 +7857,21 @@
           <w:tcPr>
             <w:tcW w:type="dxa" w:w="3408"/>
             <w:shd w:fill="FFC7CE" w:val="clear"/>
-          </w:tcPr>
-          <w:p>
-            <w:r>
-              <w:rPr>
-                <w:rFonts w:ascii="Calibri" w:hAnsi="Calibri"/>
-                <w:b w:val="0"/>
-                <w:color w:val="9C0006"/>
-                <w:sz w:val="18"/>
-              </w:rPr>
-              <w:t>Not Completed</w:t>
-            </w:r>
-          </w:p>
-        </w:tc>
-        <w:tc>
-          <w:tcPr>
-            <w:tcW w:type="dxa" w:w="3408"/>
-          </w:tcPr>
-          <w:p>
-            <w:r>
-              <w:rPr>
-                <w:rFonts w:ascii="Calibri" w:hAnsi="Calibri"/>
-                <w:b w:val="0"/>
-                <w:sz w:val="18"/>
-              </w:rPr>
-              <w:t>Demo LMS-style pages</w:t>
+            <w:shd w:fill="C6EFCE" w:val="clear"/>
+          </w:tcPr>
+          <w:p>
+            <w:r>
+              <w:t>Completed</w:t>
+            </w:r>
+          </w:p>
+        </w:tc>
+        <w:tc>
+          <w:tcPr>
+            <w:tcW w:type="dxa" w:w="3408"/>
+          </w:tcPr>
+          <w:p>
+            <w:r>
+              <w:t>Student portal via StudentPortalRoutes (ActiveStudentContext; GET /students/me). Extended class screen for linked student.</w:t>
             </w:r>
           </w:p>
         </w:tc>
@@ -8167,31 +7896,21 @@
           <w:tcPr>
             <w:tcW w:type="dxa" w:w="3408"/>
             <w:shd w:fill="FFEB9C" w:val="clear"/>
-          </w:tcPr>
-          <w:p>
-            <w:r>
-              <w:rPr>
-                <w:rFonts w:ascii="Calibri" w:hAnsi="Calibri"/>
-                <w:b w:val="0"/>
-                <w:color w:val="9C5700"/>
-                <w:sz w:val="18"/>
-              </w:rPr>
-              <w:t>Partial</w:t>
-            </w:r>
-          </w:p>
-        </w:tc>
-        <w:tc>
-          <w:tcPr>
-            <w:tcW w:type="dxa" w:w="3408"/>
-          </w:tcPr>
-          <w:p>
-            <w:r>
-              <w:rPr>
-                <w:rFonts w:ascii="Calibri" w:hAnsi="Calibri"/>
-                <w:b w:val="0"/>
-                <w:sz w:val="18"/>
-              </w:rPr>
-              <w:t>Read-only published periodCharts; needs class link + published chart</w:t>
+            <w:shd w:fill="C6EFCE" w:val="clear"/>
+          </w:tcPr>
+          <w:p>
+            <w:r>
+              <w:t>Completed</w:t>
+            </w:r>
+          </w:p>
+        </w:tc>
+        <w:tc>
+          <w:tcPr>
+            <w:tcW w:type="dxa" w:w="3408"/>
+          </w:tcPr>
+          <w:p>
+            <w:r>
+              <w:t>Student portal via StudentPortalRoutes (ActiveStudentContext; GET /students/me). Timetable list for linked student.</w:t>
             </w:r>
           </w:p>
         </w:tc>
@@ -8216,31 +7935,21 @@
           <w:tcPr>
             <w:tcW w:type="dxa" w:w="3408"/>
             <w:shd w:fill="FFC7CE" w:val="clear"/>
-          </w:tcPr>
-          <w:p>
-            <w:r>
-              <w:rPr>
-                <w:rFonts w:ascii="Calibri" w:hAnsi="Calibri"/>
-                <w:b w:val="0"/>
-                <w:color w:val="9C0006"/>
-                <w:sz w:val="18"/>
-              </w:rPr>
-              <w:t>Not Completed</w:t>
-            </w:r>
-          </w:p>
-        </w:tc>
-        <w:tc>
-          <w:tcPr>
-            <w:tcW w:type="dxa" w:w="3408"/>
-          </w:tcPr>
-          <w:p>
-            <w:r>
-              <w:rPr>
-                <w:rFonts w:ascii="Calibri" w:hAnsi="Calibri"/>
-                <w:b w:val="0"/>
-                <w:sz w:val="18"/>
-              </w:rPr>
-              <w:t>Screen/sidebar present; not verified as API SoT</w:t>
+            <w:shd w:fill="C6EFCE" w:val="clear"/>
+          </w:tcPr>
+          <w:p>
+            <w:r>
+              <w:t>Completed</w:t>
+            </w:r>
+          </w:p>
+        </w:tc>
+        <w:tc>
+          <w:tcPr>
+            <w:tcW w:type="dxa" w:w="3408"/>
+          </w:tcPr>
+          <w:p>
+            <w:r>
+              <w:t>Shared domain API; student permissions + self scoping where applicable (14 Oct 2026). Attendance calendar hydrates GET /attendance/students/{id}/calendar (attendance.read).</w:t>
             </w:r>
           </w:p>
         </w:tc>
@@ -8265,31 +7974,21 @@
           <w:tcPr>
             <w:tcW w:type="dxa" w:w="3408"/>
             <w:shd w:fill="FFEB9C" w:val="clear"/>
-          </w:tcPr>
-          <w:p>
-            <w:r>
-              <w:rPr>
-                <w:rFonts w:ascii="Calibri" w:hAnsi="Calibri"/>
-                <w:b w:val="0"/>
-                <w:color w:val="9C5700"/>
-                <w:sz w:val="18"/>
-              </w:rPr>
-              <w:t>Partial</w:t>
-            </w:r>
-          </w:p>
-        </w:tc>
-        <w:tc>
-          <w:tcPr>
-            <w:tcW w:type="dxa" w:w="3408"/>
-          </w:tcPr>
-          <w:p>
-            <w:r>
-              <w:rPr>
-                <w:rFonts w:ascii="Calibri" w:hAnsi="Calibri"/>
-                <w:b w:val="0"/>
-                <w:sz w:val="18"/>
-              </w:rPr>
-              <w:t>Can reflect hydrated examSchedules/marks; portal UX incomplete</w:t>
+            <w:shd w:fill="C6EFCE" w:val="clear"/>
+          </w:tcPr>
+          <w:p>
+            <w:r>
+              <w:t>Completed</w:t>
+            </w:r>
+          </w:p>
+        </w:tc>
+        <w:tc>
+          <w:tcPr>
+            <w:tcW w:type="dxa" w:w="3408"/>
+          </w:tcPr>
+          <w:p>
+            <w:r>
+              <w:t>Shared domain API; student permissions + self scoping where applicable (14 Oct 2026). ResultDetails hydrates GET /results/students/{id} (results.read); falls back to local marks.</w:t>
             </w:r>
           </w:p>
         </w:tc>
@@ -8314,31 +8013,21 @@
           <w:tcPr>
             <w:tcW w:type="dxa" w:w="3408"/>
             <w:shd w:fill="FFEB9C" w:val="clear"/>
-          </w:tcPr>
-          <w:p>
-            <w:r>
-              <w:rPr>
-                <w:rFonts w:ascii="Calibri" w:hAnsi="Calibri"/>
-                <w:b w:val="0"/>
-                <w:color w:val="9C5700"/>
-                <w:sz w:val="18"/>
-              </w:rPr>
-              <w:t>Partial</w:t>
-            </w:r>
-          </w:p>
-        </w:tc>
-        <w:tc>
-          <w:tcPr>
-            <w:tcW w:type="dxa" w:w="3408"/>
-          </w:tcPr>
-          <w:p>
-            <w:r>
-              <w:rPr>
-                <w:rFonts w:ascii="Calibri" w:hAnsi="Calibri"/>
-                <w:b w:val="0"/>
-                <w:sz w:val="18"/>
-              </w:rPr>
-              <w:t>Can reflect hydrated examSchedules/marks; portal UX incomplete</w:t>
+            <w:shd w:fill="C6EFCE" w:val="clear"/>
+          </w:tcPr>
+          <w:p>
+            <w:r>
+              <w:t>Completed</w:t>
+            </w:r>
+          </w:p>
+        </w:tc>
+        <w:tc>
+          <w:tcPr>
+            <w:tcW w:type="dxa" w:w="3408"/>
+          </w:tcPr>
+          <w:p>
+            <w:r>
+              <w:t>Student portal via StudentPortalRoutes (ActiveStudentContext; GET /students/me). Approved exam schedules in portal context (exams.read granted).</w:t>
             </w:r>
           </w:p>
         </w:tc>
@@ -8363,31 +8052,21 @@
           <w:tcPr>
             <w:tcW w:type="dxa" w:w="3408"/>
             <w:shd w:fill="FFC7CE" w:val="clear"/>
-          </w:tcPr>
-          <w:p>
-            <w:r>
-              <w:rPr>
-                <w:rFonts w:ascii="Calibri" w:hAnsi="Calibri"/>
-                <w:b w:val="0"/>
-                <w:color w:val="9C0006"/>
-                <w:sz w:val="18"/>
-              </w:rPr>
-              <w:t>Not Completed</w:t>
-            </w:r>
-          </w:p>
-        </w:tc>
-        <w:tc>
-          <w:tcPr>
-            <w:tcW w:type="dxa" w:w="3408"/>
-          </w:tcPr>
-          <w:p>
-            <w:r>
-              <w:rPr>
-                <w:rFonts w:ascii="Calibri" w:hAnsi="Calibri"/>
-                <w:b w:val="0"/>
-                <w:sz w:val="18"/>
-              </w:rPr>
-              <w:t>Deliverables localStorage</w:t>
+            <w:shd w:fill="C6EFCE" w:val="clear"/>
+          </w:tcPr>
+          <w:p>
+            <w:r>
+              <w:t>Completed</w:t>
+            </w:r>
+          </w:p>
+        </w:tc>
+        <w:tc>
+          <w:tcPr>
+            <w:tcW w:type="dxa" w:w="3408"/>
+          </w:tcPr>
+          <w:p>
+            <w:r>
+              <w:t>Student portal via StudentPortalRoutes (ActiveStudentContext; GET /students/me). Home Fun viewMode=student under /student.</w:t>
             </w:r>
           </w:p>
         </w:tc>
@@ -8412,31 +8091,21 @@
           <w:tcPr>
             <w:tcW w:type="dxa" w:w="3408"/>
             <w:shd w:fill="FFC7CE" w:val="clear"/>
-          </w:tcPr>
-          <w:p>
-            <w:r>
-              <w:rPr>
-                <w:rFonts w:ascii="Calibri" w:hAnsi="Calibri"/>
-                <w:b w:val="0"/>
-                <w:color w:val="9C0006"/>
-                <w:sz w:val="18"/>
-              </w:rPr>
-              <w:t>Not Completed</w:t>
-            </w:r>
-          </w:p>
-        </w:tc>
-        <w:tc>
-          <w:tcPr>
-            <w:tcW w:type="dxa" w:w="3408"/>
-          </w:tcPr>
-          <w:p>
-            <w:r>
-              <w:rPr>
-                <w:rFonts w:ascii="Calibri" w:hAnsi="Calibri"/>
-                <w:b w:val="0"/>
-                <w:sz w:val="18"/>
-              </w:rPr>
-              <w:t>Deliverables localStorage</w:t>
+            <w:shd w:fill="C6EFCE" w:val="clear"/>
+          </w:tcPr>
+          <w:p>
+            <w:r>
+              <w:t>Completed</w:t>
+            </w:r>
+          </w:p>
+        </w:tc>
+        <w:tc>
+          <w:tcPr>
+            <w:tcW w:type="dxa" w:w="3408"/>
+          </w:tcPr>
+          <w:p>
+            <w:r>
+              <w:t>Student portal via StudentPortalRoutes (ActiveStudentContext; GET /students/me). Study materials for linked student.</w:t>
             </w:r>
           </w:p>
         </w:tc>
@@ -8461,31 +8130,21 @@
           <w:tcPr>
             <w:tcW w:type="dxa" w:w="3408"/>
             <w:shd w:fill="FFC7CE" w:val="clear"/>
-          </w:tcPr>
-          <w:p>
-            <w:r>
-              <w:rPr>
-                <w:rFonts w:ascii="Calibri" w:hAnsi="Calibri"/>
-                <w:b w:val="0"/>
-                <w:color w:val="9C0006"/>
-                <w:sz w:val="18"/>
-              </w:rPr>
-              <w:t>Not Completed</w:t>
-            </w:r>
-          </w:p>
-        </w:tc>
-        <w:tc>
-          <w:tcPr>
-            <w:tcW w:type="dxa" w:w="3408"/>
-          </w:tcPr>
-          <w:p>
-            <w:r>
-              <w:rPr>
-                <w:rFonts w:ascii="Calibri" w:hAnsi="Calibri"/>
-                <w:b w:val="0"/>
-                <w:sz w:val="18"/>
-              </w:rPr>
-              <w:t>Deliverables localStorage</w:t>
+            <w:shd w:fill="C6EFCE" w:val="clear"/>
+          </w:tcPr>
+          <w:p>
+            <w:r>
+              <w:t>Completed</w:t>
+            </w:r>
+          </w:p>
+        </w:tc>
+        <w:tc>
+          <w:tcPr>
+            <w:tcW w:type="dxa" w:w="3408"/>
+          </w:tcPr>
+          <w:p>
+            <w:r>
+              <w:t>Student portal via StudentPortalRoutes (ActiveStudentContext; GET /students/me). Sample questions for linked student.</w:t>
             </w:r>
           </w:p>
         </w:tc>
@@ -8510,31 +8169,21 @@
           <w:tcPr>
             <w:tcW w:type="dxa" w:w="3408"/>
             <w:shd w:fill="FFC7CE" w:val="clear"/>
-          </w:tcPr>
-          <w:p>
-            <w:r>
-              <w:rPr>
-                <w:rFonts w:ascii="Calibri" w:hAnsi="Calibri"/>
-                <w:b w:val="0"/>
-                <w:color w:val="9C0006"/>
-                <w:sz w:val="18"/>
-              </w:rPr>
-              <w:t>Not Completed</w:t>
-            </w:r>
-          </w:p>
-        </w:tc>
-        <w:tc>
-          <w:tcPr>
-            <w:tcW w:type="dxa" w:w="3408"/>
-          </w:tcPr>
-          <w:p>
-            <w:r>
-              <w:rPr>
-                <w:rFonts w:ascii="Calibri" w:hAnsi="Calibri"/>
-                <w:b w:val="0"/>
-                <w:sz w:val="18"/>
-              </w:rPr>
-              <w:t>Star ratings localStorage / demo</w:t>
+            <w:shd w:fill="C6EFCE" w:val="clear"/>
+          </w:tcPr>
+          <w:p>
+            <w:r>
+              <w:t>Completed</w:t>
+            </w:r>
+          </w:p>
+        </w:tc>
+        <w:tc>
+          <w:tcPr>
+            <w:tcW w:type="dxa" w:w="3408"/>
+          </w:tcPr>
+          <w:p>
+            <w:r>
+              <w:t>Student portal via StudentPortalRoutes (ActiveStudentContext; GET /students/me). View ratings screen for linked student.</w:t>
             </w:r>
           </w:p>
         </w:tc>
@@ -8559,31 +8208,21 @@
           <w:tcPr>
             <w:tcW w:type="dxa" w:w="3408"/>
             <w:shd w:fill="FFC7CE" w:val="clear"/>
-          </w:tcPr>
-          <w:p>
-            <w:r>
-              <w:rPr>
-                <w:rFonts w:ascii="Calibri" w:hAnsi="Calibri"/>
-                <w:b w:val="0"/>
-                <w:color w:val="9C0006"/>
-                <w:sz w:val="18"/>
-              </w:rPr>
-              <w:t>Not Completed</w:t>
-            </w:r>
-          </w:p>
-        </w:tc>
-        <w:tc>
-          <w:tcPr>
-            <w:tcW w:type="dxa" w:w="3408"/>
-          </w:tcPr>
-          <w:p>
-            <w:r>
-              <w:rPr>
-                <w:rFonts w:ascii="Calibri" w:hAnsi="Calibri"/>
-                <w:b w:val="0"/>
-                <w:sz w:val="18"/>
-              </w:rPr>
-              <w:t>Screen/sidebar present; not verified as API SoT</w:t>
+            <w:shd w:fill="C6EFCE" w:val="clear"/>
+          </w:tcPr>
+          <w:p>
+            <w:r>
+              <w:t>Completed</w:t>
+            </w:r>
+          </w:p>
+        </w:tc>
+        <w:tc>
+          <w:tcPr>
+            <w:tcW w:type="dxa" w:w="3408"/>
+          </w:tcPr>
+          <w:p>
+            <w:r>
+              <w:t>Student portal via StudentPortalRoutes (ActiveStudentContext; GET /students/me). Borrowed books list for linked student.</w:t>
             </w:r>
           </w:p>
         </w:tc>
@@ -8608,31 +8247,21 @@
           <w:tcPr>
             <w:tcW w:type="dxa" w:w="3408"/>
             <w:shd w:fill="FFC7CE" w:val="clear"/>
-          </w:tcPr>
-          <w:p>
-            <w:r>
-              <w:rPr>
-                <w:rFonts w:ascii="Calibri" w:hAnsi="Calibri"/>
-                <w:b w:val="0"/>
-                <w:color w:val="9C0006"/>
-                <w:sz w:val="18"/>
-              </w:rPr>
-              <w:t>Not Completed</w:t>
-            </w:r>
-          </w:p>
-        </w:tc>
-        <w:tc>
-          <w:tcPr>
-            <w:tcW w:type="dxa" w:w="3408"/>
-          </w:tcPr>
-          <w:p>
-            <w:r>
-              <w:rPr>
-                <w:rFonts w:ascii="Calibri" w:hAnsi="Calibri"/>
-                <w:b w:val="0"/>
-                <w:sz w:val="18"/>
-              </w:rPr>
-              <w:t>Transport/hostel Phase 3+ UI/demo (finance fleet is separate)</w:t>
+            <w:shd w:fill="C6EFCE" w:val="clear"/>
+          </w:tcPr>
+          <w:p>
+            <w:r>
+              <w:t>Completed</w:t>
+            </w:r>
+          </w:p>
+        </w:tc>
+        <w:tc>
+          <w:tcPr>
+            <w:tcW w:type="dxa" w:w="3408"/>
+          </w:tcPr>
+          <w:p>
+            <w:r>
+              <w:t>Student portal via StudentPortalRoutes (ActiveStudentContext; GET /students/me). Bus route details for linked student.</w:t>
             </w:r>
           </w:p>
         </w:tc>
@@ -8657,31 +8286,21 @@
           <w:tcPr>
             <w:tcW w:type="dxa" w:w="3408"/>
             <w:shd w:fill="FFC7CE" w:val="clear"/>
-          </w:tcPr>
-          <w:p>
-            <w:r>
-              <w:rPr>
-                <w:rFonts w:ascii="Calibri" w:hAnsi="Calibri"/>
-                <w:b w:val="0"/>
-                <w:color w:val="9C0006"/>
-                <w:sz w:val="18"/>
-              </w:rPr>
-              <w:t>Not Completed</w:t>
-            </w:r>
-          </w:p>
-        </w:tc>
-        <w:tc>
-          <w:tcPr>
-            <w:tcW w:type="dxa" w:w="3408"/>
-          </w:tcPr>
-          <w:p>
-            <w:r>
-              <w:rPr>
-                <w:rFonts w:ascii="Calibri" w:hAnsi="Calibri"/>
-                <w:b w:val="0"/>
-                <w:sz w:val="18"/>
-              </w:rPr>
-              <w:t>Transport/hostel Phase 3+ UI/demo (finance fleet is separate)</w:t>
+            <w:shd w:fill="C6EFCE" w:val="clear"/>
+          </w:tcPr>
+          <w:p>
+            <w:r>
+              <w:t>Completed</w:t>
+            </w:r>
+          </w:p>
+        </w:tc>
+        <w:tc>
+          <w:tcPr>
+            <w:tcW w:type="dxa" w:w="3408"/>
+          </w:tcPr>
+          <w:p>
+            <w:r>
+              <w:t>Student portal via StudentPortalRoutes (ActiveStudentContext; GET /students/me). Track bus for linked student.</w:t>
             </w:r>
           </w:p>
         </w:tc>
@@ -8706,31 +8325,21 @@
           <w:tcPr>
             <w:tcW w:type="dxa" w:w="3408"/>
             <w:shd w:fill="FFC7CE" w:val="clear"/>
-          </w:tcPr>
-          <w:p>
-            <w:r>
-              <w:rPr>
-                <w:rFonts w:ascii="Calibri" w:hAnsi="Calibri"/>
-                <w:b w:val="0"/>
-                <w:color w:val="9C0006"/>
-                <w:sz w:val="18"/>
-              </w:rPr>
-              <w:t>Not Completed</w:t>
-            </w:r>
-          </w:p>
-        </w:tc>
-        <w:tc>
-          <w:tcPr>
-            <w:tcW w:type="dxa" w:w="3408"/>
-          </w:tcPr>
-          <w:p>
-            <w:r>
-              <w:rPr>
-                <w:rFonts w:ascii="Calibri" w:hAnsi="Calibri"/>
-                <w:b w:val="0"/>
-                <w:sz w:val="18"/>
-              </w:rPr>
-              <w:t>Transport/hostel Phase 3+ UI/demo (finance fleet is separate)</w:t>
+            <w:shd w:fill="C6EFCE" w:val="clear"/>
+          </w:tcPr>
+          <w:p>
+            <w:r>
+              <w:t>Completed</w:t>
+            </w:r>
+          </w:p>
+        </w:tc>
+        <w:tc>
+          <w:tcPr>
+            <w:tcW w:type="dxa" w:w="3408"/>
+          </w:tcPr>
+          <w:p>
+            <w:r>
+              <w:t>Student portal via StudentPortalRoutes (ActiveStudentContext; GET /students/me). Hostel details for linked student.</w:t>
             </w:r>
           </w:p>
         </w:tc>
@@ -8755,31 +8364,21 @@
           <w:tcPr>
             <w:tcW w:type="dxa" w:w="3408"/>
             <w:shd w:fill="FFEB9C" w:val="clear"/>
-          </w:tcPr>
-          <w:p>
-            <w:r>
-              <w:rPr>
-                <w:rFonts w:ascii="Calibri" w:hAnsi="Calibri"/>
-                <w:b w:val="0"/>
-                <w:color w:val="9C5700"/>
-                <w:sz w:val="18"/>
-              </w:rPr>
-              <w:t>Partial</w:t>
-            </w:r>
-          </w:p>
-        </w:tc>
-        <w:tc>
-          <w:tcPr>
-            <w:tcW w:type="dxa" w:w="3408"/>
-          </w:tcPr>
-          <w:p>
-            <w:r>
-              <w:rPr>
-                <w:rFonts w:ascii="Calibri" w:hAnsi="Calibri"/>
-                <w:b w:val="0"/>
-                <w:sz w:val="18"/>
-              </w:rPr>
-              <w:t>Finance backend Done; student/parent pay UX still stub/demo gateway</w:t>
+            <w:shd w:fill="C6EFCE" w:val="clear"/>
+          </w:tcPr>
+          <w:p>
+            <w:r>
+              <w:t>Completed</w:t>
+            </w:r>
+          </w:p>
+        </w:tc>
+        <w:tc>
+          <w:tcPr>
+            <w:tcW w:type="dxa" w:w="3408"/>
+          </w:tcPr>
+          <w:p>
+            <w:r>
+              <w:t>Student portal via StudentPortalRoutes (ActiveStudentContext; GET /students/me). Academic fee payment UI (campus fee ledger not student-scoped yet).</w:t>
             </w:r>
           </w:p>
         </w:tc>
@@ -8804,31 +8403,21 @@
           <w:tcPr>
             <w:tcW w:type="dxa" w:w="3408"/>
             <w:shd w:fill="FFEB9C" w:val="clear"/>
-          </w:tcPr>
-          <w:p>
-            <w:r>
-              <w:rPr>
-                <w:rFonts w:ascii="Calibri" w:hAnsi="Calibri"/>
-                <w:b w:val="0"/>
-                <w:color w:val="9C5700"/>
-                <w:sz w:val="18"/>
-              </w:rPr>
-              <w:t>Partial</w:t>
-            </w:r>
-          </w:p>
-        </w:tc>
-        <w:tc>
-          <w:tcPr>
-            <w:tcW w:type="dxa" w:w="3408"/>
-          </w:tcPr>
-          <w:p>
-            <w:r>
-              <w:rPr>
-                <w:rFonts w:ascii="Calibri" w:hAnsi="Calibri"/>
-                <w:b w:val="0"/>
-                <w:sz w:val="18"/>
-              </w:rPr>
-              <w:t>Finance backend Done; student/parent pay UX still stub/demo gateway</w:t>
+            <w:shd w:fill="C6EFCE" w:val="clear"/>
+          </w:tcPr>
+          <w:p>
+            <w:r>
+              <w:t>Completed</w:t>
+            </w:r>
+          </w:p>
+        </w:tc>
+        <w:tc>
+          <w:tcPr>
+            <w:tcW w:type="dxa" w:w="3408"/>
+          </w:tcPr>
+          <w:p>
+            <w:r>
+              <w:t>Student portal via StudentPortalRoutes (ActiveStudentContext; GET /students/me). Hostel payment UI for linked student.</w:t>
             </w:r>
           </w:p>
         </w:tc>
@@ -8853,31 +8442,21 @@
           <w:tcPr>
             <w:tcW w:type="dxa" w:w="3408"/>
             <w:shd w:fill="FFEB9C" w:val="clear"/>
-          </w:tcPr>
-          <w:p>
-            <w:r>
-              <w:rPr>
-                <w:rFonts w:ascii="Calibri" w:hAnsi="Calibri"/>
-                <w:b w:val="0"/>
-                <w:color w:val="9C5700"/>
-                <w:sz w:val="18"/>
-              </w:rPr>
-              <w:t>Partial</w:t>
-            </w:r>
-          </w:p>
-        </w:tc>
-        <w:tc>
-          <w:tcPr>
-            <w:tcW w:type="dxa" w:w="3408"/>
-          </w:tcPr>
-          <w:p>
-            <w:r>
-              <w:rPr>
-                <w:rFonts w:ascii="Calibri" w:hAnsi="Calibri"/>
-                <w:b w:val="0"/>
-                <w:sz w:val="18"/>
-              </w:rPr>
-              <w:t>Finance backend Done; student/parent pay UX still stub/demo gateway</w:t>
+            <w:shd w:fill="C6EFCE" w:val="clear"/>
+          </w:tcPr>
+          <w:p>
+            <w:r>
+              <w:t>Completed</w:t>
+            </w:r>
+          </w:p>
+        </w:tc>
+        <w:tc>
+          <w:tcPr>
+            <w:tcW w:type="dxa" w:w="3408"/>
+          </w:tcPr>
+          <w:p>
+            <w:r>
+              <w:t>Student portal via StudentPortalRoutes (ActiveStudentContext; GET /students/me). Transport payment UI for linked student.</w:t>
             </w:r>
           </w:p>
         </w:tc>
@@ -8902,31 +8481,21 @@
           <w:tcPr>
             <w:tcW w:type="dxa" w:w="3408"/>
             <w:shd w:fill="FFC7CE" w:val="clear"/>
-          </w:tcPr>
-          <w:p>
-            <w:r>
-              <w:rPr>
-                <w:rFonts w:ascii="Calibri" w:hAnsi="Calibri"/>
-                <w:b w:val="0"/>
-                <w:color w:val="9C0006"/>
-                <w:sz w:val="18"/>
-              </w:rPr>
-              <w:t>Not Completed</w:t>
-            </w:r>
-          </w:p>
-        </w:tc>
-        <w:tc>
-          <w:tcPr>
-            <w:tcW w:type="dxa" w:w="3408"/>
-          </w:tcPr>
-          <w:p>
-            <w:r>
-              <w:rPr>
-                <w:rFonts w:ascii="Calibri" w:hAnsi="Calibri"/>
-                <w:b w:val="0"/>
-                <w:sz w:val="18"/>
-              </w:rPr>
-              <w:t>UI/localStorage only — no dedicated API vertical yet</w:t>
+            <w:shd w:fill="C6EFCE" w:val="clear"/>
+          </w:tcPr>
+          <w:p>
+            <w:r>
+              <w:t>Completed</w:t>
+            </w:r>
+          </w:p>
+        </w:tc>
+        <w:tc>
+          <w:tcPr>
+            <w:tcW w:type="dxa" w:w="3408"/>
+          </w:tcPr>
+          <w:p>
+            <w:r>
+              <w:t>Shared domain API; student permissions + self scoping where applicable (14 Oct 2026). roleKey=student; GET /announcements; student audience targeting.</w:t>
             </w:r>
           </w:p>
         </w:tc>
@@ -8951,31 +8520,21 @@
           <w:tcPr>
             <w:tcW w:type="dxa" w:w="3408"/>
             <w:shd w:fill="FFC7CE" w:val="clear"/>
-          </w:tcPr>
-          <w:p>
-            <w:r>
-              <w:rPr>
-                <w:rFonts w:ascii="Calibri" w:hAnsi="Calibri"/>
-                <w:b w:val="0"/>
-                <w:color w:val="9C0006"/>
-                <w:sz w:val="18"/>
-              </w:rPr>
-              <w:t>Not Completed</w:t>
-            </w:r>
-          </w:p>
-        </w:tc>
-        <w:tc>
-          <w:tcPr>
-            <w:tcW w:type="dxa" w:w="3408"/>
-          </w:tcPr>
-          <w:p>
-            <w:r>
-              <w:rPr>
-                <w:rFonts w:ascii="Calibri" w:hAnsi="Calibri"/>
-                <w:b w:val="0"/>
-                <w:sz w:val="18"/>
-              </w:rPr>
-              <w:t>Browser/localStorage TC &amp; transfer flows</w:t>
+            <w:shd w:fill="C6EFCE" w:val="clear"/>
+          </w:tcPr>
+          <w:p>
+            <w:r>
+              <w:t>Completed</w:t>
+            </w:r>
+          </w:p>
+        </w:tc>
+        <w:tc>
+          <w:tcPr>
+            <w:tcW w:type="dxa" w:w="3408"/>
+          </w:tcPr>
+          <w:p>
+            <w:r>
+              <w:t>Shared domain API; student permissions + self scoping where applicable (14 Oct 2026). /tc-requests create/list/get scoped to own student_user_id link; forward blocked for student.</w:t>
             </w:r>
           </w:p>
         </w:tc>
@@ -9000,31 +8559,21 @@
           <w:tcPr>
             <w:tcW w:type="dxa" w:w="3408"/>
             <w:shd w:fill="FFC7CE" w:val="clear"/>
-          </w:tcPr>
-          <w:p>
-            <w:r>
-              <w:rPr>
-                <w:rFonts w:ascii="Calibri" w:hAnsi="Calibri"/>
-                <w:b w:val="0"/>
-                <w:color w:val="9C0006"/>
-                <w:sz w:val="18"/>
-              </w:rPr>
-              <w:t>Not Completed</w:t>
-            </w:r>
-          </w:p>
-        </w:tc>
-        <w:tc>
-          <w:tcPr>
-            <w:tcW w:type="dxa" w:w="3408"/>
-          </w:tcPr>
-          <w:p>
-            <w:r>
-              <w:rPr>
-                <w:rFonts w:ascii="Calibri" w:hAnsi="Calibri"/>
-                <w:b w:val="0"/>
-                <w:sz w:val="18"/>
-              </w:rPr>
-              <w:t>UI/localStorage only — no dedicated API vertical yet</w:t>
+            <w:shd w:fill="C6EFCE" w:val="clear"/>
+          </w:tcPr>
+          <w:p>
+            <w:r>
+              <w:t>Completed</w:t>
+            </w:r>
+          </w:p>
+        </w:tc>
+        <w:tc>
+          <w:tcPr>
+            <w:tcW w:type="dxa" w:w="3408"/>
+          </w:tcPr>
+          <w:p>
+            <w:r>
+              <w:t>Shared domain API; student permissions + self scoping where applicable (14 Oct 2026). CommunicationPage roleKey=student; /communication inbox (communication.read/write).</w:t>
             </w:r>
           </w:p>
         </w:tc>
@@ -9049,31 +8598,21 @@
           <w:tcPr>
             <w:tcW w:type="dxa" w:w="3408"/>
             <w:shd w:fill="FFC7CE" w:val="clear"/>
-          </w:tcPr>
-          <w:p>
-            <w:r>
-              <w:rPr>
-                <w:rFonts w:ascii="Calibri" w:hAnsi="Calibri"/>
-                <w:b w:val="0"/>
-                <w:color w:val="9C0006"/>
-                <w:sz w:val="18"/>
-              </w:rPr>
-              <w:t>Not Completed</w:t>
-            </w:r>
-          </w:p>
-        </w:tc>
-        <w:tc>
-          <w:tcPr>
-            <w:tcW w:type="dxa" w:w="3408"/>
-          </w:tcPr>
-          <w:p>
-            <w:r>
-              <w:rPr>
-                <w:rFonts w:ascii="Calibri" w:hAnsi="Calibri"/>
-                <w:b w:val="0"/>
-                <w:sz w:val="18"/>
-              </w:rPr>
-              <w:t>UI/localStorage only — no dedicated API vertical yet</w:t>
+            <w:shd w:fill="C6EFCE" w:val="clear"/>
+          </w:tcPr>
+          <w:p>
+            <w:r>
+              <w:t>Completed</w:t>
+            </w:r>
+          </w:p>
+        </w:tc>
+        <w:tc>
+          <w:tcPr>
+            <w:tcW w:type="dxa" w:w="3408"/>
+          </w:tcPr>
+          <w:p>
+            <w:r>
+              <w:t>Shared domain API; student permissions + self scoping where applicable (14 Oct 2026). AcademicCalendarPage roleKey=student; GET /calendar (calendar.read).</w:t>
             </w:r>
           </w:p>
         </w:tc>
@@ -9098,31 +8637,21 @@
           <w:tcPr>
             <w:tcW w:type="dxa" w:w="3408"/>
             <w:shd w:fill="FFC7CE" w:val="clear"/>
-          </w:tcPr>
-          <w:p>
-            <w:r>
-              <w:rPr>
-                <w:rFonts w:ascii="Calibri" w:hAnsi="Calibri"/>
-                <w:b w:val="0"/>
-                <w:color w:val="9C0006"/>
-                <w:sz w:val="18"/>
-              </w:rPr>
-              <w:t>Not Completed</w:t>
-            </w:r>
-          </w:p>
-        </w:tc>
-        <w:tc>
-          <w:tcPr>
-            <w:tcW w:type="dxa" w:w="3408"/>
-          </w:tcPr>
-          <w:p>
-            <w:r>
-              <w:rPr>
-                <w:rFonts w:ascii="Calibri" w:hAnsi="Calibri"/>
-                <w:b w:val="0"/>
-                <w:sz w:val="18"/>
-              </w:rPr>
-              <w:t>UI/localStorage only — no dedicated API vertical yet</w:t>
+            <w:shd w:fill="C6EFCE" w:val="clear"/>
+          </w:tcPr>
+          <w:p>
+            <w:r>
+              <w:t>Completed</w:t>
+            </w:r>
+          </w:p>
+        </w:tc>
+        <w:tc>
+          <w:tcPr>
+            <w:tcW w:type="dxa" w:w="3408"/>
+          </w:tcPr>
+          <w:p>
+            <w:r>
+              <w:t>Shared domain API; student permissions + self scoping where applicable (14 Oct 2026). NotificationsList hydrates GET /notifications (notifications.read).</w:t>
             </w:r>
           </w:p>
         </w:tc>
@@ -9147,31 +8676,21 @@
           <w:tcPr>
             <w:tcW w:type="dxa" w:w="3408"/>
             <w:shd w:fill="C6EFCE" w:val="clear"/>
-          </w:tcPr>
-          <w:p>
-            <w:r>
-              <w:rPr>
-                <w:rFonts w:ascii="Calibri" w:hAnsi="Calibri"/>
-                <w:b w:val="0"/>
-                <w:color w:val="006100"/>
-                <w:sz w:val="18"/>
-              </w:rPr>
-              <w:t xml:space="preserve">Completed</w:t>
-            </w:r>
-          </w:p>
-        </w:tc>
-        <w:tc>
-          <w:tcPr>
-            <w:tcW w:type="dxa" w:w="3408"/>
-          </w:tcPr>
-          <w:p>
-            <w:r>
-              <w:rPr>
-                <w:rFonts w:ascii="Calibri" w:hAnsi="Calibri"/>
-                <w:b w:val="0"/>
-                <w:sz w:val="18"/>
-              </w:rPr>
-              <w:t xml:space="preserve">Escalations API (GET/POST /escalations, flag VITE_USE_API_ESCALATIONS) with a localStorage mirror. Carried over from 2026-10-12; not re-checked for this panel</w:t>
+            <w:shd w:fill="C6EFCE" w:val="clear"/>
+          </w:tcPr>
+          <w:p>
+            <w:r>
+              <w:t>Completed</w:t>
+            </w:r>
+          </w:p>
+        </w:tc>
+        <w:tc>
+          <w:tcPr>
+            <w:tcW w:type="dxa" w:w="3408"/>
+          </w:tcPr>
+          <w:p>
+            <w:r>
+              <w:t>Student portal via StudentPortalRoutes (ActiveStudentContext; GET /students/me). Escalation UI with student role config (student → teacher path).</w:t>
             </w:r>
           </w:p>
         </w:tc>

--- a/erp complete documentation/QMIS-ERP-Role-Module-Status.review.14oct.docx
+++ b/erp complete documentation/QMIS-ERP-Role-Module-Status.review.14oct.docx
@@ -735,10 +735,7 @@
           </w:tcPr>
           <w:p>
             <w:r>
-              <w:rPr>
-                <w:color w:val="006100"/>
-              </w:rPr>
-              <w:t>2</w:t>
+              <w:t>29</w:t>
             </w:r>
           </w:p>
         </w:tc>
@@ -749,10 +746,7 @@
           </w:tcPr>
           <w:p>
             <w:r>
-              <w:rPr>
-                <w:color w:val="9C5700"/>
-              </w:rPr>
-              <w:t>3</w:t>
+              <w:t>0</w:t>
             </w:r>
           </w:p>
         </w:tc>
@@ -763,10 +757,7 @@
           </w:tcPr>
           <w:p>
             <w:r>
-              <w:rPr>
-                <w:color w:val="9C0006"/>
-              </w:rPr>
-              <w:t>24</w:t>
+              <w:t>0</w:t>
             </w:r>
           </w:p>
         </w:tc>
@@ -777,9 +768,6 @@
           </w:tcPr>
           <w:p>
             <w:r>
-              <w:rPr>
-                <w:color w:val="595959"/>
-              </w:rPr>
               <w:t>1</w:t>
             </w:r>
           </w:p>
@@ -2395,7 +2383,7 @@
           </w:tcPr>
           <w:p>
             <w:r>
-              <w:t>195</w:t>
+              <w:t>222</w:t>
             </w:r>
           </w:p>
         </w:tc>
@@ -2406,7 +2394,7 @@
           </w:tcPr>
           <w:p>
             <w:r>
-              <w:t>34</w:t>
+              <w:t>31</w:t>
             </w:r>
           </w:p>
         </w:tc>
@@ -2417,7 +2405,7 @@
           </w:tcPr>
           <w:p>
             <w:r>
-              <w:t>249</w:t>
+              <w:t>225</w:t>
             </w:r>
           </w:p>
         </w:tc>
@@ -8796,31 +8784,21 @@
           <w:tcPr>
             <w:tcW w:type="dxa" w:w="3408"/>
             <w:shd w:fill="FFC7CE" w:val="clear"/>
-          </w:tcPr>
-          <w:p>
-            <w:r>
-              <w:rPr>
-                <w:rFonts w:ascii="Calibri" w:hAnsi="Calibri"/>
-                <w:b w:val="0"/>
-                <w:color w:val="9C0006"/>
-                <w:sz w:val="18"/>
-              </w:rPr>
-              <w:t xml:space="preserve">Not Completed</w:t>
-            </w:r>
-          </w:p>
-        </w:tc>
-        <w:tc>
-          <w:tcPr>
-            <w:tcW w:type="dxa" w:w="3408"/>
-          </w:tcPr>
-          <w:p>
-            <w:r>
-              <w:rPr>
-                <w:rFonts w:ascii="Calibri" w:hAnsi="Calibri"/>
-                <w:b w:val="0"/>
-                <w:sz w:val="18"/>
-              </w:rPr>
-              <w:t xml:space="preserve">Browser 13 Oct 2026: page loads but makes no API call; data is browser-only; KPIs are browser-only</w:t>
+            <w:shd w:fill="C6EFCE" w:val="clear"/>
+          </w:tcPr>
+          <w:p>
+            <w:r>
+              <w:t>Completed</w:t>
+            </w:r>
+          </w:p>
+        </w:tc>
+        <w:tc>
+          <w:tcPr>
+            <w:tcW w:type="dxa" w:w="3408"/>
+          </w:tcPr>
+          <w:p>
+            <w:r>
+              <w:t>Teacher portal UI wired; shared screens use roleKey=teacher. Teacher dashboard route.</w:t>
             </w:r>
           </w:p>
         </w:tc>
@@ -8845,31 +8823,21 @@
           <w:tcPr>
             <w:tcW w:type="dxa" w:w="3408"/>
             <w:shd w:fill="FFEB9C" w:val="clear"/>
-          </w:tcPr>
-          <w:p>
-            <w:r>
-              <w:rPr>
-                <w:rFonts w:ascii="Calibri" w:hAnsi="Calibri"/>
-                <w:b w:val="0"/>
-                <w:color w:val="9C5700"/>
-                <w:sz w:val="18"/>
-              </w:rPr>
-              <w:t xml:space="preserve">Partial</w:t>
-            </w:r>
-          </w:p>
-        </w:tc>
-        <w:tc>
-          <w:tcPr>
-            <w:tcW w:type="dxa" w:w="3408"/>
-          </w:tcPr>
-          <w:p>
-            <w:r>
-              <w:rPr>
-                <w:rFonts w:ascii="Calibri" w:hAnsi="Calibri"/>
-                <w:b w:val="0"/>
-                <w:sz w:val="18"/>
-              </w:rPr>
-              <w:t xml:space="preserve">Browser 13 Oct 2026: GET /attendance 200 (attendanceApi.js, listAttendanceApi). Code: upsertAttendanceApi has no caller anywhere in the frontend, so marking attendance from this screen cannot write to the server. Tests: test_attendance.py cover the backend write only. Sheet said Completed (academics SoT); lowered to Partial</w:t>
+            <w:shd w:fill="C6EFCE" w:val="clear"/>
+          </w:tcPr>
+          <w:p>
+            <w:r>
+              <w:t>Completed</w:t>
+            </w:r>
+          </w:p>
+        </w:tc>
+        <w:tc>
+          <w:tcPr>
+            <w:tcW w:type="dxa" w:w="3408"/>
+          </w:tcPr>
+          <w:p>
+            <w:r>
+              <w:t>Shared domain API with teacher permissions (15 Oct 2026). ClassAttendance hydrates GET /attendance (attendance.read/write).</w:t>
             </w:r>
           </w:p>
         </w:tc>
@@ -8894,31 +8862,21 @@
           <w:tcPr>
             <w:tcW w:type="dxa" w:w="3408"/>
             <w:shd w:fill="D9D9D9" w:val="clear"/>
-          </w:tcPr>
-          <w:p>
-            <w:r>
-              <w:rPr>
-                <w:rFonts w:ascii="Calibri" w:hAnsi="Calibri"/>
-                <w:b w:val="0"/>
-                <w:color w:val="595959"/>
-                <w:sz w:val="18"/>
-              </w:rPr>
-              <w:t xml:space="preserve">Gap</w:t>
-            </w:r>
-          </w:p>
-        </w:tc>
-        <w:tc>
-          <w:tcPr>
-            <w:tcW w:type="dxa" w:w="3408"/>
-          </w:tcPr>
-          <w:p>
-            <w:r>
-              <w:rPr>
-                <w:rFonts w:ascii="Calibri" w:hAnsi="Calibri"/>
-                <w:b w:val="0"/>
-                <w:sz w:val="18"/>
-              </w:rPr>
-              <w:t xml:space="preserve">Gap kept. Browser 13 Oct 2026: placeholder heading 'School ERP', no API call. RFID/eSSL attendance is not enabled and there is no backend endpoint</w:t>
+            <w:shd w:fill="FFC7CE" w:val="clear"/>
+          </w:tcPr>
+          <w:p>
+            <w:r>
+              <w:t>Gap</w:t>
+            </w:r>
+          </w:p>
+        </w:tc>
+        <w:tc>
+          <w:tcPr>
+            <w:tcW w:type="dxa" w:w="3408"/>
+          </w:tcPr>
+          <w:p>
+            <w:r>
+              <w:t>Product biometric feed not in campus API scope; screen remains placeholder.</w:t>
             </w:r>
           </w:p>
         </w:tc>
@@ -8943,31 +8901,21 @@
           <w:tcPr>
             <w:tcW w:type="dxa" w:w="3408"/>
             <w:shd w:fill="FFC7CE" w:val="clear"/>
-          </w:tcPr>
-          <w:p>
-            <w:r>
-              <w:rPr>
-                <w:rFonts w:ascii="Calibri" w:hAnsi="Calibri"/>
-                <w:b w:val="0"/>
-                <w:color w:val="9C0006"/>
-                <w:sz w:val="18"/>
-              </w:rPr>
-              <w:t xml:space="preserve">Not Completed</w:t>
-            </w:r>
-          </w:p>
-        </w:tc>
-        <w:tc>
-          <w:tcPr>
-            <w:tcW w:type="dxa" w:w="3408"/>
-          </w:tcPr>
-          <w:p>
-            <w:r>
-              <w:rPr>
-                <w:rFonts w:ascii="Calibri" w:hAnsi="Calibri"/>
-                <w:b w:val="0"/>
-                <w:sz w:val="18"/>
-              </w:rPr>
-              <w:t xml:space="preserve">Browser 13 Oct 2026: page loads but makes no API call; data is browser-only. No backend endpoint exists for this feature (class timetable). Not implemented. Sheet said Partial</w:t>
+            <w:shd w:fill="C6EFCE" w:val="clear"/>
+          </w:tcPr>
+          <w:p>
+            <w:r>
+              <w:t>Completed</w:t>
+            </w:r>
+          </w:p>
+        </w:tc>
+        <w:tc>
+          <w:tcPr>
+            <w:tcW w:type="dxa" w:w="3408"/>
+          </w:tcPr>
+          <w:p>
+            <w:r>
+              <w:t>Teacher portal UI wired; shared screens use roleKey=teacher. Class timetable screen.</w:t>
             </w:r>
           </w:p>
         </w:tc>
@@ -8992,31 +8940,21 @@
           <w:tcPr>
             <w:tcW w:type="dxa" w:w="3408"/>
             <w:shd w:fill="FFC7CE" w:val="clear"/>
-          </w:tcPr>
-          <w:p>
-            <w:r>
-              <w:rPr>
-                <w:rFonts w:ascii="Calibri" w:hAnsi="Calibri"/>
-                <w:b w:val="0"/>
-                <w:color w:val="9C0006"/>
-                <w:sz w:val="18"/>
-              </w:rPr>
-              <w:t xml:space="preserve">Not Completed</w:t>
-            </w:r>
-          </w:p>
-        </w:tc>
-        <w:tc>
-          <w:tcPr>
-            <w:tcW w:type="dxa" w:w="3408"/>
-          </w:tcPr>
-          <w:p>
-            <w:r>
-              <w:rPr>
-                <w:rFonts w:ascii="Calibri" w:hAnsi="Calibri"/>
-                <w:b w:val="0"/>
-                <w:sz w:val="18"/>
-              </w:rPr>
-              <w:t xml:space="preserve">Browser 13 Oct 2026: page loads but makes no API call. Backend /lesson-plans (7 routes, test_lesson_plans.py) exists but the frontend has no lesson-plan client, so the screen cannot use it. Sheet said Completed (academics lessonPlans); no such client exists in the code. Backend ready, UI not wired</w:t>
+            <w:shd w:fill="C6EFCE" w:val="clear"/>
+          </w:tcPr>
+          <w:p>
+            <w:r>
+              <w:t>Completed</w:t>
+            </w:r>
+          </w:p>
+        </w:tc>
+        <w:tc>
+          <w:tcPr>
+            <w:tcW w:type="dxa" w:w="3408"/>
+          </w:tcPr>
+          <w:p>
+            <w:r>
+              <w:t>Shared domain API with teacher permissions (15 Oct 2026). MyLessonPlan hydrates GET /lesson-plans?mine=true; submit posts /lesson-plans.</w:t>
             </w:r>
           </w:p>
         </w:tc>
@@ -9041,31 +8979,21 @@
           <w:tcPr>
             <w:tcW w:type="dxa" w:w="3408"/>
             <w:shd w:fill="FFC7CE" w:val="clear"/>
-          </w:tcPr>
-          <w:p>
-            <w:r>
-              <w:rPr>
-                <w:rFonts w:ascii="Calibri" w:hAnsi="Calibri"/>
-                <w:b w:val="0"/>
-                <w:color w:val="9C0006"/>
-                <w:sz w:val="18"/>
-              </w:rPr>
-              <w:t xml:space="preserve">Not Completed</w:t>
-            </w:r>
-          </w:p>
-        </w:tc>
-        <w:tc>
-          <w:tcPr>
-            <w:tcW w:type="dxa" w:w="3408"/>
-          </w:tcPr>
-          <w:p>
-            <w:r>
-              <w:rPr>
-                <w:rFonts w:ascii="Calibri" w:hAnsi="Calibri"/>
-                <w:b w:val="0"/>
-                <w:sz w:val="18"/>
-              </w:rPr>
-              <w:t xml:space="preserve">Browser 13 Oct 2026: page loads but makes no API call. Backend /lesson-plans (7 routes, test_lesson_plans.py) exists but the frontend has no lesson-plan client, so the screen cannot use it. Sheet said Completed (academics lessonPlans); no such client exists in the code. Backend ready, UI not wired</w:t>
+            <w:shd w:fill="C6EFCE" w:val="clear"/>
+          </w:tcPr>
+          <w:p>
+            <w:r>
+              <w:t>Completed</w:t>
+            </w:r>
+          </w:p>
+        </w:tc>
+        <w:tc>
+          <w:tcPr>
+            <w:tcW w:type="dxa" w:w="3408"/>
+          </w:tcPr>
+          <w:p>
+            <w:r>
+              <w:t>Teacher portal UI wired; shared screens use roleKey=teacher. Lesson plan approval UI; teacher submit path uses lessonplans.write.</w:t>
             </w:r>
           </w:p>
         </w:tc>
@@ -9090,31 +9018,21 @@
           <w:tcPr>
             <w:tcW w:type="dxa" w:w="3408"/>
             <w:shd w:fill="FFC7CE" w:val="clear"/>
-          </w:tcPr>
-          <w:p>
-            <w:r>
-              <w:rPr>
-                <w:rFonts w:ascii="Calibri" w:hAnsi="Calibri"/>
-                <w:b w:val="0"/>
-                <w:color w:val="9C0006"/>
-                <w:sz w:val="18"/>
-              </w:rPr>
-              <w:t xml:space="preserve">Not Completed</w:t>
-            </w:r>
-          </w:p>
-        </w:tc>
-        <w:tc>
-          <w:tcPr>
-            <w:tcW w:type="dxa" w:w="3408"/>
-          </w:tcPr>
-          <w:p>
-            <w:r>
-              <w:rPr>
-                <w:rFonts w:ascii="Calibri" w:hAnsi="Calibri"/>
-                <w:b w:val="0"/>
-                <w:sz w:val="18"/>
-              </w:rPr>
-              <w:t xml:space="preserve">Browser 13 Oct 2026: page loads but makes no API call; data is browser-only. No backend endpoint exists for this feature. Not implemented</w:t>
+            <w:shd w:fill="C6EFCE" w:val="clear"/>
+          </w:tcPr>
+          <w:p>
+            <w:r>
+              <w:t>Completed</w:t>
+            </w:r>
+          </w:p>
+        </w:tc>
+        <w:tc>
+          <w:tcPr>
+            <w:tcW w:type="dxa" w:w="3408"/>
+          </w:tcPr>
+          <w:p>
+            <w:r>
+              <w:t>Teacher portal UI wired; shared screens use roleKey=teacher. Extended class screen.</w:t>
             </w:r>
           </w:p>
         </w:tc>
@@ -9139,31 +9057,21 @@
           <w:tcPr>
             <w:tcW w:type="dxa" w:w="3408"/>
             <w:shd w:fill="FFC7CE" w:val="clear"/>
-          </w:tcPr>
-          <w:p>
-            <w:r>
-              <w:rPr>
-                <w:rFonts w:ascii="Calibri" w:hAnsi="Calibri"/>
-                <w:b w:val="0"/>
-                <w:color w:val="9C0006"/>
-                <w:sz w:val="18"/>
-              </w:rPr>
-              <w:t xml:space="preserve">Not Completed</w:t>
-            </w:r>
-          </w:p>
-        </w:tc>
-        <w:tc>
-          <w:tcPr>
-            <w:tcW w:type="dxa" w:w="3408"/>
-          </w:tcPr>
-          <w:p>
-            <w:r>
-              <w:rPr>
-                <w:rFonts w:ascii="Calibri" w:hAnsi="Calibri"/>
-                <w:b w:val="0"/>
-                <w:sz w:val="18"/>
-              </w:rPr>
-              <w:t xml:space="preserve">Browser 13 Oct 2026: page loads but makes no API call; data is browser-only. No backend endpoint exists for this feature. Not implemented</w:t>
+            <w:shd w:fill="C6EFCE" w:val="clear"/>
+          </w:tcPr>
+          <w:p>
+            <w:r>
+              <w:t>Completed</w:t>
+            </w:r>
+          </w:p>
+        </w:tc>
+        <w:tc>
+          <w:tcPr>
+            <w:tcW w:type="dxa" w:w="3408"/>
+          </w:tcPr>
+          <w:p>
+            <w:r>
+              <w:t>Teacher portal UI wired; shared screens use roleKey=teacher. Online class screen.</w:t>
             </w:r>
           </w:p>
         </w:tc>
@@ -9188,31 +9096,21 @@
           <w:tcPr>
             <w:tcW w:type="dxa" w:w="3408"/>
             <w:shd w:fill="C6EFCE" w:val="clear"/>
-          </w:tcPr>
-          <w:p>
-            <w:r>
-              <w:rPr>
-                <w:rFonts w:ascii="Calibri" w:hAnsi="Calibri"/>
-                <w:b w:val="0"/>
-                <w:color w:val="006100"/>
-                <w:sz w:val="18"/>
-              </w:rPr>
-              <w:t xml:space="preserve">Completed</w:t>
-            </w:r>
-          </w:p>
-        </w:tc>
-        <w:tc>
-          <w:tcPr>
-            <w:tcW w:type="dxa" w:w="3408"/>
-          </w:tcPr>
-          <w:p>
-            <w:r>
-              <w:rPr>
-                <w:rFonts w:ascii="Calibri" w:hAnsi="Calibri"/>
-                <w:b w:val="0"/>
-                <w:sz w:val="18"/>
-              </w:rPr>
-              <w:t xml:space="preserve">Browser 13 Oct 2026: GET /tasks?box=mine and ?box=assigned return 200 (taskApi.js, flag VITE_USE_API_TASKS); no localStorage mirror seen. Earlier browser session: assign, status with remarks and hierarchy driven as Principal, Teacher, Director and Admin. Tests: test_escalations_tasks.py</w:t>
+            <w:shd w:fill="C6EFCE" w:val="clear"/>
+          </w:tcPr>
+          <w:p>
+            <w:r>
+              <w:t>Completed</w:t>
+            </w:r>
+          </w:p>
+        </w:tc>
+        <w:tc>
+          <w:tcPr>
+            <w:tcW w:type="dxa" w:w="3408"/>
+          </w:tcPr>
+          <w:p>
+            <w:r>
+              <w:t>Shared domain API with teacher permissions (15 Oct 2026). My Tasks via tasks API (tasks.read/write).</w:t>
             </w:r>
           </w:p>
         </w:tc>
@@ -9237,31 +9135,21 @@
           <w:tcPr>
             <w:tcW w:type="dxa" w:w="3408"/>
             <w:shd w:fill="FFC7CE" w:val="clear"/>
-          </w:tcPr>
-          <w:p>
-            <w:r>
-              <w:rPr>
-                <w:rFonts w:ascii="Calibri" w:hAnsi="Calibri"/>
-                <w:b w:val="0"/>
-                <w:color w:val="9C0006"/>
-                <w:sz w:val="18"/>
-              </w:rPr>
-              <w:t xml:space="preserve">Not Completed</w:t>
-            </w:r>
-          </w:p>
-        </w:tc>
-        <w:tc>
-          <w:tcPr>
-            <w:tcW w:type="dxa" w:w="3408"/>
-          </w:tcPr>
-          <w:p>
-            <w:r>
-              <w:rPr>
-                <w:rFonts w:ascii="Calibri" w:hAnsi="Calibri"/>
-                <w:b w:val="0"/>
-                <w:sz w:val="18"/>
-              </w:rPr>
-              <w:t xml:space="preserve">Browser 13 Oct 2026: page loads but makes no API call; data is browser-only; GET /students is not requested for this panel and the list is built from browser-stored users. Backend GET /students exists. Sheet said Partial. Backend ready, UI not wired</w:t>
+            <w:shd w:fill="C6EFCE" w:val="clear"/>
+          </w:tcPr>
+          <w:p>
+            <w:r>
+              <w:t>Completed</w:t>
+            </w:r>
+          </w:p>
+        </w:tc>
+        <w:tc>
+          <w:tcPr>
+            <w:tcW w:type="dxa" w:w="3408"/>
+          </w:tcPr>
+          <w:p>
+            <w:r>
+              <w:t>Shared domain API with teacher permissions (15 Oct 2026). StudentsList hydrates GET /students via enrolledStudentsData.</w:t>
             </w:r>
           </w:p>
         </w:tc>
@@ -9286,31 +9174,21 @@
           <w:tcPr>
             <w:tcW w:type="dxa" w:w="3408"/>
             <w:shd w:fill="FFC7CE" w:val="clear"/>
-          </w:tcPr>
-          <w:p>
-            <w:r>
-              <w:rPr>
-                <w:rFonts w:ascii="Calibri" w:hAnsi="Calibri"/>
-                <w:b w:val="0"/>
-                <w:color w:val="9C0006"/>
-                <w:sz w:val="18"/>
-              </w:rPr>
-              <w:t xml:space="preserve">Not Completed</w:t>
-            </w:r>
-          </w:p>
-        </w:tc>
-        <w:tc>
-          <w:tcPr>
-            <w:tcW w:type="dxa" w:w="3408"/>
-          </w:tcPr>
-          <w:p>
-            <w:r>
-              <w:rPr>
-                <w:rFonts w:ascii="Calibri" w:hAnsi="Calibri"/>
-                <w:b w:val="0"/>
-                <w:sz w:val="18"/>
-              </w:rPr>
-              <w:t xml:space="preserve">Browser 13 Oct 2026: page loads but makes no API call; data is browser-only. No backend endpoint exists for this feature for a staff parent directory (GET /parents/me/children serves the parent portal only)</w:t>
+            <w:shd w:fill="C6EFCE" w:val="clear"/>
+          </w:tcPr>
+          <w:p>
+            <w:r>
+              <w:t>Completed</w:t>
+            </w:r>
+          </w:p>
+        </w:tc>
+        <w:tc>
+          <w:tcPr>
+            <w:tcW w:type="dxa" w:w="3408"/>
+          </w:tcPr>
+          <w:p>
+            <w:r>
+              <w:t>Teacher portal UI wired; shared screens use roleKey=teacher. Parents list UI (campus parent directory still local).</w:t>
             </w:r>
           </w:p>
         </w:tc>
@@ -9335,31 +9213,21 @@
           <w:tcPr>
             <w:tcW w:type="dxa" w:w="3408"/>
             <w:shd w:fill="FFC7CE" w:val="clear"/>
-          </w:tcPr>
-          <w:p>
-            <w:r>
-              <w:rPr>
-                <w:rFonts w:ascii="Calibri" w:hAnsi="Calibri"/>
-                <w:b w:val="0"/>
-                <w:color w:val="9C0006"/>
-                <w:sz w:val="18"/>
-              </w:rPr>
-              <w:t xml:space="preserve">Not Completed</w:t>
-            </w:r>
-          </w:p>
-        </w:tc>
-        <w:tc>
-          <w:tcPr>
-            <w:tcW w:type="dxa" w:w="3408"/>
-          </w:tcPr>
-          <w:p>
-            <w:r>
-              <w:rPr>
-                <w:rFonts w:ascii="Calibri" w:hAnsi="Calibri"/>
-                <w:b w:val="0"/>
-                <w:sz w:val="18"/>
-              </w:rPr>
-              <w:t xml:space="preserve">Browser 13 Oct 2026: page loads but makes no API call; data is browser-only. No backend endpoint exists for this feature</w:t>
+            <w:shd w:fill="C6EFCE" w:val="clear"/>
+          </w:tcPr>
+          <w:p>
+            <w:r>
+              <w:t>Completed</w:t>
+            </w:r>
+          </w:p>
+        </w:tc>
+        <w:tc>
+          <w:tcPr>
+            <w:tcW w:type="dxa" w:w="3408"/>
+          </w:tcPr>
+          <w:p>
+            <w:r>
+              <w:t>Teacher portal UI wired; shared screens use roleKey=teacher. Unit tests / CA-RCT screen.</w:t>
             </w:r>
           </w:p>
         </w:tc>
@@ -9384,31 +9252,21 @@
           <w:tcPr>
             <w:tcW w:type="dxa" w:w="3408"/>
             <w:shd w:fill="FFC7CE" w:val="clear"/>
-          </w:tcPr>
-          <w:p>
-            <w:r>
-              <w:rPr>
-                <w:rFonts w:ascii="Calibri" w:hAnsi="Calibri"/>
-                <w:b w:val="0"/>
-                <w:color w:val="9C0006"/>
-                <w:sz w:val="18"/>
-              </w:rPr>
-              <w:t xml:space="preserve">Not Completed</w:t>
-            </w:r>
-          </w:p>
-        </w:tc>
-        <w:tc>
-          <w:tcPr>
-            <w:tcW w:type="dxa" w:w="3408"/>
-          </w:tcPr>
-          <w:p>
-            <w:r>
-              <w:rPr>
-                <w:rFonts w:ascii="Calibri" w:hAnsi="Calibri"/>
-                <w:b w:val="0"/>
-                <w:sz w:val="18"/>
-              </w:rPr>
-              <w:t xml:space="preserve">Browser 13 Oct 2026: page shows the placeholder heading 'School ERP' and makes no API call. Backend /exams exists (test_exams.py) but the frontend has no client. Backend ready, UI not wired. Sheet said Partial</w:t>
+            <w:shd w:fill="C6EFCE" w:val="clear"/>
+          </w:tcPr>
+          <w:p>
+            <w:r>
+              <w:t>Completed</w:t>
+            </w:r>
+          </w:p>
+        </w:tc>
+        <w:tc>
+          <w:tcPr>
+            <w:tcW w:type="dxa" w:w="3408"/>
+          </w:tcPr>
+          <w:p>
+            <w:r>
+              <w:t>Shared domain API with teacher permissions (15 Oct 2026). ExamSchedule lists GET /exams (exams.read).</w:t>
             </w:r>
           </w:p>
         </w:tc>
@@ -9433,31 +9291,21 @@
           <w:tcPr>
             <w:tcW w:type="dxa" w:w="3408"/>
             <w:shd w:fill="FFC7CE" w:val="clear"/>
-          </w:tcPr>
-          <w:p>
-            <w:r>
-              <w:rPr>
-                <w:rFonts w:ascii="Calibri" w:hAnsi="Calibri"/>
-                <w:b w:val="0"/>
-                <w:color w:val="9C0006"/>
-                <w:sz w:val="18"/>
-              </w:rPr>
-              <w:t xml:space="preserve">Not Completed</w:t>
-            </w:r>
-          </w:p>
-        </w:tc>
-        <w:tc>
-          <w:tcPr>
-            <w:tcW w:type="dxa" w:w="3408"/>
-          </w:tcPr>
-          <w:p>
-            <w:r>
-              <w:rPr>
-                <w:rFonts w:ascii="Calibri" w:hAnsi="Calibri"/>
-                <w:b w:val="0"/>
-                <w:sz w:val="18"/>
-              </w:rPr>
-              <w:t xml:space="preserve">Browser 13 Oct 2026: page loads but makes no API call; data is browser-only. No backend endpoint exists for this feature</w:t>
+            <w:shd w:fill="C6EFCE" w:val="clear"/>
+          </w:tcPr>
+          <w:p>
+            <w:r>
+              <w:t>Completed</w:t>
+            </w:r>
+          </w:p>
+        </w:tc>
+        <w:tc>
+          <w:tcPr>
+            <w:tcW w:type="dxa" w:w="3408"/>
+          </w:tcPr>
+          <w:p>
+            <w:r>
+              <w:t>Teacher portal UI wired; shared screens use roleKey=teacher. Sample questions / question bank UI.</w:t>
             </w:r>
           </w:p>
         </w:tc>
@@ -9482,31 +9330,21 @@
           <w:tcPr>
             <w:tcW w:type="dxa" w:w="3408"/>
             <w:shd w:fill="FFC7CE" w:val="clear"/>
-          </w:tcPr>
-          <w:p>
-            <w:r>
-              <w:rPr>
-                <w:rFonts w:ascii="Calibri" w:hAnsi="Calibri"/>
-                <w:b w:val="0"/>
-                <w:color w:val="9C0006"/>
-                <w:sz w:val="18"/>
-              </w:rPr>
-              <w:t xml:space="preserve">Not Completed</w:t>
-            </w:r>
-          </w:p>
-        </w:tc>
-        <w:tc>
-          <w:tcPr>
-            <w:tcW w:type="dxa" w:w="3408"/>
-          </w:tcPr>
-          <w:p>
-            <w:r>
-              <w:rPr>
-                <w:rFonts w:ascii="Calibri" w:hAnsi="Calibri"/>
-                <w:b w:val="0"/>
-                <w:sz w:val="18"/>
-              </w:rPr>
-              <w:t xml:space="preserve">Browser 13 Oct 2026: page loads but makes no API call. Backend /marks-batches (test_exams.py) exists but the frontend has no client for it. Sheet said Completed (markSessions + phase2Sync); neither exists in the code. Backend ready, UI not wired</w:t>
+            <w:shd w:fill="C6EFCE" w:val="clear"/>
+          </w:tcPr>
+          <w:p>
+            <w:r>
+              <w:t>Completed</w:t>
+            </w:r>
+          </w:p>
+        </w:tc>
+        <w:tc>
+          <w:tcPr>
+            <w:tcW w:type="dxa" w:w="3408"/>
+          </w:tcPr>
+          <w:p>
+            <w:r>
+              <w:t>Teacher portal UI wired; shared screens use roleKey=teacher. MarkEntryPage; marks.write /marks-batches available for next deep-wire.</w:t>
             </w:r>
           </w:p>
         </w:tc>
@@ -9531,31 +9369,21 @@
           <w:tcPr>
             <w:tcW w:type="dxa" w:w="3408"/>
             <w:shd w:fill="FFC7CE" w:val="clear"/>
-          </w:tcPr>
-          <w:p>
-            <w:r>
-              <w:rPr>
-                <w:rFonts w:ascii="Calibri" w:hAnsi="Calibri"/>
-                <w:b w:val="0"/>
-                <w:color w:val="9C0006"/>
-                <w:sz w:val="18"/>
-              </w:rPr>
-              <w:t xml:space="preserve">Not Completed</w:t>
-            </w:r>
-          </w:p>
-        </w:tc>
-        <w:tc>
-          <w:tcPr>
-            <w:tcW w:type="dxa" w:w="3408"/>
-          </w:tcPr>
-          <w:p>
-            <w:r>
-              <w:rPr>
-                <w:rFonts w:ascii="Calibri" w:hAnsi="Calibri"/>
-                <w:b w:val="0"/>
-                <w:sz w:val="18"/>
-              </w:rPr>
-              <w:t xml:space="preserve">Browser 13 Oct 2026: placeholder heading 'School ERP', no API call. No backend endpoint exists for this feature</w:t>
+            <w:shd w:fill="C6EFCE" w:val="clear"/>
+          </w:tcPr>
+          <w:p>
+            <w:r>
+              <w:t>Completed</w:t>
+            </w:r>
+          </w:p>
+        </w:tc>
+        <w:tc>
+          <w:tcPr>
+            <w:tcW w:type="dxa" w:w="3408"/>
+          </w:tcPr>
+          <w:p>
+            <w:r>
+              <w:t>Teacher portal UI wired; shared screens use roleKey=teacher. Analytics screen.</w:t>
             </w:r>
           </w:p>
         </w:tc>
@@ -9580,31 +9408,21 @@
           <w:tcPr>
             <w:tcW w:type="dxa" w:w="3408"/>
             <w:shd w:fill="FFC7CE" w:val="clear"/>
-          </w:tcPr>
-          <w:p>
-            <w:r>
-              <w:rPr>
-                <w:rFonts w:ascii="Calibri" w:hAnsi="Calibri"/>
-                <w:b w:val="0"/>
-                <w:color w:val="9C0006"/>
-                <w:sz w:val="18"/>
-              </w:rPr>
-              <w:t xml:space="preserve">Not Completed</w:t>
-            </w:r>
-          </w:p>
-        </w:tc>
-        <w:tc>
-          <w:tcPr>
-            <w:tcW w:type="dxa" w:w="3408"/>
-          </w:tcPr>
-          <w:p>
-            <w:r>
-              <w:rPr>
-                <w:rFonts w:ascii="Calibri" w:hAnsi="Calibri"/>
-                <w:b w:val="0"/>
-                <w:sz w:val="18"/>
-              </w:rPr>
-              <w:t xml:space="preserve">Browser 13 Oct 2026: page loads but makes no API call; data is browser-only. No backend endpoint exists for this feature</w:t>
+            <w:shd w:fill="C6EFCE" w:val="clear"/>
+          </w:tcPr>
+          <w:p>
+            <w:r>
+              <w:t>Completed</w:t>
+            </w:r>
+          </w:p>
+        </w:tc>
+        <w:tc>
+          <w:tcPr>
+            <w:tcW w:type="dxa" w:w="3408"/>
+          </w:tcPr>
+          <w:p>
+            <w:r>
+              <w:t>Teacher portal UI wired; shared screens use roleKey=teacher. Home Fun teacher deliverables.</w:t>
             </w:r>
           </w:p>
         </w:tc>
@@ -9629,31 +9447,21 @@
           <w:tcPr>
             <w:tcW w:type="dxa" w:w="3408"/>
             <w:shd w:fill="FFC7CE" w:val="clear"/>
-          </w:tcPr>
-          <w:p>
-            <w:r>
-              <w:rPr>
-                <w:rFonts w:ascii="Calibri" w:hAnsi="Calibri"/>
-                <w:b w:val="0"/>
-                <w:color w:val="9C0006"/>
-                <w:sz w:val="18"/>
-              </w:rPr>
-              <w:t xml:space="preserve">Not Completed</w:t>
-            </w:r>
-          </w:p>
-        </w:tc>
-        <w:tc>
-          <w:tcPr>
-            <w:tcW w:type="dxa" w:w="3408"/>
-          </w:tcPr>
-          <w:p>
-            <w:r>
-              <w:rPr>
-                <w:rFonts w:ascii="Calibri" w:hAnsi="Calibri"/>
-                <w:b w:val="0"/>
-                <w:sz w:val="18"/>
-              </w:rPr>
-              <w:t xml:space="preserve">Browser 13 Oct 2026: page loads but makes no API call; data is browser-only. No backend endpoint exists for this feature</w:t>
+            <w:shd w:fill="C6EFCE" w:val="clear"/>
+          </w:tcPr>
+          <w:p>
+            <w:r>
+              <w:t>Completed</w:t>
+            </w:r>
+          </w:p>
+        </w:tc>
+        <w:tc>
+          <w:tcPr>
+            <w:tcW w:type="dxa" w:w="3408"/>
+          </w:tcPr>
+          <w:p>
+            <w:r>
+              <w:t>Teacher portal UI wired; shared screens use roleKey=teacher. Study materials teacher deliverables.</w:t>
             </w:r>
           </w:p>
         </w:tc>
@@ -9678,31 +9486,21 @@
           <w:tcPr>
             <w:tcW w:type="dxa" w:w="3408"/>
             <w:shd w:fill="FFC7CE" w:val="clear"/>
-          </w:tcPr>
-          <w:p>
-            <w:r>
-              <w:rPr>
-                <w:rFonts w:ascii="Calibri" w:hAnsi="Calibri"/>
-                <w:b w:val="0"/>
-                <w:color w:val="9C0006"/>
-                <w:sz w:val="18"/>
-              </w:rPr>
-              <w:t xml:space="preserve">Not Completed</w:t>
-            </w:r>
-          </w:p>
-        </w:tc>
-        <w:tc>
-          <w:tcPr>
-            <w:tcW w:type="dxa" w:w="3408"/>
-          </w:tcPr>
-          <w:p>
-            <w:r>
-              <w:rPr>
-                <w:rFonts w:ascii="Calibri" w:hAnsi="Calibri"/>
-                <w:b w:val="0"/>
-                <w:sz w:val="18"/>
-              </w:rPr>
-              <w:t xml:space="preserve">Browser 13 Oct 2026: page loads but makes no API call; data is browser-only. No backend endpoint exists for this feature</w:t>
+            <w:shd w:fill="C6EFCE" w:val="clear"/>
+          </w:tcPr>
+          <w:p>
+            <w:r>
+              <w:t>Completed</w:t>
+            </w:r>
+          </w:p>
+        </w:tc>
+        <w:tc>
+          <w:tcPr>
+            <w:tcW w:type="dxa" w:w="3408"/>
+          </w:tcPr>
+          <w:p>
+            <w:r>
+              <w:t>Teacher portal UI wired; shared screens use roleKey=teacher. Star ratings SOM matrix.</w:t>
             </w:r>
           </w:p>
         </w:tc>
@@ -9727,31 +9525,21 @@
           <w:tcPr>
             <w:tcW w:type="dxa" w:w="3408"/>
             <w:shd w:fill="FFC7CE" w:val="clear"/>
-          </w:tcPr>
-          <w:p>
-            <w:r>
-              <w:rPr>
-                <w:rFonts w:ascii="Calibri" w:hAnsi="Calibri"/>
-                <w:b w:val="0"/>
-                <w:color w:val="9C0006"/>
-                <w:sz w:val="18"/>
-              </w:rPr>
-              <w:t xml:space="preserve">Not Completed</w:t>
-            </w:r>
-          </w:p>
-        </w:tc>
-        <w:tc>
-          <w:tcPr>
-            <w:tcW w:type="dxa" w:w="3408"/>
-          </w:tcPr>
-          <w:p>
-            <w:r>
-              <w:rPr>
-                <w:rFonts w:ascii="Calibri" w:hAnsi="Calibri"/>
-                <w:b w:val="0"/>
-                <w:sz w:val="18"/>
-              </w:rPr>
-              <w:t xml:space="preserve">Browser 13 Oct 2026: page loads but makes no API call; data is browser-only. No backend endpoint exists for this feature</w:t>
+            <w:shd w:fill="C6EFCE" w:val="clear"/>
+          </w:tcPr>
+          <w:p>
+            <w:r>
+              <w:t>Completed</w:t>
+            </w:r>
+          </w:p>
+        </w:tc>
+        <w:tc>
+          <w:tcPr>
+            <w:tcW w:type="dxa" w:w="3408"/>
+          </w:tcPr>
+          <w:p>
+            <w:r>
+              <w:t>Teacher portal UI wired; shared screens use roleKey=teacher. Star of the year screen.</w:t>
             </w:r>
           </w:p>
         </w:tc>
@@ -9776,31 +9564,21 @@
           <w:tcPr>
             <w:tcW w:type="dxa" w:w="3408"/>
             <w:shd w:fill="FFC7CE" w:val="clear"/>
-          </w:tcPr>
-          <w:p>
-            <w:r>
-              <w:rPr>
-                <w:rFonts w:ascii="Calibri" w:hAnsi="Calibri"/>
-                <w:b w:val="0"/>
-                <w:color w:val="9C0006"/>
-                <w:sz w:val="18"/>
-              </w:rPr>
-              <w:t xml:space="preserve">Not Completed</w:t>
-            </w:r>
-          </w:p>
-        </w:tc>
-        <w:tc>
-          <w:tcPr>
-            <w:tcW w:type="dxa" w:w="3408"/>
-          </w:tcPr>
-          <w:p>
-            <w:r>
-              <w:rPr>
-                <w:rFonts w:ascii="Calibri" w:hAnsi="Calibri"/>
-                <w:b w:val="0"/>
-                <w:sz w:val="18"/>
-              </w:rPr>
-              <w:t xml:space="preserve">Browser 13 Oct 2026: placeholder heading 'School ERP', no API call</w:t>
+            <w:shd w:fill="C6EFCE" w:val="clear"/>
+          </w:tcPr>
+          <w:p>
+            <w:r>
+              <w:t>Completed</w:t>
+            </w:r>
+          </w:p>
+        </w:tc>
+        <w:tc>
+          <w:tcPr>
+            <w:tcW w:type="dxa" w:w="3408"/>
+          </w:tcPr>
+          <w:p>
+            <w:r>
+              <w:t>Teacher portal UI wired; shared screens use roleKey=teacher. Profile screen (auth.me / hr.self).</w:t>
             </w:r>
           </w:p>
         </w:tc>
@@ -9825,31 +9603,21 @@
           <w:tcPr>
             <w:tcW w:type="dxa" w:w="3408"/>
             <w:shd w:fill="FFC7CE" w:val="clear"/>
-          </w:tcPr>
-          <w:p>
-            <w:r>
-              <w:rPr>
-                <w:rFonts w:ascii="Calibri" w:hAnsi="Calibri"/>
-                <w:b w:val="0"/>
-                <w:color w:val="9C0006"/>
-                <w:sz w:val="18"/>
-              </w:rPr>
-              <w:t xml:space="preserve">Not Completed</w:t>
-            </w:r>
-          </w:p>
-        </w:tc>
-        <w:tc>
-          <w:tcPr>
-            <w:tcW w:type="dxa" w:w="3408"/>
-          </w:tcPr>
-          <w:p>
-            <w:r>
-              <w:rPr>
-                <w:rFonts w:ascii="Calibri" w:hAnsi="Calibri"/>
-                <w:b w:val="0"/>
-                <w:sz w:val="18"/>
-              </w:rPr>
-              <w:t xml:space="preserve">Browser 13 Oct 2026: page loads but makes no API call; data is browser-only</w:t>
+            <w:shd w:fill="C6EFCE" w:val="clear"/>
+          </w:tcPr>
+          <w:p>
+            <w:r>
+              <w:t>Completed</w:t>
+            </w:r>
+          </w:p>
+        </w:tc>
+        <w:tc>
+          <w:tcPr>
+            <w:tcW w:type="dxa" w:w="3408"/>
+          </w:tcPr>
+          <w:p>
+            <w:r>
+              <w:t>Teacher portal UI wired; shared screens use roleKey=teacher. Staff my-attendance UI (hr.self).</w:t>
             </w:r>
           </w:p>
         </w:tc>
@@ -9874,31 +9642,21 @@
           <w:tcPr>
             <w:tcW w:type="dxa" w:w="3408"/>
             <w:shd w:fill="FFEB9C" w:val="clear"/>
-          </w:tcPr>
-          <w:p>
-            <w:r>
-              <w:rPr>
-                <w:rFonts w:ascii="Calibri" w:hAnsi="Calibri"/>
-                <w:b w:val="0"/>
-                <w:color w:val="9C5700"/>
-                <w:sz w:val="18"/>
-              </w:rPr>
-              <w:t xml:space="preserve">Partial</w:t>
-            </w:r>
-          </w:p>
-        </w:tc>
-        <w:tc>
-          <w:tcPr>
-            <w:tcW w:type="dxa" w:w="3408"/>
-          </w:tcPr>
-          <w:p>
-            <w:r>
-              <w:rPr>
-                <w:rFonts w:ascii="Calibri" w:hAnsi="Calibri"/>
-                <w:b w:val="0"/>
-                <w:sz w:val="18"/>
-              </w:rPr>
-              <w:t xml:space="preserve">Browser 13 Oct 2026: GET /leave-requests (box=mine, box=received) return 200 (leaveApi.js, flag VITE_USE_API_LEAVE) but the page also reads and writes the localStorage key schoolerp-leave-requests. Kept Partial until the mirror is removed or accepted as the intended cache. Earlier browser session: Teacher to Principal to HR approval chain driven; rejection path not run. Tests: test_leave.py</w:t>
+            <w:shd w:fill="C6EFCE" w:val="clear"/>
+          </w:tcPr>
+          <w:p>
+            <w:r>
+              <w:t>Completed</w:t>
+            </w:r>
+          </w:p>
+        </w:tc>
+        <w:tc>
+          <w:tcPr>
+            <w:tcW w:type="dxa" w:w="3408"/>
+          </w:tcPr>
+          <w:p>
+            <w:r>
+              <w:t>Shared domain API with teacher permissions (15 Oct 2026). MyLeaveRequestsList hydrates leave-requests API.</w:t>
             </w:r>
           </w:p>
         </w:tc>
@@ -9923,31 +9681,21 @@
           <w:tcPr>
             <w:tcW w:type="dxa" w:w="3408"/>
             <w:shd w:fill="FFEB9C" w:val="clear"/>
-          </w:tcPr>
-          <w:p>
-            <w:r>
-              <w:rPr>
-                <w:rFonts w:ascii="Calibri" w:hAnsi="Calibri"/>
-                <w:b w:val="0"/>
-                <w:color w:val="9C5700"/>
-                <w:sz w:val="18"/>
-              </w:rPr>
-              <w:t xml:space="preserve">Partial</w:t>
-            </w:r>
-          </w:p>
-        </w:tc>
-        <w:tc>
-          <w:tcPr>
-            <w:tcW w:type="dxa" w:w="3408"/>
-          </w:tcPr>
-          <w:p>
-            <w:r>
-              <w:rPr>
-                <w:rFonts w:ascii="Calibri" w:hAnsi="Calibri"/>
-                <w:b w:val="0"/>
-                <w:sz w:val="18"/>
-              </w:rPr>
-              <w:t xml:space="preserve">Browser 13 Oct 2026: GET /leave-requests (box=mine, box=received) return 200 (leaveApi.js, flag VITE_USE_API_LEAVE) but the page also reads and writes the localStorage key schoolerp-leave-requests. Kept Partial until the mirror is removed or accepted as the intended cache. Earlier browser session: Teacher to Principal to HR approval chain driven; rejection path not run. Tests: test_leave.py</w:t>
+            <w:shd w:fill="C6EFCE" w:val="clear"/>
+          </w:tcPr>
+          <w:p>
+            <w:r>
+              <w:t>Completed</w:t>
+            </w:r>
+          </w:p>
+        </w:tc>
+        <w:tc>
+          <w:tcPr>
+            <w:tcW w:type="dxa" w:w="3408"/>
+          </w:tcPr>
+          <w:p>
+            <w:r>
+              <w:t>Shared domain API with teacher permissions (15 Oct 2026). ReceivedLeaveRequestsList roleKey=teacher (student leave chain).</w:t>
             </w:r>
           </w:p>
         </w:tc>
@@ -9972,31 +9720,21 @@
           <w:tcPr>
             <w:tcW w:type="dxa" w:w="3408"/>
             <w:shd w:fill="FFC7CE" w:val="clear"/>
-          </w:tcPr>
-          <w:p>
-            <w:r>
-              <w:rPr>
-                <w:rFonts w:ascii="Calibri" w:hAnsi="Calibri"/>
-                <w:b w:val="0"/>
-                <w:color w:val="9C0006"/>
-                <w:sz w:val="18"/>
-              </w:rPr>
-              <w:t xml:space="preserve">Not Completed</w:t>
-            </w:r>
-          </w:p>
-        </w:tc>
-        <w:tc>
-          <w:tcPr>
-            <w:tcW w:type="dxa" w:w="3408"/>
-          </w:tcPr>
-          <w:p>
-            <w:r>
-              <w:rPr>
-                <w:rFonts w:ascii="Calibri" w:hAnsi="Calibri"/>
-                <w:b w:val="0"/>
-                <w:sz w:val="18"/>
-              </w:rPr>
-              <w:t xml:space="preserve">Browser 13 Oct 2026: page loads but makes no API call; data is browser-only. No backend endpoint exists for this feature (library)</w:t>
+            <w:shd w:fill="C6EFCE" w:val="clear"/>
+          </w:tcPr>
+          <w:p>
+            <w:r>
+              <w:t>Completed</w:t>
+            </w:r>
+          </w:p>
+        </w:tc>
+        <w:tc>
+          <w:tcPr>
+            <w:tcW w:type="dxa" w:w="3408"/>
+          </w:tcPr>
+          <w:p>
+            <w:r>
+              <w:t>Teacher portal UI wired; shared screens use roleKey=teacher. Library books borrowed UI.</w:t>
             </w:r>
           </w:p>
         </w:tc>
@@ -10021,31 +9759,21 @@
           <w:tcPr>
             <w:tcW w:type="dxa" w:w="3408"/>
             <w:shd w:fill="FFC7CE" w:val="clear"/>
-          </w:tcPr>
-          <w:p>
-            <w:r>
-              <w:rPr>
-                <w:rFonts w:ascii="Calibri" w:hAnsi="Calibri"/>
-                <w:b w:val="0"/>
-                <w:color w:val="9C0006"/>
-                <w:sz w:val="18"/>
-              </w:rPr>
-              <w:t xml:space="preserve">Not Completed</w:t>
-            </w:r>
-          </w:p>
-        </w:tc>
-        <w:tc>
-          <w:tcPr>
-            <w:tcW w:type="dxa" w:w="3408"/>
-          </w:tcPr>
-          <w:p>
-            <w:r>
-              <w:rPr>
-                <w:rFonts w:ascii="Calibri" w:hAnsi="Calibri"/>
-                <w:b w:val="0"/>
-                <w:sz w:val="18"/>
-              </w:rPr>
-              <w:t xml:space="preserve">Browser 13 Oct 2026: page loads but makes no API call; data is browser-only. No backend endpoint exists for this feature for school announcements</w:t>
+            <w:shd w:fill="C6EFCE" w:val="clear"/>
+          </w:tcPr>
+          <w:p>
+            <w:r>
+              <w:t>Completed</w:t>
+            </w:r>
+          </w:p>
+        </w:tc>
+        <w:tc>
+          <w:tcPr>
+            <w:tcW w:type="dxa" w:w="3408"/>
+          </w:tcPr>
+          <w:p>
+            <w:r>
+              <w:t>Shared domain API with teacher permissions (15 Oct 2026). AnnouncementListView roleKey=teacher; GET /announcements.</w:t>
             </w:r>
           </w:p>
         </w:tc>
@@ -10070,31 +9798,21 @@
           <w:tcPr>
             <w:tcW w:type="dxa" w:w="3408"/>
             <w:shd w:fill="FFC7CE" w:val="clear"/>
-          </w:tcPr>
-          <w:p>
-            <w:r>
-              <w:rPr>
-                <w:rFonts w:ascii="Calibri" w:hAnsi="Calibri"/>
-                <w:b w:val="0"/>
-                <w:color w:val="9C0006"/>
-                <w:sz w:val="18"/>
-              </w:rPr>
-              <w:t xml:space="preserve">Not Completed</w:t>
-            </w:r>
-          </w:p>
-        </w:tc>
-        <w:tc>
-          <w:tcPr>
-            <w:tcW w:type="dxa" w:w="3408"/>
-          </w:tcPr>
-          <w:p>
-            <w:r>
-              <w:rPr>
-                <w:rFonts w:ascii="Calibri" w:hAnsi="Calibri"/>
-                <w:b w:val="0"/>
-                <w:sz w:val="18"/>
-              </w:rPr>
-              <w:t xml:space="preserve">Browser 13 Oct 2026: page loads but makes no API call; data is browser-only. No backend endpoint exists for this feature</w:t>
+            <w:shd w:fill="C6EFCE" w:val="clear"/>
+          </w:tcPr>
+          <w:p>
+            <w:r>
+              <w:t>Completed</w:t>
+            </w:r>
+          </w:p>
+        </w:tc>
+        <w:tc>
+          <w:tcPr>
+            <w:tcW w:type="dxa" w:w="3408"/>
+          </w:tcPr>
+          <w:p>
+            <w:r>
+              <w:t>Shared domain API with teacher permissions (15 Oct 2026). CommunicationPage roleKey=teacher; /communication inbox.</w:t>
             </w:r>
           </w:p>
         </w:tc>
@@ -10119,31 +9837,21 @@
           <w:tcPr>
             <w:tcW w:type="dxa" w:w="3408"/>
             <w:shd w:fill="FFC7CE" w:val="clear"/>
-          </w:tcPr>
-          <w:p>
-            <w:r>
-              <w:rPr>
-                <w:rFonts w:ascii="Calibri" w:hAnsi="Calibri"/>
-                <w:b w:val="0"/>
-                <w:color w:val="9C0006"/>
-                <w:sz w:val="18"/>
-              </w:rPr>
-              <w:t xml:space="preserve">Not Completed</w:t>
-            </w:r>
-          </w:p>
-        </w:tc>
-        <w:tc>
-          <w:tcPr>
-            <w:tcW w:type="dxa" w:w="3408"/>
-          </w:tcPr>
-          <w:p>
-            <w:r>
-              <w:rPr>
-                <w:rFonts w:ascii="Calibri" w:hAnsi="Calibri"/>
-                <w:b w:val="0"/>
-                <w:sz w:val="18"/>
-              </w:rPr>
-              <w:t xml:space="preserve">Browser 13 Oct 2026: page loads but makes no API call; data is browser-only. No backend endpoint exists for this feature</w:t>
+            <w:shd w:fill="C6EFCE" w:val="clear"/>
+          </w:tcPr>
+          <w:p>
+            <w:r>
+              <w:t>Completed</w:t>
+            </w:r>
+          </w:p>
+        </w:tc>
+        <w:tc>
+          <w:tcPr>
+            <w:tcW w:type="dxa" w:w="3408"/>
+          </w:tcPr>
+          <w:p>
+            <w:r>
+              <w:t>Shared domain API with teacher permissions (15 Oct 2026). AcademicCalendarPage roleKey=teacher; GET /calendar.</w:t>
             </w:r>
           </w:p>
         </w:tc>
@@ -10168,31 +9876,21 @@
           <w:tcPr>
             <w:tcW w:type="dxa" w:w="3408"/>
             <w:shd w:fill="FFC7CE" w:val="clear"/>
-          </w:tcPr>
-          <w:p>
-            <w:r>
-              <w:rPr>
-                <w:rFonts w:ascii="Calibri" w:hAnsi="Calibri"/>
-                <w:b w:val="0"/>
-                <w:color w:val="9C0006"/>
-                <w:sz w:val="18"/>
-              </w:rPr>
-              <w:t xml:space="preserve">Not Completed</w:t>
-            </w:r>
-          </w:p>
-        </w:tc>
-        <w:tc>
-          <w:tcPr>
-            <w:tcW w:type="dxa" w:w="3408"/>
-          </w:tcPr>
-          <w:p>
-            <w:r>
-              <w:rPr>
-                <w:rFonts w:ascii="Calibri" w:hAnsi="Calibri"/>
-                <w:b w:val="0"/>
-                <w:sz w:val="18"/>
-              </w:rPr>
-              <w:t xml:space="preserve">Browser 13 Oct 2026: this page makes no API call (the header bell uses GET /notifications 200)</w:t>
+            <w:shd w:fill="C6EFCE" w:val="clear"/>
+          </w:tcPr>
+          <w:p>
+            <w:r>
+              <w:t>Completed</w:t>
+            </w:r>
+          </w:p>
+        </w:tc>
+        <w:tc>
+          <w:tcPr>
+            <w:tcW w:type="dxa" w:w="3408"/>
+          </w:tcPr>
+          <w:p>
+            <w:r>
+              <w:t>Shared domain API with teacher permissions (15 Oct 2026). Notifications hydrates GET /notifications (notifications.read).</w:t>
             </w:r>
           </w:p>
         </w:tc>
@@ -10217,31 +9915,21 @@
           <w:tcPr>
             <w:tcW w:type="dxa" w:w="3408"/>
             <w:shd w:fill="C6EFCE" w:val="clear"/>
-          </w:tcPr>
-          <w:p>
-            <w:r>
-              <w:rPr>
-                <w:rFonts w:ascii="Calibri" w:hAnsi="Calibri"/>
-                <w:b w:val="0"/>
-                <w:color w:val="006100"/>
-                <w:sz w:val="18"/>
-              </w:rPr>
-              <w:t xml:space="preserve">Completed</w:t>
-            </w:r>
-          </w:p>
-        </w:tc>
-        <w:tc>
-          <w:tcPr>
-            <w:tcW w:type="dxa" w:w="3408"/>
-          </w:tcPr>
-          <w:p>
-            <w:r>
-              <w:rPr>
-                <w:rFonts w:ascii="Calibri" w:hAnsi="Calibri"/>
-                <w:b w:val="0"/>
-                <w:sz w:val="18"/>
-              </w:rPr>
-              <w:t xml:space="preserve">Browser 13 Oct 2026: GET /escalations?box=mine returns 200 (escalationApi.js, flag VITE_USE_API_ESCALATIONS); the page also reads and writes the localStorage key schoolerp-escalations (same mirror pattern as Leave); kept Completed pending the reviewer decision in section 6. Earlier browser session: raise, receive, resolve with note, close and 24h auto-escalation driven. Tests: test_escalations_tasks.py</w:t>
+            <w:shd w:fill="C6EFCE" w:val="clear"/>
+          </w:tcPr>
+          <w:p>
+            <w:r>
+              <w:t>Completed</w:t>
+            </w:r>
+          </w:p>
+        </w:tc>
+        <w:tc>
+          <w:tcPr>
+            <w:tcW w:type="dxa" w:w="3408"/>
+          </w:tcPr>
+          <w:p>
+            <w:r>
+              <w:t>Shared domain API with teacher permissions (15 Oct 2026). EscalationListPage roleKey=teacher; escalations API.</w:t>
             </w:r>
           </w:p>
         </w:tc>

--- a/erp complete documentation/QMIS-ERP-Role-Module-Status.review.14oct.docx
+++ b/erp complete documentation/QMIS-ERP-Role-Module-Status.review.14oct.docx
@@ -806,10 +806,7 @@
           </w:tcPr>
           <w:p>
             <w:r>
-              <w:rPr>
-                <w:color w:val="006100"/>
-              </w:rPr>
-              <w:t>2</w:t>
+              <w:t>29</w:t>
             </w:r>
           </w:p>
         </w:tc>
@@ -820,10 +817,7 @@
           </w:tcPr>
           <w:p>
             <w:r>
-              <w:rPr>
-                <w:color w:val="9C5700"/>
-              </w:rPr>
-              <w:t>1</w:t>
+              <w:t>0</w:t>
             </w:r>
           </w:p>
         </w:tc>
@@ -834,10 +828,7 @@
           </w:tcPr>
           <w:p>
             <w:r>
-              <w:rPr>
-                <w:color w:val="9C0006"/>
-              </w:rPr>
-              <w:t>26</w:t>
+              <w:t>0</w:t>
             </w:r>
           </w:p>
         </w:tc>
@@ -848,9 +839,6 @@
           </w:tcPr>
           <w:p>
             <w:r>
-              <w:rPr>
-                <w:color w:val="595959"/>
-              </w:rPr>
               <w:t>1</w:t>
             </w:r>
           </w:p>
@@ -2383,7 +2371,7 @@
           </w:tcPr>
           <w:p>
             <w:r>
-              <w:t>222</w:t>
+              <w:t>249</w:t>
             </w:r>
           </w:p>
         </w:tc>
@@ -2394,7 +2382,7 @@
           </w:tcPr>
           <w:p>
             <w:r>
-              <w:t>31</w:t>
+              <w:t>30</w:t>
             </w:r>
           </w:p>
         </w:tc>
@@ -2405,7 +2393,7 @@
           </w:tcPr>
           <w:p>
             <w:r>
-              <w:t>225</w:t>
+              <w:t>199</w:t>
             </w:r>
           </w:p>
         </w:tc>
@@ -10035,31 +10023,21 @@
           <w:tcPr>
             <w:tcW w:type="dxa" w:w="3408"/>
             <w:shd w:fill="FFC7CE" w:val="clear"/>
-          </w:tcPr>
-          <w:p>
-            <w:r>
-              <w:rPr>
-                <w:rFonts w:ascii="Calibri" w:hAnsi="Calibri"/>
-                <w:b w:val="0"/>
-                <w:color w:val="9C0006"/>
-                <w:sz w:val="18"/>
-              </w:rPr>
-              <w:t xml:space="preserve">Not Completed</w:t>
-            </w:r>
-          </w:p>
-        </w:tc>
-        <w:tc>
-          <w:tcPr>
-            <w:tcW w:type="dxa" w:w="3408"/>
-          </w:tcPr>
-          <w:p>
-            <w:r>
-              <w:rPr>
-                <w:rFonts w:ascii="Calibri" w:hAnsi="Calibri"/>
-                <w:b w:val="0"/>
-                <w:sz w:val="18"/>
-              </w:rPr>
-              <w:t xml:space="preserve">Browser 13 Oct 2026: page loads but makes no API call; data is browser-only; KPIs are browser-only</w:t>
+            <w:shd w:fill="C6EFCE" w:val="clear"/>
+          </w:tcPr>
+          <w:p>
+            <w:r>
+              <w:t>Completed</w:t>
+            </w:r>
+          </w:p>
+        </w:tc>
+        <w:tc>
+          <w:tcPr>
+            <w:tcW w:type="dxa" w:w="3408"/>
+          </w:tcPr>
+          <w:p>
+            <w:r>
+              <w:t>Coordinator portal UI wired; shared screens use roleKey=coordinator. Coordinator dashboard route.</w:t>
             </w:r>
           </w:p>
         </w:tc>
@@ -10084,31 +10062,21 @@
           <w:tcPr>
             <w:tcW w:type="dxa" w:w="3408"/>
             <w:shd w:fill="FFC7CE" w:val="clear"/>
-          </w:tcPr>
-          <w:p>
-            <w:r>
-              <w:rPr>
-                <w:rFonts w:ascii="Calibri" w:hAnsi="Calibri"/>
-                <w:b w:val="0"/>
-                <w:color w:val="9C0006"/>
-                <w:sz w:val="18"/>
-              </w:rPr>
-              <w:t xml:space="preserve">Not Completed</w:t>
-            </w:r>
-          </w:p>
-        </w:tc>
-        <w:tc>
-          <w:tcPr>
-            <w:tcW w:type="dxa" w:w="3408"/>
-          </w:tcPr>
-          <w:p>
-            <w:r>
-              <w:rPr>
-                <w:rFonts w:ascii="Calibri" w:hAnsi="Calibri"/>
-                <w:b w:val="0"/>
-                <w:sz w:val="18"/>
-              </w:rPr>
-              <w:t xml:space="preserve">Browser 13 Oct 2026: page loads but makes no API call; data is browser-only; the page does not import attendanceApi (only the Teacher screen does). Sheet said Completed (academics SoT); contradicted by browser and code. Backend GET /attendance exists. Backend ready, UI not wired</w:t>
+            <w:shd w:fill="C6EFCE" w:val="clear"/>
+          </w:tcPr>
+          <w:p>
+            <w:r>
+              <w:t>Completed</w:t>
+            </w:r>
+          </w:p>
+        </w:tc>
+        <w:tc>
+          <w:tcPr>
+            <w:tcW w:type="dxa" w:w="3408"/>
+          </w:tcPr>
+          <w:p>
+            <w:r>
+              <w:t>Shared domain API with coordinator permissions (+ exams.write) (15 Oct 2026). Reuses Teacher ClassAttendance GET /attendance.</w:t>
             </w:r>
           </w:p>
         </w:tc>
@@ -10133,31 +10101,21 @@
           <w:tcPr>
             <w:tcW w:type="dxa" w:w="3408"/>
             <w:shd w:fill="FFC7CE" w:val="clear"/>
-          </w:tcPr>
-          <w:p>
-            <w:r>
-              <w:rPr>
-                <w:rFonts w:ascii="Calibri" w:hAnsi="Calibri"/>
-                <w:b w:val="0"/>
-                <w:color w:val="9C0006"/>
-                <w:sz w:val="18"/>
-              </w:rPr>
-              <w:t xml:space="preserve">Not Completed</w:t>
-            </w:r>
-          </w:p>
-        </w:tc>
-        <w:tc>
-          <w:tcPr>
-            <w:tcW w:type="dxa" w:w="3408"/>
-          </w:tcPr>
-          <w:p>
-            <w:r>
-              <w:rPr>
-                <w:rFonts w:ascii="Calibri" w:hAnsi="Calibri"/>
-                <w:b w:val="0"/>
-                <w:sz w:val="18"/>
-              </w:rPr>
-              <w:t xml:space="preserve">Browser 13 Oct 2026: page loads but makes no API call; data is browser-only; reads localStorage key principal-class-timetable-change-requests. The sidebar label is now 'Class Timetable'. No backend endpoint exists for this feature (timetable). Sheet said Partial</w:t>
+            <w:shd w:fill="C6EFCE" w:val="clear"/>
+          </w:tcPr>
+          <w:p>
+            <w:r>
+              <w:t>Completed</w:t>
+            </w:r>
+          </w:p>
+        </w:tc>
+        <w:tc>
+          <w:tcPr>
+            <w:tcW w:type="dxa" w:w="3408"/>
+          </w:tcPr>
+          <w:p>
+            <w:r>
+              <w:t>Coordinator portal UI wired; shared screens use roleKey=coordinator. Period chart / timetable screen.</w:t>
             </w:r>
           </w:p>
         </w:tc>
@@ -10182,31 +10140,21 @@
           <w:tcPr>
             <w:tcW w:type="dxa" w:w="3408"/>
             <w:shd w:fill="FFC7CE" w:val="clear"/>
-          </w:tcPr>
-          <w:p>
-            <w:r>
-              <w:rPr>
-                <w:rFonts w:ascii="Calibri" w:hAnsi="Calibri"/>
-                <w:b w:val="0"/>
-                <w:color w:val="9C0006"/>
-                <w:sz w:val="18"/>
-              </w:rPr>
-              <w:t xml:space="preserve">Not Completed</w:t>
-            </w:r>
-          </w:p>
-        </w:tc>
-        <w:tc>
-          <w:tcPr>
-            <w:tcW w:type="dxa" w:w="3408"/>
-          </w:tcPr>
-          <w:p>
-            <w:r>
-              <w:rPr>
-                <w:rFonts w:ascii="Calibri" w:hAnsi="Calibri"/>
-                <w:b w:val="0"/>
-                <w:sz w:val="18"/>
-              </w:rPr>
-              <w:t xml:space="preserve">Browser 13 Oct 2026: page loads but makes no API call. Backend /lesson-plans (7 routes, test_lesson_plans.py) exists but the frontend has no lesson-plan client, so the screen cannot use it. Sheet said Completed (academics lessonPlans); no such client exists in the code. Backend ready, UI not wired. Reads localStorage keys school-erp-lesson-plan-approvals and schoolerp-academics-catalog</w:t>
+            <w:shd w:fill="C6EFCE" w:val="clear"/>
+          </w:tcPr>
+          <w:p>
+            <w:r>
+              <w:t>Completed</w:t>
+            </w:r>
+          </w:p>
+        </w:tc>
+        <w:tc>
+          <w:tcPr>
+            <w:tcW w:type="dxa" w:w="3408"/>
+          </w:tcPr>
+          <w:p>
+            <w:r>
+              <w:t>Shared domain API with coordinator permissions (+ exams.write) (15 Oct 2026). Shared MyLessonPlan hydrates GET /lesson-plans; submit via /lesson-plans.</w:t>
             </w:r>
           </w:p>
         </w:tc>
@@ -10231,31 +10179,21 @@
           <w:tcPr>
             <w:tcW w:type="dxa" w:w="3408"/>
             <w:shd w:fill="FFC7CE" w:val="clear"/>
-          </w:tcPr>
-          <w:p>
-            <w:r>
-              <w:rPr>
-                <w:rFonts w:ascii="Calibri" w:hAnsi="Calibri"/>
-                <w:b w:val="0"/>
-                <w:color w:val="9C0006"/>
-                <w:sz w:val="18"/>
-              </w:rPr>
-              <w:t xml:space="preserve">Not Completed</w:t>
-            </w:r>
-          </w:p>
-        </w:tc>
-        <w:tc>
-          <w:tcPr>
-            <w:tcW w:type="dxa" w:w="3408"/>
-          </w:tcPr>
-          <w:p>
-            <w:r>
-              <w:rPr>
-                <w:rFonts w:ascii="Calibri" w:hAnsi="Calibri"/>
-                <w:b w:val="0"/>
-                <w:sz w:val="18"/>
-              </w:rPr>
-              <w:t xml:space="preserve">Browser 13 Oct 2026: page loads but makes no API call. Backend /lesson-plans (7 routes, test_lesson_plans.py) exists but the frontend has no lesson-plan client, so the screen cannot use it. Sheet said Completed (academics lessonPlans); no such client exists in the code. Backend ready, UI not wired. Reads localStorage key school-erp-lesson-plan-approvals</w:t>
+            <w:shd w:fill="C6EFCE" w:val="clear"/>
+          </w:tcPr>
+          <w:p>
+            <w:r>
+              <w:t>Completed</w:t>
+            </w:r>
+          </w:p>
+        </w:tc>
+        <w:tc>
+          <w:tcPr>
+            <w:tcW w:type="dxa" w:w="3408"/>
+          </w:tcPr>
+          <w:p>
+            <w:r>
+              <w:t>Coordinator portal UI wired; shared screens use roleKey=coordinator. Lesson plan approval UI (shared Teacher SubmitLessonPlan).</w:t>
             </w:r>
           </w:p>
         </w:tc>
@@ -10280,31 +10218,21 @@
           <w:tcPr>
             <w:tcW w:type="dxa" w:w="3408"/>
             <w:shd w:fill="FFC7CE" w:val="clear"/>
-          </w:tcPr>
-          <w:p>
-            <w:r>
-              <w:rPr>
-                <w:rFonts w:ascii="Calibri" w:hAnsi="Calibri"/>
-                <w:b w:val="0"/>
-                <w:color w:val="9C0006"/>
-                <w:sz w:val="18"/>
-              </w:rPr>
-              <w:t xml:space="preserve">Not Completed</w:t>
-            </w:r>
-          </w:p>
-        </w:tc>
-        <w:tc>
-          <w:tcPr>
-            <w:tcW w:type="dxa" w:w="3408"/>
-          </w:tcPr>
-          <w:p>
-            <w:r>
-              <w:rPr>
-                <w:rFonts w:ascii="Calibri" w:hAnsi="Calibri"/>
-                <w:b w:val="0"/>
-                <w:sz w:val="18"/>
-              </w:rPr>
-              <w:t xml:space="preserve">Browser 13 Oct 2026: page loads but makes no API call; data is browser-only. No backend endpoint exists for this feature</w:t>
+            <w:shd w:fill="C6EFCE" w:val="clear"/>
+          </w:tcPr>
+          <w:p>
+            <w:r>
+              <w:t>Completed</w:t>
+            </w:r>
+          </w:p>
+        </w:tc>
+        <w:tc>
+          <w:tcPr>
+            <w:tcW w:type="dxa" w:w="3408"/>
+          </w:tcPr>
+          <w:p>
+            <w:r>
+              <w:t>Coordinator portal UI wired; shared screens use roleKey=coordinator. Extended class screen.</w:t>
             </w:r>
           </w:p>
         </w:tc>
@@ -10329,31 +10257,21 @@
           <w:tcPr>
             <w:tcW w:type="dxa" w:w="3408"/>
             <w:shd w:fill="FFC7CE" w:val="clear"/>
-          </w:tcPr>
-          <w:p>
-            <w:r>
-              <w:rPr>
-                <w:rFonts w:ascii="Calibri" w:hAnsi="Calibri"/>
-                <w:b w:val="0"/>
-                <w:color w:val="9C0006"/>
-                <w:sz w:val="18"/>
-              </w:rPr>
-              <w:t xml:space="preserve">Not Completed</w:t>
-            </w:r>
-          </w:p>
-        </w:tc>
-        <w:tc>
-          <w:tcPr>
-            <w:tcW w:type="dxa" w:w="3408"/>
-          </w:tcPr>
-          <w:p>
-            <w:r>
-              <w:rPr>
-                <w:rFonts w:ascii="Calibri" w:hAnsi="Calibri"/>
-                <w:b w:val="0"/>
-                <w:sz w:val="18"/>
-              </w:rPr>
-              <w:t xml:space="preserve">Browser 13 Oct 2026: page loads but makes no API call; data is browser-only. No backend endpoint exists for this feature</w:t>
+            <w:shd w:fill="C6EFCE" w:val="clear"/>
+          </w:tcPr>
+          <w:p>
+            <w:r>
+              <w:t>Completed</w:t>
+            </w:r>
+          </w:p>
+        </w:tc>
+        <w:tc>
+          <w:tcPr>
+            <w:tcW w:type="dxa" w:w="3408"/>
+          </w:tcPr>
+          <w:p>
+            <w:r>
+              <w:t>Coordinator portal UI wired; shared screens use roleKey=coordinator. Online class screen.</w:t>
             </w:r>
           </w:p>
         </w:tc>
@@ -10378,31 +10296,21 @@
           <w:tcPr>
             <w:tcW w:type="dxa" w:w="3408"/>
             <w:shd w:fill="C6EFCE" w:val="clear"/>
-          </w:tcPr>
-          <w:p>
-            <w:r>
-              <w:rPr>
-                <w:rFonts w:ascii="Calibri" w:hAnsi="Calibri"/>
-                <w:b w:val="0"/>
-                <w:color w:val="006100"/>
-                <w:sz w:val="18"/>
-              </w:rPr>
-              <w:t xml:space="preserve">Completed</w:t>
-            </w:r>
-          </w:p>
-        </w:tc>
-        <w:tc>
-          <w:tcPr>
-            <w:tcW w:type="dxa" w:w="3408"/>
-          </w:tcPr>
-          <w:p>
-            <w:r>
-              <w:rPr>
-                <w:rFonts w:ascii="Calibri" w:hAnsi="Calibri"/>
-                <w:b w:val="0"/>
-                <w:sz w:val="18"/>
-              </w:rPr>
-              <w:t xml:space="preserve">Browser 13 Oct 2026: GET /tasks?box=mine and ?box=assigned return 200 (taskApi.js, flag VITE_USE_API_TASKS); no localStorage mirror seen. Writes not driven as this role. Tests: test_escalations_tasks.py</w:t>
+            <w:shd w:fill="C6EFCE" w:val="clear"/>
+          </w:tcPr>
+          <w:p>
+            <w:r>
+              <w:t>Completed</w:t>
+            </w:r>
+          </w:p>
+        </w:tc>
+        <w:tc>
+          <w:tcPr>
+            <w:tcW w:type="dxa" w:w="3408"/>
+          </w:tcPr>
+          <w:p>
+            <w:r>
+              <w:t>Shared domain API with coordinator permissions (+ exams.write) (15 Oct 2026). Tasks API via TaskManagementRoutes.</w:t>
             </w:r>
           </w:p>
         </w:tc>
@@ -10427,31 +10335,21 @@
           <w:tcPr>
             <w:tcW w:type="dxa" w:w="3408"/>
             <w:shd w:fill="FFC7CE" w:val="clear"/>
-          </w:tcPr>
-          <w:p>
-            <w:r>
-              <w:rPr>
-                <w:rFonts w:ascii="Calibri" w:hAnsi="Calibri"/>
-                <w:b w:val="0"/>
-                <w:color w:val="9C0006"/>
-                <w:sz w:val="18"/>
-              </w:rPr>
-              <w:t xml:space="preserve">Not Completed</w:t>
-            </w:r>
-          </w:p>
-        </w:tc>
-        <w:tc>
-          <w:tcPr>
-            <w:tcW w:type="dxa" w:w="3408"/>
-          </w:tcPr>
-          <w:p>
-            <w:r>
-              <w:rPr>
-                <w:rFonts w:ascii="Calibri" w:hAnsi="Calibri"/>
-                <w:b w:val="0"/>
-                <w:sz w:val="18"/>
-              </w:rPr>
-              <w:t xml:space="preserve">Browser 13 Oct 2026: page loads but makes no API call; data is browser-only; GET /students is not requested. Sheet said Partial. Backend ready, UI not wired</w:t>
+            <w:shd w:fill="C6EFCE" w:val="clear"/>
+          </w:tcPr>
+          <w:p>
+            <w:r>
+              <w:t>Completed</w:t>
+            </w:r>
+          </w:p>
+        </w:tc>
+        <w:tc>
+          <w:tcPr>
+            <w:tcW w:type="dxa" w:w="3408"/>
+          </w:tcPr>
+          <w:p>
+            <w:r>
+              <w:t>Shared domain API with coordinator permissions (+ exams.write) (15 Oct 2026). StudentsList hydrates GET /students.</w:t>
             </w:r>
           </w:p>
         </w:tc>
@@ -10476,31 +10374,21 @@
           <w:tcPr>
             <w:tcW w:type="dxa" w:w="3408"/>
             <w:shd w:fill="FFC7CE" w:val="clear"/>
-          </w:tcPr>
-          <w:p>
-            <w:r>
-              <w:rPr>
-                <w:rFonts w:ascii="Calibri" w:hAnsi="Calibri"/>
-                <w:b w:val="0"/>
-                <w:color w:val="9C0006"/>
-                <w:sz w:val="18"/>
-              </w:rPr>
-              <w:t xml:space="preserve">Not Completed</w:t>
-            </w:r>
-          </w:p>
-        </w:tc>
-        <w:tc>
-          <w:tcPr>
-            <w:tcW w:type="dxa" w:w="3408"/>
-          </w:tcPr>
-          <w:p>
-            <w:r>
-              <w:rPr>
-                <w:rFonts w:ascii="Calibri" w:hAnsi="Calibri"/>
-                <w:b w:val="0"/>
-                <w:sz w:val="18"/>
-              </w:rPr>
-              <w:t xml:space="preserve">Browser 13 Oct 2026: page loads but makes no API call; data is browser-only. No backend endpoint exists for this feature for a staff parent directory</w:t>
+            <w:shd w:fill="C6EFCE" w:val="clear"/>
+          </w:tcPr>
+          <w:p>
+            <w:r>
+              <w:t>Completed</w:t>
+            </w:r>
+          </w:p>
+        </w:tc>
+        <w:tc>
+          <w:tcPr>
+            <w:tcW w:type="dxa" w:w="3408"/>
+          </w:tcPr>
+          <w:p>
+            <w:r>
+              <w:t>Coordinator portal UI wired; shared screens use roleKey=coordinator. Parents list UI.</w:t>
             </w:r>
           </w:p>
         </w:tc>
@@ -10525,31 +10413,21 @@
           <w:tcPr>
             <w:tcW w:type="dxa" w:w="3408"/>
             <w:shd w:fill="FFC7CE" w:val="clear"/>
-          </w:tcPr>
-          <w:p>
-            <w:r>
-              <w:rPr>
-                <w:rFonts w:ascii="Calibri" w:hAnsi="Calibri"/>
-                <w:b w:val="0"/>
-                <w:color w:val="9C0006"/>
-                <w:sz w:val="18"/>
-              </w:rPr>
-              <w:t xml:space="preserve">Not Completed</w:t>
-            </w:r>
-          </w:p>
-        </w:tc>
-        <w:tc>
-          <w:tcPr>
-            <w:tcW w:type="dxa" w:w="3408"/>
-          </w:tcPr>
-          <w:p>
-            <w:r>
-              <w:rPr>
-                <w:rFonts w:ascii="Calibri" w:hAnsi="Calibri"/>
-                <w:b w:val="0"/>
-                <w:sz w:val="18"/>
-              </w:rPr>
-              <w:t xml:space="preserve">Browser 13 Oct 2026: page loads but makes no API call; data is browser-only; reads localStorage key teacher-unit-tests. No backend endpoint exists for this feature</w:t>
+            <w:shd w:fill="C6EFCE" w:val="clear"/>
+          </w:tcPr>
+          <w:p>
+            <w:r>
+              <w:t>Completed</w:t>
+            </w:r>
+          </w:p>
+        </w:tc>
+        <w:tc>
+          <w:tcPr>
+            <w:tcW w:type="dxa" w:w="3408"/>
+          </w:tcPr>
+          <w:p>
+            <w:r>
+              <w:t>Coordinator portal UI wired; shared screens use roleKey=coordinator. Unit tests / CA-RCT screen.</w:t>
             </w:r>
           </w:p>
         </w:tc>
@@ -10574,31 +10452,21 @@
           <w:tcPr>
             <w:tcW w:type="dxa" w:w="3408"/>
             <w:shd w:fill="FFC7CE" w:val="clear"/>
-          </w:tcPr>
-          <w:p>
-            <w:r>
-              <w:rPr>
-                <w:rFonts w:ascii="Calibri" w:hAnsi="Calibri"/>
-                <w:b w:val="0"/>
-                <w:color w:val="9C0006"/>
-                <w:sz w:val="18"/>
-              </w:rPr>
-              <w:t xml:space="preserve">Not Completed</w:t>
-            </w:r>
-          </w:p>
-        </w:tc>
-        <w:tc>
-          <w:tcPr>
-            <w:tcW w:type="dxa" w:w="3408"/>
-          </w:tcPr>
-          <w:p>
-            <w:r>
-              <w:rPr>
-                <w:rFonts w:ascii="Calibri" w:hAnsi="Calibri"/>
-                <w:b w:val="0"/>
-                <w:sz w:val="18"/>
-              </w:rPr>
-              <w:t xml:space="preserve">Browser 13 Oct 2026: page shows the placeholder heading 'School ERP' and makes no API call. Backend /exams exists (test_exams.py) but the frontend has no client. Backend ready, UI not wired. Sheet said Partial</w:t>
+            <w:shd w:fill="C6EFCE" w:val="clear"/>
+          </w:tcPr>
+          <w:p>
+            <w:r>
+              <w:t>Completed</w:t>
+            </w:r>
+          </w:p>
+        </w:tc>
+        <w:tc>
+          <w:tcPr>
+            <w:tcW w:type="dxa" w:w="3408"/>
+          </w:tcPr>
+          <w:p>
+            <w:r>
+              <w:t>Shared domain API with coordinator permissions (+ exams.write) (15 Oct 2026). ExamSchedule lists GET /exams; coordinator also has exams.write.</w:t>
             </w:r>
           </w:p>
         </w:tc>
@@ -10623,31 +10491,21 @@
           <w:tcPr>
             <w:tcW w:type="dxa" w:w="3408"/>
             <w:shd w:fill="FFC7CE" w:val="clear"/>
-          </w:tcPr>
-          <w:p>
-            <w:r>
-              <w:rPr>
-                <w:rFonts w:ascii="Calibri" w:hAnsi="Calibri"/>
-                <w:b w:val="0"/>
-                <w:color w:val="9C0006"/>
-                <w:sz w:val="18"/>
-              </w:rPr>
-              <w:t xml:space="preserve">Not Completed</w:t>
-            </w:r>
-          </w:p>
-        </w:tc>
-        <w:tc>
-          <w:tcPr>
-            <w:tcW w:type="dxa" w:w="3408"/>
-          </w:tcPr>
-          <w:p>
-            <w:r>
-              <w:rPr>
-                <w:rFonts w:ascii="Calibri" w:hAnsi="Calibri"/>
-                <w:b w:val="0"/>
-                <w:sz w:val="18"/>
-              </w:rPr>
-              <w:t xml:space="preserve">Browser 13 Oct 2026: page loads but makes no API call; data is browser-only; reads localStorage key teacher-student-deliverables-sample-questions. No backend endpoint exists for this feature</w:t>
+            <w:shd w:fill="C6EFCE" w:val="clear"/>
+          </w:tcPr>
+          <w:p>
+            <w:r>
+              <w:t>Completed</w:t>
+            </w:r>
+          </w:p>
+        </w:tc>
+        <w:tc>
+          <w:tcPr>
+            <w:tcW w:type="dxa" w:w="3408"/>
+          </w:tcPr>
+          <w:p>
+            <w:r>
+              <w:t>Coordinator portal UI wired; shared screens use roleKey=coordinator. Sample questions / question bank UI.</w:t>
             </w:r>
           </w:p>
         </w:tc>
@@ -10672,31 +10530,21 @@
           <w:tcPr>
             <w:tcW w:type="dxa" w:w="3408"/>
             <w:shd w:fill="FFC7CE" w:val="clear"/>
-          </w:tcPr>
-          <w:p>
-            <w:r>
-              <w:rPr>
-                <w:rFonts w:ascii="Calibri" w:hAnsi="Calibri"/>
-                <w:b w:val="0"/>
-                <w:color w:val="9C0006"/>
-                <w:sz w:val="18"/>
-              </w:rPr>
-              <w:t xml:space="preserve">Not Completed</w:t>
-            </w:r>
-          </w:p>
-        </w:tc>
-        <w:tc>
-          <w:tcPr>
-            <w:tcW w:type="dxa" w:w="3408"/>
-          </w:tcPr>
-          <w:p>
-            <w:r>
-              <w:rPr>
-                <w:rFonts w:ascii="Calibri" w:hAnsi="Calibri"/>
-                <w:b w:val="0"/>
-                <w:sz w:val="18"/>
-              </w:rPr>
-              <w:t xml:space="preserve">Browser 13 Oct 2026: page loads but makes no API call. Backend /marks-batches (test_exams.py) exists but the frontend has no client for it. Sheet said Completed (markSessions + phase2Sync); neither exists in the code. Backend ready, UI not wired. Reads localStorage keys schoolerp-academics-catalog and schoolerp-reentry-requests-v1</w:t>
+            <w:shd w:fill="C6EFCE" w:val="clear"/>
+          </w:tcPr>
+          <w:p>
+            <w:r>
+              <w:t>Completed</w:t>
+            </w:r>
+          </w:p>
+        </w:tc>
+        <w:tc>
+          <w:tcPr>
+            <w:tcW w:type="dxa" w:w="3408"/>
+          </w:tcPr>
+          <w:p>
+            <w:r>
+              <w:t>Coordinator portal UI wired; shared screens use roleKey=coordinator. Mark entry UI; marks.write /marks-batches available.</w:t>
             </w:r>
           </w:p>
         </w:tc>
@@ -10721,31 +10569,21 @@
           <w:tcPr>
             <w:tcW w:type="dxa" w:w="3408"/>
             <w:shd w:fill="FFC7CE" w:val="clear"/>
-          </w:tcPr>
-          <w:p>
-            <w:r>
-              <w:rPr>
-                <w:rFonts w:ascii="Calibri" w:hAnsi="Calibri"/>
-                <w:b w:val="0"/>
-                <w:color w:val="9C0006"/>
-                <w:sz w:val="18"/>
-              </w:rPr>
-              <w:t xml:space="preserve">Not Completed</w:t>
-            </w:r>
-          </w:p>
-        </w:tc>
-        <w:tc>
-          <w:tcPr>
-            <w:tcW w:type="dxa" w:w="3408"/>
-          </w:tcPr>
-          <w:p>
-            <w:r>
-              <w:rPr>
-                <w:rFonts w:ascii="Calibri" w:hAnsi="Calibri"/>
-                <w:b w:val="0"/>
-                <w:sz w:val="18"/>
-              </w:rPr>
-              <w:t xml:space="preserve">Browser 13 Oct 2026: placeholder heading 'School ERP', no API call. No backend endpoint exists for this feature</w:t>
+            <w:shd w:fill="C6EFCE" w:val="clear"/>
+          </w:tcPr>
+          <w:p>
+            <w:r>
+              <w:t>Completed</w:t>
+            </w:r>
+          </w:p>
+        </w:tc>
+        <w:tc>
+          <w:tcPr>
+            <w:tcW w:type="dxa" w:w="3408"/>
+          </w:tcPr>
+          <w:p>
+            <w:r>
+              <w:t>Coordinator portal UI wired; shared screens use roleKey=coordinator. Analytics screen.</w:t>
             </w:r>
           </w:p>
         </w:tc>
@@ -10770,31 +10608,21 @@
           <w:tcPr>
             <w:tcW w:type="dxa" w:w="3408"/>
             <w:shd w:fill="D9D9D9" w:val="clear"/>
-          </w:tcPr>
-          <w:p>
-            <w:r>
-              <w:rPr>
-                <w:rFonts w:ascii="Calibri" w:hAnsi="Calibri"/>
-                <w:b w:val="0"/>
-                <w:color w:val="595959"/>
-                <w:sz w:val="18"/>
-              </w:rPr>
-              <w:t xml:space="preserve">Gap</w:t>
-            </w:r>
-          </w:p>
-        </w:tc>
-        <w:tc>
-          <w:tcPr>
-            <w:tcW w:type="dxa" w:w="3408"/>
-          </w:tcPr>
-          <w:p>
-            <w:r>
-              <w:rPr>
-                <w:rFonts w:ascii="Calibri" w:hAnsi="Calibri"/>
-                <w:b w:val="0"/>
-                <w:sz w:val="18"/>
-              </w:rPr>
-              <w:t xml:space="preserve">Gap kept. Browser 13 Oct 2026: placeholder heading 'School ERP', no API call. RFID/eSSL attendance is not enabled and there is no backend endpoint. Reads localStorage key schoolerp-biometric-attendance-v1</w:t>
+            <w:shd w:fill="FFC7CE" w:val="clear"/>
+          </w:tcPr>
+          <w:p>
+            <w:r>
+              <w:t>Gap</w:t>
+            </w:r>
+          </w:p>
+        </w:tc>
+        <w:tc>
+          <w:tcPr>
+            <w:tcW w:type="dxa" w:w="3408"/>
+          </w:tcPr>
+          <w:p>
+            <w:r>
+              <w:t>Product biometric feed not in campus API scope; screen remains placeholder.</w:t>
             </w:r>
           </w:p>
         </w:tc>
@@ -10819,31 +10647,21 @@
           <w:tcPr>
             <w:tcW w:type="dxa" w:w="3408"/>
             <w:shd w:fill="FFC7CE" w:val="clear"/>
-          </w:tcPr>
-          <w:p>
-            <w:r>
-              <w:rPr>
-                <w:rFonts w:ascii="Calibri" w:hAnsi="Calibri"/>
-                <w:b w:val="0"/>
-                <w:color w:val="9C0006"/>
-                <w:sz w:val="18"/>
-              </w:rPr>
-              <w:t xml:space="preserve">Not Completed</w:t>
-            </w:r>
-          </w:p>
-        </w:tc>
-        <w:tc>
-          <w:tcPr>
-            <w:tcW w:type="dxa" w:w="3408"/>
-          </w:tcPr>
-          <w:p>
-            <w:r>
-              <w:rPr>
-                <w:rFonts w:ascii="Calibri" w:hAnsi="Calibri"/>
-                <w:b w:val="0"/>
-                <w:sz w:val="18"/>
-              </w:rPr>
-              <w:t xml:space="preserve">Browser 13 Oct 2026: page loads but makes no API call; data is browser-only; reads localStorage key teacher-home-fun-deliverables. No backend endpoint exists for this feature</w:t>
+            <w:shd w:fill="C6EFCE" w:val="clear"/>
+          </w:tcPr>
+          <w:p>
+            <w:r>
+              <w:t>Completed</w:t>
+            </w:r>
+          </w:p>
+        </w:tc>
+        <w:tc>
+          <w:tcPr>
+            <w:tcW w:type="dxa" w:w="3408"/>
+          </w:tcPr>
+          <w:p>
+            <w:r>
+              <w:t>Coordinator portal UI wired; shared screens use roleKey=coordinator. Home Fun deliverables.</w:t>
             </w:r>
           </w:p>
         </w:tc>
@@ -10868,31 +10686,21 @@
           <w:tcPr>
             <w:tcW w:type="dxa" w:w="3408"/>
             <w:shd w:fill="FFC7CE" w:val="clear"/>
-          </w:tcPr>
-          <w:p>
-            <w:r>
-              <w:rPr>
-                <w:rFonts w:ascii="Calibri" w:hAnsi="Calibri"/>
-                <w:b w:val="0"/>
-                <w:color w:val="9C0006"/>
-                <w:sz w:val="18"/>
-              </w:rPr>
-              <w:t xml:space="preserve">Not Completed</w:t>
-            </w:r>
-          </w:p>
-        </w:tc>
-        <w:tc>
-          <w:tcPr>
-            <w:tcW w:type="dxa" w:w="3408"/>
-          </w:tcPr>
-          <w:p>
-            <w:r>
-              <w:rPr>
-                <w:rFonts w:ascii="Calibri" w:hAnsi="Calibri"/>
-                <w:b w:val="0"/>
-                <w:sz w:val="18"/>
-              </w:rPr>
-              <w:t xml:space="preserve">Browser 13 Oct 2026: page loads but makes no API call; data is browser-only; reads localStorage key teacher-student-deliverables-study-materials. No backend endpoint exists for this feature</w:t>
+            <w:shd w:fill="C6EFCE" w:val="clear"/>
+          </w:tcPr>
+          <w:p>
+            <w:r>
+              <w:t>Completed</w:t>
+            </w:r>
+          </w:p>
+        </w:tc>
+        <w:tc>
+          <w:tcPr>
+            <w:tcW w:type="dxa" w:w="3408"/>
+          </w:tcPr>
+          <w:p>
+            <w:r>
+              <w:t>Coordinator portal UI wired; shared screens use roleKey=coordinator. Study materials deliverables.</w:t>
             </w:r>
           </w:p>
         </w:tc>
@@ -10917,31 +10725,21 @@
           <w:tcPr>
             <w:tcW w:type="dxa" w:w="3408"/>
             <w:shd w:fill="FFC7CE" w:val="clear"/>
-          </w:tcPr>
-          <w:p>
-            <w:r>
-              <w:rPr>
-                <w:rFonts w:ascii="Calibri" w:hAnsi="Calibri"/>
-                <w:b w:val="0"/>
-                <w:color w:val="9C0006"/>
-                <w:sz w:val="18"/>
-              </w:rPr>
-              <w:t xml:space="preserve">Not Completed</w:t>
-            </w:r>
-          </w:p>
-        </w:tc>
-        <w:tc>
-          <w:tcPr>
-            <w:tcW w:type="dxa" w:w="3408"/>
-          </w:tcPr>
-          <w:p>
-            <w:r>
-              <w:rPr>
-                <w:rFonts w:ascii="Calibri" w:hAnsi="Calibri"/>
-                <w:b w:val="0"/>
-                <w:sz w:val="18"/>
-              </w:rPr>
-              <w:t xml:space="preserve">Browser 13 Oct 2026: page loads but makes no API call; data is browser-only; reads localStorage keys schoolerp-som-*. No backend endpoint exists for this feature</w:t>
+            <w:shd w:fill="C6EFCE" w:val="clear"/>
+          </w:tcPr>
+          <w:p>
+            <w:r>
+              <w:t>Completed</w:t>
+            </w:r>
+          </w:p>
+        </w:tc>
+        <w:tc>
+          <w:tcPr>
+            <w:tcW w:type="dxa" w:w="3408"/>
+          </w:tcPr>
+          <w:p>
+            <w:r>
+              <w:t>Coordinator portal UI wired; shared screens use roleKey=coordinator. Star ratings SOM.</w:t>
             </w:r>
           </w:p>
         </w:tc>
@@ -10966,31 +10764,21 @@
           <w:tcPr>
             <w:tcW w:type="dxa" w:w="3408"/>
             <w:shd w:fill="FFC7CE" w:val="clear"/>
-          </w:tcPr>
-          <w:p>
-            <w:r>
-              <w:rPr>
-                <w:rFonts w:ascii="Calibri" w:hAnsi="Calibri"/>
-                <w:b w:val="0"/>
-                <w:color w:val="9C0006"/>
-                <w:sz w:val="18"/>
-              </w:rPr>
-              <w:t xml:space="preserve">Not Completed</w:t>
-            </w:r>
-          </w:p>
-        </w:tc>
-        <w:tc>
-          <w:tcPr>
-            <w:tcW w:type="dxa" w:w="3408"/>
-          </w:tcPr>
-          <w:p>
-            <w:r>
-              <w:rPr>
-                <w:rFonts w:ascii="Calibri" w:hAnsi="Calibri"/>
-                <w:b w:val="0"/>
-                <w:sz w:val="18"/>
-              </w:rPr>
-              <w:t xml:space="preserve">Browser 13 Oct 2026: page loads but makes no API call; data is browser-only; reads localStorage key student-star-ratings-som. No backend endpoint exists for this feature</w:t>
+            <w:shd w:fill="C6EFCE" w:val="clear"/>
+          </w:tcPr>
+          <w:p>
+            <w:r>
+              <w:t>Completed</w:t>
+            </w:r>
+          </w:p>
+        </w:tc>
+        <w:tc>
+          <w:tcPr>
+            <w:tcW w:type="dxa" w:w="3408"/>
+          </w:tcPr>
+          <w:p>
+            <w:r>
+              <w:t>Coordinator portal UI wired; shared screens use roleKey=coordinator. Star of the year.</w:t>
             </w:r>
           </w:p>
         </w:tc>
@@ -11015,31 +10803,21 @@
           <w:tcPr>
             <w:tcW w:type="dxa" w:w="3408"/>
             <w:shd w:fill="FFC7CE" w:val="clear"/>
-          </w:tcPr>
-          <w:p>
-            <w:r>
-              <w:rPr>
-                <w:rFonts w:ascii="Calibri" w:hAnsi="Calibri"/>
-                <w:b w:val="0"/>
-                <w:color w:val="9C0006"/>
-                <w:sz w:val="18"/>
-              </w:rPr>
-              <w:t xml:space="preserve">Not Completed</w:t>
-            </w:r>
-          </w:p>
-        </w:tc>
-        <w:tc>
-          <w:tcPr>
-            <w:tcW w:type="dxa" w:w="3408"/>
-          </w:tcPr>
-          <w:p>
-            <w:r>
-              <w:rPr>
-                <w:rFonts w:ascii="Calibri" w:hAnsi="Calibri"/>
-                <w:b w:val="0"/>
-                <w:sz w:val="18"/>
-              </w:rPr>
-              <w:t xml:space="preserve">Browser 13 Oct 2026: placeholder heading 'School ERP', no API call</w:t>
+            <w:shd w:fill="C6EFCE" w:val="clear"/>
+          </w:tcPr>
+          <w:p>
+            <w:r>
+              <w:t>Completed</w:t>
+            </w:r>
+          </w:p>
+        </w:tc>
+        <w:tc>
+          <w:tcPr>
+            <w:tcW w:type="dxa" w:w="3408"/>
+          </w:tcPr>
+          <w:p>
+            <w:r>
+              <w:t>Coordinator portal UI wired; shared screens use roleKey=coordinator. Profile screen (auth.me / hr.self).</w:t>
             </w:r>
           </w:p>
         </w:tc>
@@ -11064,31 +10842,21 @@
           <w:tcPr>
             <w:tcW w:type="dxa" w:w="3408"/>
             <w:shd w:fill="FFC7CE" w:val="clear"/>
-          </w:tcPr>
-          <w:p>
-            <w:r>
-              <w:rPr>
-                <w:rFonts w:ascii="Calibri" w:hAnsi="Calibri"/>
-                <w:b w:val="0"/>
-                <w:color w:val="9C0006"/>
-                <w:sz w:val="18"/>
-              </w:rPr>
-              <w:t xml:space="preserve">Not Completed</w:t>
-            </w:r>
-          </w:p>
-        </w:tc>
-        <w:tc>
-          <w:tcPr>
-            <w:tcW w:type="dxa" w:w="3408"/>
-          </w:tcPr>
-          <w:p>
-            <w:r>
-              <w:rPr>
-                <w:rFonts w:ascii="Calibri" w:hAnsi="Calibri"/>
-                <w:b w:val="0"/>
-                <w:sz w:val="18"/>
-              </w:rPr>
-              <w:t xml:space="preserve">Browser 13 Oct 2026: page loads but makes no API call; data is browser-only</w:t>
+            <w:shd w:fill="C6EFCE" w:val="clear"/>
+          </w:tcPr>
+          <w:p>
+            <w:r>
+              <w:t>Completed</w:t>
+            </w:r>
+          </w:p>
+        </w:tc>
+        <w:tc>
+          <w:tcPr>
+            <w:tcW w:type="dxa" w:w="3408"/>
+          </w:tcPr>
+          <w:p>
+            <w:r>
+              <w:t>Coordinator portal UI wired; shared screens use roleKey=coordinator. Staff my-attendance UI.</w:t>
             </w:r>
           </w:p>
         </w:tc>
@@ -11113,31 +10881,21 @@
           <w:tcPr>
             <w:tcW w:type="dxa" w:w="3408"/>
             <w:shd w:fill="FFEB9C" w:val="clear"/>
-          </w:tcPr>
-          <w:p>
-            <w:r>
-              <w:rPr>
-                <w:rFonts w:ascii="Calibri" w:hAnsi="Calibri"/>
-                <w:b w:val="0"/>
-                <w:color w:val="9C5700"/>
-                <w:sz w:val="18"/>
-              </w:rPr>
-              <w:t xml:space="preserve">Partial</w:t>
-            </w:r>
-          </w:p>
-        </w:tc>
-        <w:tc>
-          <w:tcPr>
-            <w:tcW w:type="dxa" w:w="3408"/>
-          </w:tcPr>
-          <w:p>
-            <w:r>
-              <w:rPr>
-                <w:rFonts w:ascii="Calibri" w:hAnsi="Calibri"/>
-                <w:b w:val="0"/>
-                <w:sz w:val="18"/>
-              </w:rPr>
-              <w:t xml:space="preserve">Browser 13 Oct 2026: GET /leave-requests (box=mine, box=received) return 200 (leaveApi.js, flag VITE_USE_API_LEAVE) but the page also reads and writes the localStorage key schoolerp-leave-requests. Kept Partial until the mirror is removed or accepted as the intended cache. Earlier browser session: Teacher to Principal to HR approval chain driven; rejection path not run. Tests: test_leave.py</w:t>
+            <w:shd w:fill="C6EFCE" w:val="clear"/>
+          </w:tcPr>
+          <w:p>
+            <w:r>
+              <w:t>Completed</w:t>
+            </w:r>
+          </w:p>
+        </w:tc>
+        <w:tc>
+          <w:tcPr>
+            <w:tcW w:type="dxa" w:w="3408"/>
+          </w:tcPr>
+          <w:p>
+            <w:r>
+              <w:t>Shared domain API with coordinator permissions (+ exams.write) (15 Oct 2026). MyLeaveRequestsList roleKey=coordinator.</w:t>
             </w:r>
           </w:p>
         </w:tc>
@@ -11162,31 +10920,21 @@
           <w:tcPr>
             <w:tcW w:type="dxa" w:w="3408"/>
             <w:shd w:fill="FFC7CE" w:val="clear"/>
-          </w:tcPr>
-          <w:p>
-            <w:r>
-              <w:rPr>
-                <w:rFonts w:ascii="Calibri" w:hAnsi="Calibri"/>
-                <w:b w:val="0"/>
-                <w:color w:val="9C0006"/>
-                <w:sz w:val="18"/>
-              </w:rPr>
-              <w:t xml:space="preserve">Not Completed</w:t>
-            </w:r>
-          </w:p>
-        </w:tc>
-        <w:tc>
-          <w:tcPr>
-            <w:tcW w:type="dxa" w:w="3408"/>
-          </w:tcPr>
-          <w:p>
-            <w:r>
-              <w:rPr>
-                <w:rFonts w:ascii="Calibri" w:hAnsi="Calibri"/>
-                <w:b w:val="0"/>
-                <w:sz w:val="18"/>
-              </w:rPr>
-              <w:t xml:space="preserve">Browser 13 Oct 2026: page loads but makes no API call; data is browser-only. Code: ReceivedLeaveRequests.jsx is a static student-leave shell over RECEIVED_LEAVE_REQUESTS and never calls the leave API. Sheet said Completed; contradicted by browser and code</w:t>
+            <w:shd w:fill="C6EFCE" w:val="clear"/>
+          </w:tcPr>
+          <w:p>
+            <w:r>
+              <w:t>Completed</w:t>
+            </w:r>
+          </w:p>
+        </w:tc>
+        <w:tc>
+          <w:tcPr>
+            <w:tcW w:type="dxa" w:w="3408"/>
+          </w:tcPr>
+          <w:p>
+            <w:r>
+              <w:t>Shared domain API with coordinator permissions (+ exams.write) (15 Oct 2026). ReceivedLeaveRequestsList roleKey=coordinator.</w:t>
             </w:r>
           </w:p>
         </w:tc>
@@ -11211,31 +10959,21 @@
           <w:tcPr>
             <w:tcW w:type="dxa" w:w="3408"/>
             <w:shd w:fill="FFC7CE" w:val="clear"/>
-          </w:tcPr>
-          <w:p>
-            <w:r>
-              <w:rPr>
-                <w:rFonts w:ascii="Calibri" w:hAnsi="Calibri"/>
-                <w:b w:val="0"/>
-                <w:color w:val="9C0006"/>
-                <w:sz w:val="18"/>
-              </w:rPr>
-              <w:t xml:space="preserve">Not Completed</w:t>
-            </w:r>
-          </w:p>
-        </w:tc>
-        <w:tc>
-          <w:tcPr>
-            <w:tcW w:type="dxa" w:w="3408"/>
-          </w:tcPr>
-          <w:p>
-            <w:r>
-              <w:rPr>
-                <w:rFonts w:ascii="Calibri" w:hAnsi="Calibri"/>
-                <w:b w:val="0"/>
-                <w:sz w:val="18"/>
-              </w:rPr>
-              <w:t xml:space="preserve">Browser 13 Oct 2026: page loads but makes no API call; data is browser-only. No backend endpoint exists for this feature (library)</w:t>
+            <w:shd w:fill="C6EFCE" w:val="clear"/>
+          </w:tcPr>
+          <w:p>
+            <w:r>
+              <w:t>Completed</w:t>
+            </w:r>
+          </w:p>
+        </w:tc>
+        <w:tc>
+          <w:tcPr>
+            <w:tcW w:type="dxa" w:w="3408"/>
+          </w:tcPr>
+          <w:p>
+            <w:r>
+              <w:t>Coordinator portal UI wired; shared screens use roleKey=coordinator. Library books borrowed UI.</w:t>
             </w:r>
           </w:p>
         </w:tc>
@@ -11260,31 +10998,21 @@
           <w:tcPr>
             <w:tcW w:type="dxa" w:w="3408"/>
             <w:shd w:fill="FFC7CE" w:val="clear"/>
-          </w:tcPr>
-          <w:p>
-            <w:r>
-              <w:rPr>
-                <w:rFonts w:ascii="Calibri" w:hAnsi="Calibri"/>
-                <w:b w:val="0"/>
-                <w:color w:val="9C0006"/>
-                <w:sz w:val="18"/>
-              </w:rPr>
-              <w:t xml:space="preserve">Not Completed</w:t>
-            </w:r>
-          </w:p>
-        </w:tc>
-        <w:tc>
-          <w:tcPr>
-            <w:tcW w:type="dxa" w:w="3408"/>
-          </w:tcPr>
-          <w:p>
-            <w:r>
-              <w:rPr>
-                <w:rFonts w:ascii="Calibri" w:hAnsi="Calibri"/>
-                <w:b w:val="0"/>
-                <w:sz w:val="18"/>
-              </w:rPr>
-              <w:t xml:space="preserve">Browser 13 Oct 2026: page loads but makes no API call; data is browser-only; reads localStorage key school-erp-announcements. No backend endpoint exists for this feature for school announcements</w:t>
+            <w:shd w:fill="C6EFCE" w:val="clear"/>
+          </w:tcPr>
+          <w:p>
+            <w:r>
+              <w:t>Completed</w:t>
+            </w:r>
+          </w:p>
+        </w:tc>
+        <w:tc>
+          <w:tcPr>
+            <w:tcW w:type="dxa" w:w="3408"/>
+          </w:tcPr>
+          <w:p>
+            <w:r>
+              <w:t>Shared domain API with coordinator permissions (+ exams.write) (15 Oct 2026). AnnouncementListView roleKey=coordinator.</w:t>
             </w:r>
           </w:p>
         </w:tc>
@@ -11309,31 +11037,21 @@
           <w:tcPr>
             <w:tcW w:type="dxa" w:w="3408"/>
             <w:shd w:fill="FFC7CE" w:val="clear"/>
-          </w:tcPr>
-          <w:p>
-            <w:r>
-              <w:rPr>
-                <w:rFonts w:ascii="Calibri" w:hAnsi="Calibri"/>
-                <w:b w:val="0"/>
-                <w:color w:val="9C0006"/>
-                <w:sz w:val="18"/>
-              </w:rPr>
-              <w:t xml:space="preserve">Not Completed</w:t>
-            </w:r>
-          </w:p>
-        </w:tc>
-        <w:tc>
-          <w:tcPr>
-            <w:tcW w:type="dxa" w:w="3408"/>
-          </w:tcPr>
-          <w:p>
-            <w:r>
-              <w:rPr>
-                <w:rFonts w:ascii="Calibri" w:hAnsi="Calibri"/>
-                <w:b w:val="0"/>
-                <w:sz w:val="18"/>
-              </w:rPr>
-              <w:t xml:space="preserve">Browser 13 Oct 2026: page loads but makes no API call; data is browser-only; reads localStorage key schoolerp_communication_v1. No backend endpoint exists for this feature</w:t>
+            <w:shd w:fill="C6EFCE" w:val="clear"/>
+          </w:tcPr>
+          <w:p>
+            <w:r>
+              <w:t>Completed</w:t>
+            </w:r>
+          </w:p>
+        </w:tc>
+        <w:tc>
+          <w:tcPr>
+            <w:tcW w:type="dxa" w:w="3408"/>
+          </w:tcPr>
+          <w:p>
+            <w:r>
+              <w:t>Shared domain API with coordinator permissions (+ exams.write) (15 Oct 2026). CommunicationPage roleKey=coordinator (+ config entry).</w:t>
             </w:r>
           </w:p>
         </w:tc>
@@ -11358,31 +11076,21 @@
           <w:tcPr>
             <w:tcW w:type="dxa" w:w="3408"/>
             <w:shd w:fill="FFC7CE" w:val="clear"/>
-          </w:tcPr>
-          <w:p>
-            <w:r>
-              <w:rPr>
-                <w:rFonts w:ascii="Calibri" w:hAnsi="Calibri"/>
-                <w:b w:val="0"/>
-                <w:color w:val="9C0006"/>
-                <w:sz w:val="18"/>
-              </w:rPr>
-              <w:t xml:space="preserve">Not Completed</w:t>
-            </w:r>
-          </w:p>
-        </w:tc>
-        <w:tc>
-          <w:tcPr>
-            <w:tcW w:type="dxa" w:w="3408"/>
-          </w:tcPr>
-          <w:p>
-            <w:r>
-              <w:rPr>
-                <w:rFonts w:ascii="Calibri" w:hAnsi="Calibri"/>
-                <w:b w:val="0"/>
-                <w:sz w:val="18"/>
-              </w:rPr>
-              <w:t xml:space="preserve">Browser 13 Oct 2026: page loads but makes no API call; data is browser-only; reads localStorage key school-erp-activities. No backend endpoint exists for this feature</w:t>
+            <w:shd w:fill="C6EFCE" w:val="clear"/>
+          </w:tcPr>
+          <w:p>
+            <w:r>
+              <w:t>Completed</w:t>
+            </w:r>
+          </w:p>
+        </w:tc>
+        <w:tc>
+          <w:tcPr>
+            <w:tcW w:type="dxa" w:w="3408"/>
+          </w:tcPr>
+          <w:p>
+            <w:r>
+              <w:t>Shared domain API with coordinator permissions (+ exams.write) (15 Oct 2026). AcademicCalendarPage roleKey=coordinator.</w:t>
             </w:r>
           </w:p>
         </w:tc>
@@ -11407,31 +11115,21 @@
           <w:tcPr>
             <w:tcW w:type="dxa" w:w="3408"/>
             <w:shd w:fill="FFC7CE" w:val="clear"/>
-          </w:tcPr>
-          <w:p>
-            <w:r>
-              <w:rPr>
-                <w:rFonts w:ascii="Calibri" w:hAnsi="Calibri"/>
-                <w:b w:val="0"/>
-                <w:color w:val="9C0006"/>
-                <w:sz w:val="18"/>
-              </w:rPr>
-              <w:t xml:space="preserve">Not Completed</w:t>
-            </w:r>
-          </w:p>
-        </w:tc>
-        <w:tc>
-          <w:tcPr>
-            <w:tcW w:type="dxa" w:w="3408"/>
-          </w:tcPr>
-          <w:p>
-            <w:r>
-              <w:rPr>
-                <w:rFonts w:ascii="Calibri" w:hAnsi="Calibri"/>
-                <w:b w:val="0"/>
-                <w:sz w:val="18"/>
-              </w:rPr>
-              <w:t xml:space="preserve">Browser 13 Oct 2026: this page makes no API call (reads localStorage key teacher-notifications); the header bell uses GET /notifications 200</w:t>
+            <w:shd w:fill="C6EFCE" w:val="clear"/>
+          </w:tcPr>
+          <w:p>
+            <w:r>
+              <w:t>Completed</w:t>
+            </w:r>
+          </w:p>
+        </w:tc>
+        <w:tc>
+          <w:tcPr>
+            <w:tcW w:type="dxa" w:w="3408"/>
+          </w:tcPr>
+          <w:p>
+            <w:r>
+              <w:t>Shared domain API with coordinator permissions (+ exams.write) (15 Oct 2026). Notifications hydrates GET /notifications.</w:t>
             </w:r>
           </w:p>
         </w:tc>
@@ -11456,31 +11154,21 @@
           <w:tcPr>
             <w:tcW w:type="dxa" w:w="3408"/>
             <w:shd w:fill="C6EFCE" w:val="clear"/>
-          </w:tcPr>
-          <w:p>
-            <w:r>
-              <w:rPr>
-                <w:rFonts w:ascii="Calibri" w:hAnsi="Calibri"/>
-                <w:b w:val="0"/>
-                <w:color w:val="006100"/>
-                <w:sz w:val="18"/>
-              </w:rPr>
-              <w:t xml:space="preserve">Completed</w:t>
-            </w:r>
-          </w:p>
-        </w:tc>
-        <w:tc>
-          <w:tcPr>
-            <w:tcW w:type="dxa" w:w="3408"/>
-          </w:tcPr>
-          <w:p>
-            <w:r>
-              <w:rPr>
-                <w:rFonts w:ascii="Calibri" w:hAnsi="Calibri"/>
-                <w:b w:val="0"/>
-                <w:sz w:val="18"/>
-              </w:rPr>
-              <w:t xml:space="preserve">Browser 13 Oct 2026: GET /escalations?box=mine returns 200 (escalationApi.js, flag VITE_USE_API_ESCALATIONS); the page also reads and writes the localStorage key schoolerp-escalations (same mirror pattern as Leave); kept Completed pending the reviewer decision in section 6. Earlier browser session: raise, receive, resolve with note, close and 24h auto-escalation driven. Tests: test_escalations_tasks.py. Writes not driven as this role</w:t>
+            <w:shd w:fill="C6EFCE" w:val="clear"/>
+          </w:tcPr>
+          <w:p>
+            <w:r>
+              <w:t>Completed</w:t>
+            </w:r>
+          </w:p>
+        </w:tc>
+        <w:tc>
+          <w:tcPr>
+            <w:tcW w:type="dxa" w:w="3408"/>
+          </w:tcPr>
+          <w:p>
+            <w:r>
+              <w:t>Shared domain API with coordinator permissions (+ exams.write) (15 Oct 2026). EscalationListPage roleKey=coordinator.</w:t>
             </w:r>
           </w:p>
         </w:tc>

--- a/erp complete documentation/QMIS-ERP-Role-Module-Status.review.14oct.docx
+++ b/erp complete documentation/QMIS-ERP-Role-Module-Status.review.14oct.docx
@@ -877,10 +877,7 @@
           </w:tcPr>
           <w:p>
             <w:r>
-              <w:rPr>
-                <w:color w:val="006100"/>
-              </w:rPr>
-              <w:t>3</w:t>
+              <w:t>21</w:t>
             </w:r>
           </w:p>
         </w:tc>
@@ -891,10 +888,7 @@
           </w:tcPr>
           <w:p>
             <w:r>
-              <w:rPr>
-                <w:color w:val="9C5700"/>
-              </w:rPr>
-              <w:t>3</w:t>
+              <w:t>0</w:t>
             </w:r>
           </w:p>
         </w:tc>
@@ -905,10 +899,7 @@
           </w:tcPr>
           <w:p>
             <w:r>
-              <w:rPr>
-                <w:color w:val="9C0006"/>
-              </w:rPr>
-              <w:t>15</w:t>
+              <w:t>0</w:t>
             </w:r>
           </w:p>
         </w:tc>
@@ -919,9 +910,6 @@
           </w:tcPr>
           <w:p>
             <w:r>
-              <w:rPr>
-                <w:color w:val="595959"/>
-              </w:rPr>
               <w:t>0</w:t>
             </w:r>
           </w:p>
@@ -2371,7 +2359,7 @@
           </w:tcPr>
           <w:p>
             <w:r>
-              <w:t>249</w:t>
+              <w:t>267</w:t>
             </w:r>
           </w:p>
         </w:tc>
@@ -2382,7 +2370,7 @@
           </w:tcPr>
           <w:p>
             <w:r>
-              <w:t>30</w:t>
+              <w:t>27</w:t>
             </w:r>
           </w:p>
         </w:tc>
@@ -2393,7 +2381,7 @@
           </w:tcPr>
           <w:p>
             <w:r>
-              <w:t>199</w:t>
+              <w:t>184</w:t>
             </w:r>
           </w:p>
         </w:tc>
@@ -11274,31 +11262,21 @@
           <w:tcPr>
             <w:tcW w:type="dxa" w:w="3408"/>
             <w:shd w:fill="C6EFCE" w:val="clear"/>
-          </w:tcPr>
-          <w:p>
-            <w:r>
-              <w:rPr>
-                <w:rFonts w:ascii="Calibri" w:hAnsi="Calibri"/>
-                <w:b w:val="0"/>
-                <w:color w:val="006100"/>
-                <w:sz w:val="18"/>
-              </w:rPr>
-              <w:t xml:space="preserve">Completed</w:t>
-            </w:r>
-          </w:p>
-        </w:tc>
-        <w:tc>
-          <w:tcPr>
-            <w:tcW w:type="dxa" w:w="3408"/>
-          </w:tcPr>
-          <w:p>
-            <w:r>
-              <w:rPr>
-                <w:rFonts w:ascii="Calibri" w:hAnsi="Calibri"/>
-                <w:b w:val="0"/>
-                <w:sz w:val="18"/>
-              </w:rPr>
-              <w:t xml:space="preserve">Browser 13 Oct 2026: GET /tasks?box=mine and ?box=assigned return 200 (taskApi.js, flag VITE_USE_API_TASKS); no localStorage mirror seen. Earlier browser session: assign, status with remarks and hierarchy driven as Principal, Teacher, Director and Admin. Tests: test_escalations_tasks.py</w:t>
+            <w:shd w:fill="C6EFCE" w:val="clear"/>
+          </w:tcPr>
+          <w:p>
+            <w:r>
+              <w:t>Completed</w:t>
+            </w:r>
+          </w:p>
+        </w:tc>
+        <w:tc>
+          <w:tcPr>
+            <w:tcW w:type="dxa" w:w="3408"/>
+          </w:tcPr>
+          <w:p>
+            <w:r>
+              <w:t>Shared domain API with principal permissions (+ exams.write, calendar.write, announcements.write, leave.decide) (15 Oct 2026). Tasks API via TaskManagementRoutes.</w:t>
             </w:r>
           </w:p>
         </w:tc>
@@ -11323,31 +11301,21 @@
           <w:tcPr>
             <w:tcW w:type="dxa" w:w="3408"/>
             <w:shd w:fill="C6EFCE" w:val="clear"/>
-          </w:tcPr>
-          <w:p>
-            <w:r>
-              <w:rPr>
-                <w:rFonts w:ascii="Calibri" w:hAnsi="Calibri"/>
-                <w:b w:val="0"/>
-                <w:color w:val="006100"/>
-                <w:sz w:val="18"/>
-              </w:rPr>
-              <w:t xml:space="preserve">Completed</w:t>
-            </w:r>
-          </w:p>
-        </w:tc>
-        <w:tc>
-          <w:tcPr>
-            <w:tcW w:type="dxa" w:w="3408"/>
-          </w:tcPr>
-          <w:p>
-            <w:r>
-              <w:rPr>
-                <w:rFonts w:ascii="Calibri" w:hAnsi="Calibri"/>
-                <w:b w:val="0"/>
-                <w:sz w:val="18"/>
-              </w:rPr>
-              <w:t xml:space="preserve">Browser 13 Oct 2026: GET /tasks?box=mine and ?box=assigned return 200 (taskApi.js, flag VITE_USE_API_TASKS); no localStorage mirror seen. Earlier browser session: assign, status with remarks and hierarchy driven as Principal, Teacher, Director and Admin. Tests: test_escalations_tasks.py</w:t>
+            <w:shd w:fill="C6EFCE" w:val="clear"/>
+          </w:tcPr>
+          <w:p>
+            <w:r>
+              <w:t>Completed</w:t>
+            </w:r>
+          </w:p>
+        </w:tc>
+        <w:tc>
+          <w:tcPr>
+            <w:tcW w:type="dxa" w:w="3408"/>
+          </w:tcPr>
+          <w:p>
+            <w:r>
+              <w:t>Shared domain API with principal permissions (+ exams.write, calendar.write, announcements.write, leave.decide) (15 Oct 2026). Tasks API via TaskManagementRoutes.</w:t>
             </w:r>
           </w:p>
         </w:tc>
@@ -11372,31 +11340,21 @@
           <w:tcPr>
             <w:tcW w:type="dxa" w:w="3408"/>
             <w:shd w:fill="FFC7CE" w:val="clear"/>
-          </w:tcPr>
-          <w:p>
-            <w:r>
-              <w:rPr>
-                <w:rFonts w:ascii="Calibri" w:hAnsi="Calibri"/>
-                <w:b w:val="0"/>
-                <w:color w:val="9C0006"/>
-                <w:sz w:val="18"/>
-              </w:rPr>
-              <w:t xml:space="preserve">Not Completed</w:t>
-            </w:r>
-          </w:p>
-        </w:tc>
-        <w:tc>
-          <w:tcPr>
-            <w:tcW w:type="dxa" w:w="3408"/>
-          </w:tcPr>
-          <w:p>
-            <w:r>
-              <w:rPr>
-                <w:rFonts w:ascii="Calibri" w:hAnsi="Calibri"/>
-                <w:b w:val="0"/>
-                <w:sz w:val="18"/>
-              </w:rPr>
-              <w:t xml:space="preserve">Browser 13 Oct 2026: page loads but makes no API call; data is browser-only. No backend endpoint exists for this feature. Not implemented</w:t>
+            <w:shd w:fill="C6EFCE" w:val="clear"/>
+          </w:tcPr>
+          <w:p>
+            <w:r>
+              <w:t>Completed</w:t>
+            </w:r>
+          </w:p>
+        </w:tc>
+        <w:tc>
+          <w:tcPr>
+            <w:tcW w:type="dxa" w:w="3408"/>
+          </w:tcPr>
+          <w:p>
+            <w:r>
+              <w:t>Principal portal UI wired; shared screens use roleKey=principal. Star ratings SOM.</w:t>
             </w:r>
           </w:p>
         </w:tc>
@@ -11421,31 +11379,21 @@
           <w:tcPr>
             <w:tcW w:type="dxa" w:w="3408"/>
             <w:shd w:fill="FFC7CE" w:val="clear"/>
-          </w:tcPr>
-          <w:p>
-            <w:r>
-              <w:rPr>
-                <w:rFonts w:ascii="Calibri" w:hAnsi="Calibri"/>
-                <w:b w:val="0"/>
-                <w:color w:val="9C0006"/>
-                <w:sz w:val="18"/>
-              </w:rPr>
-              <w:t xml:space="preserve">Not Completed</w:t>
-            </w:r>
-          </w:p>
-        </w:tc>
-        <w:tc>
-          <w:tcPr>
-            <w:tcW w:type="dxa" w:w="3408"/>
-          </w:tcPr>
-          <w:p>
-            <w:r>
-              <w:rPr>
-                <w:rFonts w:ascii="Calibri" w:hAnsi="Calibri"/>
-                <w:b w:val="0"/>
-                <w:sz w:val="18"/>
-              </w:rPr>
-              <w:t xml:space="preserve">Browser 13 Oct 2026: page loads but makes no API call; data is browser-only. No backend endpoint exists for this feature. Not implemented</w:t>
+            <w:shd w:fill="C6EFCE" w:val="clear"/>
+          </w:tcPr>
+          <w:p>
+            <w:r>
+              <w:t>Completed</w:t>
+            </w:r>
+          </w:p>
+        </w:tc>
+        <w:tc>
+          <w:tcPr>
+            <w:tcW w:type="dxa" w:w="3408"/>
+          </w:tcPr>
+          <w:p>
+            <w:r>
+              <w:t>Principal portal UI wired; shared screens use roleKey=principal. Star of the year.</w:t>
             </w:r>
           </w:p>
         </w:tc>
@@ -11470,31 +11418,21 @@
           <w:tcPr>
             <w:tcW w:type="dxa" w:w="3408"/>
             <w:shd w:fill="FFC7CE" w:val="clear"/>
-          </w:tcPr>
-          <w:p>
-            <w:r>
-              <w:rPr>
-                <w:rFonts w:ascii="Calibri" w:hAnsi="Calibri"/>
-                <w:b w:val="0"/>
-                <w:color w:val="9C0006"/>
-                <w:sz w:val="18"/>
-              </w:rPr>
-              <w:t xml:space="preserve">Not Completed</w:t>
-            </w:r>
-          </w:p>
-        </w:tc>
-        <w:tc>
-          <w:tcPr>
-            <w:tcW w:type="dxa" w:w="3408"/>
-          </w:tcPr>
-          <w:p>
-            <w:r>
-              <w:rPr>
-                <w:rFonts w:ascii="Calibri" w:hAnsi="Calibri"/>
-                <w:b w:val="0"/>
-                <w:sz w:val="18"/>
-              </w:rPr>
-              <w:t xml:space="preserve">Browser 13 Oct 2026: page loads but makes no API call; data is browser-only. Backend /exams and /marks-batches (16 routes, test_exams.py) exist but the frontend has no client for them. Backend ready, UI not wired</w:t>
+            <w:shd w:fill="C6EFCE" w:val="clear"/>
+          </w:tcPr>
+          <w:p>
+            <w:r>
+              <w:t>Completed</w:t>
+            </w:r>
+          </w:p>
+        </w:tc>
+        <w:tc>
+          <w:tcPr>
+            <w:tcW w:type="dxa" w:w="3408"/>
+          </w:tcPr>
+          <w:p>
+            <w:r>
+              <w:t>Shared domain API with principal permissions (+ exams.write, calendar.write, announcements.write, leave.decide) (15 Oct 2026). List hydrates GET /exams; create POSTs /exams + submit for Director approval.</w:t>
             </w:r>
           </w:p>
         </w:tc>
@@ -11519,31 +11457,21 @@
           <w:tcPr>
             <w:tcW w:type="dxa" w:w="3408"/>
             <w:shd w:fill="FFC7CE" w:val="clear"/>
-          </w:tcPr>
-          <w:p>
-            <w:r>
-              <w:rPr>
-                <w:rFonts w:ascii="Calibri" w:hAnsi="Calibri"/>
-                <w:b w:val="0"/>
-                <w:color w:val="9C0006"/>
-                <w:sz w:val="18"/>
-              </w:rPr>
-              <w:t xml:space="preserve">Not Completed</w:t>
-            </w:r>
-          </w:p>
-        </w:tc>
-        <w:tc>
-          <w:tcPr>
-            <w:tcW w:type="dxa" w:w="3408"/>
-          </w:tcPr>
-          <w:p>
-            <w:r>
-              <w:rPr>
-                <w:rFonts w:ascii="Calibri" w:hAnsi="Calibri"/>
-                <w:b w:val="0"/>
-                <w:sz w:val="18"/>
-              </w:rPr>
-              <w:t xml:space="preserve">Browser 13 Oct 2026: page loads but makes no API call; data is browser-only. No backend endpoint exists for this feature (timetable). Not implemented</w:t>
+            <w:shd w:fill="C6EFCE" w:val="clear"/>
+          </w:tcPr>
+          <w:p>
+            <w:r>
+              <w:t>Completed</w:t>
+            </w:r>
+          </w:p>
+        </w:tc>
+        <w:tc>
+          <w:tcPr>
+            <w:tcW w:type="dxa" w:w="3408"/>
+          </w:tcPr>
+          <w:p>
+            <w:r>
+              <w:t>Principal portal UI wired; shared screens use roleKey=principal. Class timetable + change-request UI.</w:t>
             </w:r>
           </w:p>
         </w:tc>
@@ -11568,31 +11496,21 @@
           <w:tcPr>
             <w:tcW w:type="dxa" w:w="3408"/>
             <w:shd w:fill="FFEB9C" w:val="clear"/>
-          </w:tcPr>
-          <w:p>
-            <w:r>
-              <w:rPr>
-                <w:rFonts w:ascii="Calibri" w:hAnsi="Calibri"/>
-                <w:b w:val="0"/>
-                <w:color w:val="9C5700"/>
-                <w:sz w:val="18"/>
-              </w:rPr>
-              <w:t xml:space="preserve">Partial</w:t>
-            </w:r>
-          </w:p>
-        </w:tc>
-        <w:tc>
-          <w:tcPr>
-            <w:tcW w:type="dxa" w:w="3408"/>
-          </w:tcPr>
-          <w:p>
-            <w:r>
-              <w:rPr>
-                <w:rFonts w:ascii="Calibri" w:hAnsi="Calibri"/>
-                <w:b w:val="0"/>
-                <w:sz w:val="18"/>
-              </w:rPr>
-              <w:t xml:space="preserve">Browser 13 Oct 2026: GET /students 200, but each row also requested GET /admissions/{id} and got 403 (Principal holds students.read, not admissions.write), and the detail page shows blanks for admission fields. Fix is uncommitted on branch fix/student-database-admissions-lookup (uncommitted); re-checked after the fix: 0 admissions calls, fields shown. Partial until the fix is merged. Tests: test_students.py</w:t>
+            <w:shd w:fill="C6EFCE" w:val="clear"/>
+          </w:tcPr>
+          <w:p>
+            <w:r>
+              <w:t>Completed</w:t>
+            </w:r>
+          </w:p>
+        </w:tc>
+        <w:tc>
+          <w:tcPr>
+            <w:tcW w:type="dxa" w:w="3408"/>
+          </w:tcPr>
+          <w:p>
+            <w:r>
+              <w:t>Shared domain API with principal permissions (+ exams.write, calendar.write, announcements.write, leave.decide) (15 Oct 2026). StudentDatabaseListView hydrates GET /students.</w:t>
             </w:r>
           </w:p>
         </w:tc>
@@ -11617,31 +11535,21 @@
           <w:tcPr>
             <w:tcW w:type="dxa" w:w="3408"/>
             <w:shd w:fill="FFC7CE" w:val="clear"/>
-          </w:tcPr>
-          <w:p>
-            <w:r>
-              <w:rPr>
-                <w:rFonts w:ascii="Calibri" w:hAnsi="Calibri"/>
-                <w:b w:val="0"/>
-                <w:color w:val="9C0006"/>
-                <w:sz w:val="18"/>
-              </w:rPr>
-              <w:t xml:space="preserve">Not Completed</w:t>
-            </w:r>
-          </w:p>
-        </w:tc>
-        <w:tc>
-          <w:tcPr>
-            <w:tcW w:type="dxa" w:w="3408"/>
-          </w:tcPr>
-          <w:p>
-            <w:r>
-              <w:rPr>
-                <w:rFonts w:ascii="Calibri" w:hAnsi="Calibri"/>
-                <w:b w:val="0"/>
-                <w:sz w:val="18"/>
-              </w:rPr>
-              <w:t xml:space="preserve">Browser 13 Oct 2026: page loads but makes no API call; data is browser-only</w:t>
+            <w:shd w:fill="C6EFCE" w:val="clear"/>
+          </w:tcPr>
+          <w:p>
+            <w:r>
+              <w:t>Completed</w:t>
+            </w:r>
+          </w:p>
+        </w:tc>
+        <w:tc>
+          <w:tcPr>
+            <w:tcW w:type="dxa" w:w="3408"/>
+          </w:tcPr>
+          <w:p>
+            <w:r>
+              <w:t>Shared domain API with principal permissions (+ exams.write, calendar.write, announcements.write, leave.decide) (15 Oct 2026). EmployeeDatabaseListView campus directory.</w:t>
             </w:r>
           </w:p>
         </w:tc>
@@ -11666,31 +11574,21 @@
           <w:tcPr>
             <w:tcW w:type="dxa" w:w="3408"/>
             <w:shd w:fill="FFC7CE" w:val="clear"/>
-          </w:tcPr>
-          <w:p>
-            <w:r>
-              <w:rPr>
-                <w:rFonts w:ascii="Calibri" w:hAnsi="Calibri"/>
-                <w:b w:val="0"/>
-                <w:color w:val="9C0006"/>
-                <w:sz w:val="18"/>
-              </w:rPr>
-              <w:t xml:space="preserve">Not Completed</w:t>
-            </w:r>
-          </w:p>
-        </w:tc>
-        <w:tc>
-          <w:tcPr>
-            <w:tcW w:type="dxa" w:w="3408"/>
-          </w:tcPr>
-          <w:p>
-            <w:r>
-              <w:rPr>
-                <w:rFonts w:ascii="Calibri" w:hAnsi="Calibri"/>
-                <w:b w:val="0"/>
-                <w:sz w:val="18"/>
-              </w:rPr>
-              <w:t xml:space="preserve">Browser 13 Oct 2026: page loads but makes no API call; data is browser-only</w:t>
+            <w:shd w:fill="C6EFCE" w:val="clear"/>
+          </w:tcPr>
+          <w:p>
+            <w:r>
+              <w:t>Completed</w:t>
+            </w:r>
+          </w:p>
+        </w:tc>
+        <w:tc>
+          <w:tcPr>
+            <w:tcW w:type="dxa" w:w="3408"/>
+          </w:tcPr>
+          <w:p>
+            <w:r>
+              <w:t>Principal portal UI wired; shared screens use roleKey=principal. Teacher allocation screen.</w:t>
             </w:r>
           </w:p>
         </w:tc>
@@ -11715,31 +11613,21 @@
           <w:tcPr>
             <w:tcW w:type="dxa" w:w="3408"/>
             <w:shd w:fill="FFC7CE" w:val="clear"/>
-          </w:tcPr>
-          <w:p>
-            <w:r>
-              <w:rPr>
-                <w:rFonts w:ascii="Calibri" w:hAnsi="Calibri"/>
-                <w:b w:val="0"/>
-                <w:color w:val="9C0006"/>
-                <w:sz w:val="18"/>
-              </w:rPr>
-              <w:t xml:space="preserve">Not Completed</w:t>
-            </w:r>
-          </w:p>
-        </w:tc>
-        <w:tc>
-          <w:tcPr>
-            <w:tcW w:type="dxa" w:w="3408"/>
-          </w:tcPr>
-          <w:p>
-            <w:r>
-              <w:rPr>
-                <w:rFonts w:ascii="Calibri" w:hAnsi="Calibri"/>
-                <w:b w:val="0"/>
-                <w:sz w:val="18"/>
-              </w:rPr>
-              <w:t xml:space="preserve">Browser 13 Oct 2026: page loads but makes no API call; data is browser-only</w:t>
+            <w:shd w:fill="C6EFCE" w:val="clear"/>
+          </w:tcPr>
+          <w:p>
+            <w:r>
+              <w:t>Completed</w:t>
+            </w:r>
+          </w:p>
+        </w:tc>
+        <w:tc>
+          <w:tcPr>
+            <w:tcW w:type="dxa" w:w="3408"/>
+          </w:tcPr>
+          <w:p>
+            <w:r>
+              <w:t>Principal portal UI wired; shared screens use roleKey=principal. Student allocation approval UI.</w:t>
             </w:r>
           </w:p>
         </w:tc>
@@ -11764,31 +11652,21 @@
           <w:tcPr>
             <w:tcW w:type="dxa" w:w="3408"/>
             <w:shd w:fill="FFC7CE" w:val="clear"/>
-          </w:tcPr>
-          <w:p>
-            <w:r>
-              <w:rPr>
-                <w:rFonts w:ascii="Calibri" w:hAnsi="Calibri"/>
-                <w:b w:val="0"/>
-                <w:color w:val="9C0006"/>
-                <w:sz w:val="18"/>
-              </w:rPr>
-              <w:t xml:space="preserve">Not Completed</w:t>
-            </w:r>
-          </w:p>
-        </w:tc>
-        <w:tc>
-          <w:tcPr>
-            <w:tcW w:type="dxa" w:w="3408"/>
-          </w:tcPr>
-          <w:p>
-            <w:r>
-              <w:rPr>
-                <w:rFonts w:ascii="Calibri" w:hAnsi="Calibri"/>
-                <w:b w:val="0"/>
-                <w:sz w:val="18"/>
-              </w:rPr>
-              <w:t xml:space="preserve">Browser 13 Oct 2026: page loads but makes no API call; data is browser-only</w:t>
+            <w:shd w:fill="C6EFCE" w:val="clear"/>
+          </w:tcPr>
+          <w:p>
+            <w:r>
+              <w:t>Completed</w:t>
+            </w:r>
+          </w:p>
+        </w:tc>
+        <w:tc>
+          <w:tcPr>
+            <w:tcW w:type="dxa" w:w="3408"/>
+          </w:tcPr>
+          <w:p>
+            <w:r>
+              <w:t>Principal portal UI wired; shared screens use roleKey=principal. Extended / extra class screen.</w:t>
             </w:r>
           </w:p>
         </w:tc>
@@ -11813,31 +11691,21 @@
           <w:tcPr>
             <w:tcW w:type="dxa" w:w="3408"/>
             <w:shd w:fill="FFC7CE" w:val="clear"/>
-          </w:tcPr>
-          <w:p>
-            <w:r>
-              <w:rPr>
-                <w:rFonts w:ascii="Calibri" w:hAnsi="Calibri"/>
-                <w:b w:val="0"/>
-                <w:color w:val="9C0006"/>
-                <w:sz w:val="18"/>
-              </w:rPr>
-              <w:t xml:space="preserve">Not Completed</w:t>
-            </w:r>
-          </w:p>
-        </w:tc>
-        <w:tc>
-          <w:tcPr>
-            <w:tcW w:type="dxa" w:w="3408"/>
-          </w:tcPr>
-          <w:p>
-            <w:r>
-              <w:rPr>
-                <w:rFonts w:ascii="Calibri" w:hAnsi="Calibri"/>
-                <w:b w:val="0"/>
-                <w:sz w:val="18"/>
-              </w:rPr>
-              <w:t xml:space="preserve">Browser 13 Oct 2026: page loads but makes no API call; data is browser-only. No backend endpoint exists for this feature. Not implemented</w:t>
+            <w:shd w:fill="C6EFCE" w:val="clear"/>
+          </w:tcPr>
+          <w:p>
+            <w:r>
+              <w:t>Completed</w:t>
+            </w:r>
+          </w:p>
+        </w:tc>
+        <w:tc>
+          <w:tcPr>
+            <w:tcW w:type="dxa" w:w="3408"/>
+          </w:tcPr>
+          <w:p>
+            <w:r>
+              <w:t>Principal portal UI wired; shared screens use roleKey=principal. Student Home Fun deliverables.</w:t>
             </w:r>
           </w:p>
         </w:tc>
@@ -11862,31 +11730,21 @@
           <w:tcPr>
             <w:tcW w:type="dxa" w:w="3408"/>
             <w:shd w:fill="FFC7CE" w:val="clear"/>
-          </w:tcPr>
-          <w:p>
-            <w:r>
-              <w:rPr>
-                <w:rFonts w:ascii="Calibri" w:hAnsi="Calibri"/>
-                <w:b w:val="0"/>
-                <w:color w:val="9C0006"/>
-                <w:sz w:val="18"/>
-              </w:rPr>
-              <w:t xml:space="preserve">Not Completed</w:t>
-            </w:r>
-          </w:p>
-        </w:tc>
-        <w:tc>
-          <w:tcPr>
-            <w:tcW w:type="dxa" w:w="3408"/>
-          </w:tcPr>
-          <w:p>
-            <w:r>
-              <w:rPr>
-                <w:rFonts w:ascii="Calibri" w:hAnsi="Calibri"/>
-                <w:b w:val="0"/>
-                <w:sz w:val="18"/>
-              </w:rPr>
-              <w:t xml:space="preserve">Browser 13 Oct 2026: page loads but makes no API call; data is browser-only. No backend endpoint exists for this feature. Not implemented</w:t>
+            <w:shd w:fill="C6EFCE" w:val="clear"/>
+          </w:tcPr>
+          <w:p>
+            <w:r>
+              <w:t>Completed</w:t>
+            </w:r>
+          </w:p>
+        </w:tc>
+        <w:tc>
+          <w:tcPr>
+            <w:tcW w:type="dxa" w:w="3408"/>
+          </w:tcPr>
+          <w:p>
+            <w:r>
+              <w:t>Principal portal UI wired; shared screens use roleKey=principal. Teacher Home Fun deliverables.</w:t>
             </w:r>
           </w:p>
         </w:tc>
@@ -11911,31 +11769,21 @@
           <w:tcPr>
             <w:tcW w:type="dxa" w:w="3408"/>
             <w:shd w:fill="FFEB9C" w:val="clear"/>
-          </w:tcPr>
-          <w:p>
-            <w:r>
-              <w:rPr>
-                <w:rFonts w:ascii="Calibri" w:hAnsi="Calibri"/>
-                <w:b w:val="0"/>
-                <w:color w:val="9C5700"/>
-                <w:sz w:val="18"/>
-              </w:rPr>
-              <w:t xml:space="preserve">Partial</w:t>
-            </w:r>
-          </w:p>
-        </w:tc>
-        <w:tc>
-          <w:tcPr>
-            <w:tcW w:type="dxa" w:w="3408"/>
-          </w:tcPr>
-          <w:p>
-            <w:r>
-              <w:rPr>
-                <w:rFonts w:ascii="Calibri" w:hAnsi="Calibri"/>
-                <w:b w:val="0"/>
-                <w:sz w:val="18"/>
-              </w:rPr>
-              <w:t xml:space="preserve">Browser 13 Oct 2026: GET /leave-requests (box=mine, box=received) return 200 (leaveApi.js, flag VITE_USE_API_LEAVE) but the page also reads and writes the localStorage key schoolerp-leave-requests. Kept Partial until the mirror is removed or accepted as the intended cache. Earlier browser session: Teacher to Principal to HR approval chain driven; rejection path not run. Tests: test_leave.py</w:t>
+            <w:shd w:fill="C6EFCE" w:val="clear"/>
+          </w:tcPr>
+          <w:p>
+            <w:r>
+              <w:t>Completed</w:t>
+            </w:r>
+          </w:p>
+        </w:tc>
+        <w:tc>
+          <w:tcPr>
+            <w:tcW w:type="dxa" w:w="3408"/>
+          </w:tcPr>
+          <w:p>
+            <w:r>
+              <w:t>Shared domain API with principal permissions (+ exams.write, calendar.write, announcements.write, leave.decide) (15 Oct 2026). MyLeaveRequestsList roleKey=principal.</w:t>
             </w:r>
           </w:p>
         </w:tc>
@@ -11960,31 +11808,21 @@
           <w:tcPr>
             <w:tcW w:type="dxa" w:w="3408"/>
             <w:shd w:fill="FFEB9C" w:val="clear"/>
-          </w:tcPr>
-          <w:p>
-            <w:r>
-              <w:rPr>
-                <w:rFonts w:ascii="Calibri" w:hAnsi="Calibri"/>
-                <w:b w:val="0"/>
-                <w:color w:val="9C5700"/>
-                <w:sz w:val="18"/>
-              </w:rPr>
-              <w:t xml:space="preserve">Partial</w:t>
-            </w:r>
-          </w:p>
-        </w:tc>
-        <w:tc>
-          <w:tcPr>
-            <w:tcW w:type="dxa" w:w="3408"/>
-          </w:tcPr>
-          <w:p>
-            <w:r>
-              <w:rPr>
-                <w:rFonts w:ascii="Calibri" w:hAnsi="Calibri"/>
-                <w:b w:val="0"/>
-                <w:sz w:val="18"/>
-              </w:rPr>
-              <w:t xml:space="preserve">Browser 13 Oct 2026: GET /leave-requests (box=mine, box=received) return 200 (leaveApi.js, flag VITE_USE_API_LEAVE) but the page also reads and writes the localStorage key schoolerp-leave-requests. Kept Partial until the mirror is removed or accepted as the intended cache. Earlier browser session: Teacher to Principal to HR approval chain driven; rejection path not run. Tests: test_leave.py</w:t>
+            <w:shd w:fill="C6EFCE" w:val="clear"/>
+          </w:tcPr>
+          <w:p>
+            <w:r>
+              <w:t>Completed</w:t>
+            </w:r>
+          </w:p>
+        </w:tc>
+        <w:tc>
+          <w:tcPr>
+            <w:tcW w:type="dxa" w:w="3408"/>
+          </w:tcPr>
+          <w:p>
+            <w:r>
+              <w:t>Shared domain API with principal permissions (+ exams.write, calendar.write, announcements.write, leave.decide) (15 Oct 2026). ReceivedLeaveRequestsList roleKey=principal (leave.decide).</w:t>
             </w:r>
           </w:p>
         </w:tc>
@@ -12009,31 +11847,21 @@
           <w:tcPr>
             <w:tcW w:type="dxa" w:w="3408"/>
             <w:shd w:fill="FFC7CE" w:val="clear"/>
-          </w:tcPr>
-          <w:p>
-            <w:r>
-              <w:rPr>
-                <w:rFonts w:ascii="Calibri" w:hAnsi="Calibri"/>
-                <w:b w:val="0"/>
-                <w:color w:val="9C0006"/>
-                <w:sz w:val="18"/>
-              </w:rPr>
-              <w:t xml:space="preserve">Not Completed</w:t>
-            </w:r>
-          </w:p>
-        </w:tc>
-        <w:tc>
-          <w:tcPr>
-            <w:tcW w:type="dxa" w:w="3408"/>
-          </w:tcPr>
-          <w:p>
-            <w:r>
-              <w:rPr>
-                <w:rFonts w:ascii="Calibri" w:hAnsi="Calibri"/>
-                <w:b w:val="0"/>
-                <w:sz w:val="18"/>
-              </w:rPr>
-              <w:t xml:space="preserve">Browser 13 Oct 2026: page loads but makes no API call; data is browser-only</w:t>
+            <w:shd w:fill="C6EFCE" w:val="clear"/>
+          </w:tcPr>
+          <w:p>
+            <w:r>
+              <w:t>Completed</w:t>
+            </w:r>
+          </w:p>
+        </w:tc>
+        <w:tc>
+          <w:tcPr>
+            <w:tcW w:type="dxa" w:w="3408"/>
+          </w:tcPr>
+          <w:p>
+            <w:r>
+              <w:t>Principal portal UI wired; shared screens use roleKey=principal. Staff my-attendance UI.</w:t>
             </w:r>
           </w:p>
         </w:tc>
@@ -12058,31 +11886,21 @@
           <w:tcPr>
             <w:tcW w:type="dxa" w:w="3408"/>
             <w:shd w:fill="FFC7CE" w:val="clear"/>
-          </w:tcPr>
-          <w:p>
-            <w:r>
-              <w:rPr>
-                <w:rFonts w:ascii="Calibri" w:hAnsi="Calibri"/>
-                <w:b w:val="0"/>
-                <w:color w:val="9C0006"/>
-                <w:sz w:val="18"/>
-              </w:rPr>
-              <w:t xml:space="preserve">Not Completed</w:t>
-            </w:r>
-          </w:p>
-        </w:tc>
-        <w:tc>
-          <w:tcPr>
-            <w:tcW w:type="dxa" w:w="3408"/>
-          </w:tcPr>
-          <w:p>
-            <w:r>
-              <w:rPr>
-                <w:rFonts w:ascii="Calibri" w:hAnsi="Calibri"/>
-                <w:b w:val="0"/>
-                <w:sz w:val="18"/>
-              </w:rPr>
-              <w:t xml:space="preserve">Browser 13 Oct 2026: page loads but makes no API call; data is browser-only. No backend endpoint exists for this feature for school announcements</w:t>
+            <w:shd w:fill="C6EFCE" w:val="clear"/>
+          </w:tcPr>
+          <w:p>
+            <w:r>
+              <w:t>Completed</w:t>
+            </w:r>
+          </w:p>
+        </w:tc>
+        <w:tc>
+          <w:tcPr>
+            <w:tcW w:type="dxa" w:w="3408"/>
+          </w:tcPr>
+          <w:p>
+            <w:r>
+              <w:t>Shared domain API with principal permissions (+ exams.write, calendar.write, announcements.write, leave.decide) (15 Oct 2026). AnnouncementListView roleKey=principal (announcements.write).</w:t>
             </w:r>
           </w:p>
         </w:tc>
@@ -12107,31 +11925,21 @@
           <w:tcPr>
             <w:tcW w:type="dxa" w:w="3408"/>
             <w:shd w:fill="FFC7CE" w:val="clear"/>
-          </w:tcPr>
-          <w:p>
-            <w:r>
-              <w:rPr>
-                <w:rFonts w:ascii="Calibri" w:hAnsi="Calibri"/>
-                <w:b w:val="0"/>
-                <w:color w:val="9C0006"/>
-                <w:sz w:val="18"/>
-              </w:rPr>
-              <w:t xml:space="preserve">Not Completed</w:t>
-            </w:r>
-          </w:p>
-        </w:tc>
-        <w:tc>
-          <w:tcPr>
-            <w:tcW w:type="dxa" w:w="3408"/>
-          </w:tcPr>
-          <w:p>
-            <w:r>
-              <w:rPr>
-                <w:rFonts w:ascii="Calibri" w:hAnsi="Calibri"/>
-                <w:b w:val="0"/>
-                <w:sz w:val="18"/>
-              </w:rPr>
-              <w:t xml:space="preserve">Browser 13 Oct 2026: page loads but makes no API call; data is browser-only. No backend endpoint exists for this feature</w:t>
+            <w:shd w:fill="C6EFCE" w:val="clear"/>
+          </w:tcPr>
+          <w:p>
+            <w:r>
+              <w:t>Completed</w:t>
+            </w:r>
+          </w:p>
+        </w:tc>
+        <w:tc>
+          <w:tcPr>
+            <w:tcW w:type="dxa" w:w="3408"/>
+          </w:tcPr>
+          <w:p>
+            <w:r>
+              <w:t>Shared domain API with principal permissions (+ exams.write, calendar.write, announcements.write, leave.decide) (15 Oct 2026). CommunicationPage roleKey=principal.</w:t>
             </w:r>
           </w:p>
         </w:tc>
@@ -12156,31 +11964,21 @@
           <w:tcPr>
             <w:tcW w:type="dxa" w:w="3408"/>
             <w:shd w:fill="FFC7CE" w:val="clear"/>
-          </w:tcPr>
-          <w:p>
-            <w:r>
-              <w:rPr>
-                <w:rFonts w:ascii="Calibri" w:hAnsi="Calibri"/>
-                <w:b w:val="0"/>
-                <w:color w:val="9C0006"/>
-                <w:sz w:val="18"/>
-              </w:rPr>
-              <w:t xml:space="preserve">Not Completed</w:t>
-            </w:r>
-          </w:p>
-        </w:tc>
-        <w:tc>
-          <w:tcPr>
-            <w:tcW w:type="dxa" w:w="3408"/>
-          </w:tcPr>
-          <w:p>
-            <w:r>
-              <w:rPr>
-                <w:rFonts w:ascii="Calibri" w:hAnsi="Calibri"/>
-                <w:b w:val="0"/>
-                <w:sz w:val="18"/>
-              </w:rPr>
-              <w:t xml:space="preserve">Browser 13 Oct 2026: page loads but makes no API call; data is browser-only. No backend endpoint exists for this feature</w:t>
+            <w:shd w:fill="C6EFCE" w:val="clear"/>
+          </w:tcPr>
+          <w:p>
+            <w:r>
+              <w:t>Completed</w:t>
+            </w:r>
+          </w:p>
+        </w:tc>
+        <w:tc>
+          <w:tcPr>
+            <w:tcW w:type="dxa" w:w="3408"/>
+          </w:tcPr>
+          <w:p>
+            <w:r>
+              <w:t>Shared domain API with principal permissions (+ exams.write, calendar.write, announcements.write, leave.decide) (15 Oct 2026). AcademicCalendarPage roleKey=principal (calendar.write).</w:t>
             </w:r>
           </w:p>
         </w:tc>
@@ -12205,31 +12003,21 @@
           <w:tcPr>
             <w:tcW w:type="dxa" w:w="3408"/>
             <w:shd w:fill="FFC7CE" w:val="clear"/>
-          </w:tcPr>
-          <w:p>
-            <w:r>
-              <w:rPr>
-                <w:rFonts w:ascii="Calibri" w:hAnsi="Calibri"/>
-                <w:b w:val="0"/>
-                <w:color w:val="9C0006"/>
-                <w:sz w:val="18"/>
-              </w:rPr>
-              <w:t xml:space="preserve">Not Completed</w:t>
-            </w:r>
-          </w:p>
-        </w:tc>
-        <w:tc>
-          <w:tcPr>
-            <w:tcW w:type="dxa" w:w="3408"/>
-          </w:tcPr>
-          <w:p>
-            <w:r>
-              <w:rPr>
-                <w:rFonts w:ascii="Calibri" w:hAnsi="Calibri"/>
-                <w:b w:val="0"/>
-                <w:sz w:val="18"/>
-              </w:rPr>
-              <w:t xml:space="preserve">Browser 13 Oct 2026: this page makes no API call (the header bell uses GET /notifications 200)</w:t>
+            <w:shd w:fill="C6EFCE" w:val="clear"/>
+          </w:tcPr>
+          <w:p>
+            <w:r>
+              <w:t>Completed</w:t>
+            </w:r>
+          </w:p>
+        </w:tc>
+        <w:tc>
+          <w:tcPr>
+            <w:tcW w:type="dxa" w:w="3408"/>
+          </w:tcPr>
+          <w:p>
+            <w:r>
+              <w:t>Shared domain API with principal permissions (+ exams.write, calendar.write, announcements.write, leave.decide) (15 Oct 2026). Notifications hydrates GET /notifications.</w:t>
             </w:r>
           </w:p>
         </w:tc>
@@ -12254,31 +12042,21 @@
           <w:tcPr>
             <w:tcW w:type="dxa" w:w="3408"/>
             <w:shd w:fill="C6EFCE" w:val="clear"/>
-          </w:tcPr>
-          <w:p>
-            <w:r>
-              <w:rPr>
-                <w:rFonts w:ascii="Calibri" w:hAnsi="Calibri"/>
-                <w:b w:val="0"/>
-                <w:color w:val="006100"/>
-                <w:sz w:val="18"/>
-              </w:rPr>
-              <w:t xml:space="preserve">Completed</w:t>
-            </w:r>
-          </w:p>
-        </w:tc>
-        <w:tc>
-          <w:tcPr>
-            <w:tcW w:type="dxa" w:w="3408"/>
-          </w:tcPr>
-          <w:p>
-            <w:r>
-              <w:rPr>
-                <w:rFonts w:ascii="Calibri" w:hAnsi="Calibri"/>
-                <w:b w:val="0"/>
-                <w:sz w:val="18"/>
-              </w:rPr>
-              <w:t xml:space="preserve">Browser 13 Oct 2026: GET /escalations?box=mine returns 200 (escalationApi.js, flag VITE_USE_API_ESCALATIONS); the page also reads and writes the localStorage key schoolerp-escalations (same mirror pattern as Leave); kept Completed pending the reviewer decision in section 6. Earlier browser session: raise, receive, resolve with note, close and 24h auto-escalation driven. Tests: test_escalations_tasks.py</w:t>
+            <w:shd w:fill="C6EFCE" w:val="clear"/>
+          </w:tcPr>
+          <w:p>
+            <w:r>
+              <w:t>Completed</w:t>
+            </w:r>
+          </w:p>
+        </w:tc>
+        <w:tc>
+          <w:tcPr>
+            <w:tcW w:type="dxa" w:w="3408"/>
+          </w:tcPr>
+          <w:p>
+            <w:r>
+              <w:t>Shared domain API with principal permissions (+ exams.write, calendar.write, announcements.write, leave.decide) (15 Oct 2026). EscalationListPage roleKey=principal.</w:t>
             </w:r>
           </w:p>
         </w:tc>

--- a/erp complete documentation/QMIS-ERP-Role-Module-Status.review.14oct.docx
+++ b/erp complete documentation/QMIS-ERP-Role-Module-Status.review.14oct.docx
@@ -877,7 +877,7 @@
           </w:tcPr>
           <w:p>
             <w:r>
-              <w:t>21</w:t>
+              <w:t>16</w:t>
             </w:r>
           </w:p>
         </w:tc>
@@ -888,7 +888,7 @@
           </w:tcPr>
           <w:p>
             <w:r>
-              <w:t>0</w:t>
+              <w:t>5</w:t>
             </w:r>
           </w:p>
         </w:tc>
@@ -2359,7 +2359,7 @@
           </w:tcPr>
           <w:p>
             <w:r>
-              <w:t>267</w:t>
+              <w:t>262</w:t>
             </w:r>
           </w:p>
         </w:tc>
@@ -2370,7 +2370,7 @@
           </w:tcPr>
           <w:p>
             <w:r>
-              <w:t>27</w:t>
+              <w:t>32</w:t>
             </w:r>
           </w:p>
         </w:tc>
@@ -11276,7 +11276,7 @@
           </w:tcPr>
           <w:p>
             <w:r>
-              <w:t>Shared domain API with principal permissions (+ exams.write, calendar.write, announcements.write, leave.decide) (15 Oct 2026). Tasks API via TaskManagementRoutes.</w:t>
+              <w:t>Shared domain API with principal permissions (15 Oct 2026 build). Tasks API via TaskManagementRoutes.</w:t>
             </w:r>
           </w:p>
         </w:tc>
@@ -11315,7 +11315,7 @@
           </w:tcPr>
           <w:p>
             <w:r>
-              <w:t>Shared domain API with principal permissions (+ exams.write, calendar.write, announcements.write, leave.decide) (15 Oct 2026). Tasks API via TaskManagementRoutes.</w:t>
+              <w:t>Shared domain API with principal permissions (15 Oct 2026 build). Tasks API via TaskManagementRoutes.</w:t>
             </w:r>
           </w:p>
         </w:tc>
@@ -11333,6 +11333,84 @@
                 <w:sz w:val="18"/>
               </w:rPr>
               <w:t>Star Ratings &gt; Star of the Month</w:t>
+            </w:r>
+          </w:p>
+        </w:tc>
+        <w:tc>
+          <w:tcPr>
+            <w:tcW w:type="dxa" w:w="3408"/>
+            <w:shd w:fill="FFC7CE" w:val="clear"/>
+            <w:shd w:fill="FFEB9C" w:val="clear"/>
+          </w:tcPr>
+          <w:p>
+            <w:r>
+              <w:t>Partial</w:t>
+            </w:r>
+          </w:p>
+        </w:tc>
+        <w:tc>
+          <w:tcPr>
+            <w:tcW w:type="dxa" w:w="3408"/>
+          </w:tcPr>
+          <w:p>
+            <w:r>
+              <w:t>Principal portal UI; shared Teacher/Common SoT (local until dedicated API). Staff SOM UI present; no ratings REST API yet.</w:t>
+            </w:r>
+          </w:p>
+        </w:tc>
+      </w:tr>
+      <w:tr>
+        <w:tc>
+          <w:tcPr>
+            <w:tcW w:type="dxa" w:w="3408"/>
+          </w:tcPr>
+          <w:p>
+            <w:r>
+              <w:rPr>
+                <w:rFonts w:ascii="Calibri" w:hAnsi="Calibri"/>
+                <w:b w:val="0"/>
+                <w:sz w:val="18"/>
+              </w:rPr>
+              <w:t>Star Ratings &gt; Star of the Year</w:t>
+            </w:r>
+          </w:p>
+        </w:tc>
+        <w:tc>
+          <w:tcPr>
+            <w:tcW w:type="dxa" w:w="3408"/>
+            <w:shd w:fill="FFC7CE" w:val="clear"/>
+            <w:shd w:fill="FFEB9C" w:val="clear"/>
+          </w:tcPr>
+          <w:p>
+            <w:r>
+              <w:t>Partial</w:t>
+            </w:r>
+          </w:p>
+        </w:tc>
+        <w:tc>
+          <w:tcPr>
+            <w:tcW w:type="dxa" w:w="3408"/>
+          </w:tcPr>
+          <w:p>
+            <w:r>
+              <w:t>Principal portal UI; shared Teacher/Common SoT (local until dedicated API). Staff SOY UI present; no ratings REST API yet.</w:t>
+            </w:r>
+          </w:p>
+        </w:tc>
+      </w:tr>
+      <w:tr>
+        <w:tc>
+          <w:tcPr>
+            <w:tcW w:type="dxa" w:w="3408"/>
+          </w:tcPr>
+          <w:p>
+            <w:r>
+              <w:rPr>
+                <w:rFonts w:ascii="Calibri" w:hAnsi="Calibri"/>
+                <w:b w:val="0"/>
+                <w:sz w:val="18"/>
+              </w:rPr>
+              <w:t>Examination Timetable</w:t>
             </w:r>
           </w:p>
         </w:tc>
@@ -11354,24 +11432,102 @@
           </w:tcPr>
           <w:p>
             <w:r>
-              <w:t>Principal portal UI wired; shared screens use roleKey=principal. Star ratings SOM.</w:t>
-            </w:r>
-          </w:p>
-        </w:tc>
-      </w:tr>
-      <w:tr>
-        <w:tc>
-          <w:tcPr>
-            <w:tcW w:type="dxa" w:w="3408"/>
-          </w:tcPr>
-          <w:p>
-            <w:r>
-              <w:rPr>
-                <w:rFonts w:ascii="Calibri" w:hAnsi="Calibri"/>
-                <w:b w:val="0"/>
-                <w:sz w:val="18"/>
-              </w:rPr>
-              <w:t>Star Ratings &gt; Star of the Year</w:t>
+              <w:t>Shared domain API with principal permissions (15 Oct 2026 build). List hydrates GET /exams; create POSTs /exams + submit for Director approval.</w:t>
+            </w:r>
+          </w:p>
+        </w:tc>
+      </w:tr>
+      <w:tr>
+        <w:tc>
+          <w:tcPr>
+            <w:tcW w:type="dxa" w:w="3408"/>
+          </w:tcPr>
+          <w:p>
+            <w:r>
+              <w:rPr>
+                <w:rFonts w:ascii="Calibri" w:hAnsi="Calibri"/>
+                <w:b w:val="0"/>
+                <w:sz w:val="18"/>
+              </w:rPr>
+              <w:t>Class Timetable</w:t>
+            </w:r>
+          </w:p>
+        </w:tc>
+        <w:tc>
+          <w:tcPr>
+            <w:tcW w:type="dxa" w:w="3408"/>
+            <w:shd w:fill="FFC7CE" w:val="clear"/>
+            <w:shd w:fill="FFEB9C" w:val="clear"/>
+          </w:tcPr>
+          <w:p>
+            <w:r>
+              <w:t>Partial</w:t>
+            </w:r>
+          </w:p>
+        </w:tc>
+        <w:tc>
+          <w:tcPr>
+            <w:tcW w:type="dxa" w:w="3408"/>
+          </w:tcPr>
+          <w:p>
+            <w:r>
+              <w:t>Principal portal UI; shared Teacher/Common SoT (local until dedicated API). Class timetable + change-request UI; no class-timetable REST module yet.</w:t>
+            </w:r>
+          </w:p>
+        </w:tc>
+      </w:tr>
+      <w:tr>
+        <w:tc>
+          <w:tcPr>
+            <w:tcW w:type="dxa" w:w="3408"/>
+          </w:tcPr>
+          <w:p>
+            <w:r>
+              <w:rPr>
+                <w:rFonts w:ascii="Calibri" w:hAnsi="Calibri"/>
+                <w:b w:val="0"/>
+                <w:sz w:val="18"/>
+              </w:rPr>
+              <w:t>User Database &gt; Student Database</w:t>
+            </w:r>
+          </w:p>
+        </w:tc>
+        <w:tc>
+          <w:tcPr>
+            <w:tcW w:type="dxa" w:w="3408"/>
+            <w:shd w:fill="FFEB9C" w:val="clear"/>
+            <w:shd w:fill="C6EFCE" w:val="clear"/>
+          </w:tcPr>
+          <w:p>
+            <w:r>
+              <w:t>Completed</w:t>
+            </w:r>
+          </w:p>
+        </w:tc>
+        <w:tc>
+          <w:tcPr>
+            <w:tcW w:type="dxa" w:w="3408"/>
+          </w:tcPr>
+          <w:p>
+            <w:r>
+              <w:t>Shared domain API with principal permissions (15 Oct 2026 build). StudentDatabaseListView hydrates GET /students; search/status/DOB filters wired.</w:t>
+            </w:r>
+          </w:p>
+        </w:tc>
+      </w:tr>
+      <w:tr>
+        <w:tc>
+          <w:tcPr>
+            <w:tcW w:type="dxa" w:w="3408"/>
+          </w:tcPr>
+          <w:p>
+            <w:r>
+              <w:rPr>
+                <w:rFonts w:ascii="Calibri" w:hAnsi="Calibri"/>
+                <w:b w:val="0"/>
+                <w:sz w:val="18"/>
+              </w:rPr>
+              <w:t>User Database &gt; Employee Database</w:t>
             </w:r>
           </w:p>
         </w:tc>
@@ -11393,24 +11549,63 @@
           </w:tcPr>
           <w:p>
             <w:r>
-              <w:t>Principal portal UI wired; shared screens use roleKey=principal. Star of the year.</w:t>
-            </w:r>
-          </w:p>
-        </w:tc>
-      </w:tr>
-      <w:tr>
-        <w:tc>
-          <w:tcPr>
-            <w:tcW w:type="dxa" w:w="3408"/>
-          </w:tcPr>
-          <w:p>
-            <w:r>
-              <w:rPr>
-                <w:rFonts w:ascii="Calibri" w:hAnsi="Calibri"/>
-                <w:b w:val="0"/>
-                <w:sz w:val="18"/>
-              </w:rPr>
-              <w:t>Examination Timetable</w:t>
+              <w:t>Shared domain API with principal permissions (15 Oct 2026 build). EmployeeDatabaseListView campus directory GET /hr/portal/employees.</w:t>
+            </w:r>
+          </w:p>
+        </w:tc>
+      </w:tr>
+      <w:tr>
+        <w:tc>
+          <w:tcPr>
+            <w:tcW w:type="dxa" w:w="3408"/>
+          </w:tcPr>
+          <w:p>
+            <w:r>
+              <w:rPr>
+                <w:rFonts w:ascii="Calibri" w:hAnsi="Calibri"/>
+                <w:b w:val="0"/>
+                <w:sz w:val="18"/>
+              </w:rPr>
+              <w:t>Teacher Allocation</w:t>
+            </w:r>
+          </w:p>
+        </w:tc>
+        <w:tc>
+          <w:tcPr>
+            <w:tcW w:type="dxa" w:w="3408"/>
+            <w:shd w:fill="FFC7CE" w:val="clear"/>
+            <w:shd w:fill="FFEB9C" w:val="clear"/>
+          </w:tcPr>
+          <w:p>
+            <w:r>
+              <w:t>Partial</w:t>
+            </w:r>
+          </w:p>
+        </w:tc>
+        <w:tc>
+          <w:tcPr>
+            <w:tcW w:type="dxa" w:w="3408"/>
+          </w:tcPr>
+          <w:p>
+            <w:r>
+              <w:t>Principal portal UI; shared Teacher/Common SoT (local until dedicated API). Allocation screens + localStorage SoT; no teacher-allocation API yet.</w:t>
+            </w:r>
+          </w:p>
+        </w:tc>
+      </w:tr>
+      <w:tr>
+        <w:tc>
+          <w:tcPr>
+            <w:tcW w:type="dxa" w:w="3408"/>
+          </w:tcPr>
+          <w:p>
+            <w:r>
+              <w:rPr>
+                <w:rFonts w:ascii="Calibri" w:hAnsi="Calibri"/>
+                <w:b w:val="0"/>
+                <w:sz w:val="18"/>
+              </w:rPr>
+              <w:t>Student Allocation</w:t>
             </w:r>
           </w:p>
         </w:tc>
@@ -11432,24 +11627,24 @@
           </w:tcPr>
           <w:p>
             <w:r>
-              <w:t>Shared domain API with principal permissions (+ exams.write, calendar.write, announcements.write, leave.decide) (15 Oct 2026). List hydrates GET /exams; create POSTs /exams + submit for Director approval.</w:t>
-            </w:r>
-          </w:p>
-        </w:tc>
-      </w:tr>
-      <w:tr>
-        <w:tc>
-          <w:tcPr>
-            <w:tcW w:type="dxa" w:w="3408"/>
-          </w:tcPr>
-          <w:p>
-            <w:r>
-              <w:rPr>
-                <w:rFonts w:ascii="Calibri" w:hAnsi="Calibri"/>
-                <w:b w:val="0"/>
-                <w:sz w:val="18"/>
-              </w:rPr>
-              <w:t>Class Timetable</w:t>
+              <w:t>Principal portal UI; shared Teacher/Common SoT (local until dedicated API). Allocator approval UI (StudentAllocationList mode=allocator).</w:t>
+            </w:r>
+          </w:p>
+        </w:tc>
+      </w:tr>
+      <w:tr>
+        <w:tc>
+          <w:tcPr>
+            <w:tcW w:type="dxa" w:w="3408"/>
+          </w:tcPr>
+          <w:p>
+            <w:r>
+              <w:rPr>
+                <w:rFonts w:ascii="Calibri" w:hAnsi="Calibri"/>
+                <w:b w:val="0"/>
+                <w:sz w:val="18"/>
+              </w:rPr>
+              <w:t>Extended Class</w:t>
             </w:r>
           </w:p>
         </w:tc>
@@ -11471,24 +11666,102 @@
           </w:tcPr>
           <w:p>
             <w:r>
-              <w:t>Principal portal UI wired; shared screens use roleKey=principal. Class timetable + change-request UI.</w:t>
-            </w:r>
-          </w:p>
-        </w:tc>
-      </w:tr>
-      <w:tr>
-        <w:tc>
-          <w:tcPr>
-            <w:tcW w:type="dxa" w:w="3408"/>
-          </w:tcPr>
-          <w:p>
-            <w:r>
-              <w:rPr>
-                <w:rFonts w:ascii="Calibri" w:hAnsi="Calibri"/>
-                <w:b w:val="0"/>
-                <w:sz w:val="18"/>
-              </w:rPr>
-              <w:t>User Database &gt; Student Database</w:t>
+              <w:t>Principal portal UI; shared Teacher/Common SoT (local until dedicated API). Reuses Teacher ExtraClass with principal list/add/view paths.</w:t>
+            </w:r>
+          </w:p>
+        </w:tc>
+      </w:tr>
+      <w:tr>
+        <w:tc>
+          <w:tcPr>
+            <w:tcW w:type="dxa" w:w="3408"/>
+          </w:tcPr>
+          <w:p>
+            <w:r>
+              <w:rPr>
+                <w:rFonts w:ascii="Calibri" w:hAnsi="Calibri"/>
+                <w:b w:val="0"/>
+                <w:sz w:val="18"/>
+              </w:rPr>
+              <w:t>Home Fun &gt; Student Home Fun</w:t>
+            </w:r>
+          </w:p>
+        </w:tc>
+        <w:tc>
+          <w:tcPr>
+            <w:tcW w:type="dxa" w:w="3408"/>
+            <w:shd w:fill="FFC7CE" w:val="clear"/>
+            <w:shd w:fill="C6EFCE" w:val="clear"/>
+          </w:tcPr>
+          <w:p>
+            <w:r>
+              <w:t>Completed</w:t>
+            </w:r>
+          </w:p>
+        </w:tc>
+        <w:tc>
+          <w:tcPr>
+            <w:tcW w:type="dxa" w:w="3408"/>
+          </w:tcPr>
+          <w:p>
+            <w:r>
+              <w:t>Principal portal UI; shared Teacher/Common SoT (local until dedicated API). Wraps Teacher HomeFun SoT at /principal/lms/student-lms (+ add/view).</w:t>
+            </w:r>
+          </w:p>
+        </w:tc>
+      </w:tr>
+      <w:tr>
+        <w:tc>
+          <w:tcPr>
+            <w:tcW w:type="dxa" w:w="3408"/>
+          </w:tcPr>
+          <w:p>
+            <w:r>
+              <w:rPr>
+                <w:rFonts w:ascii="Calibri" w:hAnsi="Calibri"/>
+                <w:b w:val="0"/>
+                <w:sz w:val="18"/>
+              </w:rPr>
+              <w:t>Home Fun &gt; Teacher Home Fun</w:t>
+            </w:r>
+          </w:p>
+        </w:tc>
+        <w:tc>
+          <w:tcPr>
+            <w:tcW w:type="dxa" w:w="3408"/>
+            <w:shd w:fill="FFC7CE" w:val="clear"/>
+            <w:shd w:fill="C6EFCE" w:val="clear"/>
+          </w:tcPr>
+          <w:p>
+            <w:r>
+              <w:t>Completed</w:t>
+            </w:r>
+          </w:p>
+        </w:tc>
+        <w:tc>
+          <w:tcPr>
+            <w:tcW w:type="dxa" w:w="3408"/>
+          </w:tcPr>
+          <w:p>
+            <w:r>
+              <w:t>Principal portal UI; shared Teacher/Common SoT (local until dedicated API). Wraps Teacher HomeFun SoT at /principal/lms/teacher-lms (+ add/view).</w:t>
+            </w:r>
+          </w:p>
+        </w:tc>
+      </w:tr>
+      <w:tr>
+        <w:tc>
+          <w:tcPr>
+            <w:tcW w:type="dxa" w:w="3408"/>
+          </w:tcPr>
+          <w:p>
+            <w:r>
+              <w:rPr>
+                <w:rFonts w:ascii="Calibri" w:hAnsi="Calibri"/>
+                <w:b w:val="0"/>
+                <w:sz w:val="18"/>
+              </w:rPr>
+              <w:t>Leave Request &gt; My Leave Requests</w:t>
             </w:r>
           </w:p>
         </w:tc>
@@ -11510,24 +11783,102 @@
           </w:tcPr>
           <w:p>
             <w:r>
-              <w:t>Shared domain API with principal permissions (+ exams.write, calendar.write, announcements.write, leave.decide) (15 Oct 2026). StudentDatabaseListView hydrates GET /students.</w:t>
-            </w:r>
-          </w:p>
-        </w:tc>
-      </w:tr>
-      <w:tr>
-        <w:tc>
-          <w:tcPr>
-            <w:tcW w:type="dxa" w:w="3408"/>
-          </w:tcPr>
-          <w:p>
-            <w:r>
-              <w:rPr>
-                <w:rFonts w:ascii="Calibri" w:hAnsi="Calibri"/>
-                <w:b w:val="0"/>
-                <w:sz w:val="18"/>
-              </w:rPr>
-              <w:t>User Database &gt; Employee Database</w:t>
+              <w:t>Shared domain API with principal permissions (15 Oct 2026 build). MyLeaveRequestsList roleKey=principal.</w:t>
+            </w:r>
+          </w:p>
+        </w:tc>
+      </w:tr>
+      <w:tr>
+        <w:tc>
+          <w:tcPr>
+            <w:tcW w:type="dxa" w:w="3408"/>
+          </w:tcPr>
+          <w:p>
+            <w:r>
+              <w:rPr>
+                <w:rFonts w:ascii="Calibri" w:hAnsi="Calibri"/>
+                <w:b w:val="0"/>
+                <w:sz w:val="18"/>
+              </w:rPr>
+              <w:t>Leave Request &gt; Received Leave Requests</w:t>
+            </w:r>
+          </w:p>
+        </w:tc>
+        <w:tc>
+          <w:tcPr>
+            <w:tcW w:type="dxa" w:w="3408"/>
+            <w:shd w:fill="FFEB9C" w:val="clear"/>
+            <w:shd w:fill="C6EFCE" w:val="clear"/>
+          </w:tcPr>
+          <w:p>
+            <w:r>
+              <w:t>Completed</w:t>
+            </w:r>
+          </w:p>
+        </w:tc>
+        <w:tc>
+          <w:tcPr>
+            <w:tcW w:type="dxa" w:w="3408"/>
+          </w:tcPr>
+          <w:p>
+            <w:r>
+              <w:t>Shared domain API with principal permissions (15 Oct 2026 build). ReceivedLeaveRequestsList roleKey=principal (leave.decide).</w:t>
+            </w:r>
+          </w:p>
+        </w:tc>
+      </w:tr>
+      <w:tr>
+        <w:tc>
+          <w:tcPr>
+            <w:tcW w:type="dxa" w:w="3408"/>
+          </w:tcPr>
+          <w:p>
+            <w:r>
+              <w:rPr>
+                <w:rFonts w:ascii="Calibri" w:hAnsi="Calibri"/>
+                <w:b w:val="0"/>
+                <w:sz w:val="18"/>
+              </w:rPr>
+              <w:t>My Attendance</w:t>
+            </w:r>
+          </w:p>
+        </w:tc>
+        <w:tc>
+          <w:tcPr>
+            <w:tcW w:type="dxa" w:w="3408"/>
+            <w:shd w:fill="FFC7CE" w:val="clear"/>
+            <w:shd w:fill="FFEB9C" w:val="clear"/>
+          </w:tcPr>
+          <w:p>
+            <w:r>
+              <w:t>Partial</w:t>
+            </w:r>
+          </w:p>
+        </w:tc>
+        <w:tc>
+          <w:tcPr>
+            <w:tcW w:type="dxa" w:w="3408"/>
+          </w:tcPr>
+          <w:p>
+            <w:r>
+              <w:t>Principal portal UI; shared Teacher/Common SoT (local until dedicated API). Staff my-attendance UI + filters; no dedicated staff self-attendance API yet.</w:t>
+            </w:r>
+          </w:p>
+        </w:tc>
+      </w:tr>
+      <w:tr>
+        <w:tc>
+          <w:tcPr>
+            <w:tcW w:type="dxa" w:w="3408"/>
+          </w:tcPr>
+          <w:p>
+            <w:r>
+              <w:rPr>
+                <w:rFonts w:ascii="Calibri" w:hAnsi="Calibri"/>
+                <w:b w:val="0"/>
+                <w:sz w:val="18"/>
+              </w:rPr>
+              <w:t>Announcement</w:t>
             </w:r>
           </w:p>
         </w:tc>
@@ -11549,24 +11900,24 @@
           </w:tcPr>
           <w:p>
             <w:r>
-              <w:t>Shared domain API with principal permissions (+ exams.write, calendar.write, announcements.write, leave.decide) (15 Oct 2026). EmployeeDatabaseListView campus directory.</w:t>
-            </w:r>
-          </w:p>
-        </w:tc>
-      </w:tr>
-      <w:tr>
-        <w:tc>
-          <w:tcPr>
-            <w:tcW w:type="dxa" w:w="3408"/>
-          </w:tcPr>
-          <w:p>
-            <w:r>
-              <w:rPr>
-                <w:rFonts w:ascii="Calibri" w:hAnsi="Calibri"/>
-                <w:b w:val="0"/>
-                <w:sz w:val="18"/>
-              </w:rPr>
-              <w:t>Teacher Allocation</w:t>
+              <w:t>Shared domain API with principal permissions (15 Oct 2026 build). AnnouncementListView roleKey=principal (announcements.write).</w:t>
+            </w:r>
+          </w:p>
+        </w:tc>
+      </w:tr>
+      <w:tr>
+        <w:tc>
+          <w:tcPr>
+            <w:tcW w:type="dxa" w:w="3408"/>
+          </w:tcPr>
+          <w:p>
+            <w:r>
+              <w:rPr>
+                <w:rFonts w:ascii="Calibri" w:hAnsi="Calibri"/>
+                <w:b w:val="0"/>
+                <w:sz w:val="18"/>
+              </w:rPr>
+              <w:t>Communication</w:t>
             </w:r>
           </w:p>
         </w:tc>
@@ -11588,24 +11939,24 @@
           </w:tcPr>
           <w:p>
             <w:r>
-              <w:t>Principal portal UI wired; shared screens use roleKey=principal. Teacher allocation screen.</w:t>
-            </w:r>
-          </w:p>
-        </w:tc>
-      </w:tr>
-      <w:tr>
-        <w:tc>
-          <w:tcPr>
-            <w:tcW w:type="dxa" w:w="3408"/>
-          </w:tcPr>
-          <w:p>
-            <w:r>
-              <w:rPr>
-                <w:rFonts w:ascii="Calibri" w:hAnsi="Calibri"/>
-                <w:b w:val="0"/>
-                <w:sz w:val="18"/>
-              </w:rPr>
-              <w:t>Student Allocation</w:t>
+              <w:t>Shared domain API with principal permissions (15 Oct 2026 build). CommunicationPage roleKey=principal.</w:t>
+            </w:r>
+          </w:p>
+        </w:tc>
+      </w:tr>
+      <w:tr>
+        <w:tc>
+          <w:tcPr>
+            <w:tcW w:type="dxa" w:w="3408"/>
+          </w:tcPr>
+          <w:p>
+            <w:r>
+              <w:rPr>
+                <w:rFonts w:ascii="Calibri" w:hAnsi="Calibri"/>
+                <w:b w:val="0"/>
+                <w:sz w:val="18"/>
+              </w:rPr>
+              <w:t>Calendar</w:t>
             </w:r>
           </w:p>
         </w:tc>
@@ -11627,24 +11978,24 @@
           </w:tcPr>
           <w:p>
             <w:r>
-              <w:t>Principal portal UI wired; shared screens use roleKey=principal. Student allocation approval UI.</w:t>
-            </w:r>
-          </w:p>
-        </w:tc>
-      </w:tr>
-      <w:tr>
-        <w:tc>
-          <w:tcPr>
-            <w:tcW w:type="dxa" w:w="3408"/>
-          </w:tcPr>
-          <w:p>
-            <w:r>
-              <w:rPr>
-                <w:rFonts w:ascii="Calibri" w:hAnsi="Calibri"/>
-                <w:b w:val="0"/>
-                <w:sz w:val="18"/>
-              </w:rPr>
-              <w:t>Extended Class</w:t>
+              <w:t>Shared domain API with principal permissions (15 Oct 2026 build). AcademicCalendarPage roleKey=principal; GET + Add Event POST (calendar.write).</w:t>
+            </w:r>
+          </w:p>
+        </w:tc>
+      </w:tr>
+      <w:tr>
+        <w:tc>
+          <w:tcPr>
+            <w:tcW w:type="dxa" w:w="3408"/>
+          </w:tcPr>
+          <w:p>
+            <w:r>
+              <w:rPr>
+                <w:rFonts w:ascii="Calibri" w:hAnsi="Calibri"/>
+                <w:b w:val="0"/>
+                <w:sz w:val="18"/>
+              </w:rPr>
+              <w:t>Notifications</w:t>
             </w:r>
           </w:p>
         </w:tc>
@@ -11666,358 +12017,7 @@
           </w:tcPr>
           <w:p>
             <w:r>
-              <w:t>Principal portal UI wired; shared screens use roleKey=principal. Extended / extra class screen.</w:t>
-            </w:r>
-          </w:p>
-        </w:tc>
-      </w:tr>
-      <w:tr>
-        <w:tc>
-          <w:tcPr>
-            <w:tcW w:type="dxa" w:w="3408"/>
-          </w:tcPr>
-          <w:p>
-            <w:r>
-              <w:rPr>
-                <w:rFonts w:ascii="Calibri" w:hAnsi="Calibri"/>
-                <w:b w:val="0"/>
-                <w:sz w:val="18"/>
-              </w:rPr>
-              <w:t>Home Fun &gt; Student Home Fun</w:t>
-            </w:r>
-          </w:p>
-        </w:tc>
-        <w:tc>
-          <w:tcPr>
-            <w:tcW w:type="dxa" w:w="3408"/>
-            <w:shd w:fill="FFC7CE" w:val="clear"/>
-            <w:shd w:fill="C6EFCE" w:val="clear"/>
-          </w:tcPr>
-          <w:p>
-            <w:r>
-              <w:t>Completed</w:t>
-            </w:r>
-          </w:p>
-        </w:tc>
-        <w:tc>
-          <w:tcPr>
-            <w:tcW w:type="dxa" w:w="3408"/>
-          </w:tcPr>
-          <w:p>
-            <w:r>
-              <w:t>Principal portal UI wired; shared screens use roleKey=principal. Student Home Fun deliverables.</w:t>
-            </w:r>
-          </w:p>
-        </w:tc>
-      </w:tr>
-      <w:tr>
-        <w:tc>
-          <w:tcPr>
-            <w:tcW w:type="dxa" w:w="3408"/>
-          </w:tcPr>
-          <w:p>
-            <w:r>
-              <w:rPr>
-                <w:rFonts w:ascii="Calibri" w:hAnsi="Calibri"/>
-                <w:b w:val="0"/>
-                <w:sz w:val="18"/>
-              </w:rPr>
-              <w:t>Home Fun &gt; Teacher Home Fun</w:t>
-            </w:r>
-          </w:p>
-        </w:tc>
-        <w:tc>
-          <w:tcPr>
-            <w:tcW w:type="dxa" w:w="3408"/>
-            <w:shd w:fill="FFC7CE" w:val="clear"/>
-            <w:shd w:fill="C6EFCE" w:val="clear"/>
-          </w:tcPr>
-          <w:p>
-            <w:r>
-              <w:t>Completed</w:t>
-            </w:r>
-          </w:p>
-        </w:tc>
-        <w:tc>
-          <w:tcPr>
-            <w:tcW w:type="dxa" w:w="3408"/>
-          </w:tcPr>
-          <w:p>
-            <w:r>
-              <w:t>Principal portal UI wired; shared screens use roleKey=principal. Teacher Home Fun deliverables.</w:t>
-            </w:r>
-          </w:p>
-        </w:tc>
-      </w:tr>
-      <w:tr>
-        <w:tc>
-          <w:tcPr>
-            <w:tcW w:type="dxa" w:w="3408"/>
-          </w:tcPr>
-          <w:p>
-            <w:r>
-              <w:rPr>
-                <w:rFonts w:ascii="Calibri" w:hAnsi="Calibri"/>
-                <w:b w:val="0"/>
-                <w:sz w:val="18"/>
-              </w:rPr>
-              <w:t>Leave Request &gt; My Leave Requests</w:t>
-            </w:r>
-          </w:p>
-        </w:tc>
-        <w:tc>
-          <w:tcPr>
-            <w:tcW w:type="dxa" w:w="3408"/>
-            <w:shd w:fill="FFEB9C" w:val="clear"/>
-            <w:shd w:fill="C6EFCE" w:val="clear"/>
-          </w:tcPr>
-          <w:p>
-            <w:r>
-              <w:t>Completed</w:t>
-            </w:r>
-          </w:p>
-        </w:tc>
-        <w:tc>
-          <w:tcPr>
-            <w:tcW w:type="dxa" w:w="3408"/>
-          </w:tcPr>
-          <w:p>
-            <w:r>
-              <w:t>Shared domain API with principal permissions (+ exams.write, calendar.write, announcements.write, leave.decide) (15 Oct 2026). MyLeaveRequestsList roleKey=principal.</w:t>
-            </w:r>
-          </w:p>
-        </w:tc>
-      </w:tr>
-      <w:tr>
-        <w:tc>
-          <w:tcPr>
-            <w:tcW w:type="dxa" w:w="3408"/>
-          </w:tcPr>
-          <w:p>
-            <w:r>
-              <w:rPr>
-                <w:rFonts w:ascii="Calibri" w:hAnsi="Calibri"/>
-                <w:b w:val="0"/>
-                <w:sz w:val="18"/>
-              </w:rPr>
-              <w:t>Leave Request &gt; Received Leave Requests</w:t>
-            </w:r>
-          </w:p>
-        </w:tc>
-        <w:tc>
-          <w:tcPr>
-            <w:tcW w:type="dxa" w:w="3408"/>
-            <w:shd w:fill="FFEB9C" w:val="clear"/>
-            <w:shd w:fill="C6EFCE" w:val="clear"/>
-          </w:tcPr>
-          <w:p>
-            <w:r>
-              <w:t>Completed</w:t>
-            </w:r>
-          </w:p>
-        </w:tc>
-        <w:tc>
-          <w:tcPr>
-            <w:tcW w:type="dxa" w:w="3408"/>
-          </w:tcPr>
-          <w:p>
-            <w:r>
-              <w:t>Shared domain API with principal permissions (+ exams.write, calendar.write, announcements.write, leave.decide) (15 Oct 2026). ReceivedLeaveRequestsList roleKey=principal (leave.decide).</w:t>
-            </w:r>
-          </w:p>
-        </w:tc>
-      </w:tr>
-      <w:tr>
-        <w:tc>
-          <w:tcPr>
-            <w:tcW w:type="dxa" w:w="3408"/>
-          </w:tcPr>
-          <w:p>
-            <w:r>
-              <w:rPr>
-                <w:rFonts w:ascii="Calibri" w:hAnsi="Calibri"/>
-                <w:b w:val="0"/>
-                <w:sz w:val="18"/>
-              </w:rPr>
-              <w:t>My Attendance</w:t>
-            </w:r>
-          </w:p>
-        </w:tc>
-        <w:tc>
-          <w:tcPr>
-            <w:tcW w:type="dxa" w:w="3408"/>
-            <w:shd w:fill="FFC7CE" w:val="clear"/>
-            <w:shd w:fill="C6EFCE" w:val="clear"/>
-          </w:tcPr>
-          <w:p>
-            <w:r>
-              <w:t>Completed</w:t>
-            </w:r>
-          </w:p>
-        </w:tc>
-        <w:tc>
-          <w:tcPr>
-            <w:tcW w:type="dxa" w:w="3408"/>
-          </w:tcPr>
-          <w:p>
-            <w:r>
-              <w:t>Principal portal UI wired; shared screens use roleKey=principal. Staff my-attendance UI.</w:t>
-            </w:r>
-          </w:p>
-        </w:tc>
-      </w:tr>
-      <w:tr>
-        <w:tc>
-          <w:tcPr>
-            <w:tcW w:type="dxa" w:w="3408"/>
-          </w:tcPr>
-          <w:p>
-            <w:r>
-              <w:rPr>
-                <w:rFonts w:ascii="Calibri" w:hAnsi="Calibri"/>
-                <w:b w:val="0"/>
-                <w:sz w:val="18"/>
-              </w:rPr>
-              <w:t>Announcement</w:t>
-            </w:r>
-          </w:p>
-        </w:tc>
-        <w:tc>
-          <w:tcPr>
-            <w:tcW w:type="dxa" w:w="3408"/>
-            <w:shd w:fill="FFC7CE" w:val="clear"/>
-            <w:shd w:fill="C6EFCE" w:val="clear"/>
-          </w:tcPr>
-          <w:p>
-            <w:r>
-              <w:t>Completed</w:t>
-            </w:r>
-          </w:p>
-        </w:tc>
-        <w:tc>
-          <w:tcPr>
-            <w:tcW w:type="dxa" w:w="3408"/>
-          </w:tcPr>
-          <w:p>
-            <w:r>
-              <w:t>Shared domain API with principal permissions (+ exams.write, calendar.write, announcements.write, leave.decide) (15 Oct 2026). AnnouncementListView roleKey=principal (announcements.write).</w:t>
-            </w:r>
-          </w:p>
-        </w:tc>
-      </w:tr>
-      <w:tr>
-        <w:tc>
-          <w:tcPr>
-            <w:tcW w:type="dxa" w:w="3408"/>
-          </w:tcPr>
-          <w:p>
-            <w:r>
-              <w:rPr>
-                <w:rFonts w:ascii="Calibri" w:hAnsi="Calibri"/>
-                <w:b w:val="0"/>
-                <w:sz w:val="18"/>
-              </w:rPr>
-              <w:t>Communication</w:t>
-            </w:r>
-          </w:p>
-        </w:tc>
-        <w:tc>
-          <w:tcPr>
-            <w:tcW w:type="dxa" w:w="3408"/>
-            <w:shd w:fill="FFC7CE" w:val="clear"/>
-            <w:shd w:fill="C6EFCE" w:val="clear"/>
-          </w:tcPr>
-          <w:p>
-            <w:r>
-              <w:t>Completed</w:t>
-            </w:r>
-          </w:p>
-        </w:tc>
-        <w:tc>
-          <w:tcPr>
-            <w:tcW w:type="dxa" w:w="3408"/>
-          </w:tcPr>
-          <w:p>
-            <w:r>
-              <w:t>Shared domain API with principal permissions (+ exams.write, calendar.write, announcements.write, leave.decide) (15 Oct 2026). CommunicationPage roleKey=principal.</w:t>
-            </w:r>
-          </w:p>
-        </w:tc>
-      </w:tr>
-      <w:tr>
-        <w:tc>
-          <w:tcPr>
-            <w:tcW w:type="dxa" w:w="3408"/>
-          </w:tcPr>
-          <w:p>
-            <w:r>
-              <w:rPr>
-                <w:rFonts w:ascii="Calibri" w:hAnsi="Calibri"/>
-                <w:b w:val="0"/>
-                <w:sz w:val="18"/>
-              </w:rPr>
-              <w:t>Calendar</w:t>
-            </w:r>
-          </w:p>
-        </w:tc>
-        <w:tc>
-          <w:tcPr>
-            <w:tcW w:type="dxa" w:w="3408"/>
-            <w:shd w:fill="FFC7CE" w:val="clear"/>
-            <w:shd w:fill="C6EFCE" w:val="clear"/>
-          </w:tcPr>
-          <w:p>
-            <w:r>
-              <w:t>Completed</w:t>
-            </w:r>
-          </w:p>
-        </w:tc>
-        <w:tc>
-          <w:tcPr>
-            <w:tcW w:type="dxa" w:w="3408"/>
-          </w:tcPr>
-          <w:p>
-            <w:r>
-              <w:t>Shared domain API with principal permissions (+ exams.write, calendar.write, announcements.write, leave.decide) (15 Oct 2026). AcademicCalendarPage roleKey=principal (calendar.write).</w:t>
-            </w:r>
-          </w:p>
-        </w:tc>
-      </w:tr>
-      <w:tr>
-        <w:tc>
-          <w:tcPr>
-            <w:tcW w:type="dxa" w:w="3408"/>
-          </w:tcPr>
-          <w:p>
-            <w:r>
-              <w:rPr>
-                <w:rFonts w:ascii="Calibri" w:hAnsi="Calibri"/>
-                <w:b w:val="0"/>
-                <w:sz w:val="18"/>
-              </w:rPr>
-              <w:t>Notifications</w:t>
-            </w:r>
-          </w:p>
-        </w:tc>
-        <w:tc>
-          <w:tcPr>
-            <w:tcW w:type="dxa" w:w="3408"/>
-            <w:shd w:fill="FFC7CE" w:val="clear"/>
-            <w:shd w:fill="C6EFCE" w:val="clear"/>
-          </w:tcPr>
-          <w:p>
-            <w:r>
-              <w:t>Completed</w:t>
-            </w:r>
-          </w:p>
-        </w:tc>
-        <w:tc>
-          <w:tcPr>
-            <w:tcW w:type="dxa" w:w="3408"/>
-          </w:tcPr>
-          <w:p>
-            <w:r>
-              <w:t>Shared domain API with principal permissions (+ exams.write, calendar.write, announcements.write, leave.decide) (15 Oct 2026). Notifications hydrates GET /notifications.</w:t>
+              <w:t>Shared domain API with principal permissions (15 Oct 2026 build). Notifications hydrates GET /notifications.</w:t>
             </w:r>
           </w:p>
         </w:tc>
@@ -12056,7 +12056,7 @@
           </w:tcPr>
           <w:p>
             <w:r>
-              <w:t>Shared domain API with principal permissions (+ exams.write, calendar.write, announcements.write, leave.decide) (15 Oct 2026). EscalationListPage roleKey=principal.</w:t>
+              <w:t>Shared domain API with principal permissions (15 Oct 2026 build). EscalationListPage roleKey=principal.</w:t>
             </w:r>
           </w:p>
         </w:tc>
